--- a/course-content/authoring/shared/homework-problems/T3S.docx
+++ b/course-content/authoring/shared/homework-problems/T3S.docx
@@ -4,7 +4,7 @@
   <w:body>
     <w:p>
       <w:pPr>
-        <w:spacing w:before="0" w:after="240"/>
+        <w:spacing w:before="0" w:after="120"/>
         <w:jc w:val="center"/>
       </w:pPr>
       <w:r>
@@ -18,7 +18,7 @@
     </w:p>
     <w:p>
       <w:pPr>
-        <w:spacing w:after="120"/>
+        <w:spacing w:after="80"/>
       </w:pPr>
       <w:r>
         <w:rPr>
@@ -26,7 +26,7 @@
           <w:b w:val="0"/>
           <w:sz w:val="22"/>
         </w:rPr>
-        <w:t>本文件收录 T3-1 到 T3-3 的闭题参考答案，以及 O3 开放题示例答案。</w:t>
+        <w:t>本文件收录 `T3-1` 到 `T3-3` 的闭题参考答案，以及 `O3` 开放题示例答案。</w:t>
       </w:r>
     </w:p>
     <w:p>
@@ -57,7 +57,7 @@
     </w:p>
     <w:p>
       <w:pPr>
-        <w:spacing w:after="120"/>
+        <w:spacing w:after="80"/>
       </w:pPr>
       <w:r>
         <w:rPr>
@@ -70,7 +70,7 @@
     </w:p>
     <w:p>
       <w:pPr>
-        <w:spacing w:after="120"/>
+        <w:spacing w:after="80"/>
         <w:jc w:val="center"/>
       </w:pPr>
       <w:r>
@@ -84,7 +84,7 @@
     </w:p>
     <w:p>
       <w:pPr>
-        <w:spacing w:after="120"/>
+        <w:spacing w:after="80"/>
       </w:pPr>
       <w:r>
         <w:rPr>
@@ -92,43 +92,46 @@
           <w:b w:val="0"/>
           <w:sz w:val="22"/>
         </w:rPr>
-        <w:t>其中 K 为实参数。</w:t>
+        <w:t>其中 $K$ 为实参数。</w:t>
       </w:r>
     </w:p>
     <w:p>
       <w:pPr>
         <w:pStyle w:val="ListNumber"/>
-        <w:spacing w:after="60"/>
+        <w:spacing w:after="80"/>
       </w:pPr>
       <w:r>
         <w:rPr>
           <w:rFonts w:ascii="Microsoft YaHei" w:hAnsi="Microsoft YaHei" w:eastAsia="Microsoft YaHei"/>
+          <w:b w:val="0"/>
           <w:sz w:val="22"/>
         </w:rPr>
-        <w:t>用劳斯判据求系统稳定的 K 取值范围。</w:t>
+        <w:t>用劳斯判据求系统稳定的 $K$ 取值范围。</w:t>
       </w:r>
     </w:p>
     <w:p>
       <w:pPr>
         <w:pStyle w:val="ListNumber"/>
-        <w:spacing w:after="60"/>
+        <w:spacing w:after="80"/>
       </w:pPr>
       <w:r>
         <w:rPr>
           <w:rFonts w:ascii="Microsoft YaHei" w:hAnsi="Microsoft YaHei" w:eastAsia="Microsoft YaHei"/>
+          <w:b w:val="0"/>
           <w:sz w:val="22"/>
         </w:rPr>
-        <w:t>给出系统处于临界稳定时的 K 值。</w:t>
+        <w:t>给出系统处于临界稳定时的 $K$ 值。</w:t>
       </w:r>
     </w:p>
     <w:p>
       <w:pPr>
         <w:pStyle w:val="ListNumber"/>
-        <w:spacing w:after="60"/>
+        <w:spacing w:after="80"/>
       </w:pPr>
       <w:r>
         <w:rPr>
           <w:rFonts w:ascii="Microsoft YaHei" w:hAnsi="Microsoft YaHei" w:eastAsia="Microsoft YaHei"/>
+          <w:b w:val="0"/>
           <w:sz w:val="22"/>
         </w:rPr>
         <w:t>用一句话说明：为什么这里求出的稳定区间，只能看作后续参数筛选的第一层可行域？</w:t>
@@ -149,7 +152,7 @@
     </w:p>
     <w:p>
       <w:pPr>
-        <w:spacing w:after="120"/>
+        <w:spacing w:after="80"/>
       </w:pPr>
       <w:r>
         <w:rPr>
@@ -162,7 +165,7 @@
     </w:p>
     <w:p>
       <w:pPr>
-        <w:spacing w:after="120"/>
+        <w:spacing w:after="80"/>
         <w:jc w:val="center"/>
       </w:pPr>
       <w:r>
@@ -172,8 +175,13 @@
           <w:sz w:val="20"/>
         </w:rPr>
         <w:t>\begin{array}{c|ccc}</w:t>
-        <w:br/>
       </w:r>
+    </w:p>
+    <w:p>
+      <w:pPr>
+        <w:spacing w:after="80"/>
+        <w:jc w:val="center"/>
+      </w:pPr>
       <w:r>
         <w:rPr>
           <w:rFonts w:ascii="Arial Unicode MS" w:hAnsi="Arial Unicode MS" w:eastAsia="Arial Unicode MS"/>
@@ -181,8 +189,13 @@
           <w:sz w:val="20"/>
         </w:rPr>
         <w:t>s^4 &amp; 1 &amp; K+1 &amp; 2\\</w:t>
-        <w:br/>
       </w:r>
+    </w:p>
+    <w:p>
+      <w:pPr>
+        <w:spacing w:after="80"/>
+        <w:jc w:val="center"/>
+      </w:pPr>
       <w:r>
         <w:rPr>
           <w:rFonts w:ascii="Arial Unicode MS" w:hAnsi="Arial Unicode MS" w:eastAsia="Arial Unicode MS"/>
@@ -190,8 +203,13 @@
           <w:sz w:val="20"/>
         </w:rPr>
         <w:t>s^3 &amp; 3 &amp; 8-K &amp; 0\\</w:t>
-        <w:br/>
       </w:r>
+    </w:p>
+    <w:p>
+      <w:pPr>
+        <w:spacing w:after="80"/>
+        <w:jc w:val="center"/>
+      </w:pPr>
       <w:r>
         <w:rPr>
           <w:rFonts w:ascii="Arial Unicode MS" w:hAnsi="Arial Unicode MS" w:eastAsia="Arial Unicode MS"/>
@@ -199,17 +217,27 @@
           <w:sz w:val="20"/>
         </w:rPr>
         <w:t>s^2 &amp; \dfrac{3(K+1)-(8-K)}{3}=\dfrac{4K-5}{3} &amp; 2 &amp; 0\\</w:t>
-        <w:br/>
       </w:r>
+    </w:p>
+    <w:p>
+      <w:pPr>
+        <w:spacing w:after="80"/>
+        <w:jc w:val="center"/>
+      </w:pPr>
       <w:r>
         <w:rPr>
           <w:rFonts w:ascii="Arial Unicode MS" w:hAnsi="Arial Unicode MS" w:eastAsia="Arial Unicode MS"/>
           <w:b w:val="0"/>
           <w:sz w:val="20"/>
         </w:rPr>
-        <w:t>s^1 &amp; \dfrac{\dfrac{4K-5}{3}(8-K)-3· 2}{\dfrac{4K-5}{3}}=\dfrac{-4K^2+37K-58}{4K-5} &amp; 0 &amp; 0\\</w:t>
-        <w:br/>
+        <w:t>s^1 &amp; \dfrac{\dfrac{4K-5}{3}(8-K)-3\cdot 2}{\dfrac{4K-5}{3}}=\dfrac{-4K^2+37K-58}{4K-5} &amp; 0 &amp; 0\\</w:t>
       </w:r>
+    </w:p>
+    <w:p>
+      <w:pPr>
+        <w:spacing w:after="80"/>
+        <w:jc w:val="center"/>
+      </w:pPr>
       <w:r>
         <w:rPr>
           <w:rFonts w:ascii="Arial Unicode MS" w:hAnsi="Arial Unicode MS" w:eastAsia="Arial Unicode MS"/>
@@ -217,8 +245,13 @@
           <w:sz w:val="20"/>
         </w:rPr>
         <w:t>s^0 &amp; 2 &amp; &amp;</w:t>
-        <w:br/>
       </w:r>
+    </w:p>
+    <w:p>
+      <w:pPr>
+        <w:spacing w:after="80"/>
+        <w:jc w:val="center"/>
+      </w:pPr>
       <w:r>
         <w:rPr>
           <w:rFonts w:ascii="Arial Unicode MS" w:hAnsi="Arial Unicode MS" w:eastAsia="Arial Unicode MS"/>
@@ -226,8 +259,13 @@
           <w:sz w:val="20"/>
         </w:rPr>
         <w:t>\end{array}</w:t>
-        <w:br/>
       </w:r>
+    </w:p>
+    <w:p>
+      <w:pPr>
+        <w:spacing w:after="80"/>
+        <w:jc w:val="center"/>
+      </w:pPr>
       <w:r>
         <w:rPr>
           <w:rFonts w:ascii="Arial Unicode MS" w:hAnsi="Arial Unicode MS" w:eastAsia="Arial Unicode MS"/>
@@ -239,7 +277,7 @@
     </w:p>
     <w:p>
       <w:pPr>
-        <w:spacing w:after="120"/>
+        <w:spacing w:after="80"/>
       </w:pPr>
       <w:r>
         <w:rPr>
@@ -252,7 +290,7 @@
     </w:p>
     <w:p>
       <w:pPr>
-        <w:spacing w:after="120"/>
+        <w:spacing w:after="80"/>
         <w:jc w:val="center"/>
       </w:pPr>
       <w:r>
@@ -261,9 +299,14 @@
           <w:b w:val="0"/>
           <w:sz w:val="20"/>
         </w:rPr>
-        <w:t>\dfrac{4K-5}{3}&gt;0 ⇒  K&gt;\dfrac{5}{4}</w:t>
-        <w:br/>
+        <w:t>\dfrac{4K-5}{3}&gt;0\quad\Rightarrow\quad K&gt;\dfrac{5}{4}</w:t>
       </w:r>
+    </w:p>
+    <w:p>
+      <w:pPr>
+        <w:spacing w:after="80"/>
+        <w:jc w:val="center"/>
+      </w:pPr>
       <w:r>
         <w:rPr>
           <w:rFonts w:ascii="Arial Unicode MS" w:hAnsi="Arial Unicode MS" w:eastAsia="Arial Unicode MS"/>
@@ -275,7 +318,7 @@
     </w:p>
     <w:p>
       <w:pPr>
-        <w:spacing w:after="120"/>
+        <w:spacing w:after="80"/>
       </w:pPr>
       <w:r>
         <w:rPr>
@@ -283,12 +326,12 @@
           <w:b w:val="0"/>
           <w:sz w:val="22"/>
         </w:rPr>
-        <w:t>又因为此时 4K-5&gt;0，故还需</w:t>
+        <w:t>又因为此时 $4K-5&gt;0$，故还需</w:t>
       </w:r>
     </w:p>
     <w:p>
       <w:pPr>
-        <w:spacing w:after="120"/>
+        <w:spacing w:after="80"/>
         <w:jc w:val="center"/>
       </w:pPr>
       <w:r>
@@ -297,12 +340,12 @@
           <w:b w:val="0"/>
           <w:sz w:val="20"/>
         </w:rPr>
-        <w:t>\dfrac{-4K^2+37K-58}{4K-5}&gt;0 ⇒  -4K^2+37K-58&gt;0.</w:t>
+        <w:t>\dfrac{-4K^2+37K-58}{4K-5}&gt;0\quad\Rightarrow\quad -4K^2+37K-58&gt;0.</w:t>
       </w:r>
     </w:p>
     <w:p>
       <w:pPr>
-        <w:spacing w:after="120"/>
+        <w:spacing w:after="80"/>
       </w:pPr>
       <w:r>
         <w:rPr>
@@ -315,7 +358,7 @@
     </w:p>
     <w:p>
       <w:pPr>
-        <w:spacing w:after="120"/>
+        <w:spacing w:after="80"/>
         <w:jc w:val="center"/>
       </w:pPr>
       <w:r>
@@ -329,7 +372,7 @@
     </w:p>
     <w:p>
       <w:pPr>
-        <w:spacing w:after="120"/>
+        <w:spacing w:after="80"/>
       </w:pPr>
       <w:r>
         <w:rPr>
@@ -342,7 +385,7 @@
     </w:p>
     <w:p>
       <w:pPr>
-        <w:spacing w:after="120"/>
+        <w:spacing w:after="80"/>
         <w:jc w:val="center"/>
       </w:pPr>
       <w:r>
@@ -351,9 +394,14 @@
           <w:b w:val="0"/>
           <w:sz w:val="20"/>
         </w:rPr>
-        <w:t>(K-2)(4K-29)&lt;0 ⇒  2&lt;K&lt;\dfrac{29}{4}</w:t>
-        <w:br/>
+        <w:t>(K-2)(4K-29)&lt;0\quad\Rightarrow\quad 2&lt;K&lt;\dfrac{29}{4}</w:t>
       </w:r>
+    </w:p>
+    <w:p>
+      <w:pPr>
+        <w:spacing w:after="80"/>
+        <w:jc w:val="center"/>
+      </w:pPr>
       <w:r>
         <w:rPr>
           <w:rFonts w:ascii="Arial Unicode MS" w:hAnsi="Arial Unicode MS" w:eastAsia="Arial Unicode MS"/>
@@ -365,7 +413,7 @@
     </w:p>
     <w:p>
       <w:pPr>
-        <w:spacing w:after="120"/>
+        <w:spacing w:after="80"/>
       </w:pPr>
       <w:r>
         <w:rPr>
@@ -378,7 +426,7 @@
     </w:p>
     <w:p>
       <w:pPr>
-        <w:spacing w:after="120"/>
+        <w:spacing w:after="80"/>
         <w:jc w:val="center"/>
       </w:pPr>
       <w:r>
@@ -388,8 +436,13 @@
           <w:sz w:val="20"/>
         </w:rPr>
         <w:t>2&lt;K&lt;\dfrac{29}{4}.</w:t>
-        <w:br/>
       </w:r>
+    </w:p>
+    <w:p>
+      <w:pPr>
+        <w:spacing w:after="80"/>
+        <w:jc w:val="center"/>
+      </w:pPr>
       <w:r>
         <w:rPr>
           <w:rFonts w:ascii="Arial Unicode MS" w:hAnsi="Arial Unicode MS" w:eastAsia="Arial Unicode MS"/>
@@ -401,7 +454,7 @@
     </w:p>
     <w:p>
       <w:pPr>
-        <w:spacing w:after="120"/>
+        <w:spacing w:after="80"/>
       </w:pPr>
       <w:r>
         <w:rPr>
@@ -414,7 +467,7 @@
     </w:p>
     <w:p>
       <w:pPr>
-        <w:spacing w:after="120"/>
+        <w:spacing w:after="80"/>
         <w:jc w:val="center"/>
       </w:pPr>
       <w:r>
@@ -423,12 +476,12 @@
           <w:b w:val="0"/>
           <w:sz w:val="20"/>
         </w:rPr>
-        <w:t>K=2  或  K=\dfrac{29}{4}</w:t>
+        <w:t>K=2\quad \text{或}\quad K=\dfrac{29}{4}</w:t>
       </w:r>
     </w:p>
     <w:p>
       <w:pPr>
-        <w:spacing w:after="120"/>
+        <w:spacing w:after="80"/>
       </w:pPr>
       <w:r>
         <w:rPr>
@@ -436,12 +489,12 @@
           <w:b w:val="0"/>
           <w:sz w:val="22"/>
         </w:rPr>
-        <w:t>时，s^1 行首项为 0，系统位于稳定边界。由上一行辅助多项式可知：当 K=2 时，s^2 行对应 A(s)=s^2+2，故有虚根 s=± j\sqrt{2}；当 K=\dfrac{29}{4} 时，s^2 行可写为 A(s)=8s^2+2，故有虚根 s=± j/2。因此临界稳定对应的参数为</w:t>
+        <w:t>时，$s^1$ 行首项为 0，系统位于稳定边界。由上一行辅助多项式可知：当 $K=2$ 时，$s^2$ 行对应 $A(s)=s^2+2$，故有虚根 $s=\pm j\sqrt{2}$；当 $K=\dfrac{29}{4}$ 时，$s^2$ 行可写为 $A(s)=8s^2+2$，故有虚根 $s=\pm j/2$。因此临界稳定对应的参数为</w:t>
       </w:r>
     </w:p>
     <w:p>
       <w:pPr>
-        <w:spacing w:after="120"/>
+        <w:spacing w:after="80"/>
         <w:jc w:val="center"/>
       </w:pPr>
       <w:r>
@@ -450,9 +503,14 @@
           <w:b w:val="0"/>
           <w:sz w:val="20"/>
         </w:rPr>
-        <w:t>K=2  或  K=\dfrac{29}{4}.</w:t>
-        <w:br/>
+        <w:t>K=2\quad \text{或}\quad K=\dfrac{29}{4}.</w:t>
       </w:r>
+    </w:p>
+    <w:p>
+      <w:pPr>
+        <w:spacing w:after="80"/>
+        <w:jc w:val="center"/>
+      </w:pPr>
       <w:r>
         <w:rPr>
           <w:rFonts w:ascii="Arial Unicode MS" w:hAnsi="Arial Unicode MS" w:eastAsia="Arial Unicode MS"/>
@@ -464,7 +522,7 @@
     </w:p>
     <w:p>
       <w:pPr>
-        <w:spacing w:after="120"/>
+        <w:spacing w:after="80"/>
       </w:pPr>
       <w:r>
         <w:rPr>
@@ -491,66 +549,71 @@
     <w:p>
       <w:pPr>
         <w:pStyle w:val="ListBullet"/>
-        <w:spacing w:after="60"/>
+        <w:spacing w:after="80"/>
       </w:pPr>
       <w:r>
         <w:rPr>
           <w:rFonts w:ascii="Microsoft YaHei" w:hAnsi="Microsoft YaHei" w:eastAsia="Microsoft YaHei"/>
+          <w:b w:val="0"/>
           <w:sz w:val="22"/>
         </w:rPr>
-        <w:t>劳斯阵列（6分）：各行元素写对，尤其是 s^2 行与 s^1 行首项正确。若列阵思路正确但代数有轻微错误，可酌情给 1-2 分。</w:t>
+        <w:t>**劳斯阵列**（6分）：各行元素写对，尤其是 `s^2` 行与 `s^1` 行首项正确。若列阵思路正确但代数有轻微错误，可酌情给 `1-2` 分。</w:t>
       </w:r>
     </w:p>
     <w:p>
       <w:pPr>
         <w:pStyle w:val="ListBullet"/>
-        <w:spacing w:after="60"/>
+        <w:spacing w:after="80"/>
       </w:pPr>
       <w:r>
         <w:rPr>
           <w:rFonts w:ascii="Microsoft YaHei" w:hAnsi="Microsoft YaHei" w:eastAsia="Microsoft YaHei"/>
+          <w:b w:val="0"/>
           <w:sz w:val="22"/>
         </w:rPr>
-        <w:t>稳定区间求解（8分）：能基于第一列同号条件建立不等式，并正确化简到 2&lt;K&lt;29/4。若只得到单侧不等式或遗漏开区间边界，扣 1-2 分。</w:t>
+        <w:t>**稳定区间求解**（8分）：能基于第一列同号条件建立不等式，并正确化简到 $2&lt;K&lt;29/4$。若只得到单侧不等式或遗漏开区间边界，扣 `1-2` 分。</w:t>
       </w:r>
     </w:p>
     <w:p>
       <w:pPr>
         <w:pStyle w:val="ListBullet"/>
-        <w:spacing w:after="60"/>
+        <w:spacing w:after="80"/>
       </w:pPr>
       <w:r>
         <w:rPr>
           <w:rFonts w:ascii="Microsoft YaHei" w:hAnsi="Microsoft YaHei" w:eastAsia="Microsoft YaHei"/>
+          <w:b w:val="0"/>
           <w:sz w:val="22"/>
         </w:rPr>
-        <w:t>临界条件说明（2分）：明确指出临界稳定发生在 K=2 与 K=29/4，且知道边界值不属于稳定区间。</w:t>
+        <w:t>**临界条件说明**（2分）：明确指出临界稳定发生在 $K=2$ 与 $K=29/4$，且知道边界值不属于稳定区间。</w:t>
       </w:r>
     </w:p>
     <w:p>
       <w:pPr>
         <w:pStyle w:val="ListBullet"/>
-        <w:spacing w:after="60"/>
+        <w:spacing w:after="80"/>
       </w:pPr>
       <w:r>
         <w:rPr>
           <w:rFonts w:ascii="Microsoft YaHei" w:hAnsi="Microsoft YaHei" w:eastAsia="Microsoft YaHei"/>
+          <w:b w:val="0"/>
           <w:sz w:val="22"/>
         </w:rPr>
-        <w:t>概念理解（2分）：能说明稳定区间只是参数可行域的第一层筛选，不等于动态性能结论或最终设计结论。</w:t>
+        <w:t>**概念理解**（2分）：能说明稳定区间只是参数可行域的第一层筛选，不等于动态性能结论或最终设计结论。</w:t>
       </w:r>
     </w:p>
     <w:p>
       <w:pPr>
         <w:pStyle w:val="ListBullet"/>
-        <w:spacing w:after="60"/>
+        <w:spacing w:after="80"/>
       </w:pPr>
       <w:r>
         <w:rPr>
           <w:rFonts w:ascii="Microsoft YaHei" w:hAnsi="Microsoft YaHei" w:eastAsia="Microsoft YaHei"/>
+          <w:b w:val="0"/>
           <w:sz w:val="22"/>
         </w:rPr>
-        <w:t>书写完整性（2分）：结论表达完整，稳定区间、临界值、简要解释三者齐全。</w:t>
+        <w:t>**书写完整性**（2分）：结论表达完整，稳定区间、临界值、简要解释三者齐全。</w:t>
       </w:r>
     </w:p>
     <w:p/>
@@ -582,7 +645,7 @@
     </w:p>
     <w:p>
       <w:pPr>
-        <w:spacing w:after="120"/>
+        <w:spacing w:after="80"/>
       </w:pPr>
       <w:r>
         <w:rPr>
@@ -590,12 +653,12 @@
           <w:b w:val="0"/>
           <w:sz w:val="22"/>
         </w:rPr>
-        <w:t>某单位负反馈系统只采用比例控制，实际控制器增益记为 K_c，且只考虑 K_c ≥ 0。教师给出的完整根轨迹主图采用“作图增益” K_r，两者关系已明确标注为</w:t>
+        <w:t>某单位负反馈系统只采用比例控制，实际控制器增益记为 $K_c$，且只考虑 $K_c \ge 0$。教师给出的完整根轨迹主图采用“作图增益” $K_r$，两者关系已明确标注为</w:t>
       </w:r>
     </w:p>
     <w:p>
       <w:pPr>
-        <w:spacing w:after="120"/>
+        <w:spacing w:after="80"/>
         <w:jc w:val="center"/>
       </w:pPr>
       <w:r>
@@ -609,7 +672,73 @@
     </w:p>
     <w:p>
       <w:pPr>
+        <w:spacing w:after="80"/>
+      </w:pPr>
+      <w:r>
+        <w:rPr>
+          <w:rFonts w:ascii="Microsoft YaHei" w:hAnsi="Microsoft YaHei" w:eastAsia="Microsoft YaHei"/>
+          <w:b w:val="0"/>
+          <w:sz w:val="22"/>
+        </w:rPr>
+        <w:t>根轨迹读图示意如下。该图依据题干给出的关键节点绘制，用于完成读图、换算和趋势解释。</w:t>
+      </w:r>
+    </w:p>
+    <w:p>
+      <w:pPr>
+        <w:jc w:val="center"/>
+      </w:pPr>
+      <w:r>
+        <w:drawing>
+          <wp:inline xmlns:a="http://schemas.openxmlformats.org/drawingml/2006/main" xmlns:pic="http://schemas.openxmlformats.org/drawingml/2006/picture">
+            <wp:extent cx="5486400" cy="4489922"/>
+            <wp:docPr id="1" name="Picture 1"/>
+            <wp:cNvGraphicFramePr>
+              <a:graphicFrameLocks noChangeAspect="1"/>
+            </wp:cNvGraphicFramePr>
+            <a:graphic>
+              <a:graphicData uri="http://schemas.openxmlformats.org/drawingml/2006/picture">
+                <pic:pic>
+                  <pic:nvPicPr>
+                    <pic:cNvPr id="0" name="T3-2-root-locus-reading.png"/>
+                    <pic:cNvPicPr/>
+                  </pic:nvPicPr>
+                  <pic:blipFill>
+                    <a:blip r:embed="rId9"/>
+                    <a:stretch>
+                      <a:fillRect/>
+                    </a:stretch>
+                  </pic:blipFill>
+                  <pic:spPr>
+                    <a:xfrm>
+                      <a:off x="0" y="0"/>
+                      <a:ext cx="5486400" cy="4489922"/>
+                    </a:xfrm>
+                    <a:prstGeom prst="rect"/>
+                  </pic:spPr>
+                </pic:pic>
+              </a:graphicData>
+            </a:graphic>
+          </wp:inline>
+        </w:drawing>
+      </w:r>
+    </w:p>
+    <w:p>
+      <w:pPr>
         <w:spacing w:after="120"/>
+        <w:jc w:val="center"/>
+      </w:pPr>
+      <w:r>
+        <w:rPr>
+          <w:rFonts w:ascii="Microsoft YaHei" w:hAnsi="Microsoft YaHei" w:eastAsia="Microsoft YaHei"/>
+          <w:b w:val="0"/>
+          <w:sz w:val="18"/>
+        </w:rPr>
+        <w:t>根轨迹读图示意图</w:t>
+      </w:r>
+    </w:p>
+    <w:p>
+      <w:pPr>
+        <w:spacing w:after="80"/>
       </w:pPr>
       <w:r>
         <w:rPr>
@@ -623,63 +752,68 @@
     <w:p>
       <w:pPr>
         <w:pStyle w:val="ListNumber"/>
-        <w:spacing w:after="60"/>
+        <w:spacing w:after="80"/>
       </w:pPr>
       <w:r>
         <w:rPr>
           <w:rFonts w:ascii="Microsoft YaHei" w:hAnsi="Microsoft YaHei" w:eastAsia="Microsoft YaHei"/>
+          <w:b w:val="0"/>
           <w:sz w:val="22"/>
         </w:rPr>
-        <w:t>当 K_r=0 时，闭环极点位于 s=0,-2,-6。</w:t>
+        <w:t>当 $K_r=0$ 时，闭环极点位于 $s=0,-2,-6$。</w:t>
       </w:r>
     </w:p>
     <w:p>
       <w:pPr>
         <w:pStyle w:val="ListNumber"/>
-        <w:spacing w:after="60"/>
+        <w:spacing w:after="80"/>
       </w:pPr>
       <w:r>
         <w:rPr>
           <w:rFonts w:ascii="Microsoft YaHei" w:hAnsi="Microsoft YaHei" w:eastAsia="Microsoft YaHei"/>
+          <w:b w:val="0"/>
           <w:sz w:val="22"/>
         </w:rPr>
-        <w:t>从 s=0 与 s=-2 出发的两条实轴分支相向移动，并在 s≈ -0.8 处分离，此时 K_r≈ 1.6。</w:t>
+        <w:t>从 $s=0$ 与 $s=-2$ 出发的两条实轴分支相向移动，并在 $s\approx -0.8$ 处分离，此时 $K_r\approx 1.6$。</w:t>
       </w:r>
     </w:p>
     <w:p>
       <w:pPr>
         <w:pStyle w:val="ListNumber"/>
-        <w:spacing w:after="60"/>
+        <w:spacing w:after="80"/>
       </w:pPr>
       <w:r>
         <w:rPr>
           <w:rFonts w:ascii="Microsoft YaHei" w:hAnsi="Microsoft YaHei" w:eastAsia="Microsoft YaHei"/>
+          <w:b w:val="0"/>
           <w:sz w:val="22"/>
         </w:rPr>
-        <w:t>分离后形成一对共轭复极点，分别沿上、下两支轨迹移动；当 K_r=6 时，这对极点穿过虚轴，交点约为 s=± j2.4。</w:t>
+        <w:t>分离后形成一对共轭复极点，分别沿上、下两支轨迹移动；当 $K_r=6$ 时，这对极点穿过虚轴，交点约为 $s=\pm j2.4$。</w:t>
       </w:r>
     </w:p>
     <w:p>
       <w:pPr>
         <w:pStyle w:val="ListNumber"/>
-        <w:spacing w:after="60"/>
+        <w:spacing w:after="80"/>
       </w:pPr>
       <w:r>
         <w:rPr>
           <w:rFonts w:ascii="Microsoft YaHei" w:hAnsi="Microsoft YaHei" w:eastAsia="Microsoft YaHei"/>
+          <w:b w:val="0"/>
           <w:sz w:val="22"/>
         </w:rPr>
-        <w:t>当 K_r&gt;6 时，这对共轭极点进入右半平面。</w:t>
+        <w:t>当 $K_r&gt;6$ 时，这对共轭极点进入右半平面。</w:t>
       </w:r>
     </w:p>
     <w:p>
       <w:pPr>
         <w:pStyle w:val="ListNumber"/>
-        <w:spacing w:after="60"/>
+        <w:spacing w:after="80"/>
       </w:pPr>
       <w:r>
         <w:rPr>
           <w:rFonts w:ascii="Microsoft YaHei" w:hAnsi="Microsoft YaHei" w:eastAsia="Microsoft YaHei"/>
+          <w:b w:val="0"/>
           <w:sz w:val="22"/>
         </w:rPr>
         <w:t>从主图读得两组代表性点：</w:t>
@@ -688,32 +822,34 @@
     <w:p>
       <w:pPr>
         <w:pStyle w:val="ListBullet"/>
-        <w:spacing w:after="60"/>
+        <w:spacing w:after="80"/>
       </w:pPr>
       <w:r>
         <w:rPr>
           <w:rFonts w:ascii="Microsoft YaHei" w:hAnsi="Microsoft YaHei" w:eastAsia="Microsoft YaHei"/>
+          <w:b w:val="0"/>
           <w:sz w:val="22"/>
         </w:rPr>
-        <w:t>当 K_r=2 时，主导极点约为 s_{1,2}≈ -0.72 ± j0.78；</w:t>
+        <w:t>当 $K_r=2$ 时，主导极点约为 $s_{1,2}\approx -0.72 \pm j0.78$；</w:t>
       </w:r>
     </w:p>
     <w:p>
       <w:pPr>
         <w:pStyle w:val="ListBullet"/>
-        <w:spacing w:after="60"/>
+        <w:spacing w:after="80"/>
       </w:pPr>
       <w:r>
         <w:rPr>
           <w:rFonts w:ascii="Microsoft YaHei" w:hAnsi="Microsoft YaHei" w:eastAsia="Microsoft YaHei"/>
+          <w:b w:val="0"/>
           <w:sz w:val="22"/>
         </w:rPr>
-        <w:t>当 K_r=5 时，主导极点约为 s_{1,2}≈ -0.18 ± j1.92。</w:t>
+        <w:t>当 $K_r=5$ 时，主导极点约为 $s_{1,2}\approx -0.18 \pm j1.92$。</w:t>
       </w:r>
     </w:p>
     <w:p>
       <w:pPr>
-        <w:spacing w:after="120"/>
+        <w:spacing w:after="80"/>
       </w:pPr>
       <w:r>
         <w:rPr>
@@ -727,45 +863,48 @@
     <w:p>
       <w:pPr>
         <w:pStyle w:val="ListNumber"/>
-        <w:spacing w:after="60"/>
+        <w:spacing w:after="80"/>
       </w:pPr>
       <w:r>
         <w:rPr>
           <w:rFonts w:ascii="Microsoft YaHei" w:hAnsi="Microsoft YaHei" w:eastAsia="Microsoft YaHei"/>
+          <w:b w:val="0"/>
           <w:sz w:val="22"/>
         </w:rPr>
-        <w:t>写出闭环稳定的 K_r 取值窗口，并换算为实际控制器增益 K_c 的稳定窗口。</w:t>
+        <w:t>写出闭环稳定的 $K_r$ 取值窗口，并换算为实际控制器增益 $K_c$ 的稳定窗口。</w:t>
       </w:r>
     </w:p>
     <w:p>
       <w:pPr>
         <w:pStyle w:val="ListNumber"/>
-        <w:spacing w:after="60"/>
+        <w:spacing w:after="80"/>
       </w:pPr>
       <w:r>
         <w:rPr>
           <w:rFonts w:ascii="Microsoft YaHei" w:hAnsi="Microsoft YaHei" w:eastAsia="Microsoft YaHei"/>
+          <w:b w:val="0"/>
           <w:sz w:val="22"/>
         </w:rPr>
-        <w:t>若工程上要求“工作增益不超过稳定边界的 80%”，求允许的 K_c 上限。</w:t>
+        <w:t>若工程上要求“工作增益不超过稳定边界的 80%”，求允许的 $K_c$ 上限。</w:t>
       </w:r>
     </w:p>
     <w:p>
       <w:pPr>
         <w:pStyle w:val="ListNumber"/>
-        <w:spacing w:after="60"/>
+        <w:spacing w:after="80"/>
       </w:pPr>
       <w:r>
         <w:rPr>
           <w:rFonts w:ascii="Microsoft YaHei" w:hAnsi="Microsoft YaHei" w:eastAsia="Microsoft YaHei"/>
+          <w:b w:val="0"/>
           <w:sz w:val="22"/>
         </w:rPr>
-        <w:t>现把控制器增益从 K_c=0.50 增大到 K_c=1.25。说明根轨迹上的极点总体向哪个方向迁移，并结合题中给出的读点，解释闭环响应在振荡程度、超调趋势和衰减快慢上的变化。</w:t>
+        <w:t>现把控制器增益从 $K_c=0.50$ 增大到 $K_c=1.25$。说明根轨迹上的极点总体向哪个方向迁移，并结合题中给出的读点，解释闭环响应在振荡程度、超调趋势和衰减快慢上的变化。</w:t>
       </w:r>
     </w:p>
     <w:p>
       <w:pPr>
-        <w:spacing w:after="120"/>
+        <w:spacing w:after="80"/>
       </w:pPr>
       <w:r>
         <w:rPr>
@@ -791,7 +930,7 @@
     </w:p>
     <w:p>
       <w:pPr>
-        <w:spacing w:after="120"/>
+        <w:spacing w:after="80"/>
       </w:pPr>
       <w:r>
         <w:rPr>
@@ -799,25 +938,26 @@
           <w:b w:val="0"/>
           <w:sz w:val="22"/>
         </w:rPr>
-        <w:t>设题中作图增益与实际控制器增益满足 K_r=4K_c。</w:t>
+        <w:t>设题中作图增益与实际控制器增益满足 $K_r=4K_c$。</w:t>
       </w:r>
     </w:p>
     <w:p>
       <w:pPr>
         <w:pStyle w:val="ListNumber"/>
-        <w:spacing w:after="60"/>
+        <w:spacing w:after="80"/>
       </w:pPr>
       <w:r>
         <w:rPr>
           <w:rFonts w:ascii="Microsoft YaHei" w:hAnsi="Microsoft YaHei" w:eastAsia="Microsoft YaHei"/>
+          <w:b w:val="0"/>
           <w:sz w:val="22"/>
         </w:rPr>
-        <w:t>由题给信息知：当 K_r=6 时根轨迹穿过虚轴，而当 K_r&gt;6 时共轭极点进入右半平面，因此严格稳定时必须满足</w:t>
+        <w:t>由题给信息知：当 $K_r=6$ 时根轨迹穿过虚轴，而当 $K_r&gt;6$ 时共轭极点进入右半平面，因此严格稳定时必须满足</w:t>
       </w:r>
     </w:p>
     <w:p>
       <w:pPr>
-        <w:spacing w:after="120"/>
+        <w:spacing w:after="80"/>
         <w:jc w:val="center"/>
       </w:pPr>
       <w:r>
@@ -826,12 +966,12 @@
           <w:b w:val="0"/>
           <w:sz w:val="20"/>
         </w:rPr>
-        <w:t xml:space="preserve">   0&lt;K_r&lt;6.\tag{4分}</w:t>
+        <w:t>0&lt;K_r&lt;6.\tag{4分}</w:t>
       </w:r>
     </w:p>
     <w:p>
       <w:pPr>
-        <w:spacing w:after="120"/>
+        <w:spacing w:after="80"/>
       </w:pPr>
       <w:r>
         <w:rPr>
@@ -839,12 +979,12 @@
           <w:b w:val="0"/>
           <w:sz w:val="22"/>
         </w:rPr>
-        <w:t xml:space="preserve">   再由 K_r=4K_c 换算，得</w:t>
+        <w:t>再由 $K_r=4K_c$ 换算，得</w:t>
       </w:r>
     </w:p>
     <w:p>
       <w:pPr>
-        <w:spacing w:after="120"/>
+        <w:spacing w:after="80"/>
         <w:jc w:val="center"/>
       </w:pPr>
       <w:r>
@@ -853,12 +993,12 @@
           <w:b w:val="0"/>
           <w:sz w:val="20"/>
         </w:rPr>
-        <w:t xml:space="preserve">   0&lt;K_c&lt;\frac{6}{4}=1.5.\tag{4分}</w:t>
+        <w:t>0&lt;K_c&lt;\frac{6}{4}=1.5.\tag{4分}</w:t>
       </w:r>
     </w:p>
     <w:p>
       <w:pPr>
-        <w:spacing w:after="120"/>
+        <w:spacing w:after="80"/>
       </w:pPr>
       <w:r>
         <w:rPr>
@@ -866,17 +1006,18 @@
           <w:b w:val="0"/>
           <w:sz w:val="22"/>
         </w:rPr>
-        <w:t xml:space="preserve">   所以实际比例增益的稳定窗口为 0&lt;K_c&lt;1.5。</w:t>
+        <w:t>所以实际比例增益的稳定窗口为 $0&lt;K_c&lt;1.5$。</w:t>
       </w:r>
     </w:p>
     <w:p>
       <w:pPr>
         <w:pStyle w:val="ListNumber"/>
-        <w:spacing w:after="60"/>
+        <w:spacing w:after="80"/>
       </w:pPr>
       <w:r>
         <w:rPr>
           <w:rFonts w:ascii="Microsoft YaHei" w:hAnsi="Microsoft YaHei" w:eastAsia="Microsoft YaHei"/>
+          <w:b w:val="0"/>
           <w:sz w:val="22"/>
         </w:rPr>
         <w:t>“不超过稳定边界的 80%”表示</w:t>
@@ -884,7 +1025,7 @@
     </w:p>
     <w:p>
       <w:pPr>
-        <w:spacing w:after="120"/>
+        <w:spacing w:after="80"/>
         <w:jc w:val="center"/>
       </w:pPr>
       <w:r>
@@ -893,12 +1034,12 @@
           <w:b w:val="0"/>
           <w:sz w:val="20"/>
         </w:rPr>
-        <w:t xml:space="preserve">   K_r≤ 0.8× 6=4.8.\tag{2分}</w:t>
+        <w:t>K_r\le 0.8\times 6=4.8.\tag{2分}</w:t>
       </w:r>
     </w:p>
     <w:p>
       <w:pPr>
-        <w:spacing w:after="120"/>
+        <w:spacing w:after="80"/>
       </w:pPr>
       <w:r>
         <w:rPr>
@@ -906,12 +1047,12 @@
           <w:b w:val="0"/>
           <w:sz w:val="22"/>
         </w:rPr>
-        <w:t xml:space="preserve">   代回换算关系可得</w:t>
+        <w:t>代回换算关系可得</w:t>
       </w:r>
     </w:p>
     <w:p>
       <w:pPr>
-        <w:spacing w:after="120"/>
+        <w:spacing w:after="80"/>
         <w:jc w:val="center"/>
       </w:pPr>
       <w:r>
@@ -920,12 +1061,12 @@
           <w:b w:val="0"/>
           <w:sz w:val="20"/>
         </w:rPr>
-        <w:t xml:space="preserve">   K_c≤ \frac{4.8}{4}=1.2.\tag{2分}</w:t>
+        <w:t>K_c\le \frac{4.8}{4}=1.2.\tag{2分}</w:t>
       </w:r>
     </w:p>
     <w:p>
       <w:pPr>
-        <w:spacing w:after="120"/>
+        <w:spacing w:after="80"/>
       </w:pPr>
       <w:r>
         <w:rPr>
@@ -933,25 +1074,26 @@
           <w:b w:val="0"/>
           <w:sz w:val="22"/>
         </w:rPr>
-        <w:t xml:space="preserve">   故允许的 K_c 上限为 1.2。</w:t>
+        <w:t>故允许的 $K_c$ 上限为 $1.2$。</w:t>
       </w:r>
     </w:p>
     <w:p>
       <w:pPr>
         <w:pStyle w:val="ListNumber"/>
-        <w:spacing w:after="60"/>
+        <w:spacing w:after="80"/>
       </w:pPr>
       <w:r>
         <w:rPr>
           <w:rFonts w:ascii="Microsoft YaHei" w:hAnsi="Microsoft YaHei" w:eastAsia="Microsoft YaHei"/>
+          <w:b w:val="0"/>
           <w:sz w:val="22"/>
         </w:rPr>
-        <w:t>当 K_c=0.50 时，</w:t>
+        <w:t>当 $K_c=0.50$ 时，</w:t>
       </w:r>
     </w:p>
     <w:p>
       <w:pPr>
-        <w:spacing w:after="120"/>
+        <w:spacing w:after="80"/>
         <w:jc w:val="center"/>
       </w:pPr>
       <w:r>
@@ -960,12 +1102,12 @@
           <w:b w:val="0"/>
           <w:sz w:val="20"/>
         </w:rPr>
-        <w:t xml:space="preserve">   K_r=4× 0.50=2.\tag{1分}</w:t>
+        <w:t>K_r=4\times 0.50=2.\tag{1分}</w:t>
       </w:r>
     </w:p>
     <w:p>
       <w:pPr>
-        <w:spacing w:after="120"/>
+        <w:spacing w:after="80"/>
       </w:pPr>
       <w:r>
         <w:rPr>
@@ -973,12 +1115,12 @@
           <w:b w:val="0"/>
           <w:sz w:val="22"/>
         </w:rPr>
-        <w:t xml:space="preserve">   当 K_c=1.25 时，</w:t>
+        <w:t>当 $K_c=1.25$ 时，</w:t>
       </w:r>
     </w:p>
     <w:p>
       <w:pPr>
-        <w:spacing w:after="120"/>
+        <w:spacing w:after="80"/>
         <w:jc w:val="center"/>
       </w:pPr>
       <w:r>
@@ -987,12 +1129,12 @@
           <w:b w:val="0"/>
           <w:sz w:val="20"/>
         </w:rPr>
-        <w:t xml:space="preserve">   K_r=4× 1.25=5.\tag{1分}</w:t>
+        <w:t>K_r=4\times 1.25=5.\tag{1分}</w:t>
       </w:r>
     </w:p>
     <w:p>
       <w:pPr>
-        <w:spacing w:after="120"/>
+        <w:spacing w:after="80"/>
       </w:pPr>
       <w:r>
         <w:rPr>
@@ -1000,12 +1142,12 @@
           <w:b w:val="0"/>
           <w:sz w:val="22"/>
         </w:rPr>
-        <w:t xml:space="preserve">   因此增益增大时，闭环主导极点沿复平面上的根轨迹分支继续向外迁移，并总体表现为“更靠近虚轴、同时虚部增大”。（2分）</w:t>
+        <w:t>因此增益增大时，闭环主导极点沿复平面上的根轨迹分支继续向外迁移，并总体表现为“更靠近虚轴、同时虚部增大”。（2分）</w:t>
       </w:r>
     </w:p>
     <w:p>
       <w:pPr>
-        <w:spacing w:after="120"/>
+        <w:spacing w:after="80"/>
       </w:pPr>
       <w:r>
         <w:rPr>
@@ -1013,38 +1155,13 @@
           <w:b w:val="0"/>
           <w:sz w:val="22"/>
         </w:rPr>
-        <w:t xml:space="preserve">   由题给读点可知，主导极点由 -0.72± j0.78 移到 -0.18± j1.92：</w:t>
+        <w:t>由题给读点可知，主导极点由 $-0.72\pm j0.78$ 移到 $-0.18\pm j1.92$：</w:t>
       </w:r>
     </w:p>
     <w:p>
       <w:pPr>
         <w:pStyle w:val="ListBullet"/>
-        <w:spacing w:after="60"/>
-      </w:pPr>
-      <w:r>
-        <w:rPr>
-          <w:rFonts w:ascii="Microsoft YaHei" w:hAnsi="Microsoft YaHei" w:eastAsia="Microsoft YaHei"/>
-          <w:sz w:val="22"/>
-        </w:rPr>
-        <w:t>实部从 -0.72 变到 -0.18，离虚轴更近，说明衰减变慢、阻尼减小，稳定裕度变差。（2分）</w:t>
-      </w:r>
-    </w:p>
-    <w:p>
-      <w:pPr>
-        <w:pStyle w:val="ListBullet"/>
-        <w:spacing w:after="60"/>
-      </w:pPr>
-      <w:r>
-        <w:rPr>
-          <w:rFonts w:ascii="Microsoft YaHei" w:hAnsi="Microsoft YaHei" w:eastAsia="Microsoft YaHei"/>
-          <w:sz w:val="22"/>
-        </w:rPr>
-        <w:t>虚部从 0.78 增到 1.92，说明振荡更明显，振荡频率升高，超调趋势增大。（2分）</w:t>
-      </w:r>
-    </w:p>
-    <w:p>
-      <w:pPr>
-        <w:spacing w:after="120"/>
+        <w:spacing w:after="80"/>
       </w:pPr>
       <w:r>
         <w:rPr>
@@ -1052,12 +1169,39 @@
           <w:b w:val="0"/>
           <w:sz w:val="22"/>
         </w:rPr>
-        <w:t xml:space="preserve">   综合来看，把 K_c 从 0.50 增大到 1.25 后，系统虽然仍稳定，但响应更振荡、超调更大，且衰减更慢。</w:t>
+        <w:t>实部从 $-0.72$ 变到 $-0.18$，离虚轴更近，说明衰减变慢、阻尼减小，稳定裕度变差。（2分）</w:t>
       </w:r>
     </w:p>
     <w:p>
       <w:pPr>
-        <w:spacing w:after="120"/>
+        <w:pStyle w:val="ListBullet"/>
+        <w:spacing w:after="80"/>
+      </w:pPr>
+      <w:r>
+        <w:rPr>
+          <w:rFonts w:ascii="Microsoft YaHei" w:hAnsi="Microsoft YaHei" w:eastAsia="Microsoft YaHei"/>
+          <w:b w:val="0"/>
+          <w:sz w:val="22"/>
+        </w:rPr>
+        <w:t>虚部从 $0.78$ 增到 $1.92$，说明振荡更明显，振荡频率升高，超调趋势增大。（2分）</w:t>
+      </w:r>
+    </w:p>
+    <w:p>
+      <w:pPr>
+        <w:spacing w:after="80"/>
+      </w:pPr>
+      <w:r>
+        <w:rPr>
+          <w:rFonts w:ascii="Microsoft YaHei" w:hAnsi="Microsoft YaHei" w:eastAsia="Microsoft YaHei"/>
+          <w:b w:val="0"/>
+          <w:sz w:val="22"/>
+        </w:rPr>
+        <w:t>综合来看，把 $K_c$ 从 $0.50$ 增大到 $1.25$ 后，系统虽然仍稳定，但响应更振荡、超调更大，且衰减更慢。</w:t>
+      </w:r>
+    </w:p>
+    <w:p>
+      <w:pPr>
+        <w:spacing w:after="80"/>
       </w:pPr>
       <w:r>
         <w:rPr>
@@ -1081,288 +1225,19 @@
         <w:t>分步评分标准</w:t>
       </w:r>
     </w:p>
-    <w:tbl>
-      <w:tblPr>
-        <w:tblStyle w:val="TableGrid"/>
-        <w:tblW w:type="auto" w:w="0"/>
-        <w:jc w:val="center"/>
-        <w:tblLook w:firstColumn="1" w:firstRow="1" w:lastColumn="0" w:lastRow="0" w:noHBand="0" w:noVBand="1" w:val="04A0"/>
-      </w:tblPr>
-      <w:tblGrid>
-        <w:gridCol w:w="3264"/>
-        <w:gridCol w:w="3264"/>
-        <w:gridCol w:w="3264"/>
-      </w:tblGrid>
-      <w:tr>
-        <w:tc>
-          <w:tcPr>
-            <w:tcW w:type="dxa" w:w="3264"/>
-          </w:tcPr>
-          <w:p>
-            <w:pPr>
-              <w:jc w:val="center"/>
-            </w:pPr>
-            <w:r>
-              <w:rPr>
-                <w:rFonts w:ascii="Microsoft YaHei" w:hAnsi="Microsoft YaHei" w:eastAsia="Microsoft YaHei"/>
-                <w:b/>
-                <w:sz w:val="21"/>
-              </w:rPr>
-              <w:t>步骤</w:t>
-            </w:r>
-          </w:p>
-        </w:tc>
-        <w:tc>
-          <w:tcPr>
-            <w:tcW w:type="dxa" w:w="3264"/>
-          </w:tcPr>
-          <w:p>
-            <w:pPr>
-              <w:jc w:val="center"/>
-            </w:pPr>
-            <w:r>
-              <w:rPr>
-                <w:rFonts w:ascii="Microsoft YaHei" w:hAnsi="Microsoft YaHei" w:eastAsia="Microsoft YaHei"/>
-                <w:b/>
-                <w:sz w:val="21"/>
-              </w:rPr>
-              <w:t>分值</w:t>
-            </w:r>
-          </w:p>
-        </w:tc>
-        <w:tc>
-          <w:tcPr>
-            <w:tcW w:type="dxa" w:w="3264"/>
-          </w:tcPr>
-          <w:p>
-            <w:pPr>
-              <w:jc w:val="center"/>
-            </w:pPr>
-            <w:r>
-              <w:rPr>
-                <w:rFonts w:ascii="Microsoft YaHei" w:hAnsi="Microsoft YaHei" w:eastAsia="Microsoft YaHei"/>
-                <w:b/>
-                <w:sz w:val="21"/>
-              </w:rPr>
-              <w:t>判分标准</w:t>
-            </w:r>
-          </w:p>
-        </w:tc>
-      </w:tr>
-      <w:tr>
-        <w:tc>
-          <w:tcPr>
-            <w:tcW w:type="dxa" w:w="3264"/>
-          </w:tcPr>
-          <w:p>
-            <w:pPr>
-              <w:jc w:val="center"/>
-            </w:pPr>
-            <w:r>
-              <w:rPr>
-                <w:rFonts w:ascii="Microsoft YaHei" w:hAnsi="Microsoft YaHei" w:eastAsia="Microsoft YaHei"/>
-                <w:sz w:val="21"/>
-              </w:rPr>
-              <w:t>稳定边界与稳定窗口</w:t>
-            </w:r>
-          </w:p>
-        </w:tc>
-        <w:tc>
-          <w:tcPr>
-            <w:tcW w:type="dxa" w:w="3264"/>
-          </w:tcPr>
-          <w:p>
-            <w:pPr>
-              <w:jc w:val="center"/>
-            </w:pPr>
-            <w:r>
-              <w:rPr>
-                <w:rFonts w:ascii="Microsoft YaHei" w:hAnsi="Microsoft YaHei" w:eastAsia="Microsoft YaHei"/>
-                <w:sz w:val="21"/>
-              </w:rPr>
-              <w:t>8分</w:t>
-            </w:r>
-          </w:p>
-        </w:tc>
-        <w:tc>
-          <w:tcPr>
-            <w:tcW w:type="dxa" w:w="3264"/>
-          </w:tcPr>
-          <w:p>
-            <w:pPr>
-              <w:jc w:val="left"/>
-            </w:pPr>
-            <w:r>
-              <w:rPr>
-                <w:rFonts w:ascii="Microsoft YaHei" w:hAnsi="Microsoft YaHei" w:eastAsia="Microsoft YaHei"/>
-                <w:sz w:val="21"/>
-              </w:rPr>
-              <w:t>正确判断 K_r=6 为稳定边界，并给出严格稳定区间 0&lt;K_r&lt;6；再正确换算出 0&lt;K_c&lt;1.5。若边界点误并入稳定区间，扣 1-2 分。</w:t>
-            </w:r>
-          </w:p>
-        </w:tc>
-      </w:tr>
-      <w:tr>
-        <w:tc>
-          <w:tcPr>
-            <w:tcW w:type="dxa" w:w="3264"/>
-          </w:tcPr>
-          <w:p>
-            <w:pPr>
-              <w:jc w:val="center"/>
-            </w:pPr>
-            <w:r>
-              <w:rPr>
-                <w:rFonts w:ascii="Microsoft YaHei" w:hAnsi="Microsoft YaHei" w:eastAsia="Microsoft YaHei"/>
-                <w:sz w:val="21"/>
-              </w:rPr>
-              <w:t>80% 边界换算</w:t>
-            </w:r>
-          </w:p>
-        </w:tc>
-        <w:tc>
-          <w:tcPr>
-            <w:tcW w:type="dxa" w:w="3264"/>
-          </w:tcPr>
-          <w:p>
-            <w:pPr>
-              <w:jc w:val="center"/>
-            </w:pPr>
-            <w:r>
-              <w:rPr>
-                <w:rFonts w:ascii="Microsoft YaHei" w:hAnsi="Microsoft YaHei" w:eastAsia="Microsoft YaHei"/>
-                <w:sz w:val="21"/>
-              </w:rPr>
-              <w:t>4分</w:t>
-            </w:r>
-          </w:p>
-        </w:tc>
-        <w:tc>
-          <w:tcPr>
-            <w:tcW w:type="dxa" w:w="3264"/>
-          </w:tcPr>
-          <w:p>
-            <w:pPr>
-              <w:jc w:val="left"/>
-            </w:pPr>
-            <w:r>
-              <w:rPr>
-                <w:rFonts w:ascii="Microsoft YaHei" w:hAnsi="Microsoft YaHei" w:eastAsia="Microsoft YaHei"/>
-                <w:sz w:val="21"/>
-              </w:rPr>
-              <w:t>先得到 K_r≤ 4.8，再换算出 K_c≤ 1.2。只写出其中一步正确给 1 分。</w:t>
-            </w:r>
-          </w:p>
-        </w:tc>
-      </w:tr>
-      <w:tr>
-        <w:tc>
-          <w:tcPr>
-            <w:tcW w:type="dxa" w:w="3264"/>
-          </w:tcPr>
-          <w:p>
-            <w:pPr>
-              <w:jc w:val="center"/>
-            </w:pPr>
-            <w:r>
-              <w:rPr>
-                <w:rFonts w:ascii="Microsoft YaHei" w:hAnsi="Microsoft YaHei" w:eastAsia="Microsoft YaHei"/>
-                <w:sz w:val="21"/>
-              </w:rPr>
-              <w:t>增益迁移换算</w:t>
-            </w:r>
-          </w:p>
-        </w:tc>
-        <w:tc>
-          <w:tcPr>
-            <w:tcW w:type="dxa" w:w="3264"/>
-          </w:tcPr>
-          <w:p>
-            <w:pPr>
-              <w:jc w:val="center"/>
-            </w:pPr>
-            <w:r>
-              <w:rPr>
-                <w:rFonts w:ascii="Microsoft YaHei" w:hAnsi="Microsoft YaHei" w:eastAsia="Microsoft YaHei"/>
-                <w:sz w:val="21"/>
-              </w:rPr>
-              <w:t>2分</w:t>
-            </w:r>
-          </w:p>
-        </w:tc>
-        <w:tc>
-          <w:tcPr>
-            <w:tcW w:type="dxa" w:w="3264"/>
-          </w:tcPr>
-          <w:p>
-            <w:pPr>
-              <w:jc w:val="left"/>
-            </w:pPr>
-            <w:r>
-              <w:rPr>
-                <w:rFonts w:ascii="Microsoft YaHei" w:hAnsi="Microsoft YaHei" w:eastAsia="Microsoft YaHei"/>
-                <w:sz w:val="21"/>
-              </w:rPr>
-              <w:t>能把 K_c=0.50,1.25 正确换算为 K_r=2,5，并说明是沿给定根轨迹分支继续迁移。两者只对一个给 1 分。</w:t>
-            </w:r>
-          </w:p>
-        </w:tc>
-      </w:tr>
-      <w:tr>
-        <w:tc>
-          <w:tcPr>
-            <w:tcW w:type="dxa" w:w="3264"/>
-          </w:tcPr>
-          <w:p>
-            <w:pPr>
-              <w:jc w:val="center"/>
-            </w:pPr>
-            <w:r>
-              <w:rPr>
-                <w:rFonts w:ascii="Microsoft YaHei" w:hAnsi="Microsoft YaHei" w:eastAsia="Microsoft YaHei"/>
-                <w:sz w:val="21"/>
-              </w:rPr>
-              <w:t>动态趋势解释</w:t>
-            </w:r>
-          </w:p>
-        </w:tc>
-        <w:tc>
-          <w:tcPr>
-            <w:tcW w:type="dxa" w:w="3264"/>
-          </w:tcPr>
-          <w:p>
-            <w:pPr>
-              <w:jc w:val="center"/>
-            </w:pPr>
-            <w:r>
-              <w:rPr>
-                <w:rFonts w:ascii="Microsoft YaHei" w:hAnsi="Microsoft YaHei" w:eastAsia="Microsoft YaHei"/>
-                <w:sz w:val="21"/>
-              </w:rPr>
-              <w:t>6分</w:t>
-            </w:r>
-          </w:p>
-        </w:tc>
-        <w:tc>
-          <w:tcPr>
-            <w:tcW w:type="dxa" w:w="3264"/>
-          </w:tcPr>
-          <w:p>
-            <w:pPr>
-              <w:jc w:val="left"/>
-            </w:pPr>
-            <w:r>
-              <w:rPr>
-                <w:rFonts w:ascii="Microsoft YaHei" w:hAnsi="Microsoft YaHei" w:eastAsia="Microsoft YaHei"/>
-                <w:sz w:val="21"/>
-              </w:rPr>
-              <w:t>基于读点指出“更靠近虚轴”对应阻尼减小、衰减变慢，“虚部增大”对应振荡更明显、超调趋势增大。若只说更振荡而未解释快慢或衰减，最多给 2-3 分。</w:t>
-            </w:r>
-          </w:p>
-        </w:tc>
-      </w:tr>
-    </w:tbl>
-    <w:p/>
+    <w:p>
+      <w:pPr>
+        <w:spacing w:after="80"/>
+      </w:pPr>
+      <w:r>
+        <w:rPr>
+          <w:rFonts w:ascii="Microsoft YaHei" w:hAnsi="Microsoft YaHei" w:eastAsia="Microsoft YaHei"/>
+          <w:b w:val="0"/>
+          <w:sz w:val="22"/>
+        </w:rPr>
+        <w:t>| 步骤 | 分值 | 判分标准 | | --- | --- | --- | | 稳定边界与稳定窗口 | 8分 | 正确判断 $K_r=6$ 为稳定边界，并给出严格稳定区间 $0&lt;K_r&lt;6$；再正确换算出 $0&lt;K_c&lt;1.5$。若边界点误并入稳定区间，扣 `1-2` 分。 | | `80%` 边界换算 | 4分 | 先得到 $K_r\le 4.8$，再换算出 $K_c\le 1.2$。只写出其中一步正确给 `1` 分。 | | 增益迁移换算 | 2分 | 能把 $K_c=0.50,1.25$ 正确换算为 $K_r=2,5$，并说明是沿给定根轨迹分支继续迁移。两者只对一个给 `1` 分。 | | 动态趋势解释 | 6分 | 基于读点指出“更靠近虚轴”对应阻尼减小、衰减变慢，“虚部增大”对应振荡更明显、超调趋势增大。若只说更振荡而未解释快慢或衰减，最多给 `2-3` 分。 |</w:t>
+      </w:r>
+    </w:p>
     <w:p/>
     <w:p>
       <w:pPr>
@@ -1392,7 +1267,7 @@
     </w:p>
     <w:p>
       <w:pPr>
-        <w:spacing w:after="120"/>
+        <w:spacing w:after="80"/>
       </w:pPr>
       <w:r>
         <w:rPr>
@@ -1405,7 +1280,7 @@
     </w:p>
     <w:p>
       <w:pPr>
-        <w:spacing w:after="120"/>
+        <w:spacing w:after="80"/>
       </w:pPr>
       <w:r>
         <w:rPr>
@@ -1413,12 +1288,12 @@
           <w:b w:val="0"/>
           <w:sz w:val="22"/>
         </w:rPr>
-        <w:t>某单位负反馈系统仅通过比例增益 K 调整闭环性能。已知根轨迹在 K=2.8 时与虚轴相交，继续增大 K 将失稳；随着 K 从 1.0 增大到 2.6，主导极点逐步向虚轴靠近，振荡趋势增强。若无特殊说明，下表中的调节时间与超调量按同一口径统计。</w:t>
+        <w:t>某单位负反馈系统仅通过比例增益 $K$ 调整闭环性能。已知根轨迹在 $K=2.8$ 时与虚轴相交，继续增大 $K$ 将失稳；随着 $K$ 从 $1.0$ 增大到 $2.6$，主导极点逐步向虚轴靠近，振荡趋势增强。若无特殊说明，下表中的调节时间与超调量按同一口径统计。</w:t>
       </w:r>
     </w:p>
     <w:p>
       <w:pPr>
-        <w:spacing w:after="120"/>
+        <w:spacing w:after="80"/>
       </w:pPr>
       <w:r>
         <w:rPr>
@@ -1432,45 +1307,48 @@
     <w:p>
       <w:pPr>
         <w:pStyle w:val="ListNumber"/>
-        <w:spacing w:after="60"/>
+        <w:spacing w:after="80"/>
       </w:pPr>
       <w:r>
         <w:rPr>
           <w:rFonts w:ascii="Microsoft YaHei" w:hAnsi="Microsoft YaHei" w:eastAsia="Microsoft YaHei"/>
+          <w:b w:val="0"/>
           <w:sz w:val="22"/>
         </w:rPr>
-        <w:t>K=1.0，主导极点为 -1.6 ± j0.7，调节时间 2.8\ s，超调量 6%，现象：稳定且振荡较轻，但响应偏慢。</w:t>
+        <w:t>$K=1.0$，主导极点为 $-1.6 \pm j0.7$，调节时间 $2.8\ \mathrm{s}$，超调量 `6%`，现象：稳定且振荡较轻，但响应偏慢。</w:t>
       </w:r>
     </w:p>
     <w:p>
       <w:pPr>
         <w:pStyle w:val="ListNumber"/>
-        <w:spacing w:after="60"/>
+        <w:spacing w:after="80"/>
       </w:pPr>
       <w:r>
         <w:rPr>
           <w:rFonts w:ascii="Microsoft YaHei" w:hAnsi="Microsoft YaHei" w:eastAsia="Microsoft YaHei"/>
+          <w:b w:val="0"/>
           <w:sz w:val="22"/>
         </w:rPr>
-        <w:t>K=2.0，主导极点为 -0.9 ± j1.5，调节时间 1.9\ s，超调量 16%，现象：响应更快，但振荡明显、超调偏大。</w:t>
+        <w:t>$K=2.0$，主导极点为 $-0.9 \pm j1.5$，调节时间 $1.9\ \mathrm{s}$，超调量 `16%`，现象：响应更快，但振荡明显、超调偏大。</w:t>
       </w:r>
     </w:p>
     <w:p>
       <w:pPr>
         <w:pStyle w:val="ListNumber"/>
-        <w:spacing w:after="60"/>
+        <w:spacing w:after="80"/>
       </w:pPr>
       <w:r>
         <w:rPr>
           <w:rFonts w:ascii="Microsoft YaHei" w:hAnsi="Microsoft YaHei" w:eastAsia="Microsoft YaHei"/>
+          <w:b w:val="0"/>
           <w:sz w:val="22"/>
         </w:rPr>
-        <w:t>K=2.6，主导极点为 -0.25 ± j1.9，调节时间 4.6\ s，超调量 32%，现象：已非常接近临界稳定，振荡重，动态变差。</w:t>
+        <w:t>$K=2.6$，主导极点为 $-0.25 \pm j1.9$，调节时间 $4.6\ \mathrm{s}$，超调量 `32%`，现象：已非常接近临界稳定，振荡重，动态变差。</w:t>
       </w:r>
     </w:p>
     <w:p>
       <w:pPr>
-        <w:spacing w:after="120"/>
+        <w:spacing w:after="80"/>
       </w:pPr>
       <w:r>
         <w:rPr>
@@ -1484,11 +1362,12 @@
     <w:p>
       <w:pPr>
         <w:pStyle w:val="ListBullet"/>
-        <w:spacing w:after="60"/>
+        <w:spacing w:after="80"/>
       </w:pPr>
       <w:r>
         <w:rPr>
           <w:rFonts w:ascii="Microsoft YaHei" w:hAnsi="Microsoft YaHei" w:eastAsia="Microsoft YaHei"/>
+          <w:b w:val="0"/>
           <w:sz w:val="22"/>
         </w:rPr>
         <w:t>考虑模型不确定性，工作点不能贴近临界稳定边界；</w:t>
@@ -1497,32 +1376,34 @@
     <w:p>
       <w:pPr>
         <w:pStyle w:val="ListBullet"/>
-        <w:spacing w:after="60"/>
+        <w:spacing w:after="80"/>
       </w:pPr>
       <w:r>
         <w:rPr>
           <w:rFonts w:ascii="Microsoft YaHei" w:hAnsi="Microsoft YaHei" w:eastAsia="Microsoft YaHei"/>
+          <w:b w:val="0"/>
           <w:sz w:val="22"/>
         </w:rPr>
-        <w:t>超调量希望不超过 10%；</w:t>
+        <w:t>超调量希望不超过 `10%`；</w:t>
       </w:r>
     </w:p>
     <w:p>
       <w:pPr>
         <w:pStyle w:val="ListBullet"/>
-        <w:spacing w:after="60"/>
+        <w:spacing w:after="80"/>
       </w:pPr>
       <w:r>
         <w:rPr>
           <w:rFonts w:ascii="Microsoft YaHei" w:hAnsi="Microsoft YaHei" w:eastAsia="Microsoft YaHei"/>
+          <w:b w:val="0"/>
           <w:sz w:val="22"/>
         </w:rPr>
-        <w:t>调节时间希望不超过 2.0 s。</w:t>
+        <w:t>调节时间希望不超过 `2.0 s`。</w:t>
       </w:r>
     </w:p>
     <w:p>
       <w:pPr>
-        <w:spacing w:after="120"/>
+        <w:spacing w:after="80"/>
       </w:pPr>
       <w:r>
         <w:rPr>
@@ -1536,11 +1417,12 @@
     <w:p>
       <w:pPr>
         <w:pStyle w:val="ListNumber"/>
-        <w:spacing w:after="60"/>
+        <w:spacing w:after="80"/>
       </w:pPr>
       <w:r>
         <w:rPr>
           <w:rFonts w:ascii="Microsoft YaHei" w:hAnsi="Microsoft YaHei" w:eastAsia="Microsoft YaHei"/>
+          <w:b w:val="0"/>
           <w:sz w:val="22"/>
         </w:rPr>
         <w:t>在上述冲突中，必须先守住哪一条约束？</w:t>
@@ -1549,11 +1431,12 @@
     <w:p>
       <w:pPr>
         <w:pStyle w:val="ListNumber"/>
-        <w:spacing w:after="60"/>
+        <w:spacing w:after="80"/>
       </w:pPr>
       <w:r>
         <w:rPr>
           <w:rFonts w:ascii="Microsoft YaHei" w:hAnsi="Microsoft YaHei" w:eastAsia="Microsoft YaHei"/>
+          <w:b w:val="0"/>
           <w:sz w:val="22"/>
         </w:rPr>
         <w:t>哪一条动态要求在本情境下只能部分满足？</w:t>
@@ -1562,11 +1445,12 @@
     <w:p>
       <w:pPr>
         <w:pStyle w:val="ListNumber"/>
-        <w:spacing w:after="60"/>
+        <w:spacing w:after="80"/>
       </w:pPr>
       <w:r>
         <w:rPr>
           <w:rFonts w:ascii="Microsoft YaHei" w:hAnsi="Microsoft YaHei" w:eastAsia="Microsoft YaHei"/>
+          <w:b w:val="0"/>
           <w:sz w:val="22"/>
         </w:rPr>
         <w:t>依据题中根轨迹摘要和候选数据，给出结构化理由。</w:t>
@@ -1574,7 +1458,7 @@
     </w:p>
     <w:p>
       <w:pPr>
-        <w:spacing w:after="120"/>
+        <w:spacing w:after="80"/>
       </w:pPr>
       <w:r>
         <w:rPr>
@@ -1600,7 +1484,7 @@
     </w:p>
     <w:p>
       <w:pPr>
-        <w:spacing w:after="120"/>
+        <w:spacing w:after="80"/>
       </w:pPr>
       <w:r>
         <w:rPr>
@@ -1613,7 +1497,7 @@
     </w:p>
     <w:p>
       <w:pPr>
-        <w:spacing w:after="120"/>
+        <w:spacing w:after="80"/>
       </w:pPr>
       <w:r>
         <w:rPr>
@@ -1621,12 +1505,12 @@
           <w:b w:val="0"/>
           <w:sz w:val="22"/>
         </w:rPr>
-        <w:t>① 先守住“工作点不能贴近临界稳定边界”这一条约束。（6分）理由是题面已给出 K=2.8 时闭环极点到达虚轴，继续增大 K 将失稳；而 K=2.6 时主导极点仅为 -0.25 ± j1.9，已经非常接近临界稳定，振荡重、超调达 32%，说明不能为了追求更快响应把工作点继续推向稳定边界。</w:t>
+        <w:t>① 先守住“工作点不能贴近临界稳定边界”这一条约束。（6分）理由是题面已给出 $K=2.8$ 时闭环极点到达虚轴，继续增大 $K$ 将失稳；而 $K=2.6$ 时主导极点仅为 $-0.25 \pm j1.9$，已经非常接近临界稳定，振荡重、超调达 `32%`，说明不能为了追求更快响应把工作点继续推向稳定边界。</w:t>
       </w:r>
     </w:p>
     <w:p>
       <w:pPr>
-        <w:spacing w:after="120"/>
+        <w:spacing w:after="80"/>
       </w:pPr>
       <w:r>
         <w:rPr>
@@ -1634,12 +1518,12 @@
           <w:b w:val="0"/>
           <w:sz w:val="22"/>
         </w:rPr>
-        <w:t>② 本情境下只能部分满足的是“调节时间不超过 2.0 s”这一条动态要求。（6分）因为从给定数据看，K=1.0 时超调量 6% 满足约束，但调节时间为 2.8 s，偏慢；K=2.0 时调节时间 1.9 s 虽达到目标，但超调量已到 16%，振荡明显；K=2.6 时不仅更贴近临界稳定，而且调节时间反而恶化到 4.6 s。</w:t>
+        <w:t>② 本情境下只能部分满足的是“调节时间不超过 `2.0 s`”这一条动态要求。（6分）因为从给定数据看，$K=1.0$ 时超调量 `6%` 满足约束，但调节时间为 `2.8 s`，偏慢；$K=2.0$ 时调节时间 `1.9 s` 虽达到目标，但超调量已到 `16%`，振荡明显；$K=2.6$ 时不仅更贴近临界稳定，而且调节时间反而恶化到 `4.6 s`。</w:t>
       </w:r>
     </w:p>
     <w:p>
       <w:pPr>
-        <w:spacing w:after="120"/>
+        <w:spacing w:after="80"/>
       </w:pPr>
       <w:r>
         <w:rPr>
@@ -1647,7 +1531,7 @@
           <w:b w:val="0"/>
           <w:sz w:val="22"/>
         </w:rPr>
-        <w:t>③ 结构化理由应表述为：随着 K 增大，主导极点整体向虚轴靠近，系统先表现为振荡增强、超调增大，再继续贴近边界时，稳定性风险显著上升，且动态并不会持续变好。（4分）因此，判断顺序应是先排除贴近临界稳定的状态，再在较稳妥的状态中比较动态指标。（2分）结合给定三组数据，可以看出想同时压低超调并把调节时间压到 2.0 s 以内并不稳妥，所以结论应是：宁可接受响应略慢，也不能为了追快而逼近临界稳定。（2分）</w:t>
+        <w:t>③ 结构化理由应表述为：随着 $K$ 增大，主导极点整体向虚轴靠近，系统先表现为振荡增强、超调增大，再继续贴近边界时，稳定性风险显著上升，且动态并不会持续变好。（4分）因此，判断顺序应是先排除贴近临界稳定的状态，再在较稳妥的状态中比较动态指标。（2分）结合给定三组数据，可以看出想同时压低超调并把调节时间压到 `2.0 s` 以内并不稳妥，所以结论应是：宁可接受响应略慢，也不能为了追快而逼近临界稳定。（2分）</w:t>
       </w:r>
     </w:p>
     <w:p>
@@ -1666,40 +1550,43 @@
     <w:p>
       <w:pPr>
         <w:pStyle w:val="ListBullet"/>
-        <w:spacing w:after="60"/>
+        <w:spacing w:after="80"/>
       </w:pPr>
       <w:r>
         <w:rPr>
           <w:rFonts w:ascii="Microsoft YaHei" w:hAnsi="Microsoft YaHei" w:eastAsia="Microsoft YaHei"/>
+          <w:b w:val="0"/>
           <w:sz w:val="22"/>
         </w:rPr>
-        <w:t>冲突识别（6分）：能指出“稳定边界约束”与“两个动态指标”之间存在冲突，并能看出三条要求不能在给定数据下同时稳妥满足。</w:t>
+        <w:t>**冲突识别**（6分）：能指出“稳定边界约束”与“两个动态指标”之间存在冲突，并能看出三条要求不能在给定数据下同时稳妥满足。</w:t>
       </w:r>
     </w:p>
     <w:p>
       <w:pPr>
         <w:pStyle w:val="ListBullet"/>
-        <w:spacing w:after="60"/>
+        <w:spacing w:after="80"/>
       </w:pPr>
       <w:r>
         <w:rPr>
           <w:rFonts w:ascii="Microsoft YaHei" w:hAnsi="Microsoft YaHei" w:eastAsia="Microsoft YaHei"/>
+          <w:b w:val="0"/>
           <w:sz w:val="22"/>
         </w:rPr>
-        <w:t>优先级判断（6分）：明确先守稳定边界，并判断调节时间要求只能部分满足。</w:t>
+        <w:t>**优先级判断**（6分）：明确先守稳定边界，并判断调节时间要求只能部分满足。</w:t>
       </w:r>
     </w:p>
     <w:p>
       <w:pPr>
         <w:pStyle w:val="ListBullet"/>
-        <w:spacing w:after="60"/>
+        <w:spacing w:after="80"/>
       </w:pPr>
       <w:r>
         <w:rPr>
           <w:rFonts w:ascii="Microsoft YaHei" w:hAnsi="Microsoft YaHei" w:eastAsia="Microsoft YaHei"/>
+          <w:b w:val="0"/>
           <w:sz w:val="22"/>
         </w:rPr>
-        <w:t>理由一致性（8分）：论证只使用允许语言，且与根轨迹摘要、主导极点位置、超调量和调节时间数据一致。</w:t>
+        <w:t>**理由一致性**（8分）：论证只使用允许语言，且与根轨迹摘要、主导极点位置、超调量和调节时间数据一致。</w:t>
       </w:r>
     </w:p>
     <w:p/>
@@ -1731,7 +1618,7 @@
     </w:p>
     <w:p>
       <w:pPr>
-        <w:spacing w:after="120"/>
+        <w:spacing w:after="80"/>
       </w:pPr>
       <w:r>
         <w:rPr>
@@ -1744,7 +1631,7 @@
     </w:p>
     <w:p>
       <w:pPr>
-        <w:spacing w:after="120"/>
+        <w:spacing w:after="80"/>
       </w:pPr>
       <w:r>
         <w:rPr>
@@ -1758,24 +1645,26 @@
     <w:p>
       <w:pPr>
         <w:pStyle w:val="ListNumber"/>
-        <w:spacing w:after="60"/>
+        <w:spacing w:after="80"/>
       </w:pPr>
       <w:r>
         <w:rPr>
           <w:rFonts w:ascii="Microsoft YaHei" w:hAnsi="Microsoft YaHei" w:eastAsia="Microsoft YaHei"/>
+          <w:b w:val="0"/>
           <w:sz w:val="22"/>
         </w:rPr>
-        <w:t>先在“稳定问题 / 动态问题 / 稳态问题”中判断当前最主要的问题属于哪一类，并用 O2 中已有模型、响应或仿真结果给出 1-2 条直接证据。</w:t>
+        <w:t>先在“稳定问题 / 动态问题 / 稳态问题”中判断当前最主要的问题属于哪一类，并用 O2 中已有模型、响应或仿真结果给出 `1-2` 条直接证据。</w:t>
       </w:r>
     </w:p>
     <w:p>
       <w:pPr>
         <w:pStyle w:val="ListNumber"/>
-        <w:spacing w:after="60"/>
+        <w:spacing w:after="80"/>
       </w:pPr>
       <w:r>
         <w:rPr>
           <w:rFonts w:ascii="Microsoft YaHei" w:hAnsi="Microsoft YaHei" w:eastAsia="Microsoft YaHei"/>
+          <w:b w:val="0"/>
           <w:sz w:val="22"/>
         </w:rPr>
         <w:t>明确说明它属于哪条机理线。不能只说“响应不好”，必须说清你为什么把它判为稳定机理线、动态机理线或稳态机理线。</w:t>
@@ -1784,11 +1673,12 @@
     <w:p>
       <w:pPr>
         <w:pStyle w:val="ListNumber"/>
-        <w:spacing w:after="60"/>
+        <w:spacing w:after="80"/>
       </w:pPr>
       <w:r>
         <w:rPr>
           <w:rFonts w:ascii="Microsoft YaHei" w:hAnsi="Microsoft YaHei" w:eastAsia="Microsoft YaHei"/>
+          <w:b w:val="0"/>
           <w:sz w:val="22"/>
         </w:rPr>
         <w:t>只使用本阶段允许的语言，对主要问题给出结构机理解释。允许使用：稳定边界、极点位置、主导极点、增益变化与极点迁移、根轨迹趋势、时域响应现象。若你选择“稳态问题”，只能用 O2 中可直接观察的终值偏差或低频现象作证据，不得调用型别、积分、静态误差系数等后续语言。</w:t>
@@ -1797,37 +1687,40 @@
     <w:p>
       <w:pPr>
         <w:pStyle w:val="ListNumber"/>
-        <w:spacing w:after="60"/>
+        <w:spacing w:after="80"/>
       </w:pPr>
       <w:r>
         <w:rPr>
           <w:rFonts w:ascii="Microsoft YaHei" w:hAnsi="Microsoft YaHei" w:eastAsia="Microsoft YaHei"/>
+          <w:b w:val="0"/>
           <w:sz w:val="22"/>
         </w:rPr>
-        <w:t>给出 1 张必要图表或对照表，并用 2-3 句说明该图表支持了哪条诊断。图表可采用“极点-响应对照”“增益-极点迁移对照”“模型参数-现象对照”等形式。</w:t>
+        <w:t>给出 `1` 张必要图表或对照表，并用 `2-3` 句说明该图表支持了哪条诊断。图表可采用“极点-响应对照”“增益-极点迁移对照”“模型参数-现象对照”等形式。</w:t>
       </w:r>
     </w:p>
     <w:p>
       <w:pPr>
         <w:pStyle w:val="ListNumber"/>
-        <w:spacing w:after="60"/>
+        <w:spacing w:after="80"/>
       </w:pPr>
       <w:r>
         <w:rPr>
           <w:rFonts w:ascii="Microsoft YaHei" w:hAnsi="Microsoft YaHei" w:eastAsia="Microsoft YaHei"/>
+          <w:b w:val="0"/>
           <w:sz w:val="22"/>
         </w:rPr>
-        <w:t>若诊断涉及动态或稳定判断，必须附 MATLAB/Octave 仿真代码、结果图与最小复现实验说明。</w:t>
+        <w:t>若诊断涉及动态或稳定判断，必须附 `MATLAB/Octave` 仿真代码、结果图与最小复现实验说明。</w:t>
       </w:r>
     </w:p>
     <w:p>
       <w:pPr>
         <w:pStyle w:val="ListNumber"/>
-        <w:spacing w:after="60"/>
+        <w:spacing w:after="80"/>
       </w:pPr>
       <w:r>
         <w:rPr>
           <w:rFonts w:ascii="Microsoft YaHei" w:hAnsi="Microsoft YaHei" w:eastAsia="Microsoft YaHei"/>
+          <w:b w:val="0"/>
           <w:sz w:val="22"/>
         </w:rPr>
         <w:t>最后用“主要矛盾清单”收束：写出当前主要矛盾、一个次要矛盾，以及为什么本次不进入控制结构最终定夺。</w:t>
@@ -1836,19 +1729,20 @@
     <w:p>
       <w:pPr>
         <w:pStyle w:val="ListNumber"/>
-        <w:spacing w:after="60"/>
+        <w:spacing w:after="80"/>
       </w:pPr>
       <w:r>
         <w:rPr>
           <w:rFonts w:ascii="Microsoft YaHei" w:hAnsi="Microsoft YaHei" w:eastAsia="Microsoft YaHei"/>
+          <w:b w:val="0"/>
           <w:sz w:val="22"/>
         </w:rPr>
-        <w:t>附 AI 使用记录摘要，写明你如何使用 AI、如何核查和修改 AI 输出。</w:t>
+        <w:t>附 `AI 使用记录摘要`，写明你如何使用 AI、如何核查和修改 AI 输出。</w:t>
       </w:r>
     </w:p>
     <w:p>
       <w:pPr>
-        <w:spacing w:after="120"/>
+        <w:spacing w:after="80"/>
       </w:pPr>
       <w:r>
         <w:rPr>
@@ -1862,37 +1756,40 @@
     <w:p>
       <w:pPr>
         <w:pStyle w:val="ListBullet"/>
-        <w:spacing w:after="60"/>
+        <w:spacing w:after="80"/>
       </w:pPr>
       <w:r>
         <w:rPr>
           <w:rFonts w:ascii="Microsoft YaHei" w:hAnsi="Microsoft YaHei" w:eastAsia="Microsoft YaHei"/>
+          <w:b w:val="0"/>
           <w:sz w:val="22"/>
         </w:rPr>
-        <w:t>主体正文不超过 700 字。</w:t>
+        <w:t>主体正文不超过 `700` 字。</w:t>
       </w:r>
     </w:p>
     <w:p>
       <w:pPr>
         <w:pStyle w:val="ListBullet"/>
-        <w:spacing w:after="60"/>
+        <w:spacing w:after="80"/>
       </w:pPr>
       <w:r>
         <w:rPr>
           <w:rFonts w:ascii="Microsoft YaHei" w:hAnsi="Microsoft YaHei" w:eastAsia="Microsoft YaHei"/>
+          <w:b w:val="0"/>
           <w:sz w:val="22"/>
         </w:rPr>
-        <w:t>允许附 1-3 张图、表或示意图。</w:t>
+        <w:t>允许附 `1-3` 张图、表或示意图。</w:t>
       </w:r>
     </w:p>
     <w:p>
       <w:pPr>
         <w:pStyle w:val="ListBullet"/>
-        <w:spacing w:after="60"/>
+        <w:spacing w:after="80"/>
       </w:pPr>
       <w:r>
         <w:rPr>
           <w:rFonts w:ascii="Microsoft YaHei" w:hAnsi="Microsoft YaHei" w:eastAsia="Microsoft YaHei"/>
+          <w:b w:val="0"/>
           <w:sz w:val="22"/>
         </w:rPr>
         <w:t>本题只做机理诊断，不做控制结构最终定夺，不允许写成完整设计报告。</w:t>
@@ -1901,11 +1798,12 @@
     <w:p>
       <w:pPr>
         <w:pStyle w:val="ListBullet"/>
-        <w:spacing w:after="60"/>
+        <w:spacing w:after="80"/>
       </w:pPr>
       <w:r>
         <w:rPr>
           <w:rFonts w:ascii="Microsoft YaHei" w:hAnsi="Microsoft YaHei" w:eastAsia="Microsoft YaHei"/>
+          <w:b w:val="0"/>
           <w:sz w:val="22"/>
         </w:rPr>
         <w:t>不得调用零点、型别、积分稳态改善、Nyquist 判据、Bode 判稳或完整控制器选型语言。</w:t>
@@ -1926,7 +1824,7 @@
     </w:p>
     <w:p>
       <w:pPr>
-        <w:spacing w:after="120"/>
+        <w:spacing w:after="80"/>
       </w:pPr>
       <w:r>
         <w:rPr>
@@ -1934,12 +1832,25 @@
           <w:b w:val="0"/>
           <w:sz w:val="22"/>
         </w:rPr>
-        <w:t>以下示例答案仅用于说明 O3 应如何把 O2 的对象与模型继续往下推进。学生可以自选其他对象，但评分看的是“是否沿用前次对象、证据链是否自洽、机理线是否判准”，不要求与示例对象完全一致。</w:t>
+        <w:t>以下示例答案仅用于说明 `O3` 应如何把 `O2` 的对象与模型继续往下推进。学生可以自选其他对象，但评分看的是“是否沿用前次对象、证据链是否自洽、机理线是否判准”，不要求与示例对象完全一致。</w:t>
       </w:r>
     </w:p>
     <w:p>
       <w:pPr>
-        <w:spacing w:after="120"/>
+        <w:spacing w:before="160" w:after="120"/>
+      </w:pPr>
+      <w:r>
+        <w:rPr>
+          <w:rFonts w:ascii="Microsoft YaHei" w:hAnsi="Microsoft YaHei" w:eastAsia="Microsoft YaHei"/>
+          <w:b/>
+          <w:sz w:val="22"/>
+        </w:rPr>
+        <w:t>示例对象：小型直流电机转速控制</w:t>
+      </w:r>
+    </w:p>
+    <w:p>
+      <w:pPr>
+        <w:spacing w:after="80"/>
       </w:pPr>
       <w:r>
         <w:rPr>
@@ -1947,12 +1858,12 @@
           <w:b w:val="0"/>
           <w:sz w:val="22"/>
         </w:rPr>
-        <w:t>#### 示例对象：小型直流电机转速控制</w:t>
+        <w:t>**1. 沿用 O2 的对象与模型**</w:t>
       </w:r>
     </w:p>
     <w:p>
       <w:pPr>
-        <w:spacing w:after="120"/>
+        <w:spacing w:after="80"/>
       </w:pPr>
       <w:r>
         <w:rPr>
@@ -1960,25 +1871,12 @@
           <w:b w:val="0"/>
           <w:sz w:val="22"/>
         </w:rPr>
-        <w:t>1. 沿用 O2 的对象与模型</w:t>
+        <w:t>继续沿用 `O2` 中的示例对象“小型直流电机转速控制”，简化模型仍取</w:t>
       </w:r>
     </w:p>
     <w:p>
       <w:pPr>
-        <w:spacing w:after="120"/>
-      </w:pPr>
-      <w:r>
-        <w:rPr>
-          <w:rFonts w:ascii="Microsoft YaHei" w:hAnsi="Microsoft YaHei" w:eastAsia="Microsoft YaHei"/>
-          <w:b w:val="0"/>
-          <w:sz w:val="22"/>
-        </w:rPr>
-        <w:t>继续沿用 O2 中的示例对象“小型直流电机转速控制”，简化模型仍取</w:t>
-      </w:r>
-    </w:p>
-    <w:p>
-      <w:pPr>
-        <w:spacing w:after="120"/>
+        <w:spacing w:after="80"/>
         <w:jc w:val="center"/>
       </w:pPr>
       <w:r>
@@ -1992,7 +1890,7 @@
     </w:p>
     <w:p>
       <w:pPr>
-        <w:spacing w:after="120"/>
+        <w:spacing w:after="80"/>
       </w:pPr>
       <w:r>
         <w:rPr>
@@ -2000,12 +1898,12 @@
           <w:b w:val="0"/>
           <w:sz w:val="22"/>
         </w:rPr>
-        <w:t>为便于展示当前主要矛盾，可把当前基线方案近似理解为“单位反馈下的比例基线”，示例中取 K_p=2.5，并把恒定负载扰动等效为附加常值项 d_0=0.4。给定归一化转速仍取 1，固定工作点附近的响应继续以该一阶模型描述。</w:t>
+        <w:t>为便于展示当前主要矛盾，可把当前基线方案近似理解为“单位反馈下的比例基线”，示例中取 `K_p=2.5`，并把恒定负载扰动等效为附加常值项 `d_0=0.4`。给定归一化转速仍取 `1`，固定工作点附近的响应继续以该一阶模型描述。</w:t>
       </w:r>
     </w:p>
     <w:p>
       <w:pPr>
-        <w:spacing w:after="120"/>
+        <w:spacing w:after="80"/>
       </w:pPr>
       <w:r>
         <w:rPr>
@@ -2013,12 +1911,12 @@
           <w:b w:val="0"/>
           <w:sz w:val="22"/>
         </w:rPr>
-        <w:t>2. 主要问题归类与直接证据</w:t>
+        <w:t>**2. 主要问题归类与直接证据**</w:t>
       </w:r>
     </w:p>
     <w:p>
       <w:pPr>
-        <w:spacing w:after="120"/>
+        <w:spacing w:after="80"/>
       </w:pPr>
       <w:r>
         <w:rPr>
@@ -2026,38 +1924,13 @@
           <w:b w:val="0"/>
           <w:sz w:val="22"/>
         </w:rPr>
-        <w:t>当前最主要的问题属于稳态机理线，而不是稳定机理线或动态机理线。直接证据有两条：</w:t>
+        <w:t>当前最主要的问题属于**稳态机理线**，而不是稳定机理线或动态机理线。直接证据有两条：</w:t>
       </w:r>
     </w:p>
     <w:p>
       <w:pPr>
         <w:pStyle w:val="ListBullet"/>
-        <w:spacing w:after="60"/>
-      </w:pPr>
-      <w:r>
-        <w:rPr>
-          <w:rFonts w:ascii="Microsoft YaHei" w:hAnsi="Microsoft YaHei" w:eastAsia="Microsoft YaHei"/>
-          <w:sz w:val="22"/>
-        </w:rPr>
-        <w:t>无负载时，输出仍是单调收敛、无明显振荡，极点始终位于负实轴，但最终值只到约 0.714，并没有回到给定值 1。</w:t>
-      </w:r>
-    </w:p>
-    <w:p>
-      <w:pPr>
-        <w:pStyle w:val="ListBullet"/>
-        <w:spacing w:after="60"/>
-      </w:pPr>
-      <w:r>
-        <w:rPr>
-          <w:rFonts w:ascii="Microsoft YaHei" w:hAnsi="Microsoft YaHei" w:eastAsia="Microsoft YaHei"/>
-          <w:sz w:val="22"/>
-        </w:rPr>
-        <w:t>加入恒定负载扰动后，响应依旧稳定、依旧基本单调，但最终值进一步降到约 0.600，持续速度偏差更大；也就是说，主要矛盾不在“会不会发散”或“振荡是否太强”，而在“终值差一直消不掉”。</w:t>
-      </w:r>
-    </w:p>
-    <w:p>
-      <w:pPr>
-        <w:spacing w:after="120"/>
+        <w:spacing w:after="80"/>
       </w:pPr>
       <w:r>
         <w:rPr>
@@ -2065,12 +1938,13 @@
           <w:b w:val="0"/>
           <w:sz w:val="22"/>
         </w:rPr>
-        <w:t>3. 对应机理线说明</w:t>
+        <w:t>无负载时，输出仍是单调收敛、无明显振荡，极点始终位于负实轴，但最终值只到约 `0.714`，并没有回到给定值 `1`。</w:t>
       </w:r>
     </w:p>
     <w:p>
       <w:pPr>
-        <w:spacing w:after="120"/>
+        <w:pStyle w:val="ListBullet"/>
+        <w:spacing w:after="80"/>
       </w:pPr>
       <w:r>
         <w:rPr>
@@ -2078,12 +1952,12 @@
           <w:b w:val="0"/>
           <w:sz w:val="22"/>
         </w:rPr>
-        <w:t>之所以判为稳态机理线，是因为当前最显眼的现象是终值偏差持续存在。如果主要问题属于稳定机理线，应该首先看到的是极点逼近虚轴、稳定边界变窄或失稳风险上升；如果属于动态机理线，应该首先看到的是明显振荡、超调过大或衰减过慢。这里两者都不是主矛盾，因此应把问题归到稳态机理线。</w:t>
+        <w:t>加入恒定负载扰动后，响应依旧稳定、依旧基本单调，但最终值进一步降到约 `0.600`，持续速度偏差更大；也就是说，主要矛盾不在“会不会发散”或“振荡是否太强”，而在“终值差一直消不掉”。</w:t>
       </w:r>
     </w:p>
     <w:p>
       <w:pPr>
-        <w:spacing w:after="120"/>
+        <w:spacing w:after="80"/>
       </w:pPr>
       <w:r>
         <w:rPr>
@@ -2091,12 +1965,12 @@
           <w:b w:val="0"/>
           <w:sz w:val="22"/>
         </w:rPr>
-        <w:t>4. 结构机理解释</w:t>
+        <w:t>**3. 对应机理线说明**</w:t>
       </w:r>
     </w:p>
     <w:p>
       <w:pPr>
-        <w:spacing w:after="120"/>
+        <w:spacing w:after="80"/>
       </w:pPr>
       <w:r>
         <w:rPr>
@@ -2104,12 +1978,12 @@
           <w:b w:val="0"/>
           <w:sz w:val="22"/>
         </w:rPr>
-        <w:t>在当前基线模型下，负载变化可以理解为一个慢变化或恒定扰动。无负载时系统已经表现出终值偏差；扰动加入后，系统虽仍保持稳定，极点位置也没有显示出新的失稳趋势，但输出最终值被进一步压低，长期偏差更明显。这说明当前基线方案已经能把对象稳定住，也能保持较平顺的动态过程，却还没有把长期跟踪偏差这个主要矛盾消掉。在本阶段，我们只需据此完成机理诊断，不提前进入后续结构定夺。</w:t>
+        <w:t>之所以判为稳态机理线，是因为当前最显眼的现象是**终值偏差持续存在**。如果主要问题属于稳定机理线，应该首先看到的是极点逼近虚轴、稳定边界变窄或失稳风险上升；如果属于动态机理线，应该首先看到的是明显振荡、超调过大或衰减过慢。这里两者都不是主矛盾，因此应把问题归到稳态机理线。</w:t>
       </w:r>
     </w:p>
     <w:p>
       <w:pPr>
-        <w:spacing w:after="120"/>
+        <w:spacing w:after="80"/>
       </w:pPr>
       <w:r>
         <w:rPr>
@@ -2117,12 +1991,12 @@
           <w:b w:val="0"/>
           <w:sz w:val="22"/>
         </w:rPr>
-        <w:t>5. 图表与最小仿真</w:t>
+        <w:t>**4. 结构机理解释**</w:t>
       </w:r>
     </w:p>
     <w:p>
       <w:pPr>
-        <w:spacing w:after="120"/>
+        <w:spacing w:after="80"/>
       </w:pPr>
       <w:r>
         <w:rPr>
@@ -2130,27 +2004,44 @@
           <w:b w:val="0"/>
           <w:sz w:val="22"/>
         </w:rPr>
-        <w:t xml:space="preserve">示例 MATLAB/Octave 代码见 assets/T3/T3-O3-dc-motor-diagnosis.m；  </w:t>
-        <w:br/>
+        <w:t>在当前基线模型下，负载变化可以理解为一个慢变化或恒定扰动。无负载时系统已经表现出终值偏差；扰动加入后，系统虽仍保持稳定，极点位置也没有显示出新的失稳趋势，但输出最终值被进一步压低，长期偏差更明显。这说明当前基线方案已经能把对象稳定住，也能保持较平顺的动态过程，却**还没有把长期跟踪偏差这个主要矛盾消掉**。在本阶段，我们只需据此完成机理诊断，不提前进入后续结构定夺。</w:t>
       </w:r>
+    </w:p>
+    <w:p>
+      <w:pPr>
+        <w:spacing w:after="80"/>
+      </w:pPr>
       <w:r>
         <w:rPr>
           <w:rFonts w:ascii="Microsoft YaHei" w:hAnsi="Microsoft YaHei" w:eastAsia="Microsoft YaHei"/>
           <w:b w:val="0"/>
           <w:sz w:val="22"/>
         </w:rPr>
-        <w:t>对应结果图见：</w:t>
+        <w:t>**5. 图表与最小仿真**</w:t>
       </w:r>
     </w:p>
     <w:p>
       <w:pPr>
+        <w:spacing w:after="80"/>
+      </w:pPr>
+      <w:r>
+        <w:rPr>
+          <w:rFonts w:ascii="Microsoft YaHei" w:hAnsi="Microsoft YaHei" w:eastAsia="Microsoft YaHei"/>
+          <w:b w:val="0"/>
+          <w:sz w:val="22"/>
+        </w:rPr>
+        <w:t>示例 `MATLAB/Octave` 代码见 `assets/T3/T3-O3-dc-motor-diagnosis.m`； 对应结果图见：</w:t>
+      </w:r>
+    </w:p>
+    <w:p>
+      <w:pPr>
         <w:jc w:val="center"/>
       </w:pPr>
       <w:r>
         <w:drawing>
           <wp:inline xmlns:a="http://schemas.openxmlformats.org/drawingml/2006/main" xmlns:pic="http://schemas.openxmlformats.org/drawingml/2006/picture">
-            <wp:extent cx="5303520" cy="3146305"/>
-            <wp:docPr id="1" name="Picture 1"/>
+            <wp:extent cx="5486400" cy="3254798"/>
+            <wp:docPr id="2" name="Picture 2"/>
             <wp:cNvGraphicFramePr>
               <a:graphicFrameLocks noChangeAspect="1"/>
             </wp:cNvGraphicFramePr>
@@ -2162,7 +2053,7 @@
                     <pic:cNvPicPr/>
                   </pic:nvPicPr>
                   <pic:blipFill>
-                    <a:blip r:embed="rId9"/>
+                    <a:blip r:embed="rId10"/>
                     <a:stretch>
                       <a:fillRect/>
                     </a:stretch>
@@ -2170,7 +2061,7 @@
                   <pic:spPr>
                     <a:xfrm>
                       <a:off x="0" y="0"/>
-                      <a:ext cx="5303520" cy="3146305"/>
+                      <a:ext cx="5486400" cy="3254798"/>
                     </a:xfrm>
                     <a:prstGeom prst="rect"/>
                   </pic:spPr>
@@ -2183,20 +2074,21 @@
     </w:p>
     <w:p>
       <w:pPr>
-        <w:spacing w:after="160"/>
+        <w:spacing w:after="120"/>
         <w:jc w:val="center"/>
       </w:pPr>
       <w:r>
         <w:rPr>
           <w:rFonts w:ascii="Microsoft YaHei" w:hAnsi="Microsoft YaHei" w:eastAsia="Microsoft YaHei"/>
-          <w:sz w:val="20"/>
+          <w:b w:val="0"/>
+          <w:sz w:val="18"/>
         </w:rPr>
         <w:t>O3 示例对象的稳态机理诊断图</w:t>
       </w:r>
     </w:p>
     <w:p>
       <w:pPr>
-        <w:spacing w:after="120"/>
+        <w:spacing w:after="80"/>
       </w:pPr>
       <w:r>
         <w:rPr>
@@ -2210,11 +2102,12 @@
     <w:p>
       <w:pPr>
         <w:pStyle w:val="ListBullet"/>
-        <w:spacing w:after="60"/>
+        <w:spacing w:after="80"/>
       </w:pPr>
       <w:r>
         <w:rPr>
           <w:rFonts w:ascii="Microsoft YaHei" w:hAnsi="Microsoft YaHei" w:eastAsia="Microsoft YaHei"/>
+          <w:b w:val="0"/>
           <w:sz w:val="22"/>
         </w:rPr>
         <w:t>极点仍在负实轴，说明主要矛盾不是稳定性问题；</w:t>
@@ -2223,11 +2116,12 @@
     <w:p>
       <w:pPr>
         <w:pStyle w:val="ListBullet"/>
-        <w:spacing w:after="60"/>
+        <w:spacing w:after="80"/>
       </w:pPr>
       <w:r>
         <w:rPr>
           <w:rFonts w:ascii="Microsoft YaHei" w:hAnsi="Microsoft YaHei" w:eastAsia="Microsoft YaHei"/>
+          <w:b w:val="0"/>
           <w:sz w:val="22"/>
         </w:rPr>
         <w:t>有扰动与无扰动两条响应都基本单调，说明主要矛盾也不是振荡或超调；</w:t>
@@ -2236,11 +2130,12 @@
     <w:p>
       <w:pPr>
         <w:pStyle w:val="ListBullet"/>
-        <w:spacing w:after="60"/>
+        <w:spacing w:after="80"/>
       </w:pPr>
       <w:r>
         <w:rPr>
           <w:rFonts w:ascii="Microsoft YaHei" w:hAnsi="Microsoft YaHei" w:eastAsia="Microsoft YaHei"/>
+          <w:b w:val="0"/>
           <w:sz w:val="22"/>
         </w:rPr>
         <w:t>无扰动时就存在终值偏差，而有扰动时终值进一步降低，说明当前主要矛盾是稳态偏差持续存在。</w:t>
@@ -2248,7 +2143,7 @@
     </w:p>
     <w:p>
       <w:pPr>
-        <w:spacing w:after="120"/>
+        <w:spacing w:after="80"/>
       </w:pPr>
       <w:r>
         <w:rPr>
@@ -2256,17 +2151,18 @@
           <w:b w:val="0"/>
           <w:sz w:val="22"/>
         </w:rPr>
-        <w:t>6. 主要矛盾清单</w:t>
+        <w:t>**6. 主要矛盾清单**</w:t>
       </w:r>
     </w:p>
     <w:p>
       <w:pPr>
         <w:pStyle w:val="ListBullet"/>
-        <w:spacing w:after="60"/>
+        <w:spacing w:after="80"/>
       </w:pPr>
       <w:r>
         <w:rPr>
           <w:rFonts w:ascii="Microsoft YaHei" w:hAnsi="Microsoft YaHei" w:eastAsia="Microsoft YaHei"/>
+          <w:b w:val="0"/>
           <w:sz w:val="22"/>
         </w:rPr>
         <w:t>主要矛盾：在当前比例基线下，转速最终值长期低于给定值；恒定负载加入后，这一偏差还会进一步扩大。</w:t>
@@ -2275,11 +2171,12 @@
     <w:p>
       <w:pPr>
         <w:pStyle w:val="ListBullet"/>
-        <w:spacing w:after="60"/>
+        <w:spacing w:after="80"/>
       </w:pPr>
       <w:r>
         <w:rPr>
           <w:rFonts w:ascii="Microsoft YaHei" w:hAnsi="Microsoft YaHei" w:eastAsia="Microsoft YaHei"/>
+          <w:b w:val="0"/>
           <w:sz w:val="22"/>
         </w:rPr>
         <w:t>次要矛盾：负载变化后建立过程略变慢，但整体仍保持单调，可视为次一级问题。</w:t>
@@ -2288,19 +2185,7 @@
     <w:p>
       <w:pPr>
         <w:pStyle w:val="ListBullet"/>
-        <w:spacing w:after="60"/>
-      </w:pPr>
-      <w:r>
-        <w:rPr>
-          <w:rFonts w:ascii="Microsoft YaHei" w:hAnsi="Microsoft YaHei" w:eastAsia="Microsoft YaHei"/>
-          <w:sz w:val="22"/>
-        </w:rPr>
-        <w:t>为什么本次不进入控制结构最终定夺：O3 只要求把主要问题落到正确的机理线上，说明“问题到底出在哪里”；至于下一步采用什么结构去改，属于后续 O4 的任务。</w:t>
-      </w:r>
-    </w:p>
-    <w:p>
-      <w:pPr>
-        <w:spacing w:after="120"/>
+        <w:spacing w:after="80"/>
       </w:pPr>
       <w:r>
         <w:rPr>
@@ -2308,17 +2193,31 @@
           <w:b w:val="0"/>
           <w:sz w:val="22"/>
         </w:rPr>
-        <w:t>7. AI 使用记录摘要示例</w:t>
+        <w:t>为什么本次不进入控制结构最终定夺：`O3` 只要求把主要问题落到正确的机理线上，说明“问题到底出在哪里”；至于下一步采用什么结构去改，属于后续 `O4` 的任务。</w:t>
       </w:r>
     </w:p>
     <w:p>
       <w:pPr>
-        <w:pStyle w:val="ListBullet"/>
-        <w:spacing w:after="60"/>
+        <w:spacing w:after="80"/>
       </w:pPr>
       <w:r>
         <w:rPr>
           <w:rFonts w:ascii="Microsoft YaHei" w:hAnsi="Microsoft YaHei" w:eastAsia="Microsoft YaHei"/>
+          <w:b w:val="0"/>
+          <w:sz w:val="22"/>
+        </w:rPr>
+        <w:t>**7. AI 使用记录摘要示例**</w:t>
+      </w:r>
+    </w:p>
+    <w:p>
+      <w:pPr>
+        <w:pStyle w:val="ListBullet"/>
+        <w:spacing w:after="80"/>
+      </w:pPr>
+      <w:r>
+        <w:rPr>
+          <w:rFonts w:ascii="Microsoft YaHei" w:hAnsi="Microsoft YaHei" w:eastAsia="Microsoft YaHei"/>
+          <w:b w:val="0"/>
           <w:sz w:val="22"/>
         </w:rPr>
         <w:t>使用模型：ChatGPT / GPT-5.4</w:t>
@@ -2327,11 +2226,12 @@
     <w:p>
       <w:pPr>
         <w:pStyle w:val="ListBullet"/>
-        <w:spacing w:after="60"/>
+        <w:spacing w:after="80"/>
       </w:pPr>
       <w:r>
         <w:rPr>
           <w:rFonts w:ascii="Microsoft YaHei" w:hAnsi="Microsoft YaHei" w:eastAsia="Microsoft YaHei"/>
+          <w:b w:val="0"/>
           <w:sz w:val="22"/>
         </w:rPr>
         <w:t>AI 完成的工作：协助整理诊断结构、润色“主要矛盾清单”、检查示例表述是否越界</w:t>
@@ -2340,24 +2240,26 @@
     <w:p>
       <w:pPr>
         <w:pStyle w:val="ListBullet"/>
-        <w:spacing w:after="60"/>
+        <w:spacing w:after="80"/>
       </w:pPr>
       <w:r>
         <w:rPr>
           <w:rFonts w:ascii="Microsoft YaHei" w:hAnsi="Microsoft YaHei" w:eastAsia="Microsoft YaHei"/>
+          <w:b w:val="0"/>
           <w:sz w:val="22"/>
         </w:rPr>
-        <w:t>学生独立完成的工作：延续 O2 的对象与模型、编写并运行 MATLAB/Octave 仿真代码、核查终值偏差与图表结论</w:t>
+        <w:t>学生独立完成的工作：延续 `O2` 的对象与模型、编写并运行 `MATLAB/Octave` 仿真代码、核查终值偏差与图表结论</w:t>
       </w:r>
     </w:p>
     <w:p>
       <w:pPr>
         <w:pStyle w:val="ListBullet"/>
-        <w:spacing w:after="60"/>
+        <w:spacing w:after="80"/>
       </w:pPr>
       <w:r>
         <w:rPr>
           <w:rFonts w:ascii="Microsoft YaHei" w:hAnsi="Microsoft YaHei" w:eastAsia="Microsoft YaHei"/>
+          <w:b w:val="0"/>
           <w:sz w:val="22"/>
         </w:rPr>
         <w:t>核查方式：独立运行脚本，对比无扰动与有扰动响应的终值，并手工确认结论没有使用型别、积分或静态误差系数语言</w:t>
@@ -2379,84 +2281,7 @@
     <w:p>
       <w:pPr>
         <w:pStyle w:val="ListBullet"/>
-        <w:spacing w:after="60"/>
-      </w:pPr>
-      <w:r>
-        <w:rPr>
-          <w:rFonts w:ascii="Microsoft YaHei" w:hAnsi="Microsoft YaHei" w:eastAsia="Microsoft YaHei"/>
-          <w:sz w:val="22"/>
-        </w:rPr>
-        <w:t>对象延续（4分）：明确沿用 O2 的同一对象、模型和三域表征，不另起炉灶。</w:t>
-      </w:r>
-    </w:p>
-    <w:p>
-      <w:pPr>
-        <w:pStyle w:val="ListBullet"/>
-        <w:spacing w:after="60"/>
-      </w:pPr>
-      <w:r>
-        <w:rPr>
-          <w:rFonts w:ascii="Microsoft YaHei" w:hAnsi="Microsoft YaHei" w:eastAsia="Microsoft YaHei"/>
-          <w:sz w:val="22"/>
-        </w:rPr>
-        <w:t>主要问题归类（8分）：在稳定 / 动态 / 稳态三类中准确选出当前主要问题，并给出 1-2 条直接证据。</w:t>
-      </w:r>
-    </w:p>
-    <w:p>
-      <w:pPr>
-        <w:pStyle w:val="ListBullet"/>
-        <w:spacing w:after="60"/>
-      </w:pPr>
-      <w:r>
-        <w:rPr>
-          <w:rFonts w:ascii="Microsoft YaHei" w:hAnsi="Microsoft YaHei" w:eastAsia="Microsoft YaHei"/>
-          <w:sz w:val="22"/>
-        </w:rPr>
-        <w:t>机理线判定（8分）：能说清楚为什么它属于对应机理线，而不是泛泛地说“响应不好”。</w:t>
-      </w:r>
-    </w:p>
-    <w:p>
-      <w:pPr>
-        <w:pStyle w:val="ListBullet"/>
-        <w:spacing w:after="60"/>
-      </w:pPr>
-      <w:r>
-        <w:rPr>
-          <w:rFonts w:ascii="Microsoft YaHei" w:hAnsi="Microsoft YaHei" w:eastAsia="Microsoft YaHei"/>
-          <w:sz w:val="22"/>
-        </w:rPr>
-        <w:t>结构机理解释（10分）：解释只使用当前阶段允许的语言，不越界调用零点、型别、积分稳态改善、Nyquist 或 Bode 判稳语言。</w:t>
-      </w:r>
-    </w:p>
-    <w:p>
-      <w:pPr>
-        <w:pStyle w:val="ListBullet"/>
-        <w:spacing w:after="60"/>
-      </w:pPr>
-      <w:r>
-        <w:rPr>
-          <w:rFonts w:ascii="Microsoft YaHei" w:hAnsi="Microsoft YaHei" w:eastAsia="Microsoft YaHei"/>
-          <w:sz w:val="22"/>
-        </w:rPr>
-        <w:t>图表与仿真支撑（6分）：图表或对照表直接服务于诊断；若涉及稳定 / 动态判断，需附 MATLAB/Octave 仿真代码、结果图与最小复现实验说明。</w:t>
-      </w:r>
-    </w:p>
-    <w:p>
-      <w:pPr>
-        <w:pStyle w:val="ListBullet"/>
-        <w:spacing w:after="60"/>
-      </w:pPr>
-      <w:r>
-        <w:rPr>
-          <w:rFonts w:ascii="Microsoft YaHei" w:hAnsi="Microsoft YaHei" w:eastAsia="Microsoft YaHei"/>
-          <w:sz w:val="22"/>
-        </w:rPr>
-        <w:t>主要矛盾清单与 AI 使用记录（4分）：写出主要矛盾、次要矛盾及本次不进入结构定夺的理由，并附 AI 使用记录摘要。</w:t>
-      </w:r>
-    </w:p>
-    <w:p>
-      <w:pPr>
-        <w:spacing w:after="120"/>
+        <w:spacing w:after="80"/>
       </w:pPr>
       <w:r>
         <w:rPr>
@@ -2464,7 +2289,90 @@
           <w:b w:val="0"/>
           <w:sz w:val="22"/>
         </w:rPr>
-        <w:t>总分：40分</w:t>
+        <w:t>**对象延续**（4分）：明确沿用 `O2` 的同一对象、模型和三域表征，不另起炉灶。</w:t>
+      </w:r>
+    </w:p>
+    <w:p>
+      <w:pPr>
+        <w:pStyle w:val="ListBullet"/>
+        <w:spacing w:after="80"/>
+      </w:pPr>
+      <w:r>
+        <w:rPr>
+          <w:rFonts w:ascii="Microsoft YaHei" w:hAnsi="Microsoft YaHei" w:eastAsia="Microsoft YaHei"/>
+          <w:b w:val="0"/>
+          <w:sz w:val="22"/>
+        </w:rPr>
+        <w:t>**主要问题归类**（8分）：在稳定 / 动态 / 稳态三类中准确选出当前主要问题，并给出 `1-2` 条直接证据。</w:t>
+      </w:r>
+    </w:p>
+    <w:p>
+      <w:pPr>
+        <w:pStyle w:val="ListBullet"/>
+        <w:spacing w:after="80"/>
+      </w:pPr>
+      <w:r>
+        <w:rPr>
+          <w:rFonts w:ascii="Microsoft YaHei" w:hAnsi="Microsoft YaHei" w:eastAsia="Microsoft YaHei"/>
+          <w:b w:val="0"/>
+          <w:sz w:val="22"/>
+        </w:rPr>
+        <w:t>**机理线判定**（8分）：能说清楚为什么它属于对应机理线，而不是泛泛地说“响应不好”。</w:t>
+      </w:r>
+    </w:p>
+    <w:p>
+      <w:pPr>
+        <w:pStyle w:val="ListBullet"/>
+        <w:spacing w:after="80"/>
+      </w:pPr>
+      <w:r>
+        <w:rPr>
+          <w:rFonts w:ascii="Microsoft YaHei" w:hAnsi="Microsoft YaHei" w:eastAsia="Microsoft YaHei"/>
+          <w:b w:val="0"/>
+          <w:sz w:val="22"/>
+        </w:rPr>
+        <w:t>**结构机理解释**（10分）：解释只使用当前阶段允许的语言，不越界调用零点、型别、积分稳态改善、Nyquist 或 Bode 判稳语言。</w:t>
+      </w:r>
+    </w:p>
+    <w:p>
+      <w:pPr>
+        <w:pStyle w:val="ListBullet"/>
+        <w:spacing w:after="80"/>
+      </w:pPr>
+      <w:r>
+        <w:rPr>
+          <w:rFonts w:ascii="Microsoft YaHei" w:hAnsi="Microsoft YaHei" w:eastAsia="Microsoft YaHei"/>
+          <w:b w:val="0"/>
+          <w:sz w:val="22"/>
+        </w:rPr>
+        <w:t>**图表与仿真支撑**（6分）：图表或对照表直接服务于诊断；若涉及稳定 / 动态判断，需附 `MATLAB/Octave` 仿真代码、结果图与最小复现实验说明。</w:t>
+      </w:r>
+    </w:p>
+    <w:p>
+      <w:pPr>
+        <w:pStyle w:val="ListBullet"/>
+        <w:spacing w:after="80"/>
+      </w:pPr>
+      <w:r>
+        <w:rPr>
+          <w:rFonts w:ascii="Microsoft YaHei" w:hAnsi="Microsoft YaHei" w:eastAsia="Microsoft YaHei"/>
+          <w:b w:val="0"/>
+          <w:sz w:val="22"/>
+        </w:rPr>
+        <w:t>**主要矛盾清单与 AI 使用记录**（4分）：写出主要矛盾、次要矛盾及本次不进入结构定夺的理由，并附 AI 使用记录摘要。</w:t>
+      </w:r>
+    </w:p>
+    <w:p>
+      <w:pPr>
+        <w:spacing w:after="80"/>
+      </w:pPr>
+      <w:r>
+        <w:rPr>
+          <w:rFonts w:ascii="Microsoft YaHei" w:hAnsi="Microsoft YaHei" w:eastAsia="Microsoft YaHei"/>
+          <w:b w:val="0"/>
+          <w:sz w:val="22"/>
+        </w:rPr>
+        <w:t>**总分：40分**</w:t>
       </w:r>
     </w:p>
     <w:p>
@@ -2483,37 +2391,40 @@
     <w:p>
       <w:pPr>
         <w:pStyle w:val="ListBullet"/>
-        <w:spacing w:after="60"/>
+        <w:spacing w:after="80"/>
       </w:pPr>
       <w:r>
         <w:rPr>
           <w:rFonts w:ascii="Microsoft YaHei" w:hAnsi="Microsoft YaHei" w:eastAsia="Microsoft YaHei"/>
+          <w:b w:val="0"/>
           <w:sz w:val="22"/>
         </w:rPr>
-        <w:t>O3 的核心不是开始设计控制器，而是判断“当前主要问题属于哪条机理线”。</w:t>
+        <w:t>`O3` 的核心不是开始设计控制器，而是判断“当前主要问题属于哪条机理线”。</w:t>
       </w:r>
     </w:p>
     <w:p>
       <w:pPr>
         <w:pStyle w:val="ListBullet"/>
-        <w:spacing w:after="60"/>
+        <w:spacing w:after="80"/>
       </w:pPr>
       <w:r>
         <w:rPr>
           <w:rFonts w:ascii="Microsoft YaHei" w:hAnsi="Microsoft YaHei" w:eastAsia="Microsoft YaHei"/>
+          <w:b w:val="0"/>
           <w:sz w:val="22"/>
         </w:rPr>
-        <w:t>若沿用 O2 的对象，却在 O3 中偷偷更换模型、任务或对象，按开放题主线连续性规则扣分。</w:t>
+        <w:t>若沿用 `O2` 的对象，却在 `O3` 中偷偷更换模型、任务或对象，按开放题主线连续性规则扣分。</w:t>
       </w:r>
     </w:p>
     <w:p>
       <w:pPr>
         <w:pStyle w:val="ListBullet"/>
-        <w:spacing w:after="60"/>
+        <w:spacing w:after="80"/>
       </w:pPr>
       <w:r>
         <w:rPr>
           <w:rFonts w:ascii="Microsoft YaHei" w:hAnsi="Microsoft YaHei" w:eastAsia="Microsoft YaHei"/>
+          <w:b w:val="0"/>
           <w:sz w:val="22"/>
         </w:rPr>
         <w:t>若判断为稳态问题，不得提前调用型别、积分、静态误差系数等后续语言。</w:t>
@@ -2522,11 +2433,12 @@
     <w:p>
       <w:pPr>
         <w:pStyle w:val="ListBullet"/>
-        <w:spacing w:after="60"/>
+        <w:spacing w:after="80"/>
       </w:pPr>
       <w:r>
         <w:rPr>
           <w:rFonts w:ascii="Microsoft YaHei" w:hAnsi="Microsoft YaHei" w:eastAsia="Microsoft YaHei"/>
+          <w:b w:val="0"/>
           <w:sz w:val="22"/>
         </w:rPr>
         <w:t>若附图、附代码、附结果图三者彼此对不上，按开放题统一规则扣分。</w:t>
@@ -2534,7 +2446,7 @@
     </w:p>
     <w:sectPr>
       <w:pgSz w:w="12240" w:h="15840"/>
-      <w:pgMar w:top="1080" w:right="1224" w:bottom="1080" w:left="1224" w:header="720" w:footer="720" w:gutter="0"/>
+      <w:pgMar w:top="1440" w:right="1800" w:bottom="1440" w:left="1800" w:header="720" w:footer="720" w:gutter="0"/>
       <w:cols w:space="720"/>
       <w:docGrid w:linePitch="360"/>
     </w:sectPr>
@@ -2905,10 +2817,6 @@
     <w:name w:val="Normal"/>
     <w:qFormat/>
     <w:rsid w:val="00FC693F"/>
-    <w:rPr>
-      <w:rFonts w:ascii="Microsoft YaHei" w:hAnsi="Microsoft YaHei" w:eastAsia="Microsoft YaHei"/>
-      <w:sz w:val="22"/>
-    </w:rPr>
   </w:style>
   <w:style w:type="paragraph" w:styleId="Header">
     <w:name w:val="header"/>

--- a/course-content/authoring/shared/homework-problems/T3S.docx
+++ b/course-content/authoring/shared/homework-problems/T3S.docx
@@ -6,10 +6,16 @@
     <w:p>
       <w:pPr>
         <w:pStyle w:val="Heading1"/>
-      </w:pPr>
-      <w:r>
-        <w:rPr>
-          <w:rFonts w:ascii="Microsoft YaHei" w:hAnsi="Microsoft YaHei" w:eastAsia="Microsoft YaHei"/>
+        <w:spacing w:line="240" w:lineRule="auto" w:before="0" w:after="80"/>
+        <w:ind w:firstLine="0"/>
+        <w:jc w:val="center"/>
+      </w:pPr>
+      <w:r>
+        <w:rPr>
+          <w:rFonts w:ascii="Times New Roman" w:hAnsi="Times New Roman" w:eastAsia="SimHei"/>
+          <w:b w:val="0"/>
+          <w:color w:val="000000"/>
+          <w:sz w:val="32"/>
         </w:rPr>
         <w:t xml:space="preserve">自动控制原理 作业3：稳定性与动态特性（含参考答案）</w:t>
       </w:r>
@@ -17,85 +23,126 @@
     <w:p>
       <w:pPr>
         <w:pStyle w:val="FirstParagraph"/>
-      </w:pPr>
-      <w:r>
-        <w:rPr>
-          <w:rFonts w:ascii="Microsoft YaHei" w:hAnsi="Microsoft YaHei" w:eastAsia="Microsoft YaHei"/>
+        <w:spacing w:line="240" w:lineRule="auto" w:before="0" w:after="80"/>
+        <w:ind w:firstLine="480"/>
+      </w:pPr>
+      <w:r>
+        <w:rPr>
+          <w:rFonts w:ascii="Times New Roman" w:hAnsi="Times New Roman" w:eastAsia="SimSun"/>
+          <w:b w:val="0"/>
+          <w:color w:val="000000"/>
+          <w:sz w:val="24"/>
         </w:rPr>
         <w:t xml:space="preserve">本文件收录</w:t>
       </w:r>
       <w:r>
         <w:rPr>
-          <w:rFonts w:ascii="Microsoft YaHei" w:hAnsi="Microsoft YaHei" w:eastAsia="Microsoft YaHei"/>
+          <w:rFonts w:ascii="Times New Roman" w:hAnsi="Times New Roman" w:eastAsia="SimSun"/>
+          <w:b w:val="0"/>
+          <w:color w:val="000000"/>
+          <w:sz w:val="24"/>
         </w:rPr>
         <w:t xml:space="preserve"> </w:t>
       </w:r>
       <w:r>
         <w:rPr>
           <w:rStyle w:val="VerbatimChar"/>
-          <w:rFonts w:ascii="Microsoft YaHei" w:hAnsi="Microsoft YaHei" w:eastAsia="Microsoft YaHei"/>
+          <w:rFonts w:ascii="Times New Roman" w:hAnsi="Times New Roman" w:eastAsia="SimSun"/>
+          <w:b w:val="0"/>
+          <w:color w:val="000000"/>
+          <w:sz w:val="24"/>
         </w:rPr>
         <w:t xml:space="preserve">T3-1</w:t>
       </w:r>
       <w:r>
         <w:rPr>
-          <w:rFonts w:ascii="Microsoft YaHei" w:hAnsi="Microsoft YaHei" w:eastAsia="Microsoft YaHei"/>
-        </w:rPr>
-        <w:t xml:space="preserve"> </w:t>
-      </w:r>
-      <w:r>
-        <w:rPr>
-          <w:rFonts w:ascii="Microsoft YaHei" w:hAnsi="Microsoft YaHei" w:eastAsia="Microsoft YaHei"/>
+          <w:rFonts w:ascii="Times New Roman" w:hAnsi="Times New Roman" w:eastAsia="SimSun"/>
+          <w:b w:val="0"/>
+          <w:color w:val="000000"/>
+          <w:sz w:val="24"/>
+        </w:rPr>
+        <w:t xml:space="preserve"> </w:t>
+      </w:r>
+      <w:r>
+        <w:rPr>
+          <w:rFonts w:ascii="Times New Roman" w:hAnsi="Times New Roman" w:eastAsia="SimSun"/>
+          <w:b w:val="0"/>
+          <w:color w:val="000000"/>
+          <w:sz w:val="24"/>
         </w:rPr>
         <w:t xml:space="preserve">到</w:t>
       </w:r>
       <w:r>
         <w:rPr>
-          <w:rFonts w:ascii="Microsoft YaHei" w:hAnsi="Microsoft YaHei" w:eastAsia="Microsoft YaHei"/>
+          <w:rFonts w:ascii="Times New Roman" w:hAnsi="Times New Roman" w:eastAsia="SimSun"/>
+          <w:b w:val="0"/>
+          <w:color w:val="000000"/>
+          <w:sz w:val="24"/>
         </w:rPr>
         <w:t xml:space="preserve"> </w:t>
       </w:r>
       <w:r>
         <w:rPr>
           <w:rStyle w:val="VerbatimChar"/>
-          <w:rFonts w:ascii="Microsoft YaHei" w:hAnsi="Microsoft YaHei" w:eastAsia="Microsoft YaHei"/>
+          <w:rFonts w:ascii="Times New Roman" w:hAnsi="Times New Roman" w:eastAsia="SimSun"/>
+          <w:b w:val="0"/>
+          <w:color w:val="000000"/>
+          <w:sz w:val="24"/>
         </w:rPr>
         <w:t xml:space="preserve">T3-3</w:t>
       </w:r>
       <w:r>
         <w:rPr>
-          <w:rFonts w:ascii="Microsoft YaHei" w:hAnsi="Microsoft YaHei" w:eastAsia="Microsoft YaHei"/>
-        </w:rPr>
-        <w:t xml:space="preserve"> </w:t>
-      </w:r>
-      <w:r>
-        <w:rPr>
-          <w:rFonts w:ascii="Microsoft YaHei" w:hAnsi="Microsoft YaHei" w:eastAsia="Microsoft YaHei"/>
+          <w:rFonts w:ascii="Times New Roman" w:hAnsi="Times New Roman" w:eastAsia="SimSun"/>
+          <w:b w:val="0"/>
+          <w:color w:val="000000"/>
+          <w:sz w:val="24"/>
+        </w:rPr>
+        <w:t xml:space="preserve"> </w:t>
+      </w:r>
+      <w:r>
+        <w:rPr>
+          <w:rFonts w:ascii="Times New Roman" w:hAnsi="Times New Roman" w:eastAsia="SimSun"/>
+          <w:b w:val="0"/>
+          <w:color w:val="000000"/>
+          <w:sz w:val="24"/>
         </w:rPr>
         <w:t xml:space="preserve">的闭题参考答案，以及</w:t>
       </w:r>
       <w:r>
         <w:rPr>
-          <w:rFonts w:ascii="Microsoft YaHei" w:hAnsi="Microsoft YaHei" w:eastAsia="Microsoft YaHei"/>
+          <w:rFonts w:ascii="Times New Roman" w:hAnsi="Times New Roman" w:eastAsia="SimSun"/>
+          <w:b w:val="0"/>
+          <w:color w:val="000000"/>
+          <w:sz w:val="24"/>
         </w:rPr>
         <w:t xml:space="preserve"> </w:t>
       </w:r>
       <w:r>
         <w:rPr>
           <w:rStyle w:val="VerbatimChar"/>
-          <w:rFonts w:ascii="Microsoft YaHei" w:hAnsi="Microsoft YaHei" w:eastAsia="Microsoft YaHei"/>
+          <w:rFonts w:ascii="Times New Roman" w:hAnsi="Times New Roman" w:eastAsia="SimSun"/>
+          <w:b w:val="0"/>
+          <w:color w:val="000000"/>
+          <w:sz w:val="24"/>
         </w:rPr>
         <w:t xml:space="preserve">O3</w:t>
       </w:r>
       <w:r>
         <w:rPr>
-          <w:rFonts w:ascii="Microsoft YaHei" w:hAnsi="Microsoft YaHei" w:eastAsia="Microsoft YaHei"/>
-        </w:rPr>
-        <w:t xml:space="preserve"> </w:t>
-      </w:r>
-      <w:r>
-        <w:rPr>
-          <w:rFonts w:ascii="Microsoft YaHei" w:hAnsi="Microsoft YaHei" w:eastAsia="Microsoft YaHei"/>
+          <w:rFonts w:ascii="Times New Roman" w:hAnsi="Times New Roman" w:eastAsia="SimSun"/>
+          <w:b w:val="0"/>
+          <w:color w:val="000000"/>
+          <w:sz w:val="24"/>
+        </w:rPr>
+        <w:t xml:space="preserve"> </w:t>
+      </w:r>
+      <w:r>
+        <w:rPr>
+          <w:rFonts w:ascii="Times New Roman" w:hAnsi="Times New Roman" w:eastAsia="SimSun"/>
+          <w:b w:val="0"/>
+          <w:color w:val="000000"/>
+          <w:sz w:val="24"/>
         </w:rPr>
         <w:t xml:space="preserve">开放题示例答案。</w:t>
       </w:r>
@@ -104,10 +151,15 @@
     <w:p>
       <w:pPr>
         <w:pStyle w:val="Heading2"/>
-      </w:pPr>
-      <w:r>
-        <w:rPr>
-          <w:rFonts w:ascii="Microsoft YaHei" w:hAnsi="Microsoft YaHei" w:eastAsia="Microsoft YaHei"/>
+        <w:spacing w:line="240" w:lineRule="auto" w:before="0" w:after="80"/>
+        <w:ind w:firstLine="0"/>
+      </w:pPr>
+      <w:r>
+        <w:rPr>
+          <w:rFonts w:ascii="Times New Roman" w:hAnsi="Times New Roman" w:eastAsia="SimSun"/>
+          <w:b/>
+          <w:color w:val="000000"/>
+          <w:sz w:val="28"/>
         </w:rPr>
         <w:t xml:space="preserve">T3-1 劳斯判据与稳定区间（20分）</w:t>
       </w:r>
@@ -116,10 +168,15 @@
     <w:p>
       <w:pPr>
         <w:pStyle w:val="Heading3"/>
-      </w:pPr>
-      <w:r>
-        <w:rPr>
-          <w:rFonts w:ascii="Microsoft YaHei" w:hAnsi="Microsoft YaHei" w:eastAsia="Microsoft YaHei"/>
+        <w:spacing w:line="240" w:lineRule="auto" w:before="0" w:after="80"/>
+        <w:ind w:firstLine="0"/>
+      </w:pPr>
+      <w:r>
+        <w:rPr>
+          <w:rFonts w:ascii="Times New Roman" w:hAnsi="Times New Roman" w:eastAsia="SimHei"/>
+          <w:b w:val="0"/>
+          <w:color w:val="000000"/>
+          <w:sz w:val="24"/>
         </w:rPr>
         <w:t xml:space="preserve">题干</w:t>
       </w:r>
@@ -127,10 +184,15 @@
     <w:p>
       <w:pPr>
         <w:pStyle w:val="FirstParagraph"/>
-      </w:pPr>
-      <w:r>
-        <w:rPr>
-          <w:rFonts w:ascii="Microsoft YaHei" w:hAnsi="Microsoft YaHei" w:eastAsia="Microsoft YaHei"/>
+        <w:spacing w:line="240" w:lineRule="auto" w:before="0" w:after="80"/>
+        <w:ind w:firstLine="480"/>
+      </w:pPr>
+      <w:r>
+        <w:rPr>
+          <w:rFonts w:ascii="Times New Roman" w:hAnsi="Times New Roman" w:eastAsia="SimSun"/>
+          <w:b w:val="0"/>
+          <w:color w:val="000000"/>
+          <w:sz w:val="24"/>
         </w:rPr>
         <w:t xml:space="preserve">已知某闭环系统的特征方程为</w:t>
       </w:r>
@@ -138,6 +200,8 @@
     <w:p>
       <w:pPr>
         <w:pStyle w:val="BodyText"/>
+        <w:spacing w:line="240" w:lineRule="auto" w:before="0" w:after="80"/>
+        <w:ind w:firstLine="0"/>
       </w:pPr>
       <m:oMathPara>
         <m:oMathParaPr>
@@ -272,16 +336,24 @@
     <w:p>
       <w:pPr>
         <w:pStyle w:val="FirstParagraph"/>
-      </w:pPr>
-      <w:r>
-        <w:rPr>
-          <w:rFonts w:ascii="Microsoft YaHei" w:hAnsi="Microsoft YaHei" w:eastAsia="Microsoft YaHei"/>
+        <w:spacing w:line="240" w:lineRule="auto" w:before="0" w:after="80"/>
+        <w:ind w:firstLine="480"/>
+      </w:pPr>
+      <w:r>
+        <w:rPr>
+          <w:rFonts w:ascii="Times New Roman" w:hAnsi="Times New Roman" w:eastAsia="SimSun"/>
+          <w:b w:val="0"/>
+          <w:color w:val="000000"/>
+          <w:sz w:val="24"/>
         </w:rPr>
         <w:t xml:space="preserve">其中</w:t>
       </w:r>
       <w:r>
         <w:rPr>
-          <w:rFonts w:ascii="Microsoft YaHei" w:hAnsi="Microsoft YaHei" w:eastAsia="Microsoft YaHei"/>
+          <w:rFonts w:ascii="Times New Roman" w:hAnsi="Times New Roman" w:eastAsia="SimSun"/>
+          <w:b w:val="0"/>
+          <w:color w:val="000000"/>
+          <w:sz w:val="24"/>
         </w:rPr>
         <w:t xml:space="preserve"> </w:t>
       </w:r>
@@ -292,13 +364,19 @@
       </m:oMath>
       <w:r>
         <w:rPr>
-          <w:rFonts w:ascii="Microsoft YaHei" w:hAnsi="Microsoft YaHei" w:eastAsia="Microsoft YaHei"/>
-        </w:rPr>
-        <w:t xml:space="preserve"> </w:t>
-      </w:r>
-      <w:r>
-        <w:rPr>
-          <w:rFonts w:ascii="Microsoft YaHei" w:hAnsi="Microsoft YaHei" w:eastAsia="Microsoft YaHei"/>
+          <w:rFonts w:ascii="Times New Roman" w:hAnsi="Times New Roman" w:eastAsia="SimSun"/>
+          <w:b w:val="0"/>
+          <w:color w:val="000000"/>
+          <w:sz w:val="24"/>
+        </w:rPr>
+        <w:t xml:space="preserve"> </w:t>
+      </w:r>
+      <w:r>
+        <w:rPr>
+          <w:rFonts w:ascii="Times New Roman" w:hAnsi="Times New Roman" w:eastAsia="SimSun"/>
+          <w:b w:val="0"/>
+          <w:color w:val="000000"/>
+          <w:sz w:val="24"/>
         </w:rPr>
         <w:t xml:space="preserve">为实参数。</w:t>
       </w:r>
@@ -310,16 +388,24 @@
           <w:numId w:val="1001"/>
         </w:numPr>
         <w:pStyle w:val="Compact"/>
-      </w:pPr>
-      <w:r>
-        <w:rPr>
-          <w:rFonts w:ascii="Microsoft YaHei" w:hAnsi="Microsoft YaHei" w:eastAsia="Microsoft YaHei"/>
+        <w:spacing w:line="240" w:lineRule="auto" w:before="0" w:after="80"/>
+        <w:ind w:firstLine="480"/>
+      </w:pPr>
+      <w:r>
+        <w:rPr>
+          <w:rFonts w:ascii="Times New Roman" w:hAnsi="Times New Roman" w:eastAsia="SimSun"/>
+          <w:b w:val="0"/>
+          <w:color w:val="000000"/>
+          <w:sz w:val="24"/>
         </w:rPr>
         <w:t xml:space="preserve">用劳斯判据求系统稳定的</w:t>
       </w:r>
       <w:r>
         <w:rPr>
-          <w:rFonts w:ascii="Microsoft YaHei" w:hAnsi="Microsoft YaHei" w:eastAsia="Microsoft YaHei"/>
+          <w:rFonts w:ascii="Times New Roman" w:hAnsi="Times New Roman" w:eastAsia="SimSun"/>
+          <w:b w:val="0"/>
+          <w:color w:val="000000"/>
+          <w:sz w:val="24"/>
         </w:rPr>
         <w:t xml:space="preserve"> </w:t>
       </w:r>
@@ -330,13 +416,19 @@
       </m:oMath>
       <w:r>
         <w:rPr>
-          <w:rFonts w:ascii="Microsoft YaHei" w:hAnsi="Microsoft YaHei" w:eastAsia="Microsoft YaHei"/>
-        </w:rPr>
-        <w:t xml:space="preserve"> </w:t>
-      </w:r>
-      <w:r>
-        <w:rPr>
-          <w:rFonts w:ascii="Microsoft YaHei" w:hAnsi="Microsoft YaHei" w:eastAsia="Microsoft YaHei"/>
+          <w:rFonts w:ascii="Times New Roman" w:hAnsi="Times New Roman" w:eastAsia="SimSun"/>
+          <w:b w:val="0"/>
+          <w:color w:val="000000"/>
+          <w:sz w:val="24"/>
+        </w:rPr>
+        <w:t xml:space="preserve"> </w:t>
+      </w:r>
+      <w:r>
+        <w:rPr>
+          <w:rFonts w:ascii="Times New Roman" w:hAnsi="Times New Roman" w:eastAsia="SimSun"/>
+          <w:b w:val="0"/>
+          <w:color w:val="000000"/>
+          <w:sz w:val="24"/>
         </w:rPr>
         <w:t xml:space="preserve">取值范围。</w:t>
       </w:r>
@@ -348,16 +440,24 @@
           <w:numId w:val="1001"/>
         </w:numPr>
         <w:pStyle w:val="Compact"/>
-      </w:pPr>
-      <w:r>
-        <w:rPr>
-          <w:rFonts w:ascii="Microsoft YaHei" w:hAnsi="Microsoft YaHei" w:eastAsia="Microsoft YaHei"/>
+        <w:spacing w:line="240" w:lineRule="auto" w:before="0" w:after="80"/>
+        <w:ind w:firstLine="480"/>
+      </w:pPr>
+      <w:r>
+        <w:rPr>
+          <w:rFonts w:ascii="Times New Roman" w:hAnsi="Times New Roman" w:eastAsia="SimSun"/>
+          <w:b w:val="0"/>
+          <w:color w:val="000000"/>
+          <w:sz w:val="24"/>
         </w:rPr>
         <w:t xml:space="preserve">给出系统处于临界稳定时的</w:t>
       </w:r>
       <w:r>
         <w:rPr>
-          <w:rFonts w:ascii="Microsoft YaHei" w:hAnsi="Microsoft YaHei" w:eastAsia="Microsoft YaHei"/>
+          <w:rFonts w:ascii="Times New Roman" w:hAnsi="Times New Roman" w:eastAsia="SimSun"/>
+          <w:b w:val="0"/>
+          <w:color w:val="000000"/>
+          <w:sz w:val="24"/>
         </w:rPr>
         <w:t xml:space="preserve"> </w:t>
       </w:r>
@@ -368,13 +468,19 @@
       </m:oMath>
       <w:r>
         <w:rPr>
-          <w:rFonts w:ascii="Microsoft YaHei" w:hAnsi="Microsoft YaHei" w:eastAsia="Microsoft YaHei"/>
-        </w:rPr>
-        <w:t xml:space="preserve"> </w:t>
-      </w:r>
-      <w:r>
-        <w:rPr>
-          <w:rFonts w:ascii="Microsoft YaHei" w:hAnsi="Microsoft YaHei" w:eastAsia="Microsoft YaHei"/>
+          <w:rFonts w:ascii="Times New Roman" w:hAnsi="Times New Roman" w:eastAsia="SimSun"/>
+          <w:b w:val="0"/>
+          <w:color w:val="000000"/>
+          <w:sz w:val="24"/>
+        </w:rPr>
+        <w:t xml:space="preserve"> </w:t>
+      </w:r>
+      <w:r>
+        <w:rPr>
+          <w:rFonts w:ascii="Times New Roman" w:hAnsi="Times New Roman" w:eastAsia="SimSun"/>
+          <w:b w:val="0"/>
+          <w:color w:val="000000"/>
+          <w:sz w:val="24"/>
         </w:rPr>
         <w:t xml:space="preserve">值。</w:t>
       </w:r>
@@ -386,10 +492,15 @@
           <w:numId w:val="1001"/>
         </w:numPr>
         <w:pStyle w:val="Compact"/>
-      </w:pPr>
-      <w:r>
-        <w:rPr>
-          <w:rFonts w:ascii="Microsoft YaHei" w:hAnsi="Microsoft YaHei" w:eastAsia="Microsoft YaHei"/>
+        <w:spacing w:line="240" w:lineRule="auto" w:before="0" w:after="80"/>
+        <w:ind w:firstLine="480"/>
+      </w:pPr>
+      <w:r>
+        <w:rPr>
+          <w:rFonts w:ascii="Times New Roman" w:hAnsi="Times New Roman" w:eastAsia="SimSun"/>
+          <w:b w:val="0"/>
+          <w:color w:val="000000"/>
+          <w:sz w:val="24"/>
         </w:rPr>
         <w:t xml:space="preserve">用一句话说明：为什么这里求出的稳定区间，只能看作后续参数筛选的第一层可行域？</w:t>
       </w:r>
@@ -399,10 +510,15 @@
     <w:p>
       <w:pPr>
         <w:pStyle w:val="Heading3"/>
-      </w:pPr>
-      <w:r>
-        <w:rPr>
-          <w:rFonts w:ascii="Microsoft YaHei" w:hAnsi="Microsoft YaHei" w:eastAsia="Microsoft YaHei"/>
+        <w:spacing w:line="240" w:lineRule="auto" w:before="0" w:after="80"/>
+        <w:ind w:firstLine="0"/>
+      </w:pPr>
+      <w:r>
+        <w:rPr>
+          <w:rFonts w:ascii="Times New Roman" w:hAnsi="Times New Roman" w:eastAsia="SimHei"/>
+          <w:b w:val="0"/>
+          <w:color w:val="000000"/>
+          <w:sz w:val="24"/>
         </w:rPr>
         <w:t xml:space="preserve">标准答案</w:t>
       </w:r>
@@ -410,10 +526,15 @@
     <w:p>
       <w:pPr>
         <w:pStyle w:val="FirstParagraph"/>
-      </w:pPr>
-      <w:r>
-        <w:rPr>
-          <w:rFonts w:ascii="Microsoft YaHei" w:hAnsi="Microsoft YaHei" w:eastAsia="Microsoft YaHei"/>
+        <w:spacing w:line="240" w:lineRule="auto" w:before="0" w:after="80"/>
+        <w:ind w:firstLine="480"/>
+      </w:pPr>
+      <w:r>
+        <w:rPr>
+          <w:rFonts w:ascii="Times New Roman" w:hAnsi="Times New Roman" w:eastAsia="SimSun"/>
+          <w:b w:val="0"/>
+          <w:color w:val="000000"/>
+          <w:sz w:val="24"/>
         </w:rPr>
         <w:t xml:space="preserve">由特征方程系数构造劳斯阵列：</w:t>
       </w:r>
@@ -421,6 +542,8 @@
     <w:p>
       <w:pPr>
         <w:pStyle w:val="BodyText"/>
+        <w:spacing w:line="240" w:lineRule="auto" w:before="0" w:after="80"/>
+        <w:ind w:firstLine="0"/>
       </w:pPr>
       <m:oMathPara>
         <m:oMathParaPr>
@@ -897,10 +1020,15 @@
     <w:p>
       <w:pPr>
         <w:pStyle w:val="FirstParagraph"/>
-      </w:pPr>
-      <w:r>
-        <w:rPr>
-          <w:rFonts w:ascii="Microsoft YaHei" w:hAnsi="Microsoft YaHei" w:eastAsia="Microsoft YaHei"/>
+        <w:spacing w:line="240" w:lineRule="auto" w:before="0" w:after="80"/>
+        <w:ind w:firstLine="480"/>
+      </w:pPr>
+      <w:r>
+        <w:rPr>
+          <w:rFonts w:ascii="Times New Roman" w:hAnsi="Times New Roman" w:eastAsia="SimSun"/>
+          <w:b w:val="0"/>
+          <w:color w:val="000000"/>
+          <w:sz w:val="24"/>
         </w:rPr>
         <w:t xml:space="preserve">系统稳定要求劳斯阵列第一列各项全为正，因此至少应满足</w:t>
       </w:r>
@@ -908,6 +1036,8 @@
     <w:p>
       <w:pPr>
         <w:pStyle w:val="BodyText"/>
+        <w:spacing w:line="240" w:lineRule="auto" w:before="0" w:after="80"/>
+        <w:ind w:firstLine="0"/>
       </w:pPr>
       <m:oMathPara>
         <m:oMathParaPr>
@@ -992,16 +1122,24 @@
     <w:p>
       <w:pPr>
         <w:pStyle w:val="FirstParagraph"/>
-      </w:pPr>
-      <w:r>
-        <w:rPr>
-          <w:rFonts w:ascii="Microsoft YaHei" w:hAnsi="Microsoft YaHei" w:eastAsia="Microsoft YaHei"/>
+        <w:spacing w:line="240" w:lineRule="auto" w:before="0" w:after="80"/>
+        <w:ind w:firstLine="480"/>
+      </w:pPr>
+      <w:r>
+        <w:rPr>
+          <w:rFonts w:ascii="Times New Roman" w:hAnsi="Times New Roman" w:eastAsia="SimSun"/>
+          <w:b w:val="0"/>
+          <w:color w:val="000000"/>
+          <w:sz w:val="24"/>
         </w:rPr>
         <w:t xml:space="preserve">又因为此时</w:t>
       </w:r>
       <w:r>
         <w:rPr>
-          <w:rFonts w:ascii="Microsoft YaHei" w:hAnsi="Microsoft YaHei" w:eastAsia="Microsoft YaHei"/>
+          <w:rFonts w:ascii="Times New Roman" w:hAnsi="Times New Roman" w:eastAsia="SimSun"/>
+          <w:b w:val="0"/>
+          <w:color w:val="000000"/>
+          <w:sz w:val="24"/>
         </w:rPr>
         <w:t xml:space="preserve"> </w:t>
       </w:r>
@@ -1033,7 +1171,10 @@
       </m:oMath>
       <w:r>
         <w:rPr>
-          <w:rFonts w:ascii="Microsoft YaHei" w:hAnsi="Microsoft YaHei" w:eastAsia="Microsoft YaHei"/>
+          <w:rFonts w:ascii="Times New Roman" w:hAnsi="Times New Roman" w:eastAsia="SimSun"/>
+          <w:b w:val="0"/>
+          <w:color w:val="000000"/>
+          <w:sz w:val="24"/>
         </w:rPr>
         <w:t xml:space="preserve">，故还需</w:t>
       </w:r>
@@ -1041,6 +1182,8 @@
     <w:p>
       <w:pPr>
         <w:pStyle w:val="BodyText"/>
+        <w:spacing w:line="240" w:lineRule="auto" w:before="0" w:after="80"/>
+        <w:ind w:firstLine="0"/>
       </w:pPr>
       <m:oMathPara>
         <m:oMathParaPr>
@@ -1197,10 +1340,15 @@
     <w:p>
       <w:pPr>
         <w:pStyle w:val="FirstParagraph"/>
-      </w:pPr>
-      <w:r>
-        <w:rPr>
-          <w:rFonts w:ascii="Microsoft YaHei" w:hAnsi="Microsoft YaHei" w:eastAsia="Microsoft YaHei"/>
+        <w:spacing w:line="240" w:lineRule="auto" w:before="0" w:after="80"/>
+        <w:ind w:firstLine="480"/>
+      </w:pPr>
+      <w:r>
+        <w:rPr>
+          <w:rFonts w:ascii="Times New Roman" w:hAnsi="Times New Roman" w:eastAsia="SimSun"/>
+          <w:b w:val="0"/>
+          <w:color w:val="000000"/>
+          <w:sz w:val="24"/>
         </w:rPr>
         <w:t xml:space="preserve">即</w:t>
       </w:r>
@@ -1208,6 +1356,8 @@
     <w:p>
       <w:pPr>
         <w:pStyle w:val="BodyText"/>
+        <w:spacing w:line="240" w:lineRule="auto" w:before="0" w:after="80"/>
+        <w:ind w:firstLine="0"/>
       </w:pPr>
       <m:oMathPara>
         <m:oMathParaPr>
@@ -1271,10 +1421,15 @@
     <w:p>
       <w:pPr>
         <w:pStyle w:val="FirstParagraph"/>
-      </w:pPr>
-      <w:r>
-        <w:rPr>
-          <w:rFonts w:ascii="Microsoft YaHei" w:hAnsi="Microsoft YaHei" w:eastAsia="Microsoft YaHei"/>
+        <w:spacing w:line="240" w:lineRule="auto" w:before="0" w:after="80"/>
+        <w:ind w:firstLine="480"/>
+      </w:pPr>
+      <w:r>
+        <w:rPr>
+          <w:rFonts w:ascii="Times New Roman" w:hAnsi="Times New Roman" w:eastAsia="SimSun"/>
+          <w:b w:val="0"/>
+          <w:color w:val="000000"/>
+          <w:sz w:val="24"/>
         </w:rPr>
         <w:t xml:space="preserve">因式分解得</w:t>
       </w:r>
@@ -1282,6 +1437,8 @@
     <w:p>
       <w:pPr>
         <w:pStyle w:val="BodyText"/>
+        <w:spacing w:line="240" w:lineRule="auto" w:before="0" w:after="80"/>
+        <w:ind w:firstLine="0"/>
       </w:pPr>
       <m:oMathPara>
         <m:oMathParaPr>
@@ -1395,10 +1552,15 @@
     <w:p>
       <w:pPr>
         <w:pStyle w:val="FirstParagraph"/>
-      </w:pPr>
-      <w:r>
-        <w:rPr>
-          <w:rFonts w:ascii="Microsoft YaHei" w:hAnsi="Microsoft YaHei" w:eastAsia="Microsoft YaHei"/>
+        <w:spacing w:line="240" w:lineRule="auto" w:before="0" w:after="80"/>
+        <w:ind w:firstLine="480"/>
+      </w:pPr>
+      <w:r>
+        <w:rPr>
+          <w:rFonts w:ascii="Times New Roman" w:hAnsi="Times New Roman" w:eastAsia="SimSun"/>
+          <w:b w:val="0"/>
+          <w:color w:val="000000"/>
+          <w:sz w:val="24"/>
         </w:rPr>
         <w:t xml:space="preserve">所以系统稳定的参数范围为</w:t>
       </w:r>
@@ -1406,6 +1568,8 @@
     <w:p>
       <w:pPr>
         <w:pStyle w:val="BodyText"/>
+        <w:spacing w:line="240" w:lineRule="auto" w:before="0" w:after="80"/>
+        <w:ind w:firstLine="0"/>
       </w:pPr>
       <m:oMathPara>
         <m:oMathParaPr>
@@ -1457,10 +1621,15 @@
     <w:p>
       <w:pPr>
         <w:pStyle w:val="FirstParagraph"/>
-      </w:pPr>
-      <w:r>
-        <w:rPr>
-          <w:rFonts w:ascii="Microsoft YaHei" w:hAnsi="Microsoft YaHei" w:eastAsia="Microsoft YaHei"/>
+        <w:spacing w:line="240" w:lineRule="auto" w:before="0" w:after="80"/>
+        <w:ind w:firstLine="480"/>
+      </w:pPr>
+      <w:r>
+        <w:rPr>
+          <w:rFonts w:ascii="Times New Roman" w:hAnsi="Times New Roman" w:eastAsia="SimSun"/>
+          <w:b w:val="0"/>
+          <w:color w:val="000000"/>
+          <w:sz w:val="24"/>
         </w:rPr>
         <w:t xml:space="preserve">当</w:t>
       </w:r>
@@ -1468,6 +1637,8 @@
     <w:p>
       <w:pPr>
         <w:pStyle w:val="BodyText"/>
+        <w:spacing w:line="240" w:lineRule="auto" w:before="0" w:after="80"/>
+        <w:ind w:firstLine="0"/>
       </w:pPr>
       <m:oMathPara>
         <m:oMathParaPr>
@@ -1529,10 +1700,15 @@
     <w:p>
       <w:pPr>
         <w:pStyle w:val="FirstParagraph"/>
-      </w:pPr>
-      <w:r>
-        <w:rPr>
-          <w:rFonts w:ascii="Microsoft YaHei" w:hAnsi="Microsoft YaHei" w:eastAsia="Microsoft YaHei"/>
+        <w:spacing w:line="240" w:lineRule="auto" w:before="0" w:after="80"/>
+        <w:ind w:firstLine="480"/>
+      </w:pPr>
+      <w:r>
+        <w:rPr>
+          <w:rFonts w:ascii="Times New Roman" w:hAnsi="Times New Roman" w:eastAsia="SimSun"/>
+          <w:b w:val="0"/>
+          <w:color w:val="000000"/>
+          <w:sz w:val="24"/>
         </w:rPr>
         <w:t xml:space="preserve">时，</w:t>
       </w:r>
@@ -1552,19 +1728,28 @@
       </m:oMath>
       <w:r>
         <w:rPr>
-          <w:rFonts w:ascii="Microsoft YaHei" w:hAnsi="Microsoft YaHei" w:eastAsia="Microsoft YaHei"/>
-        </w:rPr>
-        <w:t xml:space="preserve"> </w:t>
-      </w:r>
-      <w:r>
-        <w:rPr>
-          <w:rFonts w:ascii="Microsoft YaHei" w:hAnsi="Microsoft YaHei" w:eastAsia="Microsoft YaHei"/>
+          <w:rFonts w:ascii="Times New Roman" w:hAnsi="Times New Roman" w:eastAsia="SimSun"/>
+          <w:b w:val="0"/>
+          <w:color w:val="000000"/>
+          <w:sz w:val="24"/>
+        </w:rPr>
+        <w:t xml:space="preserve"> </w:t>
+      </w:r>
+      <w:r>
+        <w:rPr>
+          <w:rFonts w:ascii="Times New Roman" w:hAnsi="Times New Roman" w:eastAsia="SimSun"/>
+          <w:b w:val="0"/>
+          <w:color w:val="000000"/>
+          <w:sz w:val="24"/>
         </w:rPr>
         <w:t xml:space="preserve">行首项为 0，系统位于稳定边界。由上一行辅助多项式可知：当</w:t>
       </w:r>
       <w:r>
         <w:rPr>
-          <w:rFonts w:ascii="Microsoft YaHei" w:hAnsi="Microsoft YaHei" w:eastAsia="Microsoft YaHei"/>
+          <w:rFonts w:ascii="Times New Roman" w:hAnsi="Times New Roman" w:eastAsia="SimSun"/>
+          <w:b w:val="0"/>
+          <w:color w:val="000000"/>
+          <w:sz w:val="24"/>
         </w:rPr>
         <w:t xml:space="preserve"> </w:t>
       </w:r>
@@ -1584,13 +1769,19 @@
       </m:oMath>
       <w:r>
         <w:rPr>
-          <w:rFonts w:ascii="Microsoft YaHei" w:hAnsi="Microsoft YaHei" w:eastAsia="Microsoft YaHei"/>
-        </w:rPr>
-        <w:t xml:space="preserve"> </w:t>
-      </w:r>
-      <w:r>
-        <w:rPr>
-          <w:rFonts w:ascii="Microsoft YaHei" w:hAnsi="Microsoft YaHei" w:eastAsia="Microsoft YaHei"/>
+          <w:rFonts w:ascii="Times New Roman" w:hAnsi="Times New Roman" w:eastAsia="SimSun"/>
+          <w:b w:val="0"/>
+          <w:color w:val="000000"/>
+          <w:sz w:val="24"/>
+        </w:rPr>
+        <w:t xml:space="preserve"> </w:t>
+      </w:r>
+      <w:r>
+        <w:rPr>
+          <w:rFonts w:ascii="Times New Roman" w:hAnsi="Times New Roman" w:eastAsia="SimSun"/>
+          <w:b w:val="0"/>
+          <w:color w:val="000000"/>
+          <w:sz w:val="24"/>
         </w:rPr>
         <w:t xml:space="preserve">时，</w:t>
       </w:r>
@@ -1610,19 +1801,28 @@
       </m:oMath>
       <w:r>
         <w:rPr>
-          <w:rFonts w:ascii="Microsoft YaHei" w:hAnsi="Microsoft YaHei" w:eastAsia="Microsoft YaHei"/>
-        </w:rPr>
-        <w:t xml:space="preserve"> </w:t>
-      </w:r>
-      <w:r>
-        <w:rPr>
-          <w:rFonts w:ascii="Microsoft YaHei" w:hAnsi="Microsoft YaHei" w:eastAsia="Microsoft YaHei"/>
+          <w:rFonts w:ascii="Times New Roman" w:hAnsi="Times New Roman" w:eastAsia="SimSun"/>
+          <w:b w:val="0"/>
+          <w:color w:val="000000"/>
+          <w:sz w:val="24"/>
+        </w:rPr>
+        <w:t xml:space="preserve"> </w:t>
+      </w:r>
+      <w:r>
+        <w:rPr>
+          <w:rFonts w:ascii="Times New Roman" w:hAnsi="Times New Roman" w:eastAsia="SimSun"/>
+          <w:b w:val="0"/>
+          <w:color w:val="000000"/>
+          <w:sz w:val="24"/>
         </w:rPr>
         <w:t xml:space="preserve">行对应</w:t>
       </w:r>
       <w:r>
         <w:rPr>
-          <w:rFonts w:ascii="Microsoft YaHei" w:hAnsi="Microsoft YaHei" w:eastAsia="Microsoft YaHei"/>
+          <w:rFonts w:ascii="Times New Roman" w:hAnsi="Times New Roman" w:eastAsia="SimSun"/>
+          <w:b w:val="0"/>
+          <w:color w:val="000000"/>
+          <w:sz w:val="24"/>
         </w:rPr>
         <w:t xml:space="preserve"> </w:t>
       </w:r>
@@ -1673,13 +1873,19 @@
       </m:oMath>
       <w:r>
         <w:rPr>
-          <w:rFonts w:ascii="Microsoft YaHei" w:hAnsi="Microsoft YaHei" w:eastAsia="Microsoft YaHei"/>
+          <w:rFonts w:ascii="Times New Roman" w:hAnsi="Times New Roman" w:eastAsia="SimSun"/>
+          <w:b w:val="0"/>
+          <w:color w:val="000000"/>
+          <w:sz w:val="24"/>
         </w:rPr>
         <w:t xml:space="preserve">，故有虚根</w:t>
       </w:r>
       <w:r>
         <w:rPr>
-          <w:rFonts w:ascii="Microsoft YaHei" w:hAnsi="Microsoft YaHei" w:eastAsia="Microsoft YaHei"/>
+          <w:rFonts w:ascii="Times New Roman" w:hAnsi="Times New Roman" w:eastAsia="SimSun"/>
+          <w:b w:val="0"/>
+          <w:color w:val="000000"/>
+          <w:sz w:val="24"/>
         </w:rPr>
         <w:t xml:space="preserve"> </w:t>
       </w:r>
@@ -1716,13 +1922,19 @@
       </m:oMath>
       <w:r>
         <w:rPr>
-          <w:rFonts w:ascii="Microsoft YaHei" w:hAnsi="Microsoft YaHei" w:eastAsia="Microsoft YaHei"/>
+          <w:rFonts w:ascii="Times New Roman" w:hAnsi="Times New Roman" w:eastAsia="SimSun"/>
+          <w:b w:val="0"/>
+          <w:color w:val="000000"/>
+          <w:sz w:val="24"/>
         </w:rPr>
         <w:t xml:space="preserve">；当</w:t>
       </w:r>
       <w:r>
         <w:rPr>
-          <w:rFonts w:ascii="Microsoft YaHei" w:hAnsi="Microsoft YaHei" w:eastAsia="Microsoft YaHei"/>
+          <w:rFonts w:ascii="Times New Roman" w:hAnsi="Times New Roman" w:eastAsia="SimSun"/>
+          <w:b w:val="0"/>
+          <w:color w:val="000000"/>
+          <w:sz w:val="24"/>
         </w:rPr>
         <w:t xml:space="preserve"> </w:t>
       </w:r>
@@ -1754,13 +1966,19 @@
       </m:oMath>
       <w:r>
         <w:rPr>
-          <w:rFonts w:ascii="Microsoft YaHei" w:hAnsi="Microsoft YaHei" w:eastAsia="Microsoft YaHei"/>
-        </w:rPr>
-        <w:t xml:space="preserve"> </w:t>
-      </w:r>
-      <w:r>
-        <w:rPr>
-          <w:rFonts w:ascii="Microsoft YaHei" w:hAnsi="Microsoft YaHei" w:eastAsia="Microsoft YaHei"/>
+          <w:rFonts w:ascii="Times New Roman" w:hAnsi="Times New Roman" w:eastAsia="SimSun"/>
+          <w:b w:val="0"/>
+          <w:color w:val="000000"/>
+          <w:sz w:val="24"/>
+        </w:rPr>
+        <w:t xml:space="preserve"> </w:t>
+      </w:r>
+      <w:r>
+        <w:rPr>
+          <w:rFonts w:ascii="Times New Roman" w:hAnsi="Times New Roman" w:eastAsia="SimSun"/>
+          <w:b w:val="0"/>
+          <w:color w:val="000000"/>
+          <w:sz w:val="24"/>
         </w:rPr>
         <w:t xml:space="preserve">时，</w:t>
       </w:r>
@@ -1780,19 +1998,28 @@
       </m:oMath>
       <w:r>
         <w:rPr>
-          <w:rFonts w:ascii="Microsoft YaHei" w:hAnsi="Microsoft YaHei" w:eastAsia="Microsoft YaHei"/>
-        </w:rPr>
-        <w:t xml:space="preserve"> </w:t>
-      </w:r>
-      <w:r>
-        <w:rPr>
-          <w:rFonts w:ascii="Microsoft YaHei" w:hAnsi="Microsoft YaHei" w:eastAsia="Microsoft YaHei"/>
+          <w:rFonts w:ascii="Times New Roman" w:hAnsi="Times New Roman" w:eastAsia="SimSun"/>
+          <w:b w:val="0"/>
+          <w:color w:val="000000"/>
+          <w:sz w:val="24"/>
+        </w:rPr>
+        <w:t xml:space="preserve"> </w:t>
+      </w:r>
+      <w:r>
+        <w:rPr>
+          <w:rFonts w:ascii="Times New Roman" w:hAnsi="Times New Roman" w:eastAsia="SimSun"/>
+          <w:b w:val="0"/>
+          <w:color w:val="000000"/>
+          <w:sz w:val="24"/>
         </w:rPr>
         <w:t xml:space="preserve">行可写为</w:t>
       </w:r>
       <w:r>
         <w:rPr>
-          <w:rFonts w:ascii="Microsoft YaHei" w:hAnsi="Microsoft YaHei" w:eastAsia="Microsoft YaHei"/>
+          <w:rFonts w:ascii="Times New Roman" w:hAnsi="Times New Roman" w:eastAsia="SimSun"/>
+          <w:b w:val="0"/>
+          <w:color w:val="000000"/>
+          <w:sz w:val="24"/>
         </w:rPr>
         <w:t xml:space="preserve"> </w:t>
       </w:r>
@@ -1846,13 +2073,19 @@
       </m:oMath>
       <w:r>
         <w:rPr>
-          <w:rFonts w:ascii="Microsoft YaHei" w:hAnsi="Microsoft YaHei" w:eastAsia="Microsoft YaHei"/>
+          <w:rFonts w:ascii="Times New Roman" w:hAnsi="Times New Roman" w:eastAsia="SimSun"/>
+          <w:b w:val="0"/>
+          <w:color w:val="000000"/>
+          <w:sz w:val="24"/>
         </w:rPr>
         <w:t xml:space="preserve">，故有虚根</w:t>
       </w:r>
       <w:r>
         <w:rPr>
-          <w:rFonts w:ascii="Microsoft YaHei" w:hAnsi="Microsoft YaHei" w:eastAsia="Microsoft YaHei"/>
+          <w:rFonts w:ascii="Times New Roman" w:hAnsi="Times New Roman" w:eastAsia="SimSun"/>
+          <w:b w:val="0"/>
+          <w:color w:val="000000"/>
+          <w:sz w:val="24"/>
         </w:rPr>
         <w:t xml:space="preserve"> </w:t>
       </w:r>
@@ -1887,7 +2120,10 @@
       </m:oMath>
       <w:r>
         <w:rPr>
-          <w:rFonts w:ascii="Microsoft YaHei" w:hAnsi="Microsoft YaHei" w:eastAsia="Microsoft YaHei"/>
+          <w:rFonts w:ascii="Times New Roman" w:hAnsi="Times New Roman" w:eastAsia="SimSun"/>
+          <w:b w:val="0"/>
+          <w:color w:val="000000"/>
+          <w:sz w:val="24"/>
         </w:rPr>
         <w:t xml:space="preserve">。因此临界稳定对应的参数为</w:t>
       </w:r>
@@ -1895,6 +2131,8 @@
     <w:p>
       <w:pPr>
         <w:pStyle w:val="BodyText"/>
+        <w:spacing w:line="240" w:lineRule="auto" w:before="0" w:after="80"/>
+        <w:ind w:firstLine="0"/>
       </w:pPr>
       <m:oMathPara>
         <m:oMathParaPr>
@@ -1962,10 +2200,15 @@
     <w:p>
       <w:pPr>
         <w:pStyle w:val="FirstParagraph"/>
-      </w:pPr>
-      <w:r>
-        <w:rPr>
-          <w:rFonts w:ascii="Microsoft YaHei" w:hAnsi="Microsoft YaHei" w:eastAsia="Microsoft YaHei"/>
+        <w:spacing w:line="240" w:lineRule="auto" w:before="0" w:after="80"/>
+        <w:ind w:firstLine="480"/>
+      </w:pPr>
+      <w:r>
+        <w:rPr>
+          <w:rFonts w:ascii="Times New Roman" w:hAnsi="Times New Roman" w:eastAsia="SimSun"/>
+          <w:b w:val="0"/>
+          <w:color w:val="000000"/>
+          <w:sz w:val="24"/>
         </w:rPr>
         <w:t xml:space="preserve">稳定区间只说明闭环极点位于左半平面，是参数筛选的起点；它并不能直接说明动态品质优劣，更不是最终参数确定结果。（2分）</w:t>
       </w:r>
@@ -1975,10 +2218,15 @@
     <w:p>
       <w:pPr>
         <w:pStyle w:val="Heading3"/>
-      </w:pPr>
-      <w:r>
-        <w:rPr>
-          <w:rFonts w:ascii="Microsoft YaHei" w:hAnsi="Microsoft YaHei" w:eastAsia="Microsoft YaHei"/>
+        <w:spacing w:line="240" w:lineRule="auto" w:before="0" w:after="80"/>
+        <w:ind w:firstLine="0"/>
+      </w:pPr>
+      <w:r>
+        <w:rPr>
+          <w:rFonts w:ascii="Times New Roman" w:hAnsi="Times New Roman" w:eastAsia="SimHei"/>
+          <w:b w:val="0"/>
+          <w:color w:val="000000"/>
+          <w:sz w:val="24"/>
         </w:rPr>
         <w:t xml:space="preserve">分步评分标准</w:t>
       </w:r>
@@ -1990,93 +2238,137 @@
           <w:numId w:val="1002"/>
         </w:numPr>
         <w:pStyle w:val="Compact"/>
+        <w:spacing w:line="240" w:lineRule="auto" w:before="0" w:after="80"/>
+        <w:ind w:firstLine="480"/>
       </w:pPr>
       <w:r>
         <w:rPr>
           <w:bCs/>
-          <w:rFonts w:ascii="Microsoft YaHei" w:hAnsi="Microsoft YaHei" w:eastAsia="Microsoft YaHei"/>
-          <w:b/>
+          <w:rFonts w:ascii="Times New Roman" w:hAnsi="Times New Roman" w:eastAsia="SimHei"/>
+          <w:b w:val="0"/>
+          <w:i w:val="0"/>
+          <w:color w:val="000000"/>
+          <w:sz w:val="24"/>
         </w:rPr>
         <w:t xml:space="preserve">劳斯阵列</w:t>
       </w:r>
       <w:r>
         <w:rPr>
-          <w:rFonts w:ascii="Microsoft YaHei" w:hAnsi="Microsoft YaHei" w:eastAsia="Microsoft YaHei"/>
+          <w:rFonts w:ascii="Times New Roman" w:hAnsi="Times New Roman" w:eastAsia="SimSun"/>
+          <w:b w:val="0"/>
+          <w:color w:val="000000"/>
+          <w:sz w:val="24"/>
         </w:rPr>
         <w:t xml:space="preserve">（6分）：各行元素写对，尤其是</w:t>
       </w:r>
       <w:r>
         <w:rPr>
-          <w:rFonts w:ascii="Microsoft YaHei" w:hAnsi="Microsoft YaHei" w:eastAsia="Microsoft YaHei"/>
+          <w:rFonts w:ascii="Times New Roman" w:hAnsi="Times New Roman" w:eastAsia="SimSun"/>
+          <w:b w:val="0"/>
+          <w:color w:val="000000"/>
+          <w:sz w:val="24"/>
         </w:rPr>
         <w:t xml:space="preserve"> </w:t>
       </w:r>
       <w:r>
         <w:rPr>
           <w:rStyle w:val="VerbatimChar"/>
-          <w:rFonts w:ascii="Microsoft YaHei" w:hAnsi="Microsoft YaHei" w:eastAsia="Microsoft YaHei"/>
+          <w:rFonts w:ascii="Times New Roman" w:hAnsi="Times New Roman" w:eastAsia="SimSun"/>
+          <w:b w:val="0"/>
+          <w:color w:val="000000"/>
+          <w:sz w:val="24"/>
         </w:rPr>
         <w:t xml:space="preserve">s^2</w:t>
       </w:r>
       <w:r>
         <w:rPr>
-          <w:rFonts w:ascii="Microsoft YaHei" w:hAnsi="Microsoft YaHei" w:eastAsia="Microsoft YaHei"/>
-        </w:rPr>
-        <w:t xml:space="preserve"> </w:t>
-      </w:r>
-      <w:r>
-        <w:rPr>
-          <w:rFonts w:ascii="Microsoft YaHei" w:hAnsi="Microsoft YaHei" w:eastAsia="Microsoft YaHei"/>
+          <w:rFonts w:ascii="Times New Roman" w:hAnsi="Times New Roman" w:eastAsia="SimSun"/>
+          <w:b w:val="0"/>
+          <w:color w:val="000000"/>
+          <w:sz w:val="24"/>
+        </w:rPr>
+        <w:t xml:space="preserve"> </w:t>
+      </w:r>
+      <w:r>
+        <w:rPr>
+          <w:rFonts w:ascii="Times New Roman" w:hAnsi="Times New Roman" w:eastAsia="SimSun"/>
+          <w:b w:val="0"/>
+          <w:color w:val="000000"/>
+          <w:sz w:val="24"/>
         </w:rPr>
         <w:t xml:space="preserve">行与</w:t>
       </w:r>
       <w:r>
         <w:rPr>
-          <w:rFonts w:ascii="Microsoft YaHei" w:hAnsi="Microsoft YaHei" w:eastAsia="Microsoft YaHei"/>
+          <w:rFonts w:ascii="Times New Roman" w:hAnsi="Times New Roman" w:eastAsia="SimSun"/>
+          <w:b w:val="0"/>
+          <w:color w:val="000000"/>
+          <w:sz w:val="24"/>
         </w:rPr>
         <w:t xml:space="preserve"> </w:t>
       </w:r>
       <w:r>
         <w:rPr>
           <w:rStyle w:val="VerbatimChar"/>
-          <w:rFonts w:ascii="Microsoft YaHei" w:hAnsi="Microsoft YaHei" w:eastAsia="Microsoft YaHei"/>
+          <w:rFonts w:ascii="Times New Roman" w:hAnsi="Times New Roman" w:eastAsia="SimSun"/>
+          <w:b w:val="0"/>
+          <w:color w:val="000000"/>
+          <w:sz w:val="24"/>
         </w:rPr>
         <w:t xml:space="preserve">s^1</w:t>
       </w:r>
       <w:r>
         <w:rPr>
-          <w:rFonts w:ascii="Microsoft YaHei" w:hAnsi="Microsoft YaHei" w:eastAsia="Microsoft YaHei"/>
-        </w:rPr>
-        <w:t xml:space="preserve"> </w:t>
-      </w:r>
-      <w:r>
-        <w:rPr>
-          <w:rFonts w:ascii="Microsoft YaHei" w:hAnsi="Microsoft YaHei" w:eastAsia="Microsoft YaHei"/>
+          <w:rFonts w:ascii="Times New Roman" w:hAnsi="Times New Roman" w:eastAsia="SimSun"/>
+          <w:b w:val="0"/>
+          <w:color w:val="000000"/>
+          <w:sz w:val="24"/>
+        </w:rPr>
+        <w:t xml:space="preserve"> </w:t>
+      </w:r>
+      <w:r>
+        <w:rPr>
+          <w:rFonts w:ascii="Times New Roman" w:hAnsi="Times New Roman" w:eastAsia="SimSun"/>
+          <w:b w:val="0"/>
+          <w:color w:val="000000"/>
+          <w:sz w:val="24"/>
         </w:rPr>
         <w:t xml:space="preserve">行首项正确。若列阵思路正确但代数有轻微错误，可酌情给</w:t>
       </w:r>
       <w:r>
         <w:rPr>
-          <w:rFonts w:ascii="Microsoft YaHei" w:hAnsi="Microsoft YaHei" w:eastAsia="Microsoft YaHei"/>
+          <w:rFonts w:ascii="Times New Roman" w:hAnsi="Times New Roman" w:eastAsia="SimSun"/>
+          <w:b w:val="0"/>
+          <w:color w:val="000000"/>
+          <w:sz w:val="24"/>
         </w:rPr>
         <w:t xml:space="preserve"> </w:t>
       </w:r>
       <w:r>
         <w:rPr>
           <w:rStyle w:val="VerbatimChar"/>
-          <w:rFonts w:ascii="Microsoft YaHei" w:hAnsi="Microsoft YaHei" w:eastAsia="Microsoft YaHei"/>
+          <w:rFonts w:ascii="Times New Roman" w:hAnsi="Times New Roman" w:eastAsia="SimSun"/>
+          <w:b w:val="0"/>
+          <w:color w:val="000000"/>
+          <w:sz w:val="24"/>
         </w:rPr>
         <w:t xml:space="preserve">1-2</w:t>
       </w:r>
       <w:r>
         <w:rPr>
-          <w:rFonts w:ascii="Microsoft YaHei" w:hAnsi="Microsoft YaHei" w:eastAsia="Microsoft YaHei"/>
-        </w:rPr>
-        <w:t xml:space="preserve"> </w:t>
-      </w:r>
-      <w:r>
-        <w:rPr>
-          <w:rFonts w:ascii="Microsoft YaHei" w:hAnsi="Microsoft YaHei" w:eastAsia="Microsoft YaHei"/>
+          <w:rFonts w:ascii="Times New Roman" w:hAnsi="Times New Roman" w:eastAsia="SimSun"/>
+          <w:b w:val="0"/>
+          <w:color w:val="000000"/>
+          <w:sz w:val="24"/>
+        </w:rPr>
+        <w:t xml:space="preserve"> </w:t>
+      </w:r>
+      <w:r>
+        <w:rPr>
+          <w:rFonts w:ascii="Times New Roman" w:hAnsi="Times New Roman" w:eastAsia="SimSun"/>
+          <w:b w:val="0"/>
+          <w:color w:val="000000"/>
+          <w:sz w:val="24"/>
         </w:rPr>
         <w:t xml:space="preserve">分。</w:t>
       </w:r>
@@ -2088,24 +2380,35 @@
           <w:numId w:val="1002"/>
         </w:numPr>
         <w:pStyle w:val="Compact"/>
+        <w:spacing w:line="240" w:lineRule="auto" w:before="0" w:after="80"/>
+        <w:ind w:firstLine="480"/>
       </w:pPr>
       <w:r>
         <w:rPr>
           <w:bCs/>
-          <w:rFonts w:ascii="Microsoft YaHei" w:hAnsi="Microsoft YaHei" w:eastAsia="Microsoft YaHei"/>
-          <w:b/>
+          <w:rFonts w:ascii="Times New Roman" w:hAnsi="Times New Roman" w:eastAsia="SimHei"/>
+          <w:b w:val="0"/>
+          <w:i w:val="0"/>
+          <w:color w:val="000000"/>
+          <w:sz w:val="24"/>
         </w:rPr>
         <w:t xml:space="preserve">稳定区间求解</w:t>
       </w:r>
       <w:r>
         <w:rPr>
-          <w:rFonts w:ascii="Microsoft YaHei" w:hAnsi="Microsoft YaHei" w:eastAsia="Microsoft YaHei"/>
+          <w:rFonts w:ascii="Times New Roman" w:hAnsi="Times New Roman" w:eastAsia="SimSun"/>
+          <w:b w:val="0"/>
+          <w:color w:val="000000"/>
+          <w:sz w:val="24"/>
         </w:rPr>
         <w:t xml:space="preserve">（8分）：能基于第一列同号条件建立不等式，并正确化简到</w:t>
       </w:r>
       <w:r>
         <w:rPr>
-          <w:rFonts w:ascii="Microsoft YaHei" w:hAnsi="Microsoft YaHei" w:eastAsia="Microsoft YaHei"/>
+          <w:rFonts w:ascii="Times New Roman" w:hAnsi="Times New Roman" w:eastAsia="SimSun"/>
+          <w:b w:val="0"/>
+          <w:color w:val="000000"/>
+          <w:sz w:val="24"/>
         </w:rPr>
         <w:t xml:space="preserve"> </w:t>
       </w:r>
@@ -2143,32 +2446,47 @@
       </m:oMath>
       <w:r>
         <w:rPr>
-          <w:rFonts w:ascii="Microsoft YaHei" w:hAnsi="Microsoft YaHei" w:eastAsia="Microsoft YaHei"/>
+          <w:rFonts w:ascii="Times New Roman" w:hAnsi="Times New Roman" w:eastAsia="SimSun"/>
+          <w:b w:val="0"/>
+          <w:color w:val="000000"/>
+          <w:sz w:val="24"/>
         </w:rPr>
         <w:t xml:space="preserve">。若只得到单侧不等式或遗漏开区间边界，扣</w:t>
       </w:r>
       <w:r>
         <w:rPr>
-          <w:rFonts w:ascii="Microsoft YaHei" w:hAnsi="Microsoft YaHei" w:eastAsia="Microsoft YaHei"/>
+          <w:rFonts w:ascii="Times New Roman" w:hAnsi="Times New Roman" w:eastAsia="SimSun"/>
+          <w:b w:val="0"/>
+          <w:color w:val="000000"/>
+          <w:sz w:val="24"/>
         </w:rPr>
         <w:t xml:space="preserve"> </w:t>
       </w:r>
       <w:r>
         <w:rPr>
           <w:rStyle w:val="VerbatimChar"/>
-          <w:rFonts w:ascii="Microsoft YaHei" w:hAnsi="Microsoft YaHei" w:eastAsia="Microsoft YaHei"/>
+          <w:rFonts w:ascii="Times New Roman" w:hAnsi="Times New Roman" w:eastAsia="SimSun"/>
+          <w:b w:val="0"/>
+          <w:color w:val="000000"/>
+          <w:sz w:val="24"/>
         </w:rPr>
         <w:t xml:space="preserve">1-2</w:t>
       </w:r>
       <w:r>
         <w:rPr>
-          <w:rFonts w:ascii="Microsoft YaHei" w:hAnsi="Microsoft YaHei" w:eastAsia="Microsoft YaHei"/>
-        </w:rPr>
-        <w:t xml:space="preserve"> </w:t>
-      </w:r>
-      <w:r>
-        <w:rPr>
-          <w:rFonts w:ascii="Microsoft YaHei" w:hAnsi="Microsoft YaHei" w:eastAsia="Microsoft YaHei"/>
+          <w:rFonts w:ascii="Times New Roman" w:hAnsi="Times New Roman" w:eastAsia="SimSun"/>
+          <w:b w:val="0"/>
+          <w:color w:val="000000"/>
+          <w:sz w:val="24"/>
+        </w:rPr>
+        <w:t xml:space="preserve"> </w:t>
+      </w:r>
+      <w:r>
+        <w:rPr>
+          <w:rFonts w:ascii="Times New Roman" w:hAnsi="Times New Roman" w:eastAsia="SimSun"/>
+          <w:b w:val="0"/>
+          <w:color w:val="000000"/>
+          <w:sz w:val="24"/>
         </w:rPr>
         <w:t xml:space="preserve">分。</w:t>
       </w:r>
@@ -2180,24 +2498,35 @@
           <w:numId w:val="1002"/>
         </w:numPr>
         <w:pStyle w:val="Compact"/>
+        <w:spacing w:line="240" w:lineRule="auto" w:before="0" w:after="80"/>
+        <w:ind w:firstLine="480"/>
       </w:pPr>
       <w:r>
         <w:rPr>
           <w:bCs/>
-          <w:rFonts w:ascii="Microsoft YaHei" w:hAnsi="Microsoft YaHei" w:eastAsia="Microsoft YaHei"/>
-          <w:b/>
+          <w:rFonts w:ascii="Times New Roman" w:hAnsi="Times New Roman" w:eastAsia="SimHei"/>
+          <w:b w:val="0"/>
+          <w:i w:val="0"/>
+          <w:color w:val="000000"/>
+          <w:sz w:val="24"/>
         </w:rPr>
         <w:t xml:space="preserve">临界条件说明</w:t>
       </w:r>
       <w:r>
         <w:rPr>
-          <w:rFonts w:ascii="Microsoft YaHei" w:hAnsi="Microsoft YaHei" w:eastAsia="Microsoft YaHei"/>
+          <w:rFonts w:ascii="Times New Roman" w:hAnsi="Times New Roman" w:eastAsia="SimSun"/>
+          <w:b w:val="0"/>
+          <w:color w:val="000000"/>
+          <w:sz w:val="24"/>
         </w:rPr>
         <w:t xml:space="preserve">（2分）：明确指出临界稳定发生在</w:t>
       </w:r>
       <w:r>
         <w:rPr>
-          <w:rFonts w:ascii="Microsoft YaHei" w:hAnsi="Microsoft YaHei" w:eastAsia="Microsoft YaHei"/>
+          <w:rFonts w:ascii="Times New Roman" w:hAnsi="Times New Roman" w:eastAsia="SimSun"/>
+          <w:b w:val="0"/>
+          <w:color w:val="000000"/>
+          <w:sz w:val="24"/>
         </w:rPr>
         <w:t xml:space="preserve"> </w:t>
       </w:r>
@@ -2217,19 +2546,28 @@
       </m:oMath>
       <w:r>
         <w:rPr>
-          <w:rFonts w:ascii="Microsoft YaHei" w:hAnsi="Microsoft YaHei" w:eastAsia="Microsoft YaHei"/>
-        </w:rPr>
-        <w:t xml:space="preserve"> </w:t>
-      </w:r>
-      <w:r>
-        <w:rPr>
-          <w:rFonts w:ascii="Microsoft YaHei" w:hAnsi="Microsoft YaHei" w:eastAsia="Microsoft YaHei"/>
+          <w:rFonts w:ascii="Times New Roman" w:hAnsi="Times New Roman" w:eastAsia="SimSun"/>
+          <w:b w:val="0"/>
+          <w:color w:val="000000"/>
+          <w:sz w:val="24"/>
+        </w:rPr>
+        <w:t xml:space="preserve"> </w:t>
+      </w:r>
+      <w:r>
+        <w:rPr>
+          <w:rFonts w:ascii="Times New Roman" w:hAnsi="Times New Roman" w:eastAsia="SimSun"/>
+          <w:b w:val="0"/>
+          <w:color w:val="000000"/>
+          <w:sz w:val="24"/>
         </w:rPr>
         <w:t xml:space="preserve">与</w:t>
       </w:r>
       <w:r>
         <w:rPr>
-          <w:rFonts w:ascii="Microsoft YaHei" w:hAnsi="Microsoft YaHei" w:eastAsia="Microsoft YaHei"/>
+          <w:rFonts w:ascii="Times New Roman" w:hAnsi="Times New Roman" w:eastAsia="SimSun"/>
+          <w:b w:val="0"/>
+          <w:color w:val="000000"/>
+          <w:sz w:val="24"/>
         </w:rPr>
         <w:t xml:space="preserve"> </w:t>
       </w:r>
@@ -2258,7 +2596,10 @@
       </m:oMath>
       <w:r>
         <w:rPr>
-          <w:rFonts w:ascii="Microsoft YaHei" w:hAnsi="Microsoft YaHei" w:eastAsia="Microsoft YaHei"/>
+          <w:rFonts w:ascii="Times New Roman" w:hAnsi="Times New Roman" w:eastAsia="SimSun"/>
+          <w:b w:val="0"/>
+          <w:color w:val="000000"/>
+          <w:sz w:val="24"/>
         </w:rPr>
         <w:t xml:space="preserve">，且知道边界值不属于稳定区间。</w:t>
       </w:r>
@@ -2270,18 +2611,26 @@
           <w:numId w:val="1002"/>
         </w:numPr>
         <w:pStyle w:val="Compact"/>
+        <w:spacing w:line="240" w:lineRule="auto" w:before="0" w:after="80"/>
+        <w:ind w:firstLine="480"/>
       </w:pPr>
       <w:r>
         <w:rPr>
           <w:bCs/>
-          <w:rFonts w:ascii="Microsoft YaHei" w:hAnsi="Microsoft YaHei" w:eastAsia="Microsoft YaHei"/>
-          <w:b/>
+          <w:rFonts w:ascii="Times New Roman" w:hAnsi="Times New Roman" w:eastAsia="SimHei"/>
+          <w:b w:val="0"/>
+          <w:i w:val="0"/>
+          <w:color w:val="000000"/>
+          <w:sz w:val="24"/>
         </w:rPr>
         <w:t xml:space="preserve">概念理解</w:t>
       </w:r>
       <w:r>
         <w:rPr>
-          <w:rFonts w:ascii="Microsoft YaHei" w:hAnsi="Microsoft YaHei" w:eastAsia="Microsoft YaHei"/>
+          <w:rFonts w:ascii="Times New Roman" w:hAnsi="Times New Roman" w:eastAsia="SimSun"/>
+          <w:b w:val="0"/>
+          <w:color w:val="000000"/>
+          <w:sz w:val="24"/>
         </w:rPr>
         <w:t xml:space="preserve">（2分）：能说明稳定区间只是参数可行域的第一层筛选，不等于动态性能结论或最终设计结论。</w:t>
       </w:r>
@@ -2293,26 +2642,41 @@
           <w:numId w:val="1002"/>
         </w:numPr>
         <w:pStyle w:val="Compact"/>
+        <w:spacing w:line="240" w:lineRule="auto" w:before="0" w:after="80"/>
+        <w:ind w:firstLine="480"/>
       </w:pPr>
       <w:r>
         <w:rPr>
           <w:bCs/>
-          <w:rFonts w:ascii="Microsoft YaHei" w:hAnsi="Microsoft YaHei" w:eastAsia="Microsoft YaHei"/>
-          <w:b/>
+          <w:rFonts w:ascii="Times New Roman" w:hAnsi="Times New Roman" w:eastAsia="SimHei"/>
+          <w:b w:val="0"/>
+          <w:i w:val="0"/>
+          <w:color w:val="000000"/>
+          <w:sz w:val="24"/>
         </w:rPr>
         <w:t xml:space="preserve">书写完整性</w:t>
       </w:r>
       <w:r>
         <w:rPr>
-          <w:rFonts w:ascii="Microsoft YaHei" w:hAnsi="Microsoft YaHei" w:eastAsia="Microsoft YaHei"/>
+          <w:rFonts w:ascii="Times New Roman" w:hAnsi="Times New Roman" w:eastAsia="SimSun"/>
+          <w:b w:val="0"/>
+          <w:color w:val="000000"/>
+          <w:sz w:val="24"/>
         </w:rPr>
         <w:t xml:space="preserve">（2分）：结论表达完整，稳定区间、临界值、简要解释三者齐全。</w:t>
       </w:r>
     </w:p>
     <w:p>
-      <w:r>
-        <w:rPr>
-          <w:rFonts w:ascii="Microsoft YaHei" w:hAnsi="Microsoft YaHei" w:eastAsia="Microsoft YaHei"/>
+      <w:pPr>
+        <w:spacing w:line="240" w:lineRule="auto" w:before="0" w:after="80"/>
+        <w:ind w:firstLine="0"/>
+      </w:pPr>
+      <w:r>
+        <w:rPr>
+          <w:rFonts w:ascii="Times New Roman" w:hAnsi="Times New Roman" w:eastAsia="SimSun"/>
+          <w:b w:val="0"/>
+          <w:color w:val="000000"/>
+          <w:sz w:val="24"/>
         </w:rPr>
         <w:pict>
           <v:rect style="width:0;height:1.5pt" o:hralign="center" o:hrstd="t" o:hr="t"/>
@@ -2325,10 +2689,15 @@
     <w:p>
       <w:pPr>
         <w:pStyle w:val="Heading2"/>
-      </w:pPr>
-      <w:r>
-        <w:rPr>
-          <w:rFonts w:ascii="Microsoft YaHei" w:hAnsi="Microsoft YaHei" w:eastAsia="Microsoft YaHei"/>
+        <w:spacing w:line="240" w:lineRule="auto" w:before="0" w:after="80"/>
+        <w:ind w:firstLine="0"/>
+      </w:pPr>
+      <w:r>
+        <w:rPr>
+          <w:rFonts w:ascii="Times New Roman" w:hAnsi="Times New Roman" w:eastAsia="SimSun"/>
+          <w:b/>
+          <w:color w:val="000000"/>
+          <w:sz w:val="28"/>
         </w:rPr>
         <w:t xml:space="preserve">T3-2 根轨迹读图与增益迁移（20分）</w:t>
       </w:r>
@@ -2337,10 +2706,15 @@
     <w:p>
       <w:pPr>
         <w:pStyle w:val="Heading3"/>
-      </w:pPr>
-      <w:r>
-        <w:rPr>
-          <w:rFonts w:ascii="Microsoft YaHei" w:hAnsi="Microsoft YaHei" w:eastAsia="Microsoft YaHei"/>
+        <w:spacing w:line="240" w:lineRule="auto" w:before="0" w:after="80"/>
+        <w:ind w:firstLine="0"/>
+      </w:pPr>
+      <w:r>
+        <w:rPr>
+          <w:rFonts w:ascii="Times New Roman" w:hAnsi="Times New Roman" w:eastAsia="SimHei"/>
+          <w:b w:val="0"/>
+          <w:color w:val="000000"/>
+          <w:sz w:val="24"/>
         </w:rPr>
         <w:t xml:space="preserve">题干</w:t>
       </w:r>
@@ -2348,16 +2722,24 @@
     <w:p>
       <w:pPr>
         <w:pStyle w:val="FirstParagraph"/>
-      </w:pPr>
-      <w:r>
-        <w:rPr>
-          <w:rFonts w:ascii="Microsoft YaHei" w:hAnsi="Microsoft YaHei" w:eastAsia="Microsoft YaHei"/>
+        <w:spacing w:line="240" w:lineRule="auto" w:before="0" w:after="80"/>
+        <w:ind w:firstLine="480"/>
+      </w:pPr>
+      <w:r>
+        <w:rPr>
+          <w:rFonts w:ascii="Times New Roman" w:hAnsi="Times New Roman" w:eastAsia="SimSun"/>
+          <w:b w:val="0"/>
+          <w:color w:val="000000"/>
+          <w:sz w:val="24"/>
         </w:rPr>
         <w:t xml:space="preserve">某单位负反馈系统只采用比例控制，实际控制器增益记为</w:t>
       </w:r>
       <w:r>
         <w:rPr>
-          <w:rFonts w:ascii="Microsoft YaHei" w:hAnsi="Microsoft YaHei" w:eastAsia="Microsoft YaHei"/>
+          <w:rFonts w:ascii="Times New Roman" w:hAnsi="Times New Roman" w:eastAsia="SimSun"/>
+          <w:b w:val="0"/>
+          <w:color w:val="000000"/>
+          <w:sz w:val="24"/>
         </w:rPr>
         <w:t xml:space="preserve"> </w:t>
       </w:r>
@@ -2377,13 +2759,19 @@
       </m:oMath>
       <w:r>
         <w:rPr>
-          <w:rFonts w:ascii="Microsoft YaHei" w:hAnsi="Microsoft YaHei" w:eastAsia="Microsoft YaHei"/>
+          <w:rFonts w:ascii="Times New Roman" w:hAnsi="Times New Roman" w:eastAsia="SimSun"/>
+          <w:b w:val="0"/>
+          <w:color w:val="000000"/>
+          <w:sz w:val="24"/>
         </w:rPr>
         <w:t xml:space="preserve">，且只考虑</w:t>
       </w:r>
       <w:r>
         <w:rPr>
-          <w:rFonts w:ascii="Microsoft YaHei" w:hAnsi="Microsoft YaHei" w:eastAsia="Microsoft YaHei"/>
+          <w:rFonts w:ascii="Times New Roman" w:hAnsi="Times New Roman" w:eastAsia="SimSun"/>
+          <w:b w:val="0"/>
+          <w:color w:val="000000"/>
+          <w:sz w:val="24"/>
         </w:rPr>
         <w:t xml:space="preserve"> </w:t>
       </w:r>
@@ -2412,13 +2800,19 @@
       </m:oMath>
       <w:r>
         <w:rPr>
-          <w:rFonts w:ascii="Microsoft YaHei" w:hAnsi="Microsoft YaHei" w:eastAsia="Microsoft YaHei"/>
+          <w:rFonts w:ascii="Times New Roman" w:hAnsi="Times New Roman" w:eastAsia="SimSun"/>
+          <w:b w:val="0"/>
+          <w:color w:val="000000"/>
+          <w:sz w:val="24"/>
         </w:rPr>
         <w:t xml:space="preserve">。教师给出的完整根轨迹主图采用“作图增益”</w:t>
       </w:r>
       <w:r>
         <w:rPr>
-          <w:rFonts w:ascii="Microsoft YaHei" w:hAnsi="Microsoft YaHei" w:eastAsia="Microsoft YaHei"/>
+          <w:rFonts w:ascii="Times New Roman" w:hAnsi="Times New Roman" w:eastAsia="SimSun"/>
+          <w:b w:val="0"/>
+          <w:color w:val="000000"/>
+          <w:sz w:val="24"/>
         </w:rPr>
         <w:t xml:space="preserve"> </w:t>
       </w:r>
@@ -2438,7 +2832,10 @@
       </m:oMath>
       <w:r>
         <w:rPr>
-          <w:rFonts w:ascii="Microsoft YaHei" w:hAnsi="Microsoft YaHei" w:eastAsia="Microsoft YaHei"/>
+          <w:rFonts w:ascii="Times New Roman" w:hAnsi="Times New Roman" w:eastAsia="SimSun"/>
+          <w:b w:val="0"/>
+          <w:color w:val="000000"/>
+          <w:sz w:val="24"/>
         </w:rPr>
         <w:t xml:space="preserve">，两者关系已明确标注为</w:t>
       </w:r>
@@ -2446,6 +2843,8 @@
     <w:p>
       <w:pPr>
         <w:pStyle w:val="BodyText"/>
+        <w:spacing w:line="240" w:lineRule="auto" w:before="0" w:after="80"/>
+        <w:ind w:firstLine="0"/>
       </w:pPr>
       <m:oMathPara>
         <m:oMathParaPr>
@@ -2491,10 +2890,15 @@
     <w:p>
       <w:pPr>
         <w:pStyle w:val="FirstParagraph"/>
-      </w:pPr>
-      <w:r>
-        <w:rPr>
-          <w:rFonts w:ascii="Microsoft YaHei" w:hAnsi="Microsoft YaHei" w:eastAsia="Microsoft YaHei"/>
+        <w:spacing w:line="240" w:lineRule="auto" w:before="0" w:after="80"/>
+        <w:ind w:firstLine="480"/>
+      </w:pPr>
+      <w:r>
+        <w:rPr>
+          <w:rFonts w:ascii="Times New Roman" w:hAnsi="Times New Roman" w:eastAsia="SimSun"/>
+          <w:b w:val="0"/>
+          <w:color w:val="000000"/>
+          <w:sz w:val="24"/>
         </w:rPr>
         <w:t xml:space="preserve">根轨迹读图示意如下。该图依据题干给出的关键节点绘制，用于完成读图、换算和趋势解释。</w:t>
       </w:r>
@@ -2502,10 +2906,16 @@
     <w:p>
       <w:pPr>
         <w:pStyle w:val="CaptionedFigure"/>
-      </w:pPr>
-      <w:r>
-        <w:rPr>
-          <w:rFonts w:ascii="Microsoft YaHei" w:hAnsi="Microsoft YaHei" w:eastAsia="Microsoft YaHei"/>
+        <w:spacing w:line="240" w:lineRule="auto" w:before="0" w:after="80"/>
+        <w:ind w:firstLine="0"/>
+        <w:jc w:val="center"/>
+      </w:pPr>
+      <w:r>
+        <w:rPr>
+          <w:rFonts w:ascii="Times New Roman" w:hAnsi="Times New Roman" w:eastAsia="SimSun"/>
+          <w:b w:val="0"/>
+          <w:color w:val="000000"/>
+          <w:sz w:val="21"/>
         </w:rPr>
         <w:drawing>
           <wp:inline>
@@ -2552,10 +2962,16 @@
     <w:p>
       <w:pPr>
         <w:pStyle w:val="ImageCaption"/>
-      </w:pPr>
-      <w:r>
-        <w:rPr>
-          <w:rFonts w:ascii="Microsoft YaHei" w:hAnsi="Microsoft YaHei" w:eastAsia="Microsoft YaHei"/>
+        <w:spacing w:line="240" w:lineRule="auto" w:before="0" w:after="80"/>
+        <w:ind w:firstLine="0"/>
+        <w:jc w:val="center"/>
+      </w:pPr>
+      <w:r>
+        <w:rPr>
+          <w:rFonts w:ascii="Times New Roman" w:hAnsi="Times New Roman" w:eastAsia="SimSun"/>
+          <w:b w:val="0"/>
+          <w:color w:val="000000"/>
+          <w:sz w:val="21"/>
         </w:rPr>
         <w:t xml:space="preserve">根轨迹读图示意图</w:t>
       </w:r>
@@ -2563,10 +2979,15 @@
     <w:p>
       <w:pPr>
         <w:pStyle w:val="BodyText"/>
-      </w:pPr>
-      <w:r>
-        <w:rPr>
-          <w:rFonts w:ascii="Microsoft YaHei" w:hAnsi="Microsoft YaHei" w:eastAsia="Microsoft YaHei"/>
+        <w:spacing w:line="240" w:lineRule="auto" w:before="0" w:after="80"/>
+        <w:ind w:firstLine="480"/>
+      </w:pPr>
+      <w:r>
+        <w:rPr>
+          <w:rFonts w:ascii="Times New Roman" w:hAnsi="Times New Roman" w:eastAsia="SimSun"/>
+          <w:b w:val="0"/>
+          <w:color w:val="000000"/>
+          <w:sz w:val="24"/>
         </w:rPr>
         <w:t xml:space="preserve">为避免你补画主图，现把该根轨迹的关键信息直接整理如下（这些信息等价于完整主图上的可读内容）：</w:t>
       </w:r>
@@ -2578,16 +2999,24 @@
           <w:numId w:val="1003"/>
         </w:numPr>
         <w:pStyle w:val="Compact"/>
-      </w:pPr>
-      <w:r>
-        <w:rPr>
-          <w:rFonts w:ascii="Microsoft YaHei" w:hAnsi="Microsoft YaHei" w:eastAsia="Microsoft YaHei"/>
+        <w:spacing w:line="240" w:lineRule="auto" w:before="0" w:after="80"/>
+        <w:ind w:firstLine="480"/>
+      </w:pPr>
+      <w:r>
+        <w:rPr>
+          <w:rFonts w:ascii="Times New Roman" w:hAnsi="Times New Roman" w:eastAsia="SimSun"/>
+          <w:b w:val="0"/>
+          <w:color w:val="000000"/>
+          <w:sz w:val="24"/>
         </w:rPr>
         <w:t xml:space="preserve">当</w:t>
       </w:r>
       <w:r>
         <w:rPr>
-          <w:rFonts w:ascii="Microsoft YaHei" w:hAnsi="Microsoft YaHei" w:eastAsia="Microsoft YaHei"/>
+          <w:rFonts w:ascii="Times New Roman" w:hAnsi="Times New Roman" w:eastAsia="SimSun"/>
+          <w:b w:val="0"/>
+          <w:color w:val="000000"/>
+          <w:sz w:val="24"/>
         </w:rPr>
         <w:t xml:space="preserve"> </w:t>
       </w:r>
@@ -2616,19 +3045,28 @@
       </m:oMath>
       <w:r>
         <w:rPr>
-          <w:rFonts w:ascii="Microsoft YaHei" w:hAnsi="Microsoft YaHei" w:eastAsia="Microsoft YaHei"/>
-        </w:rPr>
-        <w:t xml:space="preserve"> </w:t>
-      </w:r>
-      <w:r>
-        <w:rPr>
-          <w:rFonts w:ascii="Microsoft YaHei" w:hAnsi="Microsoft YaHei" w:eastAsia="Microsoft YaHei"/>
+          <w:rFonts w:ascii="Times New Roman" w:hAnsi="Times New Roman" w:eastAsia="SimSun"/>
+          <w:b w:val="0"/>
+          <w:color w:val="000000"/>
+          <w:sz w:val="24"/>
+        </w:rPr>
+        <w:t xml:space="preserve"> </w:t>
+      </w:r>
+      <w:r>
+        <w:rPr>
+          <w:rFonts w:ascii="Times New Roman" w:hAnsi="Times New Roman" w:eastAsia="SimSun"/>
+          <w:b w:val="0"/>
+          <w:color w:val="000000"/>
+          <w:sz w:val="24"/>
         </w:rPr>
         <w:t xml:space="preserve">时，闭环极点位于</w:t>
       </w:r>
       <w:r>
         <w:rPr>
-          <w:rFonts w:ascii="Microsoft YaHei" w:hAnsi="Microsoft YaHei" w:eastAsia="Microsoft YaHei"/>
+          <w:rFonts w:ascii="Times New Roman" w:hAnsi="Times New Roman" w:eastAsia="SimSun"/>
+          <w:b w:val="0"/>
+          <w:color w:val="000000"/>
+          <w:sz w:val="24"/>
         </w:rPr>
         <w:t xml:space="preserve"> </w:t>
       </w:r>
@@ -2678,7 +3116,10 @@
       </m:oMath>
       <w:r>
         <w:rPr>
-          <w:rFonts w:ascii="Microsoft YaHei" w:hAnsi="Microsoft YaHei" w:eastAsia="Microsoft YaHei"/>
+          <w:rFonts w:ascii="Times New Roman" w:hAnsi="Times New Roman" w:eastAsia="SimSun"/>
+          <w:b w:val="0"/>
+          <w:color w:val="000000"/>
+          <w:sz w:val="24"/>
         </w:rPr>
         <w:t xml:space="preserve">。</w:t>
       </w:r>
@@ -2690,16 +3131,24 @@
           <w:numId w:val="1003"/>
         </w:numPr>
         <w:pStyle w:val="Compact"/>
-      </w:pPr>
-      <w:r>
-        <w:rPr>
-          <w:rFonts w:ascii="Microsoft YaHei" w:hAnsi="Microsoft YaHei" w:eastAsia="Microsoft YaHei"/>
+        <w:spacing w:line="240" w:lineRule="auto" w:before="0" w:after="80"/>
+        <w:ind w:firstLine="480"/>
+      </w:pPr>
+      <w:r>
+        <w:rPr>
+          <w:rFonts w:ascii="Times New Roman" w:hAnsi="Times New Roman" w:eastAsia="SimSun"/>
+          <w:b w:val="0"/>
+          <w:color w:val="000000"/>
+          <w:sz w:val="24"/>
         </w:rPr>
         <w:t xml:space="preserve">从</w:t>
       </w:r>
       <w:r>
         <w:rPr>
-          <w:rFonts w:ascii="Microsoft YaHei" w:hAnsi="Microsoft YaHei" w:eastAsia="Microsoft YaHei"/>
+          <w:rFonts w:ascii="Times New Roman" w:hAnsi="Times New Roman" w:eastAsia="SimSun"/>
+          <w:b w:val="0"/>
+          <w:color w:val="000000"/>
+          <w:sz w:val="24"/>
         </w:rPr>
         <w:t xml:space="preserve"> </w:t>
       </w:r>
@@ -2719,19 +3168,28 @@
       </m:oMath>
       <w:r>
         <w:rPr>
-          <w:rFonts w:ascii="Microsoft YaHei" w:hAnsi="Microsoft YaHei" w:eastAsia="Microsoft YaHei"/>
-        </w:rPr>
-        <w:t xml:space="preserve"> </w:t>
-      </w:r>
-      <w:r>
-        <w:rPr>
-          <w:rFonts w:ascii="Microsoft YaHei" w:hAnsi="Microsoft YaHei" w:eastAsia="Microsoft YaHei"/>
+          <w:rFonts w:ascii="Times New Roman" w:hAnsi="Times New Roman" w:eastAsia="SimSun"/>
+          <w:b w:val="0"/>
+          <w:color w:val="000000"/>
+          <w:sz w:val="24"/>
+        </w:rPr>
+        <w:t xml:space="preserve"> </w:t>
+      </w:r>
+      <w:r>
+        <w:rPr>
+          <w:rFonts w:ascii="Times New Roman" w:hAnsi="Times New Roman" w:eastAsia="SimSun"/>
+          <w:b w:val="0"/>
+          <w:color w:val="000000"/>
+          <w:sz w:val="24"/>
         </w:rPr>
         <w:t xml:space="preserve">与</w:t>
       </w:r>
       <w:r>
         <w:rPr>
-          <w:rFonts w:ascii="Microsoft YaHei" w:hAnsi="Microsoft YaHei" w:eastAsia="Microsoft YaHei"/>
+          <w:rFonts w:ascii="Times New Roman" w:hAnsi="Times New Roman" w:eastAsia="SimSun"/>
+          <w:b w:val="0"/>
+          <w:color w:val="000000"/>
+          <w:sz w:val="24"/>
         </w:rPr>
         <w:t xml:space="preserve"> </w:t>
       </w:r>
@@ -2757,19 +3215,28 @@
       </m:oMath>
       <w:r>
         <w:rPr>
-          <w:rFonts w:ascii="Microsoft YaHei" w:hAnsi="Microsoft YaHei" w:eastAsia="Microsoft YaHei"/>
-        </w:rPr>
-        <w:t xml:space="preserve"> </w:t>
-      </w:r>
-      <w:r>
-        <w:rPr>
-          <w:rFonts w:ascii="Microsoft YaHei" w:hAnsi="Microsoft YaHei" w:eastAsia="Microsoft YaHei"/>
+          <w:rFonts w:ascii="Times New Roman" w:hAnsi="Times New Roman" w:eastAsia="SimSun"/>
+          <w:b w:val="0"/>
+          <w:color w:val="000000"/>
+          <w:sz w:val="24"/>
+        </w:rPr>
+        <w:t xml:space="preserve"> </w:t>
+      </w:r>
+      <w:r>
+        <w:rPr>
+          <w:rFonts w:ascii="Times New Roman" w:hAnsi="Times New Roman" w:eastAsia="SimSun"/>
+          <w:b w:val="0"/>
+          <w:color w:val="000000"/>
+          <w:sz w:val="24"/>
         </w:rPr>
         <w:t xml:space="preserve">出发的两条实轴分支相向移动，并在</w:t>
       </w:r>
       <w:r>
         <w:rPr>
-          <w:rFonts w:ascii="Microsoft YaHei" w:hAnsi="Microsoft YaHei" w:eastAsia="Microsoft YaHei"/>
+          <w:rFonts w:ascii="Times New Roman" w:hAnsi="Times New Roman" w:eastAsia="SimSun"/>
+          <w:b w:val="0"/>
+          <w:color w:val="000000"/>
+          <w:sz w:val="24"/>
         </w:rPr>
         <w:t xml:space="preserve"> </w:t>
       </w:r>
@@ -2795,19 +3262,28 @@
       </m:oMath>
       <w:r>
         <w:rPr>
-          <w:rFonts w:ascii="Microsoft YaHei" w:hAnsi="Microsoft YaHei" w:eastAsia="Microsoft YaHei"/>
-        </w:rPr>
-        <w:t xml:space="preserve"> </w:t>
-      </w:r>
-      <w:r>
-        <w:rPr>
-          <w:rFonts w:ascii="Microsoft YaHei" w:hAnsi="Microsoft YaHei" w:eastAsia="Microsoft YaHei"/>
+          <w:rFonts w:ascii="Times New Roman" w:hAnsi="Times New Roman" w:eastAsia="SimSun"/>
+          <w:b w:val="0"/>
+          <w:color w:val="000000"/>
+          <w:sz w:val="24"/>
+        </w:rPr>
+        <w:t xml:space="preserve"> </w:t>
+      </w:r>
+      <w:r>
+        <w:rPr>
+          <w:rFonts w:ascii="Times New Roman" w:hAnsi="Times New Roman" w:eastAsia="SimSun"/>
+          <w:b w:val="0"/>
+          <w:color w:val="000000"/>
+          <w:sz w:val="24"/>
         </w:rPr>
         <w:t xml:space="preserve">处分离，此时</w:t>
       </w:r>
       <w:r>
         <w:rPr>
-          <w:rFonts w:ascii="Microsoft YaHei" w:hAnsi="Microsoft YaHei" w:eastAsia="Microsoft YaHei"/>
+          <w:rFonts w:ascii="Times New Roman" w:hAnsi="Times New Roman" w:eastAsia="SimSun"/>
+          <w:b w:val="0"/>
+          <w:color w:val="000000"/>
+          <w:sz w:val="24"/>
         </w:rPr>
         <w:t xml:space="preserve"> </w:t>
       </w:r>
@@ -2836,7 +3312,10 @@
       </m:oMath>
       <w:r>
         <w:rPr>
-          <w:rFonts w:ascii="Microsoft YaHei" w:hAnsi="Microsoft YaHei" w:eastAsia="Microsoft YaHei"/>
+          <w:rFonts w:ascii="Times New Roman" w:hAnsi="Times New Roman" w:eastAsia="SimSun"/>
+          <w:b w:val="0"/>
+          <w:color w:val="000000"/>
+          <w:sz w:val="24"/>
         </w:rPr>
         <w:t xml:space="preserve">。</w:t>
       </w:r>
@@ -2848,16 +3327,24 @@
           <w:numId w:val="1003"/>
         </w:numPr>
         <w:pStyle w:val="Compact"/>
-      </w:pPr>
-      <w:r>
-        <w:rPr>
-          <w:rFonts w:ascii="Microsoft YaHei" w:hAnsi="Microsoft YaHei" w:eastAsia="Microsoft YaHei"/>
+        <w:spacing w:line="240" w:lineRule="auto" w:before="0" w:after="80"/>
+        <w:ind w:firstLine="480"/>
+      </w:pPr>
+      <w:r>
+        <w:rPr>
+          <w:rFonts w:ascii="Times New Roman" w:hAnsi="Times New Roman" w:eastAsia="SimSun"/>
+          <w:b w:val="0"/>
+          <w:color w:val="000000"/>
+          <w:sz w:val="24"/>
         </w:rPr>
         <w:t xml:space="preserve">分离后形成一对共轭复极点，分别沿上、下两支轨迹移动；当</w:t>
       </w:r>
       <w:r>
         <w:rPr>
-          <w:rFonts w:ascii="Microsoft YaHei" w:hAnsi="Microsoft YaHei" w:eastAsia="Microsoft YaHei"/>
+          <w:rFonts w:ascii="Times New Roman" w:hAnsi="Times New Roman" w:eastAsia="SimSun"/>
+          <w:b w:val="0"/>
+          <w:color w:val="000000"/>
+          <w:sz w:val="24"/>
         </w:rPr>
         <w:t xml:space="preserve"> </w:t>
       </w:r>
@@ -2886,19 +3373,28 @@
       </m:oMath>
       <w:r>
         <w:rPr>
-          <w:rFonts w:ascii="Microsoft YaHei" w:hAnsi="Microsoft YaHei" w:eastAsia="Microsoft YaHei"/>
-        </w:rPr>
-        <w:t xml:space="preserve"> </w:t>
-      </w:r>
-      <w:r>
-        <w:rPr>
-          <w:rFonts w:ascii="Microsoft YaHei" w:hAnsi="Microsoft YaHei" w:eastAsia="Microsoft YaHei"/>
+          <w:rFonts w:ascii="Times New Roman" w:hAnsi="Times New Roman" w:eastAsia="SimSun"/>
+          <w:b w:val="0"/>
+          <w:color w:val="000000"/>
+          <w:sz w:val="24"/>
+        </w:rPr>
+        <w:t xml:space="preserve"> </w:t>
+      </w:r>
+      <w:r>
+        <w:rPr>
+          <w:rFonts w:ascii="Times New Roman" w:hAnsi="Times New Roman" w:eastAsia="SimSun"/>
+          <w:b w:val="0"/>
+          <w:color w:val="000000"/>
+          <w:sz w:val="24"/>
         </w:rPr>
         <w:t xml:space="preserve">时，这对极点穿过虚轴，交点约为</w:t>
       </w:r>
       <w:r>
         <w:rPr>
-          <w:rFonts w:ascii="Microsoft YaHei" w:hAnsi="Microsoft YaHei" w:eastAsia="Microsoft YaHei"/>
+          <w:rFonts w:ascii="Times New Roman" w:hAnsi="Times New Roman" w:eastAsia="SimSun"/>
+          <w:b w:val="0"/>
+          <w:color w:val="000000"/>
+          <w:sz w:val="24"/>
         </w:rPr>
         <w:t xml:space="preserve"> </w:t>
       </w:r>
@@ -2927,7 +3423,10 @@
       </m:oMath>
       <w:r>
         <w:rPr>
-          <w:rFonts w:ascii="Microsoft YaHei" w:hAnsi="Microsoft YaHei" w:eastAsia="Microsoft YaHei"/>
+          <w:rFonts w:ascii="Times New Roman" w:hAnsi="Times New Roman" w:eastAsia="SimSun"/>
+          <w:b w:val="0"/>
+          <w:color w:val="000000"/>
+          <w:sz w:val="24"/>
         </w:rPr>
         <w:t xml:space="preserve">。</w:t>
       </w:r>
@@ -2939,16 +3438,24 @@
           <w:numId w:val="1003"/>
         </w:numPr>
         <w:pStyle w:val="Compact"/>
-      </w:pPr>
-      <w:r>
-        <w:rPr>
-          <w:rFonts w:ascii="Microsoft YaHei" w:hAnsi="Microsoft YaHei" w:eastAsia="Microsoft YaHei"/>
+        <w:spacing w:line="240" w:lineRule="auto" w:before="0" w:after="80"/>
+        <w:ind w:firstLine="480"/>
+      </w:pPr>
+      <w:r>
+        <w:rPr>
+          <w:rFonts w:ascii="Times New Roman" w:hAnsi="Times New Roman" w:eastAsia="SimSun"/>
+          <w:b w:val="0"/>
+          <w:color w:val="000000"/>
+          <w:sz w:val="24"/>
         </w:rPr>
         <w:t xml:space="preserve">当</w:t>
       </w:r>
       <w:r>
         <w:rPr>
-          <w:rFonts w:ascii="Microsoft YaHei" w:hAnsi="Microsoft YaHei" w:eastAsia="Microsoft YaHei"/>
+          <w:rFonts w:ascii="Times New Roman" w:hAnsi="Times New Roman" w:eastAsia="SimSun"/>
+          <w:b w:val="0"/>
+          <w:color w:val="000000"/>
+          <w:sz w:val="24"/>
         </w:rPr>
         <w:t xml:space="preserve"> </w:t>
       </w:r>
@@ -2977,13 +3484,19 @@
       </m:oMath>
       <w:r>
         <w:rPr>
-          <w:rFonts w:ascii="Microsoft YaHei" w:hAnsi="Microsoft YaHei" w:eastAsia="Microsoft YaHei"/>
-        </w:rPr>
-        <w:t xml:space="preserve"> </w:t>
-      </w:r>
-      <w:r>
-        <w:rPr>
-          <w:rFonts w:ascii="Microsoft YaHei" w:hAnsi="Microsoft YaHei" w:eastAsia="Microsoft YaHei"/>
+          <w:rFonts w:ascii="Times New Roman" w:hAnsi="Times New Roman" w:eastAsia="SimSun"/>
+          <w:b w:val="0"/>
+          <w:color w:val="000000"/>
+          <w:sz w:val="24"/>
+        </w:rPr>
+        <w:t xml:space="preserve"> </w:t>
+      </w:r>
+      <w:r>
+        <w:rPr>
+          <w:rFonts w:ascii="Times New Roman" w:hAnsi="Times New Roman" w:eastAsia="SimSun"/>
+          <w:b w:val="0"/>
+          <w:color w:val="000000"/>
+          <w:sz w:val="24"/>
         </w:rPr>
         <w:t xml:space="preserve">时，这对共轭极点进入右半平面。</w:t>
       </w:r>
@@ -2995,10 +3508,15 @@
           <w:numId w:val="1003"/>
         </w:numPr>
         <w:pStyle w:val="Compact"/>
-      </w:pPr>
-      <w:r>
-        <w:rPr>
-          <w:rFonts w:ascii="Microsoft YaHei" w:hAnsi="Microsoft YaHei" w:eastAsia="Microsoft YaHei"/>
+        <w:spacing w:line="240" w:lineRule="auto" w:before="0" w:after="80"/>
+        <w:ind w:firstLine="480"/>
+      </w:pPr>
+      <w:r>
+        <w:rPr>
+          <w:rFonts w:ascii="Times New Roman" w:hAnsi="Times New Roman" w:eastAsia="SimSun"/>
+          <w:b w:val="0"/>
+          <w:color w:val="000000"/>
+          <w:sz w:val="24"/>
         </w:rPr>
         <w:t xml:space="preserve">从主图读得两组代表性点：</w:t>
       </w:r>
@@ -3010,16 +3528,24 @@
           <w:numId w:val="1004"/>
         </w:numPr>
         <w:pStyle w:val="Compact"/>
-      </w:pPr>
-      <w:r>
-        <w:rPr>
-          <w:rFonts w:ascii="Microsoft YaHei" w:hAnsi="Microsoft YaHei" w:eastAsia="Microsoft YaHei"/>
+        <w:spacing w:line="240" w:lineRule="auto" w:before="0" w:after="80"/>
+        <w:ind w:firstLine="480"/>
+      </w:pPr>
+      <w:r>
+        <w:rPr>
+          <w:rFonts w:ascii="Times New Roman" w:hAnsi="Times New Roman" w:eastAsia="SimSun"/>
+          <w:b w:val="0"/>
+          <w:color w:val="000000"/>
+          <w:sz w:val="24"/>
         </w:rPr>
         <w:t xml:space="preserve">当</w:t>
       </w:r>
       <w:r>
         <w:rPr>
-          <w:rFonts w:ascii="Microsoft YaHei" w:hAnsi="Microsoft YaHei" w:eastAsia="Microsoft YaHei"/>
+          <w:rFonts w:ascii="Times New Roman" w:hAnsi="Times New Roman" w:eastAsia="SimSun"/>
+          <w:b w:val="0"/>
+          <w:color w:val="000000"/>
+          <w:sz w:val="24"/>
         </w:rPr>
         <w:t xml:space="preserve"> </w:t>
       </w:r>
@@ -3048,19 +3574,28 @@
       </m:oMath>
       <w:r>
         <w:rPr>
-          <w:rFonts w:ascii="Microsoft YaHei" w:hAnsi="Microsoft YaHei" w:eastAsia="Microsoft YaHei"/>
-        </w:rPr>
-        <w:t xml:space="preserve"> </w:t>
-      </w:r>
-      <w:r>
-        <w:rPr>
-          <w:rFonts w:ascii="Microsoft YaHei" w:hAnsi="Microsoft YaHei" w:eastAsia="Microsoft YaHei"/>
+          <w:rFonts w:ascii="Times New Roman" w:hAnsi="Times New Roman" w:eastAsia="SimSun"/>
+          <w:b w:val="0"/>
+          <w:color w:val="000000"/>
+          <w:sz w:val="24"/>
+        </w:rPr>
+        <w:t xml:space="preserve"> </w:t>
+      </w:r>
+      <w:r>
+        <w:rPr>
+          <w:rFonts w:ascii="Times New Roman" w:hAnsi="Times New Roman" w:eastAsia="SimSun"/>
+          <w:b w:val="0"/>
+          <w:color w:val="000000"/>
+          <w:sz w:val="24"/>
         </w:rPr>
         <w:t xml:space="preserve">时，主导极点约为</w:t>
       </w:r>
       <w:r>
         <w:rPr>
-          <w:rFonts w:ascii="Microsoft YaHei" w:hAnsi="Microsoft YaHei" w:eastAsia="Microsoft YaHei"/>
+          <w:rFonts w:ascii="Times New Roman" w:hAnsi="Times New Roman" w:eastAsia="SimSun"/>
+          <w:b w:val="0"/>
+          <w:color w:val="000000"/>
+          <w:sz w:val="24"/>
         </w:rPr>
         <w:t xml:space="preserve"> </w:t>
       </w:r>
@@ -3116,7 +3651,10 @@
       </m:oMath>
       <w:r>
         <w:rPr>
-          <w:rFonts w:ascii="Microsoft YaHei" w:hAnsi="Microsoft YaHei" w:eastAsia="Microsoft YaHei"/>
+          <w:rFonts w:ascii="Times New Roman" w:hAnsi="Times New Roman" w:eastAsia="SimSun"/>
+          <w:b w:val="0"/>
+          <w:color w:val="000000"/>
+          <w:sz w:val="24"/>
         </w:rPr>
         <w:t xml:space="preserve">；</w:t>
       </w:r>
@@ -3128,16 +3666,24 @@
           <w:numId w:val="1004"/>
         </w:numPr>
         <w:pStyle w:val="Compact"/>
-      </w:pPr>
-      <w:r>
-        <w:rPr>
-          <w:rFonts w:ascii="Microsoft YaHei" w:hAnsi="Microsoft YaHei" w:eastAsia="Microsoft YaHei"/>
+        <w:spacing w:line="240" w:lineRule="auto" w:before="0" w:after="80"/>
+        <w:ind w:firstLine="480"/>
+      </w:pPr>
+      <w:r>
+        <w:rPr>
+          <w:rFonts w:ascii="Times New Roman" w:hAnsi="Times New Roman" w:eastAsia="SimSun"/>
+          <w:b w:val="0"/>
+          <w:color w:val="000000"/>
+          <w:sz w:val="24"/>
         </w:rPr>
         <w:t xml:space="preserve">当</w:t>
       </w:r>
       <w:r>
         <w:rPr>
-          <w:rFonts w:ascii="Microsoft YaHei" w:hAnsi="Microsoft YaHei" w:eastAsia="Microsoft YaHei"/>
+          <w:rFonts w:ascii="Times New Roman" w:hAnsi="Times New Roman" w:eastAsia="SimSun"/>
+          <w:b w:val="0"/>
+          <w:color w:val="000000"/>
+          <w:sz w:val="24"/>
         </w:rPr>
         <w:t xml:space="preserve"> </w:t>
       </w:r>
@@ -3166,19 +3712,28 @@
       </m:oMath>
       <w:r>
         <w:rPr>
-          <w:rFonts w:ascii="Microsoft YaHei" w:hAnsi="Microsoft YaHei" w:eastAsia="Microsoft YaHei"/>
-        </w:rPr>
-        <w:t xml:space="preserve"> </w:t>
-      </w:r>
-      <w:r>
-        <w:rPr>
-          <w:rFonts w:ascii="Microsoft YaHei" w:hAnsi="Microsoft YaHei" w:eastAsia="Microsoft YaHei"/>
+          <w:rFonts w:ascii="Times New Roman" w:hAnsi="Times New Roman" w:eastAsia="SimSun"/>
+          <w:b w:val="0"/>
+          <w:color w:val="000000"/>
+          <w:sz w:val="24"/>
+        </w:rPr>
+        <w:t xml:space="preserve"> </w:t>
+      </w:r>
+      <w:r>
+        <w:rPr>
+          <w:rFonts w:ascii="Times New Roman" w:hAnsi="Times New Roman" w:eastAsia="SimSun"/>
+          <w:b w:val="0"/>
+          <w:color w:val="000000"/>
+          <w:sz w:val="24"/>
         </w:rPr>
         <w:t xml:space="preserve">时，主导极点约为</w:t>
       </w:r>
       <w:r>
         <w:rPr>
-          <w:rFonts w:ascii="Microsoft YaHei" w:hAnsi="Microsoft YaHei" w:eastAsia="Microsoft YaHei"/>
+          <w:rFonts w:ascii="Times New Roman" w:hAnsi="Times New Roman" w:eastAsia="SimSun"/>
+          <w:b w:val="0"/>
+          <w:color w:val="000000"/>
+          <w:sz w:val="24"/>
         </w:rPr>
         <w:t xml:space="preserve"> </w:t>
       </w:r>
@@ -3234,7 +3789,10 @@
       </m:oMath>
       <w:r>
         <w:rPr>
-          <w:rFonts w:ascii="Microsoft YaHei" w:hAnsi="Microsoft YaHei" w:eastAsia="Microsoft YaHei"/>
+          <w:rFonts w:ascii="Times New Roman" w:hAnsi="Times New Roman" w:eastAsia="SimSun"/>
+          <w:b w:val="0"/>
+          <w:color w:val="000000"/>
+          <w:sz w:val="24"/>
         </w:rPr>
         <w:t xml:space="preserve">。</w:t>
       </w:r>
@@ -3242,10 +3800,15 @@
     <w:p>
       <w:pPr>
         <w:pStyle w:val="FirstParagraph"/>
-      </w:pPr>
-      <w:r>
-        <w:rPr>
-          <w:rFonts w:ascii="Microsoft YaHei" w:hAnsi="Microsoft YaHei" w:eastAsia="Microsoft YaHei"/>
+        <w:spacing w:line="240" w:lineRule="auto" w:before="0" w:after="80"/>
+        <w:ind w:firstLine="480"/>
+      </w:pPr>
+      <w:r>
+        <w:rPr>
+          <w:rFonts w:ascii="Times New Roman" w:hAnsi="Times New Roman" w:eastAsia="SimSun"/>
+          <w:b w:val="0"/>
+          <w:color w:val="000000"/>
+          <w:sz w:val="24"/>
         </w:rPr>
         <w:t xml:space="preserve">根据上述读图信息回答：</w:t>
       </w:r>
@@ -3257,16 +3820,24 @@
           <w:numId w:val="1005"/>
         </w:numPr>
         <w:pStyle w:val="Compact"/>
-      </w:pPr>
-      <w:r>
-        <w:rPr>
-          <w:rFonts w:ascii="Microsoft YaHei" w:hAnsi="Microsoft YaHei" w:eastAsia="Microsoft YaHei"/>
+        <w:spacing w:line="240" w:lineRule="auto" w:before="0" w:after="80"/>
+        <w:ind w:firstLine="480"/>
+      </w:pPr>
+      <w:r>
+        <w:rPr>
+          <w:rFonts w:ascii="Times New Roman" w:hAnsi="Times New Roman" w:eastAsia="SimSun"/>
+          <w:b w:val="0"/>
+          <w:color w:val="000000"/>
+          <w:sz w:val="24"/>
         </w:rPr>
         <w:t xml:space="preserve">写出闭环稳定的</w:t>
       </w:r>
       <w:r>
         <w:rPr>
-          <w:rFonts w:ascii="Microsoft YaHei" w:hAnsi="Microsoft YaHei" w:eastAsia="Microsoft YaHei"/>
+          <w:rFonts w:ascii="Times New Roman" w:hAnsi="Times New Roman" w:eastAsia="SimSun"/>
+          <w:b w:val="0"/>
+          <w:color w:val="000000"/>
+          <w:sz w:val="24"/>
         </w:rPr>
         <w:t xml:space="preserve"> </w:t>
       </w:r>
@@ -3286,19 +3857,28 @@
       </m:oMath>
       <w:r>
         <w:rPr>
-          <w:rFonts w:ascii="Microsoft YaHei" w:hAnsi="Microsoft YaHei" w:eastAsia="Microsoft YaHei"/>
-        </w:rPr>
-        <w:t xml:space="preserve"> </w:t>
-      </w:r>
-      <w:r>
-        <w:rPr>
-          <w:rFonts w:ascii="Microsoft YaHei" w:hAnsi="Microsoft YaHei" w:eastAsia="Microsoft YaHei"/>
+          <w:rFonts w:ascii="Times New Roman" w:hAnsi="Times New Roman" w:eastAsia="SimSun"/>
+          <w:b w:val="0"/>
+          <w:color w:val="000000"/>
+          <w:sz w:val="24"/>
+        </w:rPr>
+        <w:t xml:space="preserve"> </w:t>
+      </w:r>
+      <w:r>
+        <w:rPr>
+          <w:rFonts w:ascii="Times New Roman" w:hAnsi="Times New Roman" w:eastAsia="SimSun"/>
+          <w:b w:val="0"/>
+          <w:color w:val="000000"/>
+          <w:sz w:val="24"/>
         </w:rPr>
         <w:t xml:space="preserve">取值窗口，并换算为实际控制器增益</w:t>
       </w:r>
       <w:r>
         <w:rPr>
-          <w:rFonts w:ascii="Microsoft YaHei" w:hAnsi="Microsoft YaHei" w:eastAsia="Microsoft YaHei"/>
+          <w:rFonts w:ascii="Times New Roman" w:hAnsi="Times New Roman" w:eastAsia="SimSun"/>
+          <w:b w:val="0"/>
+          <w:color w:val="000000"/>
+          <w:sz w:val="24"/>
         </w:rPr>
         <w:t xml:space="preserve"> </w:t>
       </w:r>
@@ -3318,13 +3898,19 @@
       </m:oMath>
       <w:r>
         <w:rPr>
-          <w:rFonts w:ascii="Microsoft YaHei" w:hAnsi="Microsoft YaHei" w:eastAsia="Microsoft YaHei"/>
-        </w:rPr>
-        <w:t xml:space="preserve"> </w:t>
-      </w:r>
-      <w:r>
-        <w:rPr>
-          <w:rFonts w:ascii="Microsoft YaHei" w:hAnsi="Microsoft YaHei" w:eastAsia="Microsoft YaHei"/>
+          <w:rFonts w:ascii="Times New Roman" w:hAnsi="Times New Roman" w:eastAsia="SimSun"/>
+          <w:b w:val="0"/>
+          <w:color w:val="000000"/>
+          <w:sz w:val="24"/>
+        </w:rPr>
+        <w:t xml:space="preserve"> </w:t>
+      </w:r>
+      <w:r>
+        <w:rPr>
+          <w:rFonts w:ascii="Times New Roman" w:hAnsi="Times New Roman" w:eastAsia="SimSun"/>
+          <w:b w:val="0"/>
+          <w:color w:val="000000"/>
+          <w:sz w:val="24"/>
         </w:rPr>
         <w:t xml:space="preserve">的稳定窗口。</w:t>
       </w:r>
@@ -3336,16 +3922,24 @@
           <w:numId w:val="1005"/>
         </w:numPr>
         <w:pStyle w:val="Compact"/>
-      </w:pPr>
-      <w:r>
-        <w:rPr>
-          <w:rFonts w:ascii="Microsoft YaHei" w:hAnsi="Microsoft YaHei" w:eastAsia="Microsoft YaHei"/>
+        <w:spacing w:line="240" w:lineRule="auto" w:before="0" w:after="80"/>
+        <w:ind w:firstLine="480"/>
+      </w:pPr>
+      <w:r>
+        <w:rPr>
+          <w:rFonts w:ascii="Times New Roman" w:hAnsi="Times New Roman" w:eastAsia="SimSun"/>
+          <w:b w:val="0"/>
+          <w:color w:val="000000"/>
+          <w:sz w:val="24"/>
         </w:rPr>
         <w:t xml:space="preserve">若工程上要求“工作增益不超过稳定边界的 80%”，求允许的</w:t>
       </w:r>
       <w:r>
         <w:rPr>
-          <w:rFonts w:ascii="Microsoft YaHei" w:hAnsi="Microsoft YaHei" w:eastAsia="Microsoft YaHei"/>
+          <w:rFonts w:ascii="Times New Roman" w:hAnsi="Times New Roman" w:eastAsia="SimSun"/>
+          <w:b w:val="0"/>
+          <w:color w:val="000000"/>
+          <w:sz w:val="24"/>
         </w:rPr>
         <w:t xml:space="preserve"> </w:t>
       </w:r>
@@ -3365,13 +3959,19 @@
       </m:oMath>
       <w:r>
         <w:rPr>
-          <w:rFonts w:ascii="Microsoft YaHei" w:hAnsi="Microsoft YaHei" w:eastAsia="Microsoft YaHei"/>
-        </w:rPr>
-        <w:t xml:space="preserve"> </w:t>
-      </w:r>
-      <w:r>
-        <w:rPr>
-          <w:rFonts w:ascii="Microsoft YaHei" w:hAnsi="Microsoft YaHei" w:eastAsia="Microsoft YaHei"/>
+          <w:rFonts w:ascii="Times New Roman" w:hAnsi="Times New Roman" w:eastAsia="SimSun"/>
+          <w:b w:val="0"/>
+          <w:color w:val="000000"/>
+          <w:sz w:val="24"/>
+        </w:rPr>
+        <w:t xml:space="preserve"> </w:t>
+      </w:r>
+      <w:r>
+        <w:rPr>
+          <w:rFonts w:ascii="Times New Roman" w:hAnsi="Times New Roman" w:eastAsia="SimSun"/>
+          <w:b w:val="0"/>
+          <w:color w:val="000000"/>
+          <w:sz w:val="24"/>
         </w:rPr>
         <w:t xml:space="preserve">上限。</w:t>
       </w:r>
@@ -3383,16 +3983,24 @@
           <w:numId w:val="1005"/>
         </w:numPr>
         <w:pStyle w:val="Compact"/>
-      </w:pPr>
-      <w:r>
-        <w:rPr>
-          <w:rFonts w:ascii="Microsoft YaHei" w:hAnsi="Microsoft YaHei" w:eastAsia="Microsoft YaHei"/>
+        <w:spacing w:line="240" w:lineRule="auto" w:before="0" w:after="80"/>
+        <w:ind w:firstLine="480"/>
+      </w:pPr>
+      <w:r>
+        <w:rPr>
+          <w:rFonts w:ascii="Times New Roman" w:hAnsi="Times New Roman" w:eastAsia="SimSun"/>
+          <w:b w:val="0"/>
+          <w:color w:val="000000"/>
+          <w:sz w:val="24"/>
         </w:rPr>
         <w:t xml:space="preserve">现把控制器增益从</w:t>
       </w:r>
       <w:r>
         <w:rPr>
-          <w:rFonts w:ascii="Microsoft YaHei" w:hAnsi="Microsoft YaHei" w:eastAsia="Microsoft YaHei"/>
+          <w:rFonts w:ascii="Times New Roman" w:hAnsi="Times New Roman" w:eastAsia="SimSun"/>
+          <w:b w:val="0"/>
+          <w:color w:val="000000"/>
+          <w:sz w:val="24"/>
         </w:rPr>
         <w:t xml:space="preserve"> </w:t>
       </w:r>
@@ -3421,19 +4029,28 @@
       </m:oMath>
       <w:r>
         <w:rPr>
-          <w:rFonts w:ascii="Microsoft YaHei" w:hAnsi="Microsoft YaHei" w:eastAsia="Microsoft YaHei"/>
-        </w:rPr>
-        <w:t xml:space="preserve"> </w:t>
-      </w:r>
-      <w:r>
-        <w:rPr>
-          <w:rFonts w:ascii="Microsoft YaHei" w:hAnsi="Microsoft YaHei" w:eastAsia="Microsoft YaHei"/>
+          <w:rFonts w:ascii="Times New Roman" w:hAnsi="Times New Roman" w:eastAsia="SimSun"/>
+          <w:b w:val="0"/>
+          <w:color w:val="000000"/>
+          <w:sz w:val="24"/>
+        </w:rPr>
+        <w:t xml:space="preserve"> </w:t>
+      </w:r>
+      <w:r>
+        <w:rPr>
+          <w:rFonts w:ascii="Times New Roman" w:hAnsi="Times New Roman" w:eastAsia="SimSun"/>
+          <w:b w:val="0"/>
+          <w:color w:val="000000"/>
+          <w:sz w:val="24"/>
         </w:rPr>
         <w:t xml:space="preserve">增大到</w:t>
       </w:r>
       <w:r>
         <w:rPr>
-          <w:rFonts w:ascii="Microsoft YaHei" w:hAnsi="Microsoft YaHei" w:eastAsia="Microsoft YaHei"/>
+          <w:rFonts w:ascii="Times New Roman" w:hAnsi="Times New Roman" w:eastAsia="SimSun"/>
+          <w:b w:val="0"/>
+          <w:color w:val="000000"/>
+          <w:sz w:val="24"/>
         </w:rPr>
         <w:t xml:space="preserve"> </w:t>
       </w:r>
@@ -3462,7 +4079,10 @@
       </m:oMath>
       <w:r>
         <w:rPr>
-          <w:rFonts w:ascii="Microsoft YaHei" w:hAnsi="Microsoft YaHei" w:eastAsia="Microsoft YaHei"/>
+          <w:rFonts w:ascii="Times New Roman" w:hAnsi="Times New Roman" w:eastAsia="SimSun"/>
+          <w:b w:val="0"/>
+          <w:color w:val="000000"/>
+          <w:sz w:val="24"/>
         </w:rPr>
         <w:t xml:space="preserve">。说明根轨迹上的极点总体向哪个方向迁移，并结合题中给出的读点，解释闭环响应在振荡程度、超调趋势和衰减快慢上的变化。</w:t>
       </w:r>
@@ -3470,10 +4090,15 @@
     <w:p>
       <w:pPr>
         <w:pStyle w:val="FirstParagraph"/>
-      </w:pPr>
-      <w:r>
-        <w:rPr>
-          <w:rFonts w:ascii="Microsoft YaHei" w:hAnsi="Microsoft YaHei" w:eastAsia="Microsoft YaHei"/>
+        <w:spacing w:line="240" w:lineRule="auto" w:before="0" w:after="80"/>
+        <w:ind w:firstLine="480"/>
+      </w:pPr>
+      <w:r>
+        <w:rPr>
+          <w:rFonts w:ascii="Times New Roman" w:hAnsi="Times New Roman" w:eastAsia="SimSun"/>
+          <w:b w:val="0"/>
+          <w:color w:val="000000"/>
+          <w:sz w:val="24"/>
         </w:rPr>
         <w:t xml:space="preserve">说明：本题只需按给定信息读图、换算并解释，不需要补画根轨迹。</w:t>
       </w:r>
@@ -3483,10 +4108,15 @@
     <w:p>
       <w:pPr>
         <w:pStyle w:val="Heading3"/>
-      </w:pPr>
-      <w:r>
-        <w:rPr>
-          <w:rFonts w:ascii="Microsoft YaHei" w:hAnsi="Microsoft YaHei" w:eastAsia="Microsoft YaHei"/>
+        <w:spacing w:line="240" w:lineRule="auto" w:before="0" w:after="80"/>
+        <w:ind w:firstLine="0"/>
+      </w:pPr>
+      <w:r>
+        <w:rPr>
+          <w:rFonts w:ascii="Times New Roman" w:hAnsi="Times New Roman" w:eastAsia="SimHei"/>
+          <w:b w:val="0"/>
+          <w:color w:val="000000"/>
+          <w:sz w:val="24"/>
         </w:rPr>
         <w:t xml:space="preserve">标准答案</w:t>
       </w:r>
@@ -3494,16 +4124,24 @@
     <w:p>
       <w:pPr>
         <w:pStyle w:val="FirstParagraph"/>
-      </w:pPr>
-      <w:r>
-        <w:rPr>
-          <w:rFonts w:ascii="Microsoft YaHei" w:hAnsi="Microsoft YaHei" w:eastAsia="Microsoft YaHei"/>
+        <w:spacing w:line="240" w:lineRule="auto" w:before="0" w:after="80"/>
+        <w:ind w:firstLine="480"/>
+      </w:pPr>
+      <w:r>
+        <w:rPr>
+          <w:rFonts w:ascii="Times New Roman" w:hAnsi="Times New Roman" w:eastAsia="SimSun"/>
+          <w:b w:val="0"/>
+          <w:color w:val="000000"/>
+          <w:sz w:val="24"/>
         </w:rPr>
         <w:t xml:space="preserve">设题中作图增益与实际控制器增益满足</w:t>
       </w:r>
       <w:r>
         <w:rPr>
-          <w:rFonts w:ascii="Microsoft YaHei" w:hAnsi="Microsoft YaHei" w:eastAsia="Microsoft YaHei"/>
+          <w:rFonts w:ascii="Times New Roman" w:hAnsi="Times New Roman" w:eastAsia="SimSun"/>
+          <w:b w:val="0"/>
+          <w:color w:val="000000"/>
+          <w:sz w:val="24"/>
         </w:rPr>
         <w:t xml:space="preserve"> </w:t>
       </w:r>
@@ -3544,7 +4182,10 @@
       </m:oMath>
       <w:r>
         <w:rPr>
-          <w:rFonts w:ascii="Microsoft YaHei" w:hAnsi="Microsoft YaHei" w:eastAsia="Microsoft YaHei"/>
+          <w:rFonts w:ascii="Times New Roman" w:hAnsi="Times New Roman" w:eastAsia="SimSun"/>
+          <w:b w:val="0"/>
+          <w:color w:val="000000"/>
+          <w:sz w:val="24"/>
         </w:rPr>
         <w:t xml:space="preserve">。</w:t>
       </w:r>
@@ -3555,16 +4196,24 @@
           <w:ilvl w:val="0"/>
           <w:numId w:val="1006"/>
         </w:numPr>
-      </w:pPr>
-      <w:r>
-        <w:rPr>
-          <w:rFonts w:ascii="Microsoft YaHei" w:hAnsi="Microsoft YaHei" w:eastAsia="Microsoft YaHei"/>
+        <w:spacing w:line="240" w:lineRule="auto" w:before="0" w:after="80"/>
+        <w:ind w:firstLine="480"/>
+      </w:pPr>
+      <w:r>
+        <w:rPr>
+          <w:rFonts w:ascii="Times New Roman" w:hAnsi="Times New Roman" w:eastAsia="SimSun"/>
+          <w:b w:val="0"/>
+          <w:color w:val="000000"/>
+          <w:sz w:val="24"/>
         </w:rPr>
         <w:t xml:space="preserve">由题给信息知：当</w:t>
       </w:r>
       <w:r>
         <w:rPr>
-          <w:rFonts w:ascii="Microsoft YaHei" w:hAnsi="Microsoft YaHei" w:eastAsia="Microsoft YaHei"/>
+          <w:rFonts w:ascii="Times New Roman" w:hAnsi="Times New Roman" w:eastAsia="SimSun"/>
+          <w:b w:val="0"/>
+          <w:color w:val="000000"/>
+          <w:sz w:val="24"/>
         </w:rPr>
         <w:t xml:space="preserve"> </w:t>
       </w:r>
@@ -3593,19 +4242,28 @@
       </m:oMath>
       <w:r>
         <w:rPr>
-          <w:rFonts w:ascii="Microsoft YaHei" w:hAnsi="Microsoft YaHei" w:eastAsia="Microsoft YaHei"/>
-        </w:rPr>
-        <w:t xml:space="preserve"> </w:t>
-      </w:r>
-      <w:r>
-        <w:rPr>
-          <w:rFonts w:ascii="Microsoft YaHei" w:hAnsi="Microsoft YaHei" w:eastAsia="Microsoft YaHei"/>
+          <w:rFonts w:ascii="Times New Roman" w:hAnsi="Times New Roman" w:eastAsia="SimSun"/>
+          <w:b w:val="0"/>
+          <w:color w:val="000000"/>
+          <w:sz w:val="24"/>
+        </w:rPr>
+        <w:t xml:space="preserve"> </w:t>
+      </w:r>
+      <w:r>
+        <w:rPr>
+          <w:rFonts w:ascii="Times New Roman" w:hAnsi="Times New Roman" w:eastAsia="SimSun"/>
+          <w:b w:val="0"/>
+          <w:color w:val="000000"/>
+          <w:sz w:val="24"/>
         </w:rPr>
         <w:t xml:space="preserve">时根轨迹穿过虚轴，而当</w:t>
       </w:r>
       <w:r>
         <w:rPr>
-          <w:rFonts w:ascii="Microsoft YaHei" w:hAnsi="Microsoft YaHei" w:eastAsia="Microsoft YaHei"/>
+          <w:rFonts w:ascii="Times New Roman" w:hAnsi="Times New Roman" w:eastAsia="SimSun"/>
+          <w:b w:val="0"/>
+          <w:color w:val="000000"/>
+          <w:sz w:val="24"/>
         </w:rPr>
         <w:t xml:space="preserve"> </w:t>
       </w:r>
@@ -3634,13 +4292,19 @@
       </m:oMath>
       <w:r>
         <w:rPr>
-          <w:rFonts w:ascii="Microsoft YaHei" w:hAnsi="Microsoft YaHei" w:eastAsia="Microsoft YaHei"/>
-        </w:rPr>
-        <w:t xml:space="preserve"> </w:t>
-      </w:r>
-      <w:r>
-        <w:rPr>
-          <w:rFonts w:ascii="Microsoft YaHei" w:hAnsi="Microsoft YaHei" w:eastAsia="Microsoft YaHei"/>
+          <w:rFonts w:ascii="Times New Roman" w:hAnsi="Times New Roman" w:eastAsia="SimSun"/>
+          <w:b w:val="0"/>
+          <w:color w:val="000000"/>
+          <w:sz w:val="24"/>
+        </w:rPr>
+        <w:t xml:space="preserve"> </w:t>
+      </w:r>
+      <w:r>
+        <w:rPr>
+          <w:rFonts w:ascii="Times New Roman" w:hAnsi="Times New Roman" w:eastAsia="SimSun"/>
+          <w:b w:val="0"/>
+          <w:color w:val="000000"/>
+          <w:sz w:val="24"/>
         </w:rPr>
         <w:t xml:space="preserve">时共轭极点进入右半平面，因此严格稳定时必须满足</w:t>
       </w:r>
@@ -3648,6 +4312,8 @@
     <w:p>
       <w:pPr>
         <w:pStyle w:val="BodyText"/>
+        <w:spacing w:line="240" w:lineRule="auto" w:before="0" w:after="80"/>
+        <w:ind w:firstLine="0"/>
       </w:pPr>
       <m:oMathPara>
         <m:oMathParaPr>
@@ -3699,16 +4365,24 @@
           <w:ilvl w:val="0"/>
           <w:numId w:val="1000"/>
         </w:numPr>
-      </w:pPr>
-      <w:r>
-        <w:rPr>
-          <w:rFonts w:ascii="Microsoft YaHei" w:hAnsi="Microsoft YaHei" w:eastAsia="Microsoft YaHei"/>
+        <w:spacing w:line="240" w:lineRule="auto" w:before="0" w:after="80"/>
+        <w:ind w:firstLine="480"/>
+      </w:pPr>
+      <w:r>
+        <w:rPr>
+          <w:rFonts w:ascii="Times New Roman" w:hAnsi="Times New Roman" w:eastAsia="SimSun"/>
+          <w:b w:val="0"/>
+          <w:color w:val="000000"/>
+          <w:sz w:val="24"/>
         </w:rPr>
         <w:t xml:space="preserve">再由</w:t>
       </w:r>
       <w:r>
         <w:rPr>
-          <w:rFonts w:ascii="Microsoft YaHei" w:hAnsi="Microsoft YaHei" w:eastAsia="Microsoft YaHei"/>
+          <w:rFonts w:ascii="Times New Roman" w:hAnsi="Times New Roman" w:eastAsia="SimSun"/>
+          <w:b w:val="0"/>
+          <w:color w:val="000000"/>
+          <w:sz w:val="24"/>
         </w:rPr>
         <w:t xml:space="preserve"> </w:t>
       </w:r>
@@ -3749,13 +4423,19 @@
       </m:oMath>
       <w:r>
         <w:rPr>
-          <w:rFonts w:ascii="Microsoft YaHei" w:hAnsi="Microsoft YaHei" w:eastAsia="Microsoft YaHei"/>
-        </w:rPr>
-        <w:t xml:space="preserve"> </w:t>
-      </w:r>
-      <w:r>
-        <w:rPr>
-          <w:rFonts w:ascii="Microsoft YaHei" w:hAnsi="Microsoft YaHei" w:eastAsia="Microsoft YaHei"/>
+          <w:rFonts w:ascii="Times New Roman" w:hAnsi="Times New Roman" w:eastAsia="SimSun"/>
+          <w:b w:val="0"/>
+          <w:color w:val="000000"/>
+          <w:sz w:val="24"/>
+        </w:rPr>
+        <w:t xml:space="preserve"> </w:t>
+      </w:r>
+      <w:r>
+        <w:rPr>
+          <w:rFonts w:ascii="Times New Roman" w:hAnsi="Times New Roman" w:eastAsia="SimSun"/>
+          <w:b w:val="0"/>
+          <w:color w:val="000000"/>
+          <w:sz w:val="24"/>
         </w:rPr>
         <w:t xml:space="preserve">换算，得</w:t>
       </w:r>
@@ -3763,6 +4443,8 @@
     <w:p>
       <w:pPr>
         <w:pStyle w:val="BodyText"/>
+        <w:spacing w:line="240" w:lineRule="auto" w:before="0" w:after="80"/>
+        <w:ind w:firstLine="0"/>
       </w:pPr>
       <m:oMathPara>
         <m:oMathParaPr>
@@ -3835,16 +4517,24 @@
           <w:ilvl w:val="0"/>
           <w:numId w:val="1000"/>
         </w:numPr>
-      </w:pPr>
-      <w:r>
-        <w:rPr>
-          <w:rFonts w:ascii="Microsoft YaHei" w:hAnsi="Microsoft YaHei" w:eastAsia="Microsoft YaHei"/>
+        <w:spacing w:line="240" w:lineRule="auto" w:before="0" w:after="80"/>
+        <w:ind w:firstLine="480"/>
+      </w:pPr>
+      <w:r>
+        <w:rPr>
+          <w:rFonts w:ascii="Times New Roman" w:hAnsi="Times New Roman" w:eastAsia="SimSun"/>
+          <w:b w:val="0"/>
+          <w:color w:val="000000"/>
+          <w:sz w:val="24"/>
         </w:rPr>
         <w:t xml:space="preserve">所以实际比例增益的稳定窗口为</w:t>
       </w:r>
       <w:r>
         <w:rPr>
-          <w:rFonts w:ascii="Microsoft YaHei" w:hAnsi="Microsoft YaHei" w:eastAsia="Microsoft YaHei"/>
+          <w:rFonts w:ascii="Times New Roman" w:hAnsi="Times New Roman" w:eastAsia="SimSun"/>
+          <w:b w:val="0"/>
+          <w:color w:val="000000"/>
+          <w:sz w:val="24"/>
         </w:rPr>
         <w:t xml:space="preserve"> </w:t>
       </w:r>
@@ -3882,7 +4572,10 @@
       </m:oMath>
       <w:r>
         <w:rPr>
-          <w:rFonts w:ascii="Microsoft YaHei" w:hAnsi="Microsoft YaHei" w:eastAsia="Microsoft YaHei"/>
+          <w:rFonts w:ascii="Times New Roman" w:hAnsi="Times New Roman" w:eastAsia="SimSun"/>
+          <w:b w:val="0"/>
+          <w:color w:val="000000"/>
+          <w:sz w:val="24"/>
         </w:rPr>
         <w:t xml:space="preserve">。</w:t>
       </w:r>
@@ -3893,28 +4586,42 @@
           <w:ilvl w:val="0"/>
           <w:numId w:val="1006"/>
         </w:numPr>
-      </w:pPr>
-      <w:r>
-        <w:rPr>
-          <w:rFonts w:ascii="Microsoft YaHei" w:hAnsi="Microsoft YaHei" w:eastAsia="Microsoft YaHei"/>
+        <w:spacing w:line="240" w:lineRule="auto" w:before="0" w:after="80"/>
+        <w:ind w:firstLine="480"/>
+      </w:pPr>
+      <w:r>
+        <w:rPr>
+          <w:rFonts w:ascii="Times New Roman" w:hAnsi="Times New Roman" w:eastAsia="SimSun"/>
+          <w:b w:val="0"/>
+          <w:color w:val="000000"/>
+          <w:sz w:val="24"/>
         </w:rPr>
         <w:t xml:space="preserve">“</w:t>
       </w:r>
       <w:r>
         <w:rPr>
-          <w:rFonts w:ascii="Microsoft YaHei" w:hAnsi="Microsoft YaHei" w:eastAsia="Microsoft YaHei"/>
+          <w:rFonts w:ascii="Times New Roman" w:hAnsi="Times New Roman" w:eastAsia="SimSun"/>
+          <w:b w:val="0"/>
+          <w:color w:val="000000"/>
+          <w:sz w:val="24"/>
         </w:rPr>
         <w:t xml:space="preserve">不超过稳定边界的 80%</w:t>
       </w:r>
       <w:r>
         <w:rPr>
-          <w:rFonts w:ascii="Microsoft YaHei" w:hAnsi="Microsoft YaHei" w:eastAsia="Microsoft YaHei"/>
+          <w:rFonts w:ascii="Times New Roman" w:hAnsi="Times New Roman" w:eastAsia="SimSun"/>
+          <w:b w:val="0"/>
+          <w:color w:val="000000"/>
+          <w:sz w:val="24"/>
         </w:rPr>
         <w:t xml:space="preserve">”</w:t>
       </w:r>
       <w:r>
         <w:rPr>
-          <w:rFonts w:ascii="Microsoft YaHei" w:hAnsi="Microsoft YaHei" w:eastAsia="Microsoft YaHei"/>
+          <w:rFonts w:ascii="Times New Roman" w:hAnsi="Times New Roman" w:eastAsia="SimSun"/>
+          <w:b w:val="0"/>
+          <w:color w:val="000000"/>
+          <w:sz w:val="24"/>
         </w:rPr>
         <w:t xml:space="preserve">表示</w:t>
       </w:r>
@@ -3922,6 +4629,8 @@
     <w:p>
       <w:pPr>
         <w:pStyle w:val="BodyText"/>
+        <w:spacing w:line="240" w:lineRule="auto" w:before="0" w:after="80"/>
+        <w:ind w:firstLine="0"/>
       </w:pPr>
       <m:oMathPara>
         <m:oMathParaPr>
@@ -3982,10 +4691,15 @@
           <w:ilvl w:val="0"/>
           <w:numId w:val="1000"/>
         </w:numPr>
-      </w:pPr>
-      <w:r>
-        <w:rPr>
-          <w:rFonts w:ascii="Microsoft YaHei" w:hAnsi="Microsoft YaHei" w:eastAsia="Microsoft YaHei"/>
+        <w:spacing w:line="240" w:lineRule="auto" w:before="0" w:after="80"/>
+        <w:ind w:firstLine="480"/>
+      </w:pPr>
+      <w:r>
+        <w:rPr>
+          <w:rFonts w:ascii="Times New Roman" w:hAnsi="Times New Roman" w:eastAsia="SimSun"/>
+          <w:b w:val="0"/>
+          <w:color w:val="000000"/>
+          <w:sz w:val="24"/>
         </w:rPr>
         <w:t xml:space="preserve">代回换算关系可得</w:t>
       </w:r>
@@ -3993,6 +4707,8 @@
     <w:p>
       <w:pPr>
         <w:pStyle w:val="BodyText"/>
+        <w:spacing w:line="240" w:lineRule="auto" w:before="0" w:after="80"/>
+        <w:ind w:firstLine="0"/>
       </w:pPr>
       <m:oMathPara>
         <m:oMathParaPr>
@@ -4056,16 +4772,24 @@
           <w:ilvl w:val="0"/>
           <w:numId w:val="1000"/>
         </w:numPr>
-      </w:pPr>
-      <w:r>
-        <w:rPr>
-          <w:rFonts w:ascii="Microsoft YaHei" w:hAnsi="Microsoft YaHei" w:eastAsia="Microsoft YaHei"/>
+        <w:spacing w:line="240" w:lineRule="auto" w:before="0" w:after="80"/>
+        <w:ind w:firstLine="480"/>
+      </w:pPr>
+      <w:r>
+        <w:rPr>
+          <w:rFonts w:ascii="Times New Roman" w:hAnsi="Times New Roman" w:eastAsia="SimSun"/>
+          <w:b w:val="0"/>
+          <w:color w:val="000000"/>
+          <w:sz w:val="24"/>
         </w:rPr>
         <w:t xml:space="preserve">故允许的</w:t>
       </w:r>
       <w:r>
         <w:rPr>
-          <w:rFonts w:ascii="Microsoft YaHei" w:hAnsi="Microsoft YaHei" w:eastAsia="Microsoft YaHei"/>
+          <w:rFonts w:ascii="Times New Roman" w:hAnsi="Times New Roman" w:eastAsia="SimSun"/>
+          <w:b w:val="0"/>
+          <w:color w:val="000000"/>
+          <w:sz w:val="24"/>
         </w:rPr>
         <w:t xml:space="preserve"> </w:t>
       </w:r>
@@ -4085,19 +4809,28 @@
       </m:oMath>
       <w:r>
         <w:rPr>
-          <w:rFonts w:ascii="Microsoft YaHei" w:hAnsi="Microsoft YaHei" w:eastAsia="Microsoft YaHei"/>
-        </w:rPr>
-        <w:t xml:space="preserve"> </w:t>
-      </w:r>
-      <w:r>
-        <w:rPr>
-          <w:rFonts w:ascii="Microsoft YaHei" w:hAnsi="Microsoft YaHei" w:eastAsia="Microsoft YaHei"/>
+          <w:rFonts w:ascii="Times New Roman" w:hAnsi="Times New Roman" w:eastAsia="SimSun"/>
+          <w:b w:val="0"/>
+          <w:color w:val="000000"/>
+          <w:sz w:val="24"/>
+        </w:rPr>
+        <w:t xml:space="preserve"> </w:t>
+      </w:r>
+      <w:r>
+        <w:rPr>
+          <w:rFonts w:ascii="Times New Roman" w:hAnsi="Times New Roman" w:eastAsia="SimSun"/>
+          <w:b w:val="0"/>
+          <w:color w:val="000000"/>
+          <w:sz w:val="24"/>
         </w:rPr>
         <w:t xml:space="preserve">上限为</w:t>
       </w:r>
       <w:r>
         <w:rPr>
-          <w:rFonts w:ascii="Microsoft YaHei" w:hAnsi="Microsoft YaHei" w:eastAsia="Microsoft YaHei"/>
+          <w:rFonts w:ascii="Times New Roman" w:hAnsi="Times New Roman" w:eastAsia="SimSun"/>
+          <w:b w:val="0"/>
+          <w:color w:val="000000"/>
+          <w:sz w:val="24"/>
         </w:rPr>
         <w:t xml:space="preserve"> </w:t>
       </w:r>
@@ -4108,7 +4841,10 @@
       </m:oMath>
       <w:r>
         <w:rPr>
-          <w:rFonts w:ascii="Microsoft YaHei" w:hAnsi="Microsoft YaHei" w:eastAsia="Microsoft YaHei"/>
+          <w:rFonts w:ascii="Times New Roman" w:hAnsi="Times New Roman" w:eastAsia="SimSun"/>
+          <w:b w:val="0"/>
+          <w:color w:val="000000"/>
+          <w:sz w:val="24"/>
         </w:rPr>
         <w:t xml:space="preserve">。</w:t>
       </w:r>
@@ -4119,16 +4855,24 @@
           <w:ilvl w:val="0"/>
           <w:numId w:val="1006"/>
         </w:numPr>
-      </w:pPr>
-      <w:r>
-        <w:rPr>
-          <w:rFonts w:ascii="Microsoft YaHei" w:hAnsi="Microsoft YaHei" w:eastAsia="Microsoft YaHei"/>
+        <w:spacing w:line="240" w:lineRule="auto" w:before="0" w:after="80"/>
+        <w:ind w:firstLine="480"/>
+      </w:pPr>
+      <w:r>
+        <w:rPr>
+          <w:rFonts w:ascii="Times New Roman" w:hAnsi="Times New Roman" w:eastAsia="SimSun"/>
+          <w:b w:val="0"/>
+          <w:color w:val="000000"/>
+          <w:sz w:val="24"/>
         </w:rPr>
         <w:t xml:space="preserve">当</w:t>
       </w:r>
       <w:r>
         <w:rPr>
-          <w:rFonts w:ascii="Microsoft YaHei" w:hAnsi="Microsoft YaHei" w:eastAsia="Microsoft YaHei"/>
+          <w:rFonts w:ascii="Times New Roman" w:hAnsi="Times New Roman" w:eastAsia="SimSun"/>
+          <w:b w:val="0"/>
+          <w:color w:val="000000"/>
+          <w:sz w:val="24"/>
         </w:rPr>
         <w:t xml:space="preserve"> </w:t>
       </w:r>
@@ -4157,13 +4901,19 @@
       </m:oMath>
       <w:r>
         <w:rPr>
-          <w:rFonts w:ascii="Microsoft YaHei" w:hAnsi="Microsoft YaHei" w:eastAsia="Microsoft YaHei"/>
-        </w:rPr>
-        <w:t xml:space="preserve"> </w:t>
-      </w:r>
-      <w:r>
-        <w:rPr>
-          <w:rFonts w:ascii="Microsoft YaHei" w:hAnsi="Microsoft YaHei" w:eastAsia="Microsoft YaHei"/>
+          <w:rFonts w:ascii="Times New Roman" w:hAnsi="Times New Roman" w:eastAsia="SimSun"/>
+          <w:b w:val="0"/>
+          <w:color w:val="000000"/>
+          <w:sz w:val="24"/>
+        </w:rPr>
+        <w:t xml:space="preserve"> </w:t>
+      </w:r>
+      <w:r>
+        <w:rPr>
+          <w:rFonts w:ascii="Times New Roman" w:hAnsi="Times New Roman" w:eastAsia="SimSun"/>
+          <w:b w:val="0"/>
+          <w:color w:val="000000"/>
+          <w:sz w:val="24"/>
         </w:rPr>
         <w:t xml:space="preserve">时，</w:t>
       </w:r>
@@ -4171,6 +4921,8 @@
     <w:p>
       <w:pPr>
         <w:pStyle w:val="BodyText"/>
+        <w:spacing w:line="240" w:lineRule="auto" w:before="0" w:after="80"/>
+        <w:ind w:firstLine="0"/>
       </w:pPr>
       <m:oMathPara>
         <m:oMathParaPr>
@@ -4231,16 +4983,24 @@
           <w:ilvl w:val="0"/>
           <w:numId w:val="1000"/>
         </w:numPr>
-      </w:pPr>
-      <w:r>
-        <w:rPr>
-          <w:rFonts w:ascii="Microsoft YaHei" w:hAnsi="Microsoft YaHei" w:eastAsia="Microsoft YaHei"/>
+        <w:spacing w:line="240" w:lineRule="auto" w:before="0" w:after="80"/>
+        <w:ind w:firstLine="480"/>
+      </w:pPr>
+      <w:r>
+        <w:rPr>
+          <w:rFonts w:ascii="Times New Roman" w:hAnsi="Times New Roman" w:eastAsia="SimSun"/>
+          <w:b w:val="0"/>
+          <w:color w:val="000000"/>
+          <w:sz w:val="24"/>
         </w:rPr>
         <w:t xml:space="preserve">当</w:t>
       </w:r>
       <w:r>
         <w:rPr>
-          <w:rFonts w:ascii="Microsoft YaHei" w:hAnsi="Microsoft YaHei" w:eastAsia="Microsoft YaHei"/>
+          <w:rFonts w:ascii="Times New Roman" w:hAnsi="Times New Roman" w:eastAsia="SimSun"/>
+          <w:b w:val="0"/>
+          <w:color w:val="000000"/>
+          <w:sz w:val="24"/>
         </w:rPr>
         <w:t xml:space="preserve"> </w:t>
       </w:r>
@@ -4269,13 +5029,19 @@
       </m:oMath>
       <w:r>
         <w:rPr>
-          <w:rFonts w:ascii="Microsoft YaHei" w:hAnsi="Microsoft YaHei" w:eastAsia="Microsoft YaHei"/>
-        </w:rPr>
-        <w:t xml:space="preserve"> </w:t>
-      </w:r>
-      <w:r>
-        <w:rPr>
-          <w:rFonts w:ascii="Microsoft YaHei" w:hAnsi="Microsoft YaHei" w:eastAsia="Microsoft YaHei"/>
+          <w:rFonts w:ascii="Times New Roman" w:hAnsi="Times New Roman" w:eastAsia="SimSun"/>
+          <w:b w:val="0"/>
+          <w:color w:val="000000"/>
+          <w:sz w:val="24"/>
+        </w:rPr>
+        <w:t xml:space="preserve"> </w:t>
+      </w:r>
+      <w:r>
+        <w:rPr>
+          <w:rFonts w:ascii="Times New Roman" w:hAnsi="Times New Roman" w:eastAsia="SimSun"/>
+          <w:b w:val="0"/>
+          <w:color w:val="000000"/>
+          <w:sz w:val="24"/>
         </w:rPr>
         <w:t xml:space="preserve">时，</w:t>
       </w:r>
@@ -4283,6 +5049,8 @@
     <w:p>
       <w:pPr>
         <w:pStyle w:val="BodyText"/>
+        <w:spacing w:line="240" w:lineRule="auto" w:before="0" w:after="80"/>
+        <w:ind w:firstLine="0"/>
       </w:pPr>
       <m:oMathPara>
         <m:oMathParaPr>
@@ -4343,10 +5111,15 @@
           <w:ilvl w:val="0"/>
           <w:numId w:val="1000"/>
         </w:numPr>
-      </w:pPr>
-      <w:r>
-        <w:rPr>
-          <w:rFonts w:ascii="Microsoft YaHei" w:hAnsi="Microsoft YaHei" w:eastAsia="Microsoft YaHei"/>
+        <w:spacing w:line="240" w:lineRule="auto" w:before="0" w:after="80"/>
+        <w:ind w:firstLine="480"/>
+      </w:pPr>
+      <w:r>
+        <w:rPr>
+          <w:rFonts w:ascii="Times New Roman" w:hAnsi="Times New Roman" w:eastAsia="SimSun"/>
+          <w:b w:val="0"/>
+          <w:color w:val="000000"/>
+          <w:sz w:val="24"/>
         </w:rPr>
         <w:t xml:space="preserve">因此增益增大时，闭环主导极点沿复平面上的根轨迹分支继续向外迁移，并总体表现为“更靠近虚轴、同时虚部增大”。（2分）</w:t>
       </w:r>
@@ -4357,16 +5130,24 @@
           <w:ilvl w:val="0"/>
           <w:numId w:val="1000"/>
         </w:numPr>
-      </w:pPr>
-      <w:r>
-        <w:rPr>
-          <w:rFonts w:ascii="Microsoft YaHei" w:hAnsi="Microsoft YaHei" w:eastAsia="Microsoft YaHei"/>
+        <w:spacing w:line="240" w:lineRule="auto" w:before="0" w:after="80"/>
+        <w:ind w:firstLine="480"/>
+      </w:pPr>
+      <w:r>
+        <w:rPr>
+          <w:rFonts w:ascii="Times New Roman" w:hAnsi="Times New Roman" w:eastAsia="SimSun"/>
+          <w:b w:val="0"/>
+          <w:color w:val="000000"/>
+          <w:sz w:val="24"/>
         </w:rPr>
         <w:t xml:space="preserve">由题给读点可知，主导极点由</w:t>
       </w:r>
       <w:r>
         <w:rPr>
-          <w:rFonts w:ascii="Microsoft YaHei" w:hAnsi="Microsoft YaHei" w:eastAsia="Microsoft YaHei"/>
+          <w:rFonts w:ascii="Times New Roman" w:hAnsi="Times New Roman" w:eastAsia="SimSun"/>
+          <w:b w:val="0"/>
+          <w:color w:val="000000"/>
+          <w:sz w:val="24"/>
         </w:rPr>
         <w:t xml:space="preserve"> </w:t>
       </w:r>
@@ -4395,19 +5176,28 @@
       </m:oMath>
       <w:r>
         <w:rPr>
-          <w:rFonts w:ascii="Microsoft YaHei" w:hAnsi="Microsoft YaHei" w:eastAsia="Microsoft YaHei"/>
-        </w:rPr>
-        <w:t xml:space="preserve"> </w:t>
-      </w:r>
-      <w:r>
-        <w:rPr>
-          <w:rFonts w:ascii="Microsoft YaHei" w:hAnsi="Microsoft YaHei" w:eastAsia="Microsoft YaHei"/>
+          <w:rFonts w:ascii="Times New Roman" w:hAnsi="Times New Roman" w:eastAsia="SimSun"/>
+          <w:b w:val="0"/>
+          <w:color w:val="000000"/>
+          <w:sz w:val="24"/>
+        </w:rPr>
+        <w:t xml:space="preserve"> </w:t>
+      </w:r>
+      <w:r>
+        <w:rPr>
+          <w:rFonts w:ascii="Times New Roman" w:hAnsi="Times New Roman" w:eastAsia="SimSun"/>
+          <w:b w:val="0"/>
+          <w:color w:val="000000"/>
+          <w:sz w:val="24"/>
         </w:rPr>
         <w:t xml:space="preserve">移到</w:t>
       </w:r>
       <w:r>
         <w:rPr>
-          <w:rFonts w:ascii="Microsoft YaHei" w:hAnsi="Microsoft YaHei" w:eastAsia="Microsoft YaHei"/>
+          <w:rFonts w:ascii="Times New Roman" w:hAnsi="Times New Roman" w:eastAsia="SimSun"/>
+          <w:b w:val="0"/>
+          <w:color w:val="000000"/>
+          <w:sz w:val="24"/>
         </w:rPr>
         <w:t xml:space="preserve"> </w:t>
       </w:r>
@@ -4436,7 +5226,10 @@
       </m:oMath>
       <w:r>
         <w:rPr>
-          <w:rFonts w:ascii="Microsoft YaHei" w:hAnsi="Microsoft YaHei" w:eastAsia="Microsoft YaHei"/>
+          <w:rFonts w:ascii="Times New Roman" w:hAnsi="Times New Roman" w:eastAsia="SimSun"/>
+          <w:b w:val="0"/>
+          <w:color w:val="000000"/>
+          <w:sz w:val="24"/>
         </w:rPr>
         <w:t xml:space="preserve">：</w:t>
       </w:r>
@@ -4448,16 +5241,24 @@
           <w:numId w:val="1007"/>
         </w:numPr>
         <w:pStyle w:val="Compact"/>
-      </w:pPr>
-      <w:r>
-        <w:rPr>
-          <w:rFonts w:ascii="Microsoft YaHei" w:hAnsi="Microsoft YaHei" w:eastAsia="Microsoft YaHei"/>
+        <w:spacing w:line="240" w:lineRule="auto" w:before="0" w:after="80"/>
+        <w:ind w:firstLine="480"/>
+      </w:pPr>
+      <w:r>
+        <w:rPr>
+          <w:rFonts w:ascii="Times New Roman" w:hAnsi="Times New Roman" w:eastAsia="SimSun"/>
+          <w:b w:val="0"/>
+          <w:color w:val="000000"/>
+          <w:sz w:val="24"/>
         </w:rPr>
         <w:t xml:space="preserve">实部从</w:t>
       </w:r>
       <w:r>
         <w:rPr>
-          <w:rFonts w:ascii="Microsoft YaHei" w:hAnsi="Microsoft YaHei" w:eastAsia="Microsoft YaHei"/>
+          <w:rFonts w:ascii="Times New Roman" w:hAnsi="Times New Roman" w:eastAsia="SimSun"/>
+          <w:b w:val="0"/>
+          <w:color w:val="000000"/>
+          <w:sz w:val="24"/>
         </w:rPr>
         <w:t xml:space="preserve"> </w:t>
       </w:r>
@@ -4474,19 +5275,28 @@
       </m:oMath>
       <w:r>
         <w:rPr>
-          <w:rFonts w:ascii="Microsoft YaHei" w:hAnsi="Microsoft YaHei" w:eastAsia="Microsoft YaHei"/>
-        </w:rPr>
-        <w:t xml:space="preserve"> </w:t>
-      </w:r>
-      <w:r>
-        <w:rPr>
-          <w:rFonts w:ascii="Microsoft YaHei" w:hAnsi="Microsoft YaHei" w:eastAsia="Microsoft YaHei"/>
+          <w:rFonts w:ascii="Times New Roman" w:hAnsi="Times New Roman" w:eastAsia="SimSun"/>
+          <w:b w:val="0"/>
+          <w:color w:val="000000"/>
+          <w:sz w:val="24"/>
+        </w:rPr>
+        <w:t xml:space="preserve"> </w:t>
+      </w:r>
+      <w:r>
+        <w:rPr>
+          <w:rFonts w:ascii="Times New Roman" w:hAnsi="Times New Roman" w:eastAsia="SimSun"/>
+          <w:b w:val="0"/>
+          <w:color w:val="000000"/>
+          <w:sz w:val="24"/>
         </w:rPr>
         <w:t xml:space="preserve">变到</w:t>
       </w:r>
       <w:r>
         <w:rPr>
-          <w:rFonts w:ascii="Microsoft YaHei" w:hAnsi="Microsoft YaHei" w:eastAsia="Microsoft YaHei"/>
+          <w:rFonts w:ascii="Times New Roman" w:hAnsi="Times New Roman" w:eastAsia="SimSun"/>
+          <w:b w:val="0"/>
+          <w:color w:val="000000"/>
+          <w:sz w:val="24"/>
         </w:rPr>
         <w:t xml:space="preserve"> </w:t>
       </w:r>
@@ -4503,7 +5313,10 @@
       </m:oMath>
       <w:r>
         <w:rPr>
-          <w:rFonts w:ascii="Microsoft YaHei" w:hAnsi="Microsoft YaHei" w:eastAsia="Microsoft YaHei"/>
+          <w:rFonts w:ascii="Times New Roman" w:hAnsi="Times New Roman" w:eastAsia="SimSun"/>
+          <w:b w:val="0"/>
+          <w:color w:val="000000"/>
+          <w:sz w:val="24"/>
         </w:rPr>
         <w:t xml:space="preserve">，离虚轴更近，说明衰减变慢、阻尼减小，稳定裕度变差。（2分）</w:t>
       </w:r>
@@ -4515,16 +5328,24 @@
           <w:numId w:val="1007"/>
         </w:numPr>
         <w:pStyle w:val="Compact"/>
-      </w:pPr>
-      <w:r>
-        <w:rPr>
-          <w:rFonts w:ascii="Microsoft YaHei" w:hAnsi="Microsoft YaHei" w:eastAsia="Microsoft YaHei"/>
+        <w:spacing w:line="240" w:lineRule="auto" w:before="0" w:after="80"/>
+        <w:ind w:firstLine="480"/>
+      </w:pPr>
+      <w:r>
+        <w:rPr>
+          <w:rFonts w:ascii="Times New Roman" w:hAnsi="Times New Roman" w:eastAsia="SimSun"/>
+          <w:b w:val="0"/>
+          <w:color w:val="000000"/>
+          <w:sz w:val="24"/>
         </w:rPr>
         <w:t xml:space="preserve">虚部从</w:t>
       </w:r>
       <w:r>
         <w:rPr>
-          <w:rFonts w:ascii="Microsoft YaHei" w:hAnsi="Microsoft YaHei" w:eastAsia="Microsoft YaHei"/>
+          <w:rFonts w:ascii="Times New Roman" w:hAnsi="Times New Roman" w:eastAsia="SimSun"/>
+          <w:b w:val="0"/>
+          <w:color w:val="000000"/>
+          <w:sz w:val="24"/>
         </w:rPr>
         <w:t xml:space="preserve"> </w:t>
       </w:r>
@@ -4535,19 +5356,28 @@
       </m:oMath>
       <w:r>
         <w:rPr>
-          <w:rFonts w:ascii="Microsoft YaHei" w:hAnsi="Microsoft YaHei" w:eastAsia="Microsoft YaHei"/>
-        </w:rPr>
-        <w:t xml:space="preserve"> </w:t>
-      </w:r>
-      <w:r>
-        <w:rPr>
-          <w:rFonts w:ascii="Microsoft YaHei" w:hAnsi="Microsoft YaHei" w:eastAsia="Microsoft YaHei"/>
+          <w:rFonts w:ascii="Times New Roman" w:hAnsi="Times New Roman" w:eastAsia="SimSun"/>
+          <w:b w:val="0"/>
+          <w:color w:val="000000"/>
+          <w:sz w:val="24"/>
+        </w:rPr>
+        <w:t xml:space="preserve"> </w:t>
+      </w:r>
+      <w:r>
+        <w:rPr>
+          <w:rFonts w:ascii="Times New Roman" w:hAnsi="Times New Roman" w:eastAsia="SimSun"/>
+          <w:b w:val="0"/>
+          <w:color w:val="000000"/>
+          <w:sz w:val="24"/>
         </w:rPr>
         <w:t xml:space="preserve">增到</w:t>
       </w:r>
       <w:r>
         <w:rPr>
-          <w:rFonts w:ascii="Microsoft YaHei" w:hAnsi="Microsoft YaHei" w:eastAsia="Microsoft YaHei"/>
+          <w:rFonts w:ascii="Times New Roman" w:hAnsi="Times New Roman" w:eastAsia="SimSun"/>
+          <w:b w:val="0"/>
+          <w:color w:val="000000"/>
+          <w:sz w:val="24"/>
         </w:rPr>
         <w:t xml:space="preserve"> </w:t>
       </w:r>
@@ -4558,7 +5388,10 @@
       </m:oMath>
       <w:r>
         <w:rPr>
-          <w:rFonts w:ascii="Microsoft YaHei" w:hAnsi="Microsoft YaHei" w:eastAsia="Microsoft YaHei"/>
+          <w:rFonts w:ascii="Times New Roman" w:hAnsi="Times New Roman" w:eastAsia="SimSun"/>
+          <w:b w:val="0"/>
+          <w:color w:val="000000"/>
+          <w:sz w:val="24"/>
         </w:rPr>
         <w:t xml:space="preserve">，说明振荡更明显，振荡频率升高，超调趋势增大。（2分）</w:t>
       </w:r>
@@ -4569,16 +5402,24 @@
           <w:ilvl w:val="0"/>
           <w:numId w:val="1000"/>
         </w:numPr>
-      </w:pPr>
-      <w:r>
-        <w:rPr>
-          <w:rFonts w:ascii="Microsoft YaHei" w:hAnsi="Microsoft YaHei" w:eastAsia="Microsoft YaHei"/>
+        <w:spacing w:line="240" w:lineRule="auto" w:before="0" w:after="80"/>
+        <w:ind w:firstLine="480"/>
+      </w:pPr>
+      <w:r>
+        <w:rPr>
+          <w:rFonts w:ascii="Times New Roman" w:hAnsi="Times New Roman" w:eastAsia="SimSun"/>
+          <w:b w:val="0"/>
+          <w:color w:val="000000"/>
+          <w:sz w:val="24"/>
         </w:rPr>
         <w:t xml:space="preserve">综合来看，把</w:t>
       </w:r>
       <w:r>
         <w:rPr>
-          <w:rFonts w:ascii="Microsoft YaHei" w:hAnsi="Microsoft YaHei" w:eastAsia="Microsoft YaHei"/>
+          <w:rFonts w:ascii="Times New Roman" w:hAnsi="Times New Roman" w:eastAsia="SimSun"/>
+          <w:b w:val="0"/>
+          <w:color w:val="000000"/>
+          <w:sz w:val="24"/>
         </w:rPr>
         <w:t xml:space="preserve"> </w:t>
       </w:r>
@@ -4598,19 +5439,28 @@
       </m:oMath>
       <w:r>
         <w:rPr>
-          <w:rFonts w:ascii="Microsoft YaHei" w:hAnsi="Microsoft YaHei" w:eastAsia="Microsoft YaHei"/>
-        </w:rPr>
-        <w:t xml:space="preserve"> </w:t>
-      </w:r>
-      <w:r>
-        <w:rPr>
-          <w:rFonts w:ascii="Microsoft YaHei" w:hAnsi="Microsoft YaHei" w:eastAsia="Microsoft YaHei"/>
+          <w:rFonts w:ascii="Times New Roman" w:hAnsi="Times New Roman" w:eastAsia="SimSun"/>
+          <w:b w:val="0"/>
+          <w:color w:val="000000"/>
+          <w:sz w:val="24"/>
+        </w:rPr>
+        <w:t xml:space="preserve"> </w:t>
+      </w:r>
+      <w:r>
+        <w:rPr>
+          <w:rFonts w:ascii="Times New Roman" w:hAnsi="Times New Roman" w:eastAsia="SimSun"/>
+          <w:b w:val="0"/>
+          <w:color w:val="000000"/>
+          <w:sz w:val="24"/>
         </w:rPr>
         <w:t xml:space="preserve">从</w:t>
       </w:r>
       <w:r>
         <w:rPr>
-          <w:rFonts w:ascii="Microsoft YaHei" w:hAnsi="Microsoft YaHei" w:eastAsia="Microsoft YaHei"/>
+          <w:rFonts w:ascii="Times New Roman" w:hAnsi="Times New Roman" w:eastAsia="SimSun"/>
+          <w:b w:val="0"/>
+          <w:color w:val="000000"/>
+          <w:sz w:val="24"/>
         </w:rPr>
         <w:t xml:space="preserve"> </w:t>
       </w:r>
@@ -4621,19 +5471,28 @@
       </m:oMath>
       <w:r>
         <w:rPr>
-          <w:rFonts w:ascii="Microsoft YaHei" w:hAnsi="Microsoft YaHei" w:eastAsia="Microsoft YaHei"/>
-        </w:rPr>
-        <w:t xml:space="preserve"> </w:t>
-      </w:r>
-      <w:r>
-        <w:rPr>
-          <w:rFonts w:ascii="Microsoft YaHei" w:hAnsi="Microsoft YaHei" w:eastAsia="Microsoft YaHei"/>
+          <w:rFonts w:ascii="Times New Roman" w:hAnsi="Times New Roman" w:eastAsia="SimSun"/>
+          <w:b w:val="0"/>
+          <w:color w:val="000000"/>
+          <w:sz w:val="24"/>
+        </w:rPr>
+        <w:t xml:space="preserve"> </w:t>
+      </w:r>
+      <w:r>
+        <w:rPr>
+          <w:rFonts w:ascii="Times New Roman" w:hAnsi="Times New Roman" w:eastAsia="SimSun"/>
+          <w:b w:val="0"/>
+          <w:color w:val="000000"/>
+          <w:sz w:val="24"/>
         </w:rPr>
         <w:t xml:space="preserve">增大到</w:t>
       </w:r>
       <w:r>
         <w:rPr>
-          <w:rFonts w:ascii="Microsoft YaHei" w:hAnsi="Microsoft YaHei" w:eastAsia="Microsoft YaHei"/>
+          <w:rFonts w:ascii="Times New Roman" w:hAnsi="Times New Roman" w:eastAsia="SimSun"/>
+          <w:b w:val="0"/>
+          <w:color w:val="000000"/>
+          <w:sz w:val="24"/>
         </w:rPr>
         <w:t xml:space="preserve"> </w:t>
       </w:r>
@@ -4644,13 +5503,19 @@
       </m:oMath>
       <w:r>
         <w:rPr>
-          <w:rFonts w:ascii="Microsoft YaHei" w:hAnsi="Microsoft YaHei" w:eastAsia="Microsoft YaHei"/>
-        </w:rPr>
-        <w:t xml:space="preserve"> </w:t>
-      </w:r>
-      <w:r>
-        <w:rPr>
-          <w:rFonts w:ascii="Microsoft YaHei" w:hAnsi="Microsoft YaHei" w:eastAsia="Microsoft YaHei"/>
+          <w:rFonts w:ascii="Times New Roman" w:hAnsi="Times New Roman" w:eastAsia="SimSun"/>
+          <w:b w:val="0"/>
+          <w:color w:val="000000"/>
+          <w:sz w:val="24"/>
+        </w:rPr>
+        <w:t xml:space="preserve"> </w:t>
+      </w:r>
+      <w:r>
+        <w:rPr>
+          <w:rFonts w:ascii="Times New Roman" w:hAnsi="Times New Roman" w:eastAsia="SimSun"/>
+          <w:b w:val="0"/>
+          <w:color w:val="000000"/>
+          <w:sz w:val="24"/>
         </w:rPr>
         <w:t xml:space="preserve">后，系统虽然仍稳定，但响应更振荡、超调更大，且衰减更慢。</w:t>
       </w:r>
@@ -4658,10 +5523,15 @@
     <w:p>
       <w:pPr>
         <w:pStyle w:val="FirstParagraph"/>
-      </w:pPr>
-      <w:r>
-        <w:rPr>
-          <w:rFonts w:ascii="Microsoft YaHei" w:hAnsi="Microsoft YaHei" w:eastAsia="Microsoft YaHei"/>
+        <w:spacing w:line="240" w:lineRule="auto" w:before="0" w:after="80"/>
+        <w:ind w:firstLine="480"/>
+      </w:pPr>
+      <w:r>
+        <w:rPr>
+          <w:rFonts w:ascii="Times New Roman" w:hAnsi="Times New Roman" w:eastAsia="SimSun"/>
+          <w:b w:val="0"/>
+          <w:color w:val="000000"/>
+          <w:sz w:val="24"/>
         </w:rPr>
         <w:t xml:space="preserve">本题未使用额外假设，全部判断均直接依据题面给出的根轨迹读图信息。</w:t>
       </w:r>
@@ -4671,10 +5541,15 @@
     <w:p>
       <w:pPr>
         <w:pStyle w:val="Heading3"/>
-      </w:pPr>
-      <w:r>
-        <w:rPr>
-          <w:rFonts w:ascii="Microsoft YaHei" w:hAnsi="Microsoft YaHei" w:eastAsia="Microsoft YaHei"/>
+        <w:spacing w:line="240" w:lineRule="auto" w:before="0" w:after="80"/>
+        <w:ind w:firstLine="0"/>
+      </w:pPr>
+      <w:r>
+        <w:rPr>
+          <w:rFonts w:ascii="Times New Roman" w:hAnsi="Times New Roman" w:eastAsia="SimHei"/>
+          <w:b w:val="0"/>
+          <w:color w:val="000000"/>
+          <w:sz w:val="24"/>
         </w:rPr>
         <w:t xml:space="preserve">分步评分标准</w:t>
       </w:r>
@@ -4701,11 +5576,16 @@
           <w:p>
             <w:pPr>
               <w:pStyle w:val="Compact"/>
+              <w:spacing w:line="240" w:lineRule="auto" w:before="0" w:after="80"/>
+              <w:ind w:firstLine="0"/>
               <w:jc w:val="left"/>
             </w:pPr>
             <w:r>
               <w:rPr>
-                <w:rFonts w:ascii="Microsoft YaHei" w:hAnsi="Microsoft YaHei" w:eastAsia="Microsoft YaHei"/>
+                <w:rFonts w:ascii="Times New Roman" w:hAnsi="Times New Roman" w:eastAsia="SimSun"/>
+                <w:b w:val="0"/>
+                <w:color w:val="000000"/>
+                <w:sz w:val="21"/>
               </w:rPr>
               <w:t xml:space="preserve">步骤</w:t>
             </w:r>
@@ -4716,11 +5596,16 @@
           <w:p>
             <w:pPr>
               <w:pStyle w:val="Compact"/>
+              <w:spacing w:line="240" w:lineRule="auto" w:before="0" w:after="80"/>
+              <w:ind w:firstLine="0"/>
               <w:jc w:val="left"/>
             </w:pPr>
             <w:r>
               <w:rPr>
-                <w:rFonts w:ascii="Microsoft YaHei" w:hAnsi="Microsoft YaHei" w:eastAsia="Microsoft YaHei"/>
+                <w:rFonts w:ascii="Times New Roman" w:hAnsi="Times New Roman" w:eastAsia="SimSun"/>
+                <w:b w:val="0"/>
+                <w:color w:val="000000"/>
+                <w:sz w:val="21"/>
               </w:rPr>
               <w:t xml:space="preserve">分值</w:t>
             </w:r>
@@ -4731,11 +5616,16 @@
           <w:p>
             <w:pPr>
               <w:pStyle w:val="Compact"/>
+              <w:spacing w:line="240" w:lineRule="auto" w:before="0" w:after="80"/>
+              <w:ind w:firstLine="0"/>
               <w:jc w:val="left"/>
             </w:pPr>
             <w:r>
               <w:rPr>
-                <w:rFonts w:ascii="Microsoft YaHei" w:hAnsi="Microsoft YaHei" w:eastAsia="Microsoft YaHei"/>
+                <w:rFonts w:ascii="Times New Roman" w:hAnsi="Times New Roman" w:eastAsia="SimSun"/>
+                <w:b w:val="0"/>
+                <w:color w:val="000000"/>
+                <w:sz w:val="21"/>
               </w:rPr>
               <w:t xml:space="preserve">判分标准</w:t>
             </w:r>
@@ -4748,11 +5638,16 @@
           <w:p>
             <w:pPr>
               <w:pStyle w:val="Compact"/>
+              <w:spacing w:line="240" w:lineRule="auto" w:before="0" w:after="80"/>
+              <w:ind w:firstLine="0"/>
               <w:jc w:val="left"/>
             </w:pPr>
             <w:r>
               <w:rPr>
-                <w:rFonts w:ascii="Microsoft YaHei" w:hAnsi="Microsoft YaHei" w:eastAsia="Microsoft YaHei"/>
+                <w:rFonts w:ascii="Times New Roman" w:hAnsi="Times New Roman" w:eastAsia="SimSun"/>
+                <w:b w:val="0"/>
+                <w:color w:val="000000"/>
+                <w:sz w:val="21"/>
               </w:rPr>
               <w:t xml:space="preserve">稳定边界与稳定窗口</w:t>
             </w:r>
@@ -4763,11 +5658,16 @@
           <w:p>
             <w:pPr>
               <w:pStyle w:val="Compact"/>
+              <w:spacing w:line="240" w:lineRule="auto" w:before="0" w:after="80"/>
+              <w:ind w:firstLine="0"/>
               <w:jc w:val="left"/>
             </w:pPr>
             <w:r>
               <w:rPr>
-                <w:rFonts w:ascii="Microsoft YaHei" w:hAnsi="Microsoft YaHei" w:eastAsia="Microsoft YaHei"/>
+                <w:rFonts w:ascii="Times New Roman" w:hAnsi="Times New Roman" w:eastAsia="SimSun"/>
+                <w:b w:val="0"/>
+                <w:color w:val="000000"/>
+                <w:sz w:val="21"/>
               </w:rPr>
               <w:t xml:space="preserve">8分</w:t>
             </w:r>
@@ -4778,17 +5678,25 @@
           <w:p>
             <w:pPr>
               <w:pStyle w:val="Compact"/>
+              <w:spacing w:line="240" w:lineRule="auto" w:before="0" w:after="80"/>
+              <w:ind w:firstLine="0"/>
               <w:jc w:val="left"/>
             </w:pPr>
             <w:r>
               <w:rPr>
-                <w:rFonts w:ascii="Microsoft YaHei" w:hAnsi="Microsoft YaHei" w:eastAsia="Microsoft YaHei"/>
+                <w:rFonts w:ascii="Times New Roman" w:hAnsi="Times New Roman" w:eastAsia="SimSun"/>
+                <w:b w:val="0"/>
+                <w:color w:val="000000"/>
+                <w:sz w:val="21"/>
               </w:rPr>
               <w:t xml:space="preserve">正确判断</w:t>
             </w:r>
             <w:r>
               <w:rPr>
-                <w:rFonts w:ascii="Microsoft YaHei" w:hAnsi="Microsoft YaHei" w:eastAsia="Microsoft YaHei"/>
+                <w:rFonts w:ascii="Times New Roman" w:hAnsi="Times New Roman" w:eastAsia="SimSun"/>
+                <w:b w:val="0"/>
+                <w:color w:val="000000"/>
+                <w:sz w:val="21"/>
               </w:rPr>
               <w:t xml:space="preserve"> </w:t>
             </w:r>
@@ -4817,19 +5725,28 @@
             </m:oMath>
             <w:r>
               <w:rPr>
-                <w:rFonts w:ascii="Microsoft YaHei" w:hAnsi="Microsoft YaHei" w:eastAsia="Microsoft YaHei"/>
+                <w:rFonts w:ascii="Times New Roman" w:hAnsi="Times New Roman" w:eastAsia="SimSun"/>
+                <w:b w:val="0"/>
+                <w:color w:val="000000"/>
+                <w:sz w:val="21"/>
               </w:rPr>
               <w:t xml:space="preserve"> </w:t>
             </w:r>
             <w:r>
               <w:rPr>
-                <w:rFonts w:ascii="Microsoft YaHei" w:hAnsi="Microsoft YaHei" w:eastAsia="Microsoft YaHei"/>
+                <w:rFonts w:ascii="Times New Roman" w:hAnsi="Times New Roman" w:eastAsia="SimSun"/>
+                <w:b w:val="0"/>
+                <w:color w:val="000000"/>
+                <w:sz w:val="21"/>
               </w:rPr>
               <w:t xml:space="preserve">为稳定边界，并给出严格稳定区间</w:t>
             </w:r>
             <w:r>
               <w:rPr>
-                <w:rFonts w:ascii="Microsoft YaHei" w:hAnsi="Microsoft YaHei" w:eastAsia="Microsoft YaHei"/>
+                <w:rFonts w:ascii="Times New Roman" w:hAnsi="Times New Roman" w:eastAsia="SimSun"/>
+                <w:b w:val="0"/>
+                <w:color w:val="000000"/>
+                <w:sz w:val="21"/>
               </w:rPr>
               <w:t xml:space="preserve"> </w:t>
             </w:r>
@@ -4867,13 +5784,19 @@
             </m:oMath>
             <w:r>
               <w:rPr>
-                <w:rFonts w:ascii="Microsoft YaHei" w:hAnsi="Microsoft YaHei" w:eastAsia="Microsoft YaHei"/>
+                <w:rFonts w:ascii="Times New Roman" w:hAnsi="Times New Roman" w:eastAsia="SimSun"/>
+                <w:b w:val="0"/>
+                <w:color w:val="000000"/>
+                <w:sz w:val="21"/>
               </w:rPr>
               <w:t xml:space="preserve">；再正确换算出</w:t>
             </w:r>
             <w:r>
               <w:rPr>
-                <w:rFonts w:ascii="Microsoft YaHei" w:hAnsi="Microsoft YaHei" w:eastAsia="Microsoft YaHei"/>
+                <w:rFonts w:ascii="Times New Roman" w:hAnsi="Times New Roman" w:eastAsia="SimSun"/>
+                <w:b w:val="0"/>
+                <w:color w:val="000000"/>
+                <w:sz w:val="21"/>
               </w:rPr>
               <w:t xml:space="preserve"> </w:t>
             </w:r>
@@ -4911,32 +5834,47 @@
             </m:oMath>
             <w:r>
               <w:rPr>
-                <w:rFonts w:ascii="Microsoft YaHei" w:hAnsi="Microsoft YaHei" w:eastAsia="Microsoft YaHei"/>
+                <w:rFonts w:ascii="Times New Roman" w:hAnsi="Times New Roman" w:eastAsia="SimSun"/>
+                <w:b w:val="0"/>
+                <w:color w:val="000000"/>
+                <w:sz w:val="21"/>
               </w:rPr>
               <w:t xml:space="preserve">。若边界点误并入稳定区间，扣</w:t>
             </w:r>
             <w:r>
               <w:rPr>
-                <w:rFonts w:ascii="Microsoft YaHei" w:hAnsi="Microsoft YaHei" w:eastAsia="Microsoft YaHei"/>
+                <w:rFonts w:ascii="Times New Roman" w:hAnsi="Times New Roman" w:eastAsia="SimSun"/>
+                <w:b w:val="0"/>
+                <w:color w:val="000000"/>
+                <w:sz w:val="21"/>
               </w:rPr>
               <w:t xml:space="preserve"> </w:t>
             </w:r>
             <w:r>
               <w:rPr>
                 <w:rStyle w:val="VerbatimChar"/>
-                <w:rFonts w:ascii="Microsoft YaHei" w:hAnsi="Microsoft YaHei" w:eastAsia="Microsoft YaHei"/>
+                <w:rFonts w:ascii="Times New Roman" w:hAnsi="Times New Roman" w:eastAsia="SimSun"/>
+                <w:b w:val="0"/>
+                <w:color w:val="000000"/>
+                <w:sz w:val="21"/>
               </w:rPr>
               <w:t xml:space="preserve">1-2</w:t>
             </w:r>
             <w:r>
               <w:rPr>
-                <w:rFonts w:ascii="Microsoft YaHei" w:hAnsi="Microsoft YaHei" w:eastAsia="Microsoft YaHei"/>
+                <w:rFonts w:ascii="Times New Roman" w:hAnsi="Times New Roman" w:eastAsia="SimSun"/>
+                <w:b w:val="0"/>
+                <w:color w:val="000000"/>
+                <w:sz w:val="21"/>
               </w:rPr>
               <w:t xml:space="preserve"> </w:t>
             </w:r>
             <w:r>
               <w:rPr>
-                <w:rFonts w:ascii="Microsoft YaHei" w:hAnsi="Microsoft YaHei" w:eastAsia="Microsoft YaHei"/>
+                <w:rFonts w:ascii="Times New Roman" w:hAnsi="Times New Roman" w:eastAsia="SimSun"/>
+                <w:b w:val="0"/>
+                <w:color w:val="000000"/>
+                <w:sz w:val="21"/>
               </w:rPr>
               <w:t xml:space="preserve">分。</w:t>
             </w:r>
@@ -4949,24 +5887,35 @@
           <w:p>
             <w:pPr>
               <w:pStyle w:val="Compact"/>
+              <w:spacing w:line="240" w:lineRule="auto" w:before="0" w:after="80"/>
+              <w:ind w:firstLine="0"/>
               <w:jc w:val="left"/>
             </w:pPr>
             <w:r>
               <w:rPr>
                 <w:rStyle w:val="VerbatimChar"/>
-                <w:rFonts w:ascii="Microsoft YaHei" w:hAnsi="Microsoft YaHei" w:eastAsia="Microsoft YaHei"/>
+                <w:rFonts w:ascii="Times New Roman" w:hAnsi="Times New Roman" w:eastAsia="SimSun"/>
+                <w:b w:val="0"/>
+                <w:color w:val="000000"/>
+                <w:sz w:val="21"/>
               </w:rPr>
               <w:t xml:space="preserve">80%</w:t>
             </w:r>
             <w:r>
               <w:rPr>
-                <w:rFonts w:ascii="Microsoft YaHei" w:hAnsi="Microsoft YaHei" w:eastAsia="Microsoft YaHei"/>
+                <w:rFonts w:ascii="Times New Roman" w:hAnsi="Times New Roman" w:eastAsia="SimSun"/>
+                <w:b w:val="0"/>
+                <w:color w:val="000000"/>
+                <w:sz w:val="21"/>
               </w:rPr>
               <w:t xml:space="preserve"> </w:t>
             </w:r>
             <w:r>
               <w:rPr>
-                <w:rFonts w:ascii="Microsoft YaHei" w:hAnsi="Microsoft YaHei" w:eastAsia="Microsoft YaHei"/>
+                <w:rFonts w:ascii="Times New Roman" w:hAnsi="Times New Roman" w:eastAsia="SimSun"/>
+                <w:b w:val="0"/>
+                <w:color w:val="000000"/>
+                <w:sz w:val="21"/>
               </w:rPr>
               <w:t xml:space="preserve">边界换算</w:t>
             </w:r>
@@ -4977,11 +5926,16 @@
           <w:p>
             <w:pPr>
               <w:pStyle w:val="Compact"/>
+              <w:spacing w:line="240" w:lineRule="auto" w:before="0" w:after="80"/>
+              <w:ind w:firstLine="0"/>
               <w:jc w:val="left"/>
             </w:pPr>
             <w:r>
               <w:rPr>
-                <w:rFonts w:ascii="Microsoft YaHei" w:hAnsi="Microsoft YaHei" w:eastAsia="Microsoft YaHei"/>
+                <w:rFonts w:ascii="Times New Roman" w:hAnsi="Times New Roman" w:eastAsia="SimSun"/>
+                <w:b w:val="0"/>
+                <w:color w:val="000000"/>
+                <w:sz w:val="21"/>
               </w:rPr>
               <w:t xml:space="preserve">4分</w:t>
             </w:r>
@@ -4992,17 +5946,25 @@
           <w:p>
             <w:pPr>
               <w:pStyle w:val="Compact"/>
+              <w:spacing w:line="240" w:lineRule="auto" w:before="0" w:after="80"/>
+              <w:ind w:firstLine="0"/>
               <w:jc w:val="left"/>
             </w:pPr>
             <w:r>
               <w:rPr>
-                <w:rFonts w:ascii="Microsoft YaHei" w:hAnsi="Microsoft YaHei" w:eastAsia="Microsoft YaHei"/>
+                <w:rFonts w:ascii="Times New Roman" w:hAnsi="Times New Roman" w:eastAsia="SimSun"/>
+                <w:b w:val="0"/>
+                <w:color w:val="000000"/>
+                <w:sz w:val="21"/>
               </w:rPr>
               <w:t xml:space="preserve">先得到</w:t>
             </w:r>
             <w:r>
               <w:rPr>
-                <w:rFonts w:ascii="Microsoft YaHei" w:hAnsi="Microsoft YaHei" w:eastAsia="Microsoft YaHei"/>
+                <w:rFonts w:ascii="Times New Roman" w:hAnsi="Times New Roman" w:eastAsia="SimSun"/>
+                <w:b w:val="0"/>
+                <w:color w:val="000000"/>
+                <w:sz w:val="21"/>
               </w:rPr>
               <w:t xml:space="preserve"> </w:t>
             </w:r>
@@ -5031,13 +5993,19 @@
             </m:oMath>
             <w:r>
               <w:rPr>
-                <w:rFonts w:ascii="Microsoft YaHei" w:hAnsi="Microsoft YaHei" w:eastAsia="Microsoft YaHei"/>
+                <w:rFonts w:ascii="Times New Roman" w:hAnsi="Times New Roman" w:eastAsia="SimSun"/>
+                <w:b w:val="0"/>
+                <w:color w:val="000000"/>
+                <w:sz w:val="21"/>
               </w:rPr>
               <w:t xml:space="preserve">，再换算出</w:t>
             </w:r>
             <w:r>
               <w:rPr>
-                <w:rFonts w:ascii="Microsoft YaHei" w:hAnsi="Microsoft YaHei" w:eastAsia="Microsoft YaHei"/>
+                <w:rFonts w:ascii="Times New Roman" w:hAnsi="Times New Roman" w:eastAsia="SimSun"/>
+                <w:b w:val="0"/>
+                <w:color w:val="000000"/>
+                <w:sz w:val="21"/>
               </w:rPr>
               <w:t xml:space="preserve"> </w:t>
             </w:r>
@@ -5066,32 +6034,47 @@
             </m:oMath>
             <w:r>
               <w:rPr>
-                <w:rFonts w:ascii="Microsoft YaHei" w:hAnsi="Microsoft YaHei" w:eastAsia="Microsoft YaHei"/>
+                <w:rFonts w:ascii="Times New Roman" w:hAnsi="Times New Roman" w:eastAsia="SimSun"/>
+                <w:b w:val="0"/>
+                <w:color w:val="000000"/>
+                <w:sz w:val="21"/>
               </w:rPr>
               <w:t xml:space="preserve">。只写出其中一步正确给</w:t>
             </w:r>
             <w:r>
               <w:rPr>
-                <w:rFonts w:ascii="Microsoft YaHei" w:hAnsi="Microsoft YaHei" w:eastAsia="Microsoft YaHei"/>
+                <w:rFonts w:ascii="Times New Roman" w:hAnsi="Times New Roman" w:eastAsia="SimSun"/>
+                <w:b w:val="0"/>
+                <w:color w:val="000000"/>
+                <w:sz w:val="21"/>
               </w:rPr>
               <w:t xml:space="preserve"> </w:t>
             </w:r>
             <w:r>
               <w:rPr>
                 <w:rStyle w:val="VerbatimChar"/>
-                <w:rFonts w:ascii="Microsoft YaHei" w:hAnsi="Microsoft YaHei" w:eastAsia="Microsoft YaHei"/>
+                <w:rFonts w:ascii="Times New Roman" w:hAnsi="Times New Roman" w:eastAsia="SimSun"/>
+                <w:b w:val="0"/>
+                <w:color w:val="000000"/>
+                <w:sz w:val="21"/>
               </w:rPr>
               <w:t xml:space="preserve">1</w:t>
             </w:r>
             <w:r>
               <w:rPr>
-                <w:rFonts w:ascii="Microsoft YaHei" w:hAnsi="Microsoft YaHei" w:eastAsia="Microsoft YaHei"/>
+                <w:rFonts w:ascii="Times New Roman" w:hAnsi="Times New Roman" w:eastAsia="SimSun"/>
+                <w:b w:val="0"/>
+                <w:color w:val="000000"/>
+                <w:sz w:val="21"/>
               </w:rPr>
               <w:t xml:space="preserve"> </w:t>
             </w:r>
             <w:r>
               <w:rPr>
-                <w:rFonts w:ascii="Microsoft YaHei" w:hAnsi="Microsoft YaHei" w:eastAsia="Microsoft YaHei"/>
+                <w:rFonts w:ascii="Times New Roman" w:hAnsi="Times New Roman" w:eastAsia="SimSun"/>
+                <w:b w:val="0"/>
+                <w:color w:val="000000"/>
+                <w:sz w:val="21"/>
               </w:rPr>
               <w:t xml:space="preserve">分。</w:t>
             </w:r>
@@ -5104,11 +6087,16 @@
           <w:p>
             <w:pPr>
               <w:pStyle w:val="Compact"/>
+              <w:spacing w:line="240" w:lineRule="auto" w:before="0" w:after="80"/>
+              <w:ind w:firstLine="0"/>
               <w:jc w:val="left"/>
             </w:pPr>
             <w:r>
               <w:rPr>
-                <w:rFonts w:ascii="Microsoft YaHei" w:hAnsi="Microsoft YaHei" w:eastAsia="Microsoft YaHei"/>
+                <w:rFonts w:ascii="Times New Roman" w:hAnsi="Times New Roman" w:eastAsia="SimSun"/>
+                <w:b w:val="0"/>
+                <w:color w:val="000000"/>
+                <w:sz w:val="21"/>
               </w:rPr>
               <w:t xml:space="preserve">增益迁移换算</w:t>
             </w:r>
@@ -5119,11 +6107,16 @@
           <w:p>
             <w:pPr>
               <w:pStyle w:val="Compact"/>
+              <w:spacing w:line="240" w:lineRule="auto" w:before="0" w:after="80"/>
+              <w:ind w:firstLine="0"/>
               <w:jc w:val="left"/>
             </w:pPr>
             <w:r>
               <w:rPr>
-                <w:rFonts w:ascii="Microsoft YaHei" w:hAnsi="Microsoft YaHei" w:eastAsia="Microsoft YaHei"/>
+                <w:rFonts w:ascii="Times New Roman" w:hAnsi="Times New Roman" w:eastAsia="SimSun"/>
+                <w:b w:val="0"/>
+                <w:color w:val="000000"/>
+                <w:sz w:val="21"/>
               </w:rPr>
               <w:t xml:space="preserve">2分</w:t>
             </w:r>
@@ -5134,17 +6127,25 @@
           <w:p>
             <w:pPr>
               <w:pStyle w:val="Compact"/>
+              <w:spacing w:line="240" w:lineRule="auto" w:before="0" w:after="80"/>
+              <w:ind w:firstLine="0"/>
               <w:jc w:val="left"/>
             </w:pPr>
             <w:r>
               <w:rPr>
-                <w:rFonts w:ascii="Microsoft YaHei" w:hAnsi="Microsoft YaHei" w:eastAsia="Microsoft YaHei"/>
+                <w:rFonts w:ascii="Times New Roman" w:hAnsi="Times New Roman" w:eastAsia="SimSun"/>
+                <w:b w:val="0"/>
+                <w:color w:val="000000"/>
+                <w:sz w:val="21"/>
               </w:rPr>
               <w:t xml:space="preserve">能把</w:t>
             </w:r>
             <w:r>
               <w:rPr>
-                <w:rFonts w:ascii="Microsoft YaHei" w:hAnsi="Microsoft YaHei" w:eastAsia="Microsoft YaHei"/>
+                <w:rFonts w:ascii="Times New Roman" w:hAnsi="Times New Roman" w:eastAsia="SimSun"/>
+                <w:b w:val="0"/>
+                <w:color w:val="000000"/>
+                <w:sz w:val="21"/>
               </w:rPr>
               <w:t xml:space="preserve"> </w:t>
             </w:r>
@@ -5182,19 +6183,28 @@
             </m:oMath>
             <w:r>
               <w:rPr>
-                <w:rFonts w:ascii="Microsoft YaHei" w:hAnsi="Microsoft YaHei" w:eastAsia="Microsoft YaHei"/>
+                <w:rFonts w:ascii="Times New Roman" w:hAnsi="Times New Roman" w:eastAsia="SimSun"/>
+                <w:b w:val="0"/>
+                <w:color w:val="000000"/>
+                <w:sz w:val="21"/>
               </w:rPr>
               <w:t xml:space="preserve"> </w:t>
             </w:r>
             <w:r>
               <w:rPr>
-                <w:rFonts w:ascii="Microsoft YaHei" w:hAnsi="Microsoft YaHei" w:eastAsia="Microsoft YaHei"/>
+                <w:rFonts w:ascii="Times New Roman" w:hAnsi="Times New Roman" w:eastAsia="SimSun"/>
+                <w:b w:val="0"/>
+                <w:color w:val="000000"/>
+                <w:sz w:val="21"/>
               </w:rPr>
               <w:t xml:space="preserve">正确换算为</w:t>
             </w:r>
             <w:r>
               <w:rPr>
-                <w:rFonts w:ascii="Microsoft YaHei" w:hAnsi="Microsoft YaHei" w:eastAsia="Microsoft YaHei"/>
+                <w:rFonts w:ascii="Times New Roman" w:hAnsi="Times New Roman" w:eastAsia="SimSun"/>
+                <w:b w:val="0"/>
+                <w:color w:val="000000"/>
+                <w:sz w:val="21"/>
               </w:rPr>
               <w:t xml:space="preserve"> </w:t>
             </w:r>
@@ -5232,32 +6242,47 @@
             </m:oMath>
             <w:r>
               <w:rPr>
-                <w:rFonts w:ascii="Microsoft YaHei" w:hAnsi="Microsoft YaHei" w:eastAsia="Microsoft YaHei"/>
+                <w:rFonts w:ascii="Times New Roman" w:hAnsi="Times New Roman" w:eastAsia="SimSun"/>
+                <w:b w:val="0"/>
+                <w:color w:val="000000"/>
+                <w:sz w:val="21"/>
               </w:rPr>
               <w:t xml:space="preserve">，并说明是沿给定根轨迹分支继续迁移。两者只对一个给</w:t>
             </w:r>
             <w:r>
               <w:rPr>
-                <w:rFonts w:ascii="Microsoft YaHei" w:hAnsi="Microsoft YaHei" w:eastAsia="Microsoft YaHei"/>
+                <w:rFonts w:ascii="Times New Roman" w:hAnsi="Times New Roman" w:eastAsia="SimSun"/>
+                <w:b w:val="0"/>
+                <w:color w:val="000000"/>
+                <w:sz w:val="21"/>
               </w:rPr>
               <w:t xml:space="preserve"> </w:t>
             </w:r>
             <w:r>
               <w:rPr>
                 <w:rStyle w:val="VerbatimChar"/>
-                <w:rFonts w:ascii="Microsoft YaHei" w:hAnsi="Microsoft YaHei" w:eastAsia="Microsoft YaHei"/>
+                <w:rFonts w:ascii="Times New Roman" w:hAnsi="Times New Roman" w:eastAsia="SimSun"/>
+                <w:b w:val="0"/>
+                <w:color w:val="000000"/>
+                <w:sz w:val="21"/>
               </w:rPr>
               <w:t xml:space="preserve">1</w:t>
             </w:r>
             <w:r>
               <w:rPr>
-                <w:rFonts w:ascii="Microsoft YaHei" w:hAnsi="Microsoft YaHei" w:eastAsia="Microsoft YaHei"/>
+                <w:rFonts w:ascii="Times New Roman" w:hAnsi="Times New Roman" w:eastAsia="SimSun"/>
+                <w:b w:val="0"/>
+                <w:color w:val="000000"/>
+                <w:sz w:val="21"/>
               </w:rPr>
               <w:t xml:space="preserve"> </w:t>
             </w:r>
             <w:r>
               <w:rPr>
-                <w:rFonts w:ascii="Microsoft YaHei" w:hAnsi="Microsoft YaHei" w:eastAsia="Microsoft YaHei"/>
+                <w:rFonts w:ascii="Times New Roman" w:hAnsi="Times New Roman" w:eastAsia="SimSun"/>
+                <w:b w:val="0"/>
+                <w:color w:val="000000"/>
+                <w:sz w:val="21"/>
               </w:rPr>
               <w:t xml:space="preserve">分。</w:t>
             </w:r>
@@ -5270,11 +6295,16 @@
           <w:p>
             <w:pPr>
               <w:pStyle w:val="Compact"/>
+              <w:spacing w:line="240" w:lineRule="auto" w:before="0" w:after="80"/>
+              <w:ind w:firstLine="0"/>
               <w:jc w:val="left"/>
             </w:pPr>
             <w:r>
               <w:rPr>
-                <w:rFonts w:ascii="Microsoft YaHei" w:hAnsi="Microsoft YaHei" w:eastAsia="Microsoft YaHei"/>
+                <w:rFonts w:ascii="Times New Roman" w:hAnsi="Times New Roman" w:eastAsia="SimSun"/>
+                <w:b w:val="0"/>
+                <w:color w:val="000000"/>
+                <w:sz w:val="21"/>
               </w:rPr>
               <w:t xml:space="preserve">动态趋势解释</w:t>
             </w:r>
@@ -5285,11 +6315,16 @@
           <w:p>
             <w:pPr>
               <w:pStyle w:val="Compact"/>
+              <w:spacing w:line="240" w:lineRule="auto" w:before="0" w:after="80"/>
+              <w:ind w:firstLine="0"/>
               <w:jc w:val="left"/>
             </w:pPr>
             <w:r>
               <w:rPr>
-                <w:rFonts w:ascii="Microsoft YaHei" w:hAnsi="Microsoft YaHei" w:eastAsia="Microsoft YaHei"/>
+                <w:rFonts w:ascii="Times New Roman" w:hAnsi="Times New Roman" w:eastAsia="SimSun"/>
+                <w:b w:val="0"/>
+                <w:color w:val="000000"/>
+                <w:sz w:val="21"/>
               </w:rPr>
               <w:t xml:space="preserve">6分</w:t>
             </w:r>
@@ -5300,60 +6335,89 @@
           <w:p>
             <w:pPr>
               <w:pStyle w:val="Compact"/>
+              <w:spacing w:line="240" w:lineRule="auto" w:before="0" w:after="80"/>
+              <w:ind w:firstLine="0"/>
               <w:jc w:val="left"/>
             </w:pPr>
             <w:r>
               <w:rPr>
-                <w:rFonts w:ascii="Microsoft YaHei" w:hAnsi="Microsoft YaHei" w:eastAsia="Microsoft YaHei"/>
+                <w:rFonts w:ascii="Times New Roman" w:hAnsi="Times New Roman" w:eastAsia="SimSun"/>
+                <w:b w:val="0"/>
+                <w:color w:val="000000"/>
+                <w:sz w:val="21"/>
               </w:rPr>
               <w:t xml:space="preserve">基于读点指出“更靠近虚轴”对应阻尼减小、衰减变慢，</w:t>
             </w:r>
             <w:r>
               <w:rPr>
-                <w:rFonts w:ascii="Microsoft YaHei" w:hAnsi="Microsoft YaHei" w:eastAsia="Microsoft YaHei"/>
+                <w:rFonts w:ascii="Times New Roman" w:hAnsi="Times New Roman" w:eastAsia="SimSun"/>
+                <w:b w:val="0"/>
+                <w:color w:val="000000"/>
+                <w:sz w:val="21"/>
               </w:rPr>
               <w:t xml:space="preserve">“</w:t>
             </w:r>
             <w:r>
               <w:rPr>
-                <w:rFonts w:ascii="Microsoft YaHei" w:hAnsi="Microsoft YaHei" w:eastAsia="Microsoft YaHei"/>
+                <w:rFonts w:ascii="Times New Roman" w:hAnsi="Times New Roman" w:eastAsia="SimSun"/>
+                <w:b w:val="0"/>
+                <w:color w:val="000000"/>
+                <w:sz w:val="21"/>
               </w:rPr>
               <w:t xml:space="preserve">虚部增大</w:t>
             </w:r>
             <w:r>
               <w:rPr>
-                <w:rFonts w:ascii="Microsoft YaHei" w:hAnsi="Microsoft YaHei" w:eastAsia="Microsoft YaHei"/>
+                <w:rFonts w:ascii="Times New Roman" w:hAnsi="Times New Roman" w:eastAsia="SimSun"/>
+                <w:b w:val="0"/>
+                <w:color w:val="000000"/>
+                <w:sz w:val="21"/>
               </w:rPr>
               <w:t xml:space="preserve">”</w:t>
             </w:r>
             <w:r>
               <w:rPr>
-                <w:rFonts w:ascii="Microsoft YaHei" w:hAnsi="Microsoft YaHei" w:eastAsia="Microsoft YaHei"/>
+                <w:rFonts w:ascii="Times New Roman" w:hAnsi="Times New Roman" w:eastAsia="SimSun"/>
+                <w:b w:val="0"/>
+                <w:color w:val="000000"/>
+                <w:sz w:val="21"/>
               </w:rPr>
               <w:t xml:space="preserve">对应振荡更明显、超调趋势增大。若只说更振荡而未解释快慢或衰减，最多给</w:t>
             </w:r>
             <w:r>
               <w:rPr>
-                <w:rFonts w:ascii="Microsoft YaHei" w:hAnsi="Microsoft YaHei" w:eastAsia="Microsoft YaHei"/>
+                <w:rFonts w:ascii="Times New Roman" w:hAnsi="Times New Roman" w:eastAsia="SimSun"/>
+                <w:b w:val="0"/>
+                <w:color w:val="000000"/>
+                <w:sz w:val="21"/>
               </w:rPr>
               <w:t xml:space="preserve"> </w:t>
             </w:r>
             <w:r>
               <w:rPr>
                 <w:rStyle w:val="VerbatimChar"/>
-                <w:rFonts w:ascii="Microsoft YaHei" w:hAnsi="Microsoft YaHei" w:eastAsia="Microsoft YaHei"/>
+                <w:rFonts w:ascii="Times New Roman" w:hAnsi="Times New Roman" w:eastAsia="SimSun"/>
+                <w:b w:val="0"/>
+                <w:color w:val="000000"/>
+                <w:sz w:val="21"/>
               </w:rPr>
               <w:t xml:space="preserve">2-3</w:t>
             </w:r>
             <w:r>
               <w:rPr>
-                <w:rFonts w:ascii="Microsoft YaHei" w:hAnsi="Microsoft YaHei" w:eastAsia="Microsoft YaHei"/>
+                <w:rFonts w:ascii="Times New Roman" w:hAnsi="Times New Roman" w:eastAsia="SimSun"/>
+                <w:b w:val="0"/>
+                <w:color w:val="000000"/>
+                <w:sz w:val="21"/>
               </w:rPr>
               <w:t xml:space="preserve"> </w:t>
             </w:r>
             <w:r>
               <w:rPr>
-                <w:rFonts w:ascii="Microsoft YaHei" w:hAnsi="Microsoft YaHei" w:eastAsia="Microsoft YaHei"/>
+                <w:rFonts w:ascii="Times New Roman" w:hAnsi="Times New Roman" w:eastAsia="SimSun"/>
+                <w:b w:val="0"/>
+                <w:color w:val="000000"/>
+                <w:sz w:val="21"/>
               </w:rPr>
               <w:t xml:space="preserve">分。</w:t>
             </w:r>
@@ -5362,9 +6426,16 @@
       </w:tr>
     </w:tbl>
     <w:p>
-      <w:r>
-        <w:rPr>
-          <w:rFonts w:ascii="Microsoft YaHei" w:hAnsi="Microsoft YaHei" w:eastAsia="Microsoft YaHei"/>
+      <w:pPr>
+        <w:spacing w:line="240" w:lineRule="auto" w:before="0" w:after="80"/>
+        <w:ind w:firstLine="0"/>
+      </w:pPr>
+      <w:r>
+        <w:rPr>
+          <w:rFonts w:ascii="Times New Roman" w:hAnsi="Times New Roman" w:eastAsia="SimSun"/>
+          <w:b w:val="0"/>
+          <w:color w:val="000000"/>
+          <w:sz w:val="24"/>
         </w:rPr>
         <w:pict>
           <v:rect style="width:0;height:1.5pt" o:hralign="center" o:hrstd="t" o:hr="t"/>
@@ -5377,10 +6448,15 @@
     <w:p>
       <w:pPr>
         <w:pStyle w:val="Heading2"/>
-      </w:pPr>
-      <w:r>
-        <w:rPr>
-          <w:rFonts w:ascii="Microsoft YaHei" w:hAnsi="Microsoft YaHei" w:eastAsia="Microsoft YaHei"/>
+        <w:spacing w:line="240" w:lineRule="auto" w:before="0" w:after="80"/>
+        <w:ind w:firstLine="0"/>
+      </w:pPr>
+      <w:r>
+        <w:rPr>
+          <w:rFonts w:ascii="Times New Roman" w:hAnsi="Times New Roman" w:eastAsia="SimSun"/>
+          <w:b/>
+          <w:color w:val="000000"/>
+          <w:sz w:val="28"/>
         </w:rPr>
         <w:t xml:space="preserve">T3-3 稳定与动态冲突下的判断（20分）</w:t>
       </w:r>
@@ -5389,10 +6465,15 @@
     <w:p>
       <w:pPr>
         <w:pStyle w:val="Heading3"/>
-      </w:pPr>
-      <w:r>
-        <w:rPr>
-          <w:rFonts w:ascii="Microsoft YaHei" w:hAnsi="Microsoft YaHei" w:eastAsia="Microsoft YaHei"/>
+        <w:spacing w:line="240" w:lineRule="auto" w:before="0" w:after="80"/>
+        <w:ind w:firstLine="0"/>
+      </w:pPr>
+      <w:r>
+        <w:rPr>
+          <w:rFonts w:ascii="Times New Roman" w:hAnsi="Times New Roman" w:eastAsia="SimHei"/>
+          <w:b w:val="0"/>
+          <w:color w:val="000000"/>
+          <w:sz w:val="24"/>
         </w:rPr>
         <w:t xml:space="preserve">题干</w:t>
       </w:r>
@@ -5400,10 +6481,15 @@
     <w:p>
       <w:pPr>
         <w:pStyle w:val="FirstParagraph"/>
-      </w:pPr>
-      <w:r>
-        <w:rPr>
-          <w:rFonts w:ascii="Microsoft YaHei" w:hAnsi="Microsoft YaHei" w:eastAsia="Microsoft YaHei"/>
+        <w:spacing w:line="240" w:lineRule="auto" w:before="0" w:after="80"/>
+        <w:ind w:firstLine="480"/>
+      </w:pPr>
+      <w:r>
+        <w:rPr>
+          <w:rFonts w:ascii="Times New Roman" w:hAnsi="Times New Roman" w:eastAsia="SimSun"/>
+          <w:b w:val="0"/>
+          <w:color w:val="000000"/>
+          <w:sz w:val="24"/>
         </w:rPr>
         <w:t xml:space="preserve">【结构化判断题】</w:t>
       </w:r>
@@ -5411,16 +6497,24 @@
     <w:p>
       <w:pPr>
         <w:pStyle w:val="BodyText"/>
-      </w:pPr>
-      <w:r>
-        <w:rPr>
-          <w:rFonts w:ascii="Microsoft YaHei" w:hAnsi="Microsoft YaHei" w:eastAsia="Microsoft YaHei"/>
+        <w:spacing w:line="240" w:lineRule="auto" w:before="0" w:after="80"/>
+        <w:ind w:firstLine="480"/>
+      </w:pPr>
+      <w:r>
+        <w:rPr>
+          <w:rFonts w:ascii="Times New Roman" w:hAnsi="Times New Roman" w:eastAsia="SimSun"/>
+          <w:b w:val="0"/>
+          <w:color w:val="000000"/>
+          <w:sz w:val="24"/>
         </w:rPr>
         <w:t xml:space="preserve">某单位负反馈系统仅通过比例增益</w:t>
       </w:r>
       <w:r>
         <w:rPr>
-          <w:rFonts w:ascii="Microsoft YaHei" w:hAnsi="Microsoft YaHei" w:eastAsia="Microsoft YaHei"/>
+          <w:rFonts w:ascii="Times New Roman" w:hAnsi="Times New Roman" w:eastAsia="SimSun"/>
+          <w:b w:val="0"/>
+          <w:color w:val="000000"/>
+          <w:sz w:val="24"/>
         </w:rPr>
         <w:t xml:space="preserve"> </w:t>
       </w:r>
@@ -5431,19 +6525,28 @@
       </m:oMath>
       <w:r>
         <w:rPr>
-          <w:rFonts w:ascii="Microsoft YaHei" w:hAnsi="Microsoft YaHei" w:eastAsia="Microsoft YaHei"/>
-        </w:rPr>
-        <w:t xml:space="preserve"> </w:t>
-      </w:r>
-      <w:r>
-        <w:rPr>
-          <w:rFonts w:ascii="Microsoft YaHei" w:hAnsi="Microsoft YaHei" w:eastAsia="Microsoft YaHei"/>
+          <w:rFonts w:ascii="Times New Roman" w:hAnsi="Times New Roman" w:eastAsia="SimSun"/>
+          <w:b w:val="0"/>
+          <w:color w:val="000000"/>
+          <w:sz w:val="24"/>
+        </w:rPr>
+        <w:t xml:space="preserve"> </w:t>
+      </w:r>
+      <w:r>
+        <w:rPr>
+          <w:rFonts w:ascii="Times New Roman" w:hAnsi="Times New Roman" w:eastAsia="SimSun"/>
+          <w:b w:val="0"/>
+          <w:color w:val="000000"/>
+          <w:sz w:val="24"/>
         </w:rPr>
         <w:t xml:space="preserve">调整闭环性能。已知根轨迹在</w:t>
       </w:r>
       <w:r>
         <w:rPr>
-          <w:rFonts w:ascii="Microsoft YaHei" w:hAnsi="Microsoft YaHei" w:eastAsia="Microsoft YaHei"/>
+          <w:rFonts w:ascii="Times New Roman" w:hAnsi="Times New Roman" w:eastAsia="SimSun"/>
+          <w:b w:val="0"/>
+          <w:color w:val="000000"/>
+          <w:sz w:val="24"/>
         </w:rPr>
         <w:t xml:space="preserve"> </w:t>
       </w:r>
@@ -5463,19 +6566,28 @@
       </m:oMath>
       <w:r>
         <w:rPr>
-          <w:rFonts w:ascii="Microsoft YaHei" w:hAnsi="Microsoft YaHei" w:eastAsia="Microsoft YaHei"/>
-        </w:rPr>
-        <w:t xml:space="preserve"> </w:t>
-      </w:r>
-      <w:r>
-        <w:rPr>
-          <w:rFonts w:ascii="Microsoft YaHei" w:hAnsi="Microsoft YaHei" w:eastAsia="Microsoft YaHei"/>
+          <w:rFonts w:ascii="Times New Roman" w:hAnsi="Times New Roman" w:eastAsia="SimSun"/>
+          <w:b w:val="0"/>
+          <w:color w:val="000000"/>
+          <w:sz w:val="24"/>
+        </w:rPr>
+        <w:t xml:space="preserve"> </w:t>
+      </w:r>
+      <w:r>
+        <w:rPr>
+          <w:rFonts w:ascii="Times New Roman" w:hAnsi="Times New Roman" w:eastAsia="SimSun"/>
+          <w:b w:val="0"/>
+          <w:color w:val="000000"/>
+          <w:sz w:val="24"/>
         </w:rPr>
         <w:t xml:space="preserve">时与虚轴相交，继续增大</w:t>
       </w:r>
       <w:r>
         <w:rPr>
-          <w:rFonts w:ascii="Microsoft YaHei" w:hAnsi="Microsoft YaHei" w:eastAsia="Microsoft YaHei"/>
+          <w:rFonts w:ascii="Times New Roman" w:hAnsi="Times New Roman" w:eastAsia="SimSun"/>
+          <w:b w:val="0"/>
+          <w:color w:val="000000"/>
+          <w:sz w:val="24"/>
         </w:rPr>
         <w:t xml:space="preserve"> </w:t>
       </w:r>
@@ -5486,19 +6598,28 @@
       </m:oMath>
       <w:r>
         <w:rPr>
-          <w:rFonts w:ascii="Microsoft YaHei" w:hAnsi="Microsoft YaHei" w:eastAsia="Microsoft YaHei"/>
-        </w:rPr>
-        <w:t xml:space="preserve"> </w:t>
-      </w:r>
-      <w:r>
-        <w:rPr>
-          <w:rFonts w:ascii="Microsoft YaHei" w:hAnsi="Microsoft YaHei" w:eastAsia="Microsoft YaHei"/>
+          <w:rFonts w:ascii="Times New Roman" w:hAnsi="Times New Roman" w:eastAsia="SimSun"/>
+          <w:b w:val="0"/>
+          <w:color w:val="000000"/>
+          <w:sz w:val="24"/>
+        </w:rPr>
+        <w:t xml:space="preserve"> </w:t>
+      </w:r>
+      <w:r>
+        <w:rPr>
+          <w:rFonts w:ascii="Times New Roman" w:hAnsi="Times New Roman" w:eastAsia="SimSun"/>
+          <w:b w:val="0"/>
+          <w:color w:val="000000"/>
+          <w:sz w:val="24"/>
         </w:rPr>
         <w:t xml:space="preserve">将失稳；随着</w:t>
       </w:r>
       <w:r>
         <w:rPr>
-          <w:rFonts w:ascii="Microsoft YaHei" w:hAnsi="Microsoft YaHei" w:eastAsia="Microsoft YaHei"/>
+          <w:rFonts w:ascii="Times New Roman" w:hAnsi="Times New Roman" w:eastAsia="SimSun"/>
+          <w:b w:val="0"/>
+          <w:color w:val="000000"/>
+          <w:sz w:val="24"/>
         </w:rPr>
         <w:t xml:space="preserve"> </w:t>
       </w:r>
@@ -5509,19 +6630,28 @@
       </m:oMath>
       <w:r>
         <w:rPr>
-          <w:rFonts w:ascii="Microsoft YaHei" w:hAnsi="Microsoft YaHei" w:eastAsia="Microsoft YaHei"/>
-        </w:rPr>
-        <w:t xml:space="preserve"> </w:t>
-      </w:r>
-      <w:r>
-        <w:rPr>
-          <w:rFonts w:ascii="Microsoft YaHei" w:hAnsi="Microsoft YaHei" w:eastAsia="Microsoft YaHei"/>
+          <w:rFonts w:ascii="Times New Roman" w:hAnsi="Times New Roman" w:eastAsia="SimSun"/>
+          <w:b w:val="0"/>
+          <w:color w:val="000000"/>
+          <w:sz w:val="24"/>
+        </w:rPr>
+        <w:t xml:space="preserve"> </w:t>
+      </w:r>
+      <w:r>
+        <w:rPr>
+          <w:rFonts w:ascii="Times New Roman" w:hAnsi="Times New Roman" w:eastAsia="SimSun"/>
+          <w:b w:val="0"/>
+          <w:color w:val="000000"/>
+          <w:sz w:val="24"/>
         </w:rPr>
         <w:t xml:space="preserve">从</w:t>
       </w:r>
       <w:r>
         <w:rPr>
-          <w:rFonts w:ascii="Microsoft YaHei" w:hAnsi="Microsoft YaHei" w:eastAsia="Microsoft YaHei"/>
+          <w:rFonts w:ascii="Times New Roman" w:hAnsi="Times New Roman" w:eastAsia="SimSun"/>
+          <w:b w:val="0"/>
+          <w:color w:val="000000"/>
+          <w:sz w:val="24"/>
         </w:rPr>
         <w:t xml:space="preserve"> </w:t>
       </w:r>
@@ -5532,19 +6662,28 @@
       </m:oMath>
       <w:r>
         <w:rPr>
-          <w:rFonts w:ascii="Microsoft YaHei" w:hAnsi="Microsoft YaHei" w:eastAsia="Microsoft YaHei"/>
-        </w:rPr>
-        <w:t xml:space="preserve"> </w:t>
-      </w:r>
-      <w:r>
-        <w:rPr>
-          <w:rFonts w:ascii="Microsoft YaHei" w:hAnsi="Microsoft YaHei" w:eastAsia="Microsoft YaHei"/>
+          <w:rFonts w:ascii="Times New Roman" w:hAnsi="Times New Roman" w:eastAsia="SimSun"/>
+          <w:b w:val="0"/>
+          <w:color w:val="000000"/>
+          <w:sz w:val="24"/>
+        </w:rPr>
+        <w:t xml:space="preserve"> </w:t>
+      </w:r>
+      <w:r>
+        <w:rPr>
+          <w:rFonts w:ascii="Times New Roman" w:hAnsi="Times New Roman" w:eastAsia="SimSun"/>
+          <w:b w:val="0"/>
+          <w:color w:val="000000"/>
+          <w:sz w:val="24"/>
         </w:rPr>
         <w:t xml:space="preserve">增大到</w:t>
       </w:r>
       <w:r>
         <w:rPr>
-          <w:rFonts w:ascii="Microsoft YaHei" w:hAnsi="Microsoft YaHei" w:eastAsia="Microsoft YaHei"/>
+          <w:rFonts w:ascii="Times New Roman" w:hAnsi="Times New Roman" w:eastAsia="SimSun"/>
+          <w:b w:val="0"/>
+          <w:color w:val="000000"/>
+          <w:sz w:val="24"/>
         </w:rPr>
         <w:t xml:space="preserve"> </w:t>
       </w:r>
@@ -5555,7 +6694,10 @@
       </m:oMath>
       <w:r>
         <w:rPr>
-          <w:rFonts w:ascii="Microsoft YaHei" w:hAnsi="Microsoft YaHei" w:eastAsia="Microsoft YaHei"/>
+          <w:rFonts w:ascii="Times New Roman" w:hAnsi="Times New Roman" w:eastAsia="SimSun"/>
+          <w:b w:val="0"/>
+          <w:color w:val="000000"/>
+          <w:sz w:val="24"/>
         </w:rPr>
         <w:t xml:space="preserve">，主导极点逐步向虚轴靠近，振荡趋势增强。若无特殊说明，下表中的调节时间与超调量按同一口径统计。</w:t>
       </w:r>
@@ -5563,10 +6705,15 @@
     <w:p>
       <w:pPr>
         <w:pStyle w:val="BodyText"/>
-      </w:pPr>
-      <w:r>
-        <w:rPr>
-          <w:rFonts w:ascii="Microsoft YaHei" w:hAnsi="Microsoft YaHei" w:eastAsia="Microsoft YaHei"/>
+        <w:spacing w:line="240" w:lineRule="auto" w:before="0" w:after="80"/>
+        <w:ind w:firstLine="480"/>
+      </w:pPr>
+      <w:r>
+        <w:rPr>
+          <w:rFonts w:ascii="Times New Roman" w:hAnsi="Times New Roman" w:eastAsia="SimSun"/>
+          <w:b w:val="0"/>
+          <w:color w:val="000000"/>
+          <w:sz w:val="24"/>
         </w:rPr>
         <w:t xml:space="preserve">候选闭环数据：</w:t>
       </w:r>
@@ -5578,6 +6725,8 @@
           <w:numId w:val="1008"/>
         </w:numPr>
         <w:pStyle w:val="Compact"/>
+        <w:spacing w:line="240" w:lineRule="auto" w:before="0" w:after="80"/>
+        <w:ind w:firstLine="480"/>
       </w:pPr>
       <m:oMath>
         <m:r>
@@ -5595,13 +6744,19 @@
       </m:oMath>
       <w:r>
         <w:rPr>
-          <w:rFonts w:ascii="Microsoft YaHei" w:hAnsi="Microsoft YaHei" w:eastAsia="Microsoft YaHei"/>
+          <w:rFonts w:ascii="Times New Roman" w:hAnsi="Times New Roman" w:eastAsia="SimSun"/>
+          <w:b w:val="0"/>
+          <w:color w:val="000000"/>
+          <w:sz w:val="24"/>
         </w:rPr>
         <w:t xml:space="preserve">，主导极点为</w:t>
       </w:r>
       <w:r>
         <w:rPr>
-          <w:rFonts w:ascii="Microsoft YaHei" w:hAnsi="Microsoft YaHei" w:eastAsia="Microsoft YaHei"/>
+          <w:rFonts w:ascii="Times New Roman" w:hAnsi="Times New Roman" w:eastAsia="SimSun"/>
+          <w:b w:val="0"/>
+          <w:color w:val="000000"/>
+          <w:sz w:val="24"/>
         </w:rPr>
         <w:t xml:space="preserve"> </w:t>
       </w:r>
@@ -5630,13 +6785,19 @@
       </m:oMath>
       <w:r>
         <w:rPr>
-          <w:rFonts w:ascii="Microsoft YaHei" w:hAnsi="Microsoft YaHei" w:eastAsia="Microsoft YaHei"/>
+          <w:rFonts w:ascii="Times New Roman" w:hAnsi="Times New Roman" w:eastAsia="SimSun"/>
+          <w:b w:val="0"/>
+          <w:color w:val="000000"/>
+          <w:sz w:val="24"/>
         </w:rPr>
         <w:t xml:space="preserve">，调节时间</w:t>
       </w:r>
       <w:r>
         <w:rPr>
-          <w:rFonts w:ascii="Microsoft YaHei" w:hAnsi="Microsoft YaHei" w:eastAsia="Microsoft YaHei"/>
+          <w:rFonts w:ascii="Times New Roman" w:hAnsi="Times New Roman" w:eastAsia="SimSun"/>
+          <w:b w:val="0"/>
+          <w:color w:val="000000"/>
+          <w:sz w:val="24"/>
         </w:rPr>
         <w:t xml:space="preserve"> </w:t>
       </w:r>
@@ -5656,26 +6817,38 @@
       </m:oMath>
       <w:r>
         <w:rPr>
-          <w:rFonts w:ascii="Microsoft YaHei" w:hAnsi="Microsoft YaHei" w:eastAsia="Microsoft YaHei"/>
+          <w:rFonts w:ascii="Times New Roman" w:hAnsi="Times New Roman" w:eastAsia="SimSun"/>
+          <w:b w:val="0"/>
+          <w:color w:val="000000"/>
+          <w:sz w:val="24"/>
         </w:rPr>
         <w:t xml:space="preserve">，超调量</w:t>
       </w:r>
       <w:r>
         <w:rPr>
-          <w:rFonts w:ascii="Microsoft YaHei" w:hAnsi="Microsoft YaHei" w:eastAsia="Microsoft YaHei"/>
+          <w:rFonts w:ascii="Times New Roman" w:hAnsi="Times New Roman" w:eastAsia="SimSun"/>
+          <w:b w:val="0"/>
+          <w:color w:val="000000"/>
+          <w:sz w:val="24"/>
         </w:rPr>
         <w:t xml:space="preserve"> </w:t>
       </w:r>
       <w:r>
         <w:rPr>
           <w:rStyle w:val="VerbatimChar"/>
-          <w:rFonts w:ascii="Microsoft YaHei" w:hAnsi="Microsoft YaHei" w:eastAsia="Microsoft YaHei"/>
+          <w:rFonts w:ascii="Times New Roman" w:hAnsi="Times New Roman" w:eastAsia="SimSun"/>
+          <w:b w:val="0"/>
+          <w:color w:val="000000"/>
+          <w:sz w:val="24"/>
         </w:rPr>
         <w:t xml:space="preserve">6%</w:t>
       </w:r>
       <w:r>
         <w:rPr>
-          <w:rFonts w:ascii="Microsoft YaHei" w:hAnsi="Microsoft YaHei" w:eastAsia="Microsoft YaHei"/>
+          <w:rFonts w:ascii="Times New Roman" w:hAnsi="Times New Roman" w:eastAsia="SimSun"/>
+          <w:b w:val="0"/>
+          <w:color w:val="000000"/>
+          <w:sz w:val="24"/>
         </w:rPr>
         <w:t xml:space="preserve">，现象：稳定且振荡较轻，但响应偏慢。</w:t>
       </w:r>
@@ -5687,6 +6860,8 @@
           <w:numId w:val="1008"/>
         </w:numPr>
         <w:pStyle w:val="Compact"/>
+        <w:spacing w:line="240" w:lineRule="auto" w:before="0" w:after="80"/>
+        <w:ind w:firstLine="480"/>
       </w:pPr>
       <m:oMath>
         <m:r>
@@ -5704,13 +6879,19 @@
       </m:oMath>
       <w:r>
         <w:rPr>
-          <w:rFonts w:ascii="Microsoft YaHei" w:hAnsi="Microsoft YaHei" w:eastAsia="Microsoft YaHei"/>
+          <w:rFonts w:ascii="Times New Roman" w:hAnsi="Times New Roman" w:eastAsia="SimSun"/>
+          <w:b w:val="0"/>
+          <w:color w:val="000000"/>
+          <w:sz w:val="24"/>
         </w:rPr>
         <w:t xml:space="preserve">，主导极点为</w:t>
       </w:r>
       <w:r>
         <w:rPr>
-          <w:rFonts w:ascii="Microsoft YaHei" w:hAnsi="Microsoft YaHei" w:eastAsia="Microsoft YaHei"/>
+          <w:rFonts w:ascii="Times New Roman" w:hAnsi="Times New Roman" w:eastAsia="SimSun"/>
+          <w:b w:val="0"/>
+          <w:color w:val="000000"/>
+          <w:sz w:val="24"/>
         </w:rPr>
         <w:t xml:space="preserve"> </w:t>
       </w:r>
@@ -5739,13 +6920,19 @@
       </m:oMath>
       <w:r>
         <w:rPr>
-          <w:rFonts w:ascii="Microsoft YaHei" w:hAnsi="Microsoft YaHei" w:eastAsia="Microsoft YaHei"/>
+          <w:rFonts w:ascii="Times New Roman" w:hAnsi="Times New Roman" w:eastAsia="SimSun"/>
+          <w:b w:val="0"/>
+          <w:color w:val="000000"/>
+          <w:sz w:val="24"/>
         </w:rPr>
         <w:t xml:space="preserve">，调节时间</w:t>
       </w:r>
       <w:r>
         <w:rPr>
-          <w:rFonts w:ascii="Microsoft YaHei" w:hAnsi="Microsoft YaHei" w:eastAsia="Microsoft YaHei"/>
+          <w:rFonts w:ascii="Times New Roman" w:hAnsi="Times New Roman" w:eastAsia="SimSun"/>
+          <w:b w:val="0"/>
+          <w:color w:val="000000"/>
+          <w:sz w:val="24"/>
         </w:rPr>
         <w:t xml:space="preserve"> </w:t>
       </w:r>
@@ -5765,26 +6952,38 @@
       </m:oMath>
       <w:r>
         <w:rPr>
-          <w:rFonts w:ascii="Microsoft YaHei" w:hAnsi="Microsoft YaHei" w:eastAsia="Microsoft YaHei"/>
+          <w:rFonts w:ascii="Times New Roman" w:hAnsi="Times New Roman" w:eastAsia="SimSun"/>
+          <w:b w:val="0"/>
+          <w:color w:val="000000"/>
+          <w:sz w:val="24"/>
         </w:rPr>
         <w:t xml:space="preserve">，超调量</w:t>
       </w:r>
       <w:r>
         <w:rPr>
-          <w:rFonts w:ascii="Microsoft YaHei" w:hAnsi="Microsoft YaHei" w:eastAsia="Microsoft YaHei"/>
+          <w:rFonts w:ascii="Times New Roman" w:hAnsi="Times New Roman" w:eastAsia="SimSun"/>
+          <w:b w:val="0"/>
+          <w:color w:val="000000"/>
+          <w:sz w:val="24"/>
         </w:rPr>
         <w:t xml:space="preserve"> </w:t>
       </w:r>
       <w:r>
         <w:rPr>
           <w:rStyle w:val="VerbatimChar"/>
-          <w:rFonts w:ascii="Microsoft YaHei" w:hAnsi="Microsoft YaHei" w:eastAsia="Microsoft YaHei"/>
+          <w:rFonts w:ascii="Times New Roman" w:hAnsi="Times New Roman" w:eastAsia="SimSun"/>
+          <w:b w:val="0"/>
+          <w:color w:val="000000"/>
+          <w:sz w:val="24"/>
         </w:rPr>
         <w:t xml:space="preserve">16%</w:t>
       </w:r>
       <w:r>
         <w:rPr>
-          <w:rFonts w:ascii="Microsoft YaHei" w:hAnsi="Microsoft YaHei" w:eastAsia="Microsoft YaHei"/>
+          <w:rFonts w:ascii="Times New Roman" w:hAnsi="Times New Roman" w:eastAsia="SimSun"/>
+          <w:b w:val="0"/>
+          <w:color w:val="000000"/>
+          <w:sz w:val="24"/>
         </w:rPr>
         <w:t xml:space="preserve">，现象：响应更快，但振荡明显、超调偏大。</w:t>
       </w:r>
@@ -5796,6 +6995,8 @@
           <w:numId w:val="1008"/>
         </w:numPr>
         <w:pStyle w:val="Compact"/>
+        <w:spacing w:line="240" w:lineRule="auto" w:before="0" w:after="80"/>
+        <w:ind w:firstLine="480"/>
       </w:pPr>
       <m:oMath>
         <m:r>
@@ -5813,13 +7014,19 @@
       </m:oMath>
       <w:r>
         <w:rPr>
-          <w:rFonts w:ascii="Microsoft YaHei" w:hAnsi="Microsoft YaHei" w:eastAsia="Microsoft YaHei"/>
+          <w:rFonts w:ascii="Times New Roman" w:hAnsi="Times New Roman" w:eastAsia="SimSun"/>
+          <w:b w:val="0"/>
+          <w:color w:val="000000"/>
+          <w:sz w:val="24"/>
         </w:rPr>
         <w:t xml:space="preserve">，主导极点为</w:t>
       </w:r>
       <w:r>
         <w:rPr>
-          <w:rFonts w:ascii="Microsoft YaHei" w:hAnsi="Microsoft YaHei" w:eastAsia="Microsoft YaHei"/>
+          <w:rFonts w:ascii="Times New Roman" w:hAnsi="Times New Roman" w:eastAsia="SimSun"/>
+          <w:b w:val="0"/>
+          <w:color w:val="000000"/>
+          <w:sz w:val="24"/>
         </w:rPr>
         <w:t xml:space="preserve"> </w:t>
       </w:r>
@@ -5848,13 +7055,19 @@
       </m:oMath>
       <w:r>
         <w:rPr>
-          <w:rFonts w:ascii="Microsoft YaHei" w:hAnsi="Microsoft YaHei" w:eastAsia="Microsoft YaHei"/>
+          <w:rFonts w:ascii="Times New Roman" w:hAnsi="Times New Roman" w:eastAsia="SimSun"/>
+          <w:b w:val="0"/>
+          <w:color w:val="000000"/>
+          <w:sz w:val="24"/>
         </w:rPr>
         <w:t xml:space="preserve">，调节时间</w:t>
       </w:r>
       <w:r>
         <w:rPr>
-          <w:rFonts w:ascii="Microsoft YaHei" w:hAnsi="Microsoft YaHei" w:eastAsia="Microsoft YaHei"/>
+          <w:rFonts w:ascii="Times New Roman" w:hAnsi="Times New Roman" w:eastAsia="SimSun"/>
+          <w:b w:val="0"/>
+          <w:color w:val="000000"/>
+          <w:sz w:val="24"/>
         </w:rPr>
         <w:t xml:space="preserve"> </w:t>
       </w:r>
@@ -5874,26 +7087,38 @@
       </m:oMath>
       <w:r>
         <w:rPr>
-          <w:rFonts w:ascii="Microsoft YaHei" w:hAnsi="Microsoft YaHei" w:eastAsia="Microsoft YaHei"/>
+          <w:rFonts w:ascii="Times New Roman" w:hAnsi="Times New Roman" w:eastAsia="SimSun"/>
+          <w:b w:val="0"/>
+          <w:color w:val="000000"/>
+          <w:sz w:val="24"/>
         </w:rPr>
         <w:t xml:space="preserve">，超调量</w:t>
       </w:r>
       <w:r>
         <w:rPr>
-          <w:rFonts w:ascii="Microsoft YaHei" w:hAnsi="Microsoft YaHei" w:eastAsia="Microsoft YaHei"/>
+          <w:rFonts w:ascii="Times New Roman" w:hAnsi="Times New Roman" w:eastAsia="SimSun"/>
+          <w:b w:val="0"/>
+          <w:color w:val="000000"/>
+          <w:sz w:val="24"/>
         </w:rPr>
         <w:t xml:space="preserve"> </w:t>
       </w:r>
       <w:r>
         <w:rPr>
           <w:rStyle w:val="VerbatimChar"/>
-          <w:rFonts w:ascii="Microsoft YaHei" w:hAnsi="Microsoft YaHei" w:eastAsia="Microsoft YaHei"/>
+          <w:rFonts w:ascii="Times New Roman" w:hAnsi="Times New Roman" w:eastAsia="SimSun"/>
+          <w:b w:val="0"/>
+          <w:color w:val="000000"/>
+          <w:sz w:val="24"/>
         </w:rPr>
         <w:t xml:space="preserve">32%</w:t>
       </w:r>
       <w:r>
         <w:rPr>
-          <w:rFonts w:ascii="Microsoft YaHei" w:hAnsi="Microsoft YaHei" w:eastAsia="Microsoft YaHei"/>
+          <w:rFonts w:ascii="Times New Roman" w:hAnsi="Times New Roman" w:eastAsia="SimSun"/>
+          <w:b w:val="0"/>
+          <w:color w:val="000000"/>
+          <w:sz w:val="24"/>
         </w:rPr>
         <w:t xml:space="preserve">，现象：已非常接近临界稳定，振荡重，动态变差。</w:t>
       </w:r>
@@ -5901,10 +7126,15 @@
     <w:p>
       <w:pPr>
         <w:pStyle w:val="FirstParagraph"/>
-      </w:pPr>
-      <w:r>
-        <w:rPr>
-          <w:rFonts w:ascii="Microsoft YaHei" w:hAnsi="Microsoft YaHei" w:eastAsia="Microsoft YaHei"/>
+        <w:spacing w:line="240" w:lineRule="auto" w:before="0" w:after="80"/>
+        <w:ind w:firstLine="480"/>
+      </w:pPr>
+      <w:r>
+        <w:rPr>
+          <w:rFonts w:ascii="Times New Roman" w:hAnsi="Times New Roman" w:eastAsia="SimSun"/>
+          <w:b w:val="0"/>
+          <w:color w:val="000000"/>
+          <w:sz w:val="24"/>
         </w:rPr>
         <w:t xml:space="preserve">现有要求互相冲突：</w:t>
       </w:r>
@@ -5916,10 +7146,15 @@
           <w:numId w:val="1009"/>
         </w:numPr>
         <w:pStyle w:val="Compact"/>
-      </w:pPr>
-      <w:r>
-        <w:rPr>
-          <w:rFonts w:ascii="Microsoft YaHei" w:hAnsi="Microsoft YaHei" w:eastAsia="Microsoft YaHei"/>
+        <w:spacing w:line="240" w:lineRule="auto" w:before="0" w:after="80"/>
+        <w:ind w:firstLine="480"/>
+      </w:pPr>
+      <w:r>
+        <w:rPr>
+          <w:rFonts w:ascii="Times New Roman" w:hAnsi="Times New Roman" w:eastAsia="SimSun"/>
+          <w:b w:val="0"/>
+          <w:color w:val="000000"/>
+          <w:sz w:val="24"/>
         </w:rPr>
         <w:t xml:space="preserve">考虑模型不确定性，工作点不能贴近临界稳定边界；</w:t>
       </w:r>
@@ -5931,29 +7166,43 @@
           <w:numId w:val="1009"/>
         </w:numPr>
         <w:pStyle w:val="Compact"/>
-      </w:pPr>
-      <w:r>
-        <w:rPr>
-          <w:rFonts w:ascii="Microsoft YaHei" w:hAnsi="Microsoft YaHei" w:eastAsia="Microsoft YaHei"/>
+        <w:spacing w:line="240" w:lineRule="auto" w:before="0" w:after="80"/>
+        <w:ind w:firstLine="480"/>
+      </w:pPr>
+      <w:r>
+        <w:rPr>
+          <w:rFonts w:ascii="Times New Roman" w:hAnsi="Times New Roman" w:eastAsia="SimSun"/>
+          <w:b w:val="0"/>
+          <w:color w:val="000000"/>
+          <w:sz w:val="24"/>
         </w:rPr>
         <w:t xml:space="preserve">超调量希望不超过</w:t>
       </w:r>
       <w:r>
         <w:rPr>
-          <w:rFonts w:ascii="Microsoft YaHei" w:hAnsi="Microsoft YaHei" w:eastAsia="Microsoft YaHei"/>
+          <w:rFonts w:ascii="Times New Roman" w:hAnsi="Times New Roman" w:eastAsia="SimSun"/>
+          <w:b w:val="0"/>
+          <w:color w:val="000000"/>
+          <w:sz w:val="24"/>
         </w:rPr>
         <w:t xml:space="preserve"> </w:t>
       </w:r>
       <w:r>
         <w:rPr>
           <w:rStyle w:val="VerbatimChar"/>
-          <w:rFonts w:ascii="Microsoft YaHei" w:hAnsi="Microsoft YaHei" w:eastAsia="Microsoft YaHei"/>
+          <w:rFonts w:ascii="Times New Roman" w:hAnsi="Times New Roman" w:eastAsia="SimSun"/>
+          <w:b w:val="0"/>
+          <w:color w:val="000000"/>
+          <w:sz w:val="24"/>
         </w:rPr>
         <w:t xml:space="preserve">10%</w:t>
       </w:r>
       <w:r>
         <w:rPr>
-          <w:rFonts w:ascii="Microsoft YaHei" w:hAnsi="Microsoft YaHei" w:eastAsia="Microsoft YaHei"/>
+          <w:rFonts w:ascii="Times New Roman" w:hAnsi="Times New Roman" w:eastAsia="SimSun"/>
+          <w:b w:val="0"/>
+          <w:color w:val="000000"/>
+          <w:sz w:val="24"/>
         </w:rPr>
         <w:t xml:space="preserve">；</w:t>
       </w:r>
@@ -5965,29 +7214,43 @@
           <w:numId w:val="1009"/>
         </w:numPr>
         <w:pStyle w:val="Compact"/>
-      </w:pPr>
-      <w:r>
-        <w:rPr>
-          <w:rFonts w:ascii="Microsoft YaHei" w:hAnsi="Microsoft YaHei" w:eastAsia="Microsoft YaHei"/>
+        <w:spacing w:line="240" w:lineRule="auto" w:before="0" w:after="80"/>
+        <w:ind w:firstLine="480"/>
+      </w:pPr>
+      <w:r>
+        <w:rPr>
+          <w:rFonts w:ascii="Times New Roman" w:hAnsi="Times New Roman" w:eastAsia="SimSun"/>
+          <w:b w:val="0"/>
+          <w:color w:val="000000"/>
+          <w:sz w:val="24"/>
         </w:rPr>
         <w:t xml:space="preserve">调节时间希望不超过</w:t>
       </w:r>
       <w:r>
         <w:rPr>
-          <w:rFonts w:ascii="Microsoft YaHei" w:hAnsi="Microsoft YaHei" w:eastAsia="Microsoft YaHei"/>
+          <w:rFonts w:ascii="Times New Roman" w:hAnsi="Times New Roman" w:eastAsia="SimSun"/>
+          <w:b w:val="0"/>
+          <w:color w:val="000000"/>
+          <w:sz w:val="24"/>
         </w:rPr>
         <w:t xml:space="preserve"> </w:t>
       </w:r>
       <w:r>
         <w:rPr>
           <w:rStyle w:val="VerbatimChar"/>
-          <w:rFonts w:ascii="Microsoft YaHei" w:hAnsi="Microsoft YaHei" w:eastAsia="Microsoft YaHei"/>
+          <w:rFonts w:ascii="Times New Roman" w:hAnsi="Times New Roman" w:eastAsia="SimSun"/>
+          <w:b w:val="0"/>
+          <w:color w:val="000000"/>
+          <w:sz w:val="24"/>
         </w:rPr>
         <w:t xml:space="preserve">2.0 s</w:t>
       </w:r>
       <w:r>
         <w:rPr>
-          <w:rFonts w:ascii="Microsoft YaHei" w:hAnsi="Microsoft YaHei" w:eastAsia="Microsoft YaHei"/>
+          <w:rFonts w:ascii="Times New Roman" w:hAnsi="Times New Roman" w:eastAsia="SimSun"/>
+          <w:b w:val="0"/>
+          <w:color w:val="000000"/>
+          <w:sz w:val="24"/>
         </w:rPr>
         <w:t xml:space="preserve">。</w:t>
       </w:r>
@@ -5995,10 +7258,15 @@
     <w:p>
       <w:pPr>
         <w:pStyle w:val="FirstParagraph"/>
-      </w:pPr>
-      <w:r>
-        <w:rPr>
-          <w:rFonts w:ascii="Microsoft YaHei" w:hAnsi="Microsoft YaHei" w:eastAsia="Microsoft YaHei"/>
+        <w:spacing w:line="240" w:lineRule="auto" w:before="0" w:after="80"/>
+        <w:ind w:firstLine="480"/>
+      </w:pPr>
+      <w:r>
+        <w:rPr>
+          <w:rFonts w:ascii="Times New Roman" w:hAnsi="Times New Roman" w:eastAsia="SimSun"/>
+          <w:b w:val="0"/>
+          <w:color w:val="000000"/>
+          <w:sz w:val="24"/>
         </w:rPr>
         <w:t xml:space="preserve">请只使用“稳定边界、极点迁移、振荡趋势、响应快慢”这些语言，回答下面三个判断：</w:t>
       </w:r>
@@ -6010,10 +7278,15 @@
           <w:numId w:val="1010"/>
         </w:numPr>
         <w:pStyle w:val="Compact"/>
-      </w:pPr>
-      <w:r>
-        <w:rPr>
-          <w:rFonts w:ascii="Microsoft YaHei" w:hAnsi="Microsoft YaHei" w:eastAsia="Microsoft YaHei"/>
+        <w:spacing w:line="240" w:lineRule="auto" w:before="0" w:after="80"/>
+        <w:ind w:firstLine="480"/>
+      </w:pPr>
+      <w:r>
+        <w:rPr>
+          <w:rFonts w:ascii="Times New Roman" w:hAnsi="Times New Roman" w:eastAsia="SimSun"/>
+          <w:b w:val="0"/>
+          <w:color w:val="000000"/>
+          <w:sz w:val="24"/>
         </w:rPr>
         <w:t xml:space="preserve">在上述冲突中，必须先守住哪一条约束？</w:t>
       </w:r>
@@ -6025,10 +7298,15 @@
           <w:numId w:val="1010"/>
         </w:numPr>
         <w:pStyle w:val="Compact"/>
-      </w:pPr>
-      <w:r>
-        <w:rPr>
-          <w:rFonts w:ascii="Microsoft YaHei" w:hAnsi="Microsoft YaHei" w:eastAsia="Microsoft YaHei"/>
+        <w:spacing w:line="240" w:lineRule="auto" w:before="0" w:after="80"/>
+        <w:ind w:firstLine="480"/>
+      </w:pPr>
+      <w:r>
+        <w:rPr>
+          <w:rFonts w:ascii="Times New Roman" w:hAnsi="Times New Roman" w:eastAsia="SimSun"/>
+          <w:b w:val="0"/>
+          <w:color w:val="000000"/>
+          <w:sz w:val="24"/>
         </w:rPr>
         <w:t xml:space="preserve">哪一条动态要求在本情境下只能部分满足？</w:t>
       </w:r>
@@ -6040,10 +7318,15 @@
           <w:numId w:val="1010"/>
         </w:numPr>
         <w:pStyle w:val="Compact"/>
-      </w:pPr>
-      <w:r>
-        <w:rPr>
-          <w:rFonts w:ascii="Microsoft YaHei" w:hAnsi="Microsoft YaHei" w:eastAsia="Microsoft YaHei"/>
+        <w:spacing w:line="240" w:lineRule="auto" w:before="0" w:after="80"/>
+        <w:ind w:firstLine="480"/>
+      </w:pPr>
+      <w:r>
+        <w:rPr>
+          <w:rFonts w:ascii="Times New Roman" w:hAnsi="Times New Roman" w:eastAsia="SimSun"/>
+          <w:b w:val="0"/>
+          <w:color w:val="000000"/>
+          <w:sz w:val="24"/>
         </w:rPr>
         <w:t xml:space="preserve">依据题中根轨迹摘要和候选数据，给出结构化理由。</w:t>
       </w:r>
@@ -6051,10 +7334,15 @@
     <w:p>
       <w:pPr>
         <w:pStyle w:val="FirstParagraph"/>
-      </w:pPr>
-      <w:r>
-        <w:rPr>
-          <w:rFonts w:ascii="Microsoft YaHei" w:hAnsi="Microsoft YaHei" w:eastAsia="Microsoft YaHei"/>
+        <w:spacing w:line="240" w:lineRule="auto" w:before="0" w:after="80"/>
+        <w:ind w:firstLine="480"/>
+      </w:pPr>
+      <w:r>
+        <w:rPr>
+          <w:rFonts w:ascii="Times New Roman" w:hAnsi="Times New Roman" w:eastAsia="SimSun"/>
+          <w:b w:val="0"/>
+          <w:color w:val="000000"/>
+          <w:sz w:val="24"/>
         </w:rPr>
         <w:t xml:space="preserve">要求：不允许讨论控制器选型、参数整定、补偿结构、零点、型别或频域方法。</w:t>
       </w:r>
@@ -6064,10 +7352,15 @@
     <w:p>
       <w:pPr>
         <w:pStyle w:val="Heading3"/>
-      </w:pPr>
-      <w:r>
-        <w:rPr>
-          <w:rFonts w:ascii="Microsoft YaHei" w:hAnsi="Microsoft YaHei" w:eastAsia="Microsoft YaHei"/>
+        <w:spacing w:line="240" w:lineRule="auto" w:before="0" w:after="80"/>
+        <w:ind w:firstLine="0"/>
+      </w:pPr>
+      <w:r>
+        <w:rPr>
+          <w:rFonts w:ascii="Times New Roman" w:hAnsi="Times New Roman" w:eastAsia="SimHei"/>
+          <w:b w:val="0"/>
+          <w:color w:val="000000"/>
+          <w:sz w:val="24"/>
         </w:rPr>
         <w:t xml:space="preserve">标准答案</w:t>
       </w:r>
@@ -6075,10 +7368,15 @@
     <w:p>
       <w:pPr>
         <w:pStyle w:val="FirstParagraph"/>
-      </w:pPr>
-      <w:r>
-        <w:rPr>
-          <w:rFonts w:ascii="Microsoft YaHei" w:hAnsi="Microsoft YaHei" w:eastAsia="Microsoft YaHei"/>
+        <w:spacing w:line="240" w:lineRule="auto" w:before="0" w:after="80"/>
+        <w:ind w:firstLine="480"/>
+      </w:pPr>
+      <w:r>
+        <w:rPr>
+          <w:rFonts w:ascii="Times New Roman" w:hAnsi="Times New Roman" w:eastAsia="SimSun"/>
+          <w:b w:val="0"/>
+          <w:color w:val="000000"/>
+          <w:sz w:val="24"/>
         </w:rPr>
         <w:t xml:space="preserve">标准答案（示例表述）：</w:t>
       </w:r>
@@ -6086,16 +7384,24 @@
     <w:p>
       <w:pPr>
         <w:pStyle w:val="BodyText"/>
-      </w:pPr>
-      <w:r>
-        <w:rPr>
-          <w:rFonts w:ascii="Microsoft YaHei" w:hAnsi="Microsoft YaHei" w:eastAsia="Microsoft YaHei"/>
+        <w:spacing w:line="240" w:lineRule="auto" w:before="0" w:after="80"/>
+        <w:ind w:firstLine="480"/>
+      </w:pPr>
+      <w:r>
+        <w:rPr>
+          <w:rFonts w:ascii="Times New Roman" w:hAnsi="Times New Roman" w:eastAsia="SimSun"/>
+          <w:b w:val="0"/>
+          <w:color w:val="000000"/>
+          <w:sz w:val="24"/>
         </w:rPr>
         <w:t xml:space="preserve">① 先守住“工作点不能贴近临界稳定边界”这一条约束。（6分）理由是题面已给出</w:t>
       </w:r>
       <w:r>
         <w:rPr>
-          <w:rFonts w:ascii="Microsoft YaHei" w:hAnsi="Microsoft YaHei" w:eastAsia="Microsoft YaHei"/>
+          <w:rFonts w:ascii="Times New Roman" w:hAnsi="Times New Roman" w:eastAsia="SimSun"/>
+          <w:b w:val="0"/>
+          <w:color w:val="000000"/>
+          <w:sz w:val="24"/>
         </w:rPr>
         <w:t xml:space="preserve"> </w:t>
       </w:r>
@@ -6115,19 +7421,28 @@
       </m:oMath>
       <w:r>
         <w:rPr>
-          <w:rFonts w:ascii="Microsoft YaHei" w:hAnsi="Microsoft YaHei" w:eastAsia="Microsoft YaHei"/>
-        </w:rPr>
-        <w:t xml:space="preserve"> </w:t>
-      </w:r>
-      <w:r>
-        <w:rPr>
-          <w:rFonts w:ascii="Microsoft YaHei" w:hAnsi="Microsoft YaHei" w:eastAsia="Microsoft YaHei"/>
+          <w:rFonts w:ascii="Times New Roman" w:hAnsi="Times New Roman" w:eastAsia="SimSun"/>
+          <w:b w:val="0"/>
+          <w:color w:val="000000"/>
+          <w:sz w:val="24"/>
+        </w:rPr>
+        <w:t xml:space="preserve"> </w:t>
+      </w:r>
+      <w:r>
+        <w:rPr>
+          <w:rFonts w:ascii="Times New Roman" w:hAnsi="Times New Roman" w:eastAsia="SimSun"/>
+          <w:b w:val="0"/>
+          <w:color w:val="000000"/>
+          <w:sz w:val="24"/>
         </w:rPr>
         <w:t xml:space="preserve">时闭环极点到达虚轴，继续增大</w:t>
       </w:r>
       <w:r>
         <w:rPr>
-          <w:rFonts w:ascii="Microsoft YaHei" w:hAnsi="Microsoft YaHei" w:eastAsia="Microsoft YaHei"/>
+          <w:rFonts w:ascii="Times New Roman" w:hAnsi="Times New Roman" w:eastAsia="SimSun"/>
+          <w:b w:val="0"/>
+          <w:color w:val="000000"/>
+          <w:sz w:val="24"/>
         </w:rPr>
         <w:t xml:space="preserve"> </w:t>
       </w:r>
@@ -6138,19 +7453,28 @@
       </m:oMath>
       <w:r>
         <w:rPr>
-          <w:rFonts w:ascii="Microsoft YaHei" w:hAnsi="Microsoft YaHei" w:eastAsia="Microsoft YaHei"/>
-        </w:rPr>
-        <w:t xml:space="preserve"> </w:t>
-      </w:r>
-      <w:r>
-        <w:rPr>
-          <w:rFonts w:ascii="Microsoft YaHei" w:hAnsi="Microsoft YaHei" w:eastAsia="Microsoft YaHei"/>
+          <w:rFonts w:ascii="Times New Roman" w:hAnsi="Times New Roman" w:eastAsia="SimSun"/>
+          <w:b w:val="0"/>
+          <w:color w:val="000000"/>
+          <w:sz w:val="24"/>
+        </w:rPr>
+        <w:t xml:space="preserve"> </w:t>
+      </w:r>
+      <w:r>
+        <w:rPr>
+          <w:rFonts w:ascii="Times New Roman" w:hAnsi="Times New Roman" w:eastAsia="SimSun"/>
+          <w:b w:val="0"/>
+          <w:color w:val="000000"/>
+          <w:sz w:val="24"/>
         </w:rPr>
         <w:t xml:space="preserve">将失稳；而</w:t>
       </w:r>
       <w:r>
         <w:rPr>
-          <w:rFonts w:ascii="Microsoft YaHei" w:hAnsi="Microsoft YaHei" w:eastAsia="Microsoft YaHei"/>
+          <w:rFonts w:ascii="Times New Roman" w:hAnsi="Times New Roman" w:eastAsia="SimSun"/>
+          <w:b w:val="0"/>
+          <w:color w:val="000000"/>
+          <w:sz w:val="24"/>
         </w:rPr>
         <w:t xml:space="preserve"> </w:t>
       </w:r>
@@ -6170,19 +7494,28 @@
       </m:oMath>
       <w:r>
         <w:rPr>
-          <w:rFonts w:ascii="Microsoft YaHei" w:hAnsi="Microsoft YaHei" w:eastAsia="Microsoft YaHei"/>
-        </w:rPr>
-        <w:t xml:space="preserve"> </w:t>
-      </w:r>
-      <w:r>
-        <w:rPr>
-          <w:rFonts w:ascii="Microsoft YaHei" w:hAnsi="Microsoft YaHei" w:eastAsia="Microsoft YaHei"/>
+          <w:rFonts w:ascii="Times New Roman" w:hAnsi="Times New Roman" w:eastAsia="SimSun"/>
+          <w:b w:val="0"/>
+          <w:color w:val="000000"/>
+          <w:sz w:val="24"/>
+        </w:rPr>
+        <w:t xml:space="preserve"> </w:t>
+      </w:r>
+      <w:r>
+        <w:rPr>
+          <w:rFonts w:ascii="Times New Roman" w:hAnsi="Times New Roman" w:eastAsia="SimSun"/>
+          <w:b w:val="0"/>
+          <w:color w:val="000000"/>
+          <w:sz w:val="24"/>
         </w:rPr>
         <w:t xml:space="preserve">时主导极点仅为</w:t>
       </w:r>
       <w:r>
         <w:rPr>
-          <w:rFonts w:ascii="Microsoft YaHei" w:hAnsi="Microsoft YaHei" w:eastAsia="Microsoft YaHei"/>
+          <w:rFonts w:ascii="Times New Roman" w:hAnsi="Times New Roman" w:eastAsia="SimSun"/>
+          <w:b w:val="0"/>
+          <w:color w:val="000000"/>
+          <w:sz w:val="24"/>
         </w:rPr>
         <w:t xml:space="preserve"> </w:t>
       </w:r>
@@ -6211,26 +7544,38 @@
       </m:oMath>
       <w:r>
         <w:rPr>
-          <w:rFonts w:ascii="Microsoft YaHei" w:hAnsi="Microsoft YaHei" w:eastAsia="Microsoft YaHei"/>
+          <w:rFonts w:ascii="Times New Roman" w:hAnsi="Times New Roman" w:eastAsia="SimSun"/>
+          <w:b w:val="0"/>
+          <w:color w:val="000000"/>
+          <w:sz w:val="24"/>
         </w:rPr>
         <w:t xml:space="preserve">，已经非常接近临界稳定，振荡重、超调达</w:t>
       </w:r>
       <w:r>
         <w:rPr>
-          <w:rFonts w:ascii="Microsoft YaHei" w:hAnsi="Microsoft YaHei" w:eastAsia="Microsoft YaHei"/>
+          <w:rFonts w:ascii="Times New Roman" w:hAnsi="Times New Roman" w:eastAsia="SimSun"/>
+          <w:b w:val="0"/>
+          <w:color w:val="000000"/>
+          <w:sz w:val="24"/>
         </w:rPr>
         <w:t xml:space="preserve"> </w:t>
       </w:r>
       <w:r>
         <w:rPr>
           <w:rStyle w:val="VerbatimChar"/>
-          <w:rFonts w:ascii="Microsoft YaHei" w:hAnsi="Microsoft YaHei" w:eastAsia="Microsoft YaHei"/>
+          <w:rFonts w:ascii="Times New Roman" w:hAnsi="Times New Roman" w:eastAsia="SimSun"/>
+          <w:b w:val="0"/>
+          <w:color w:val="000000"/>
+          <w:sz w:val="24"/>
         </w:rPr>
         <w:t xml:space="preserve">32%</w:t>
       </w:r>
       <w:r>
         <w:rPr>
-          <w:rFonts w:ascii="Microsoft YaHei" w:hAnsi="Microsoft YaHei" w:eastAsia="Microsoft YaHei"/>
+          <w:rFonts w:ascii="Times New Roman" w:hAnsi="Times New Roman" w:eastAsia="SimSun"/>
+          <w:b w:val="0"/>
+          <w:color w:val="000000"/>
+          <w:sz w:val="24"/>
         </w:rPr>
         <w:t xml:space="preserve">，说明不能为了追求更快响应把工作点继续推向稳定边界。</w:t>
       </w:r>
@@ -6238,29 +7583,43 @@
     <w:p>
       <w:pPr>
         <w:pStyle w:val="BodyText"/>
-      </w:pPr>
-      <w:r>
-        <w:rPr>
-          <w:rFonts w:ascii="Microsoft YaHei" w:hAnsi="Microsoft YaHei" w:eastAsia="Microsoft YaHei"/>
+        <w:spacing w:line="240" w:lineRule="auto" w:before="0" w:after="80"/>
+        <w:ind w:firstLine="480"/>
+      </w:pPr>
+      <w:r>
+        <w:rPr>
+          <w:rFonts w:ascii="Times New Roman" w:hAnsi="Times New Roman" w:eastAsia="SimSun"/>
+          <w:b w:val="0"/>
+          <w:color w:val="000000"/>
+          <w:sz w:val="24"/>
         </w:rPr>
         <w:t xml:space="preserve">② 本情境下只能部分满足的是“调节时间不超过</w:t>
       </w:r>
       <w:r>
         <w:rPr>
-          <w:rFonts w:ascii="Microsoft YaHei" w:hAnsi="Microsoft YaHei" w:eastAsia="Microsoft YaHei"/>
+          <w:rFonts w:ascii="Times New Roman" w:hAnsi="Times New Roman" w:eastAsia="SimSun"/>
+          <w:b w:val="0"/>
+          <w:color w:val="000000"/>
+          <w:sz w:val="24"/>
         </w:rPr>
         <w:t xml:space="preserve"> </w:t>
       </w:r>
       <w:r>
         <w:rPr>
           <w:rStyle w:val="VerbatimChar"/>
-          <w:rFonts w:ascii="Microsoft YaHei" w:hAnsi="Microsoft YaHei" w:eastAsia="Microsoft YaHei"/>
+          <w:rFonts w:ascii="Times New Roman" w:hAnsi="Times New Roman" w:eastAsia="SimSun"/>
+          <w:b w:val="0"/>
+          <w:color w:val="000000"/>
+          <w:sz w:val="24"/>
         </w:rPr>
         <w:t xml:space="preserve">2.0 s</w:t>
       </w:r>
       <w:r>
         <w:rPr>
-          <w:rFonts w:ascii="Microsoft YaHei" w:hAnsi="Microsoft YaHei" w:eastAsia="Microsoft YaHei"/>
+          <w:rFonts w:ascii="Times New Roman" w:hAnsi="Times New Roman" w:eastAsia="SimSun"/>
+          <w:b w:val="0"/>
+          <w:color w:val="000000"/>
+          <w:sz w:val="24"/>
         </w:rPr>
         <w:t xml:space="preserve">”这一条动态要求。（6分）因为从给定数据看，</w:t>
       </w:r>
@@ -6280,57 +7639,84 @@
       </m:oMath>
       <w:r>
         <w:rPr>
-          <w:rFonts w:ascii="Microsoft YaHei" w:hAnsi="Microsoft YaHei" w:eastAsia="Microsoft YaHei"/>
-        </w:rPr>
-        <w:t xml:space="preserve"> </w:t>
-      </w:r>
-      <w:r>
-        <w:rPr>
-          <w:rFonts w:ascii="Microsoft YaHei" w:hAnsi="Microsoft YaHei" w:eastAsia="Microsoft YaHei"/>
+          <w:rFonts w:ascii="Times New Roman" w:hAnsi="Times New Roman" w:eastAsia="SimSun"/>
+          <w:b w:val="0"/>
+          <w:color w:val="000000"/>
+          <w:sz w:val="24"/>
+        </w:rPr>
+        <w:t xml:space="preserve"> </w:t>
+      </w:r>
+      <w:r>
+        <w:rPr>
+          <w:rFonts w:ascii="Times New Roman" w:hAnsi="Times New Roman" w:eastAsia="SimSun"/>
+          <w:b w:val="0"/>
+          <w:color w:val="000000"/>
+          <w:sz w:val="24"/>
         </w:rPr>
         <w:t xml:space="preserve">时超调量</w:t>
       </w:r>
       <w:r>
         <w:rPr>
-          <w:rFonts w:ascii="Microsoft YaHei" w:hAnsi="Microsoft YaHei" w:eastAsia="Microsoft YaHei"/>
+          <w:rFonts w:ascii="Times New Roman" w:hAnsi="Times New Roman" w:eastAsia="SimSun"/>
+          <w:b w:val="0"/>
+          <w:color w:val="000000"/>
+          <w:sz w:val="24"/>
         </w:rPr>
         <w:t xml:space="preserve"> </w:t>
       </w:r>
       <w:r>
         <w:rPr>
           <w:rStyle w:val="VerbatimChar"/>
-          <w:rFonts w:ascii="Microsoft YaHei" w:hAnsi="Microsoft YaHei" w:eastAsia="Microsoft YaHei"/>
+          <w:rFonts w:ascii="Times New Roman" w:hAnsi="Times New Roman" w:eastAsia="SimSun"/>
+          <w:b w:val="0"/>
+          <w:color w:val="000000"/>
+          <w:sz w:val="24"/>
         </w:rPr>
         <w:t xml:space="preserve">6%</w:t>
       </w:r>
       <w:r>
         <w:rPr>
-          <w:rFonts w:ascii="Microsoft YaHei" w:hAnsi="Microsoft YaHei" w:eastAsia="Microsoft YaHei"/>
-        </w:rPr>
-        <w:t xml:space="preserve"> </w:t>
-      </w:r>
-      <w:r>
-        <w:rPr>
-          <w:rFonts w:ascii="Microsoft YaHei" w:hAnsi="Microsoft YaHei" w:eastAsia="Microsoft YaHei"/>
+          <w:rFonts w:ascii="Times New Roman" w:hAnsi="Times New Roman" w:eastAsia="SimSun"/>
+          <w:b w:val="0"/>
+          <w:color w:val="000000"/>
+          <w:sz w:val="24"/>
+        </w:rPr>
+        <w:t xml:space="preserve"> </w:t>
+      </w:r>
+      <w:r>
+        <w:rPr>
+          <w:rFonts w:ascii="Times New Roman" w:hAnsi="Times New Roman" w:eastAsia="SimSun"/>
+          <w:b w:val="0"/>
+          <w:color w:val="000000"/>
+          <w:sz w:val="24"/>
         </w:rPr>
         <w:t xml:space="preserve">满足约束，但调节时间为</w:t>
       </w:r>
       <w:r>
         <w:rPr>
-          <w:rFonts w:ascii="Microsoft YaHei" w:hAnsi="Microsoft YaHei" w:eastAsia="Microsoft YaHei"/>
+          <w:rFonts w:ascii="Times New Roman" w:hAnsi="Times New Roman" w:eastAsia="SimSun"/>
+          <w:b w:val="0"/>
+          <w:color w:val="000000"/>
+          <w:sz w:val="24"/>
         </w:rPr>
         <w:t xml:space="preserve"> </w:t>
       </w:r>
       <w:r>
         <w:rPr>
           <w:rStyle w:val="VerbatimChar"/>
-          <w:rFonts w:ascii="Microsoft YaHei" w:hAnsi="Microsoft YaHei" w:eastAsia="Microsoft YaHei"/>
+          <w:rFonts w:ascii="Times New Roman" w:hAnsi="Times New Roman" w:eastAsia="SimSun"/>
+          <w:b w:val="0"/>
+          <w:color w:val="000000"/>
+          <w:sz w:val="24"/>
         </w:rPr>
         <w:t xml:space="preserve">2.8 s</w:t>
       </w:r>
       <w:r>
         <w:rPr>
-          <w:rFonts w:ascii="Microsoft YaHei" w:hAnsi="Microsoft YaHei" w:eastAsia="Microsoft YaHei"/>
+          <w:rFonts w:ascii="Times New Roman" w:hAnsi="Times New Roman" w:eastAsia="SimSun"/>
+          <w:b w:val="0"/>
+          <w:color w:val="000000"/>
+          <w:sz w:val="24"/>
         </w:rPr>
         <w:t xml:space="preserve">，偏慢；</w:t>
       </w:r>
@@ -6350,57 +7736,84 @@
       </m:oMath>
       <w:r>
         <w:rPr>
-          <w:rFonts w:ascii="Microsoft YaHei" w:hAnsi="Microsoft YaHei" w:eastAsia="Microsoft YaHei"/>
-        </w:rPr>
-        <w:t xml:space="preserve"> </w:t>
-      </w:r>
-      <w:r>
-        <w:rPr>
-          <w:rFonts w:ascii="Microsoft YaHei" w:hAnsi="Microsoft YaHei" w:eastAsia="Microsoft YaHei"/>
+          <w:rFonts w:ascii="Times New Roman" w:hAnsi="Times New Roman" w:eastAsia="SimSun"/>
+          <w:b w:val="0"/>
+          <w:color w:val="000000"/>
+          <w:sz w:val="24"/>
+        </w:rPr>
+        <w:t xml:space="preserve"> </w:t>
+      </w:r>
+      <w:r>
+        <w:rPr>
+          <w:rFonts w:ascii="Times New Roman" w:hAnsi="Times New Roman" w:eastAsia="SimSun"/>
+          <w:b w:val="0"/>
+          <w:color w:val="000000"/>
+          <w:sz w:val="24"/>
         </w:rPr>
         <w:t xml:space="preserve">时调节时间</w:t>
       </w:r>
       <w:r>
         <w:rPr>
-          <w:rFonts w:ascii="Microsoft YaHei" w:hAnsi="Microsoft YaHei" w:eastAsia="Microsoft YaHei"/>
+          <w:rFonts w:ascii="Times New Roman" w:hAnsi="Times New Roman" w:eastAsia="SimSun"/>
+          <w:b w:val="0"/>
+          <w:color w:val="000000"/>
+          <w:sz w:val="24"/>
         </w:rPr>
         <w:t xml:space="preserve"> </w:t>
       </w:r>
       <w:r>
         <w:rPr>
           <w:rStyle w:val="VerbatimChar"/>
-          <w:rFonts w:ascii="Microsoft YaHei" w:hAnsi="Microsoft YaHei" w:eastAsia="Microsoft YaHei"/>
+          <w:rFonts w:ascii="Times New Roman" w:hAnsi="Times New Roman" w:eastAsia="SimSun"/>
+          <w:b w:val="0"/>
+          <w:color w:val="000000"/>
+          <w:sz w:val="24"/>
         </w:rPr>
         <w:t xml:space="preserve">1.9 s</w:t>
       </w:r>
       <w:r>
         <w:rPr>
-          <w:rFonts w:ascii="Microsoft YaHei" w:hAnsi="Microsoft YaHei" w:eastAsia="Microsoft YaHei"/>
-        </w:rPr>
-        <w:t xml:space="preserve"> </w:t>
-      </w:r>
-      <w:r>
-        <w:rPr>
-          <w:rFonts w:ascii="Microsoft YaHei" w:hAnsi="Microsoft YaHei" w:eastAsia="Microsoft YaHei"/>
+          <w:rFonts w:ascii="Times New Roman" w:hAnsi="Times New Roman" w:eastAsia="SimSun"/>
+          <w:b w:val="0"/>
+          <w:color w:val="000000"/>
+          <w:sz w:val="24"/>
+        </w:rPr>
+        <w:t xml:space="preserve"> </w:t>
+      </w:r>
+      <w:r>
+        <w:rPr>
+          <w:rFonts w:ascii="Times New Roman" w:hAnsi="Times New Roman" w:eastAsia="SimSun"/>
+          <w:b w:val="0"/>
+          <w:color w:val="000000"/>
+          <w:sz w:val="24"/>
         </w:rPr>
         <w:t xml:space="preserve">虽达到目标，但超调量已到</w:t>
       </w:r>
       <w:r>
         <w:rPr>
-          <w:rFonts w:ascii="Microsoft YaHei" w:hAnsi="Microsoft YaHei" w:eastAsia="Microsoft YaHei"/>
+          <w:rFonts w:ascii="Times New Roman" w:hAnsi="Times New Roman" w:eastAsia="SimSun"/>
+          <w:b w:val="0"/>
+          <w:color w:val="000000"/>
+          <w:sz w:val="24"/>
         </w:rPr>
         <w:t xml:space="preserve"> </w:t>
       </w:r>
       <w:r>
         <w:rPr>
           <w:rStyle w:val="VerbatimChar"/>
-          <w:rFonts w:ascii="Microsoft YaHei" w:hAnsi="Microsoft YaHei" w:eastAsia="Microsoft YaHei"/>
+          <w:rFonts w:ascii="Times New Roman" w:hAnsi="Times New Roman" w:eastAsia="SimSun"/>
+          <w:b w:val="0"/>
+          <w:color w:val="000000"/>
+          <w:sz w:val="24"/>
         </w:rPr>
         <w:t xml:space="preserve">16%</w:t>
       </w:r>
       <w:r>
         <w:rPr>
-          <w:rFonts w:ascii="Microsoft YaHei" w:hAnsi="Microsoft YaHei" w:eastAsia="Microsoft YaHei"/>
+          <w:rFonts w:ascii="Times New Roman" w:hAnsi="Times New Roman" w:eastAsia="SimSun"/>
+          <w:b w:val="0"/>
+          <w:color w:val="000000"/>
+          <w:sz w:val="24"/>
         </w:rPr>
         <w:t xml:space="preserve">，振荡明显；</w:t>
       </w:r>
@@ -6420,32 +7833,47 @@
       </m:oMath>
       <w:r>
         <w:rPr>
-          <w:rFonts w:ascii="Microsoft YaHei" w:hAnsi="Microsoft YaHei" w:eastAsia="Microsoft YaHei"/>
-        </w:rPr>
-        <w:t xml:space="preserve"> </w:t>
-      </w:r>
-      <w:r>
-        <w:rPr>
-          <w:rFonts w:ascii="Microsoft YaHei" w:hAnsi="Microsoft YaHei" w:eastAsia="Microsoft YaHei"/>
+          <w:rFonts w:ascii="Times New Roman" w:hAnsi="Times New Roman" w:eastAsia="SimSun"/>
+          <w:b w:val="0"/>
+          <w:color w:val="000000"/>
+          <w:sz w:val="24"/>
+        </w:rPr>
+        <w:t xml:space="preserve"> </w:t>
+      </w:r>
+      <w:r>
+        <w:rPr>
+          <w:rFonts w:ascii="Times New Roman" w:hAnsi="Times New Roman" w:eastAsia="SimSun"/>
+          <w:b w:val="0"/>
+          <w:color w:val="000000"/>
+          <w:sz w:val="24"/>
         </w:rPr>
         <w:t xml:space="preserve">时不仅更贴近临界稳定，而且调节时间反而恶化到</w:t>
       </w:r>
       <w:r>
         <w:rPr>
-          <w:rFonts w:ascii="Microsoft YaHei" w:hAnsi="Microsoft YaHei" w:eastAsia="Microsoft YaHei"/>
+          <w:rFonts w:ascii="Times New Roman" w:hAnsi="Times New Roman" w:eastAsia="SimSun"/>
+          <w:b w:val="0"/>
+          <w:color w:val="000000"/>
+          <w:sz w:val="24"/>
         </w:rPr>
         <w:t xml:space="preserve"> </w:t>
       </w:r>
       <w:r>
         <w:rPr>
           <w:rStyle w:val="VerbatimChar"/>
-          <w:rFonts w:ascii="Microsoft YaHei" w:hAnsi="Microsoft YaHei" w:eastAsia="Microsoft YaHei"/>
+          <w:rFonts w:ascii="Times New Roman" w:hAnsi="Times New Roman" w:eastAsia="SimSun"/>
+          <w:b w:val="0"/>
+          <w:color w:val="000000"/>
+          <w:sz w:val="24"/>
         </w:rPr>
         <w:t xml:space="preserve">4.6 s</w:t>
       </w:r>
       <w:r>
         <w:rPr>
-          <w:rFonts w:ascii="Microsoft YaHei" w:hAnsi="Microsoft YaHei" w:eastAsia="Microsoft YaHei"/>
+          <w:rFonts w:ascii="Times New Roman" w:hAnsi="Times New Roman" w:eastAsia="SimSun"/>
+          <w:b w:val="0"/>
+          <w:color w:val="000000"/>
+          <w:sz w:val="24"/>
         </w:rPr>
         <w:t xml:space="preserve">。</w:t>
       </w:r>
@@ -6453,16 +7881,24 @@
     <w:p>
       <w:pPr>
         <w:pStyle w:val="BodyText"/>
-      </w:pPr>
-      <w:r>
-        <w:rPr>
-          <w:rFonts w:ascii="Microsoft YaHei" w:hAnsi="Microsoft YaHei" w:eastAsia="Microsoft YaHei"/>
+        <w:spacing w:line="240" w:lineRule="auto" w:before="0" w:after="80"/>
+        <w:ind w:firstLine="480"/>
+      </w:pPr>
+      <w:r>
+        <w:rPr>
+          <w:rFonts w:ascii="Times New Roman" w:hAnsi="Times New Roman" w:eastAsia="SimSun"/>
+          <w:b w:val="0"/>
+          <w:color w:val="000000"/>
+          <w:sz w:val="24"/>
         </w:rPr>
         <w:t xml:space="preserve">③ 结构化理由应表述为：随着</w:t>
       </w:r>
       <w:r>
         <w:rPr>
-          <w:rFonts w:ascii="Microsoft YaHei" w:hAnsi="Microsoft YaHei" w:eastAsia="Microsoft YaHei"/>
+          <w:rFonts w:ascii="Times New Roman" w:hAnsi="Times New Roman" w:eastAsia="SimSun"/>
+          <w:b w:val="0"/>
+          <w:color w:val="000000"/>
+          <w:sz w:val="24"/>
         </w:rPr>
         <w:t xml:space="preserve"> </w:t>
       </w:r>
@@ -6473,38 +7909,56 @@
       </m:oMath>
       <w:r>
         <w:rPr>
-          <w:rFonts w:ascii="Microsoft YaHei" w:hAnsi="Microsoft YaHei" w:eastAsia="Microsoft YaHei"/>
-        </w:rPr>
-        <w:t xml:space="preserve"> </w:t>
-      </w:r>
-      <w:r>
-        <w:rPr>
-          <w:rFonts w:ascii="Microsoft YaHei" w:hAnsi="Microsoft YaHei" w:eastAsia="Microsoft YaHei"/>
+          <w:rFonts w:ascii="Times New Roman" w:hAnsi="Times New Roman" w:eastAsia="SimSun"/>
+          <w:b w:val="0"/>
+          <w:color w:val="000000"/>
+          <w:sz w:val="24"/>
+        </w:rPr>
+        <w:t xml:space="preserve"> </w:t>
+      </w:r>
+      <w:r>
+        <w:rPr>
+          <w:rFonts w:ascii="Times New Roman" w:hAnsi="Times New Roman" w:eastAsia="SimSun"/>
+          <w:b w:val="0"/>
+          <w:color w:val="000000"/>
+          <w:sz w:val="24"/>
         </w:rPr>
         <w:t xml:space="preserve">增大，主导极点整体向虚轴靠近，系统先表现为振荡增强、超调增大，再继续贴近边界时，稳定性风险显著上升，且动态并不会持续变好。（4分）因此，判断顺序应是先排除贴近临界稳定的状态，再在较稳妥的状态中比较动态指标。（2分）结合给定三组数据，可以看出想同时压低超调并把调节时间压到</w:t>
       </w:r>
       <w:r>
         <w:rPr>
-          <w:rFonts w:ascii="Microsoft YaHei" w:hAnsi="Microsoft YaHei" w:eastAsia="Microsoft YaHei"/>
+          <w:rFonts w:ascii="Times New Roman" w:hAnsi="Times New Roman" w:eastAsia="SimSun"/>
+          <w:b w:val="0"/>
+          <w:color w:val="000000"/>
+          <w:sz w:val="24"/>
         </w:rPr>
         <w:t xml:space="preserve"> </w:t>
       </w:r>
       <w:r>
         <w:rPr>
           <w:rStyle w:val="VerbatimChar"/>
-          <w:rFonts w:ascii="Microsoft YaHei" w:hAnsi="Microsoft YaHei" w:eastAsia="Microsoft YaHei"/>
+          <w:rFonts w:ascii="Times New Roman" w:hAnsi="Times New Roman" w:eastAsia="SimSun"/>
+          <w:b w:val="0"/>
+          <w:color w:val="000000"/>
+          <w:sz w:val="24"/>
         </w:rPr>
         <w:t xml:space="preserve">2.0 s</w:t>
       </w:r>
       <w:r>
         <w:rPr>
-          <w:rFonts w:ascii="Microsoft YaHei" w:hAnsi="Microsoft YaHei" w:eastAsia="Microsoft YaHei"/>
-        </w:rPr>
-        <w:t xml:space="preserve"> </w:t>
-      </w:r>
-      <w:r>
-        <w:rPr>
-          <w:rFonts w:ascii="Microsoft YaHei" w:hAnsi="Microsoft YaHei" w:eastAsia="Microsoft YaHei"/>
+          <w:rFonts w:ascii="Times New Roman" w:hAnsi="Times New Roman" w:eastAsia="SimSun"/>
+          <w:b w:val="0"/>
+          <w:color w:val="000000"/>
+          <w:sz w:val="24"/>
+        </w:rPr>
+        <w:t xml:space="preserve"> </w:t>
+      </w:r>
+      <w:r>
+        <w:rPr>
+          <w:rFonts w:ascii="Times New Roman" w:hAnsi="Times New Roman" w:eastAsia="SimSun"/>
+          <w:b w:val="0"/>
+          <w:color w:val="000000"/>
+          <w:sz w:val="24"/>
         </w:rPr>
         <w:t xml:space="preserve">以内并不稳妥，所以结论应是：宁可接受响应略慢，也不能为了追快而逼近临界稳定。（2分）</w:t>
       </w:r>
@@ -6514,10 +7968,15 @@
     <w:p>
       <w:pPr>
         <w:pStyle w:val="Heading3"/>
-      </w:pPr>
-      <w:r>
-        <w:rPr>
-          <w:rFonts w:ascii="Microsoft YaHei" w:hAnsi="Microsoft YaHei" w:eastAsia="Microsoft YaHei"/>
+        <w:spacing w:line="240" w:lineRule="auto" w:before="0" w:after="80"/>
+        <w:ind w:firstLine="0"/>
+      </w:pPr>
+      <w:r>
+        <w:rPr>
+          <w:rFonts w:ascii="Times New Roman" w:hAnsi="Times New Roman" w:eastAsia="SimHei"/>
+          <w:b w:val="0"/>
+          <w:color w:val="000000"/>
+          <w:sz w:val="24"/>
         </w:rPr>
         <w:t xml:space="preserve">分步评分标准</w:t>
       </w:r>
@@ -6529,18 +7988,26 @@
           <w:numId w:val="1011"/>
         </w:numPr>
         <w:pStyle w:val="Compact"/>
+        <w:spacing w:line="240" w:lineRule="auto" w:before="0" w:after="80"/>
+        <w:ind w:firstLine="480"/>
       </w:pPr>
       <w:r>
         <w:rPr>
           <w:bCs/>
-          <w:rFonts w:ascii="Microsoft YaHei" w:hAnsi="Microsoft YaHei" w:eastAsia="Microsoft YaHei"/>
-          <w:b/>
+          <w:rFonts w:ascii="Times New Roman" w:hAnsi="Times New Roman" w:eastAsia="SimHei"/>
+          <w:b w:val="0"/>
+          <w:i w:val="0"/>
+          <w:color w:val="000000"/>
+          <w:sz w:val="24"/>
         </w:rPr>
         <w:t xml:space="preserve">冲突识别</w:t>
       </w:r>
       <w:r>
         <w:rPr>
-          <w:rFonts w:ascii="Microsoft YaHei" w:hAnsi="Microsoft YaHei" w:eastAsia="Microsoft YaHei"/>
+          <w:rFonts w:ascii="Times New Roman" w:hAnsi="Times New Roman" w:eastAsia="SimSun"/>
+          <w:b w:val="0"/>
+          <w:color w:val="000000"/>
+          <w:sz w:val="24"/>
         </w:rPr>
         <w:t xml:space="preserve">（6分）：能指出“稳定边界约束”与“两个动态指标”之间存在冲突，并能看出三条要求不能在给定数据下同时稳妥满足。</w:t>
       </w:r>
@@ -6552,18 +8019,26 @@
           <w:numId w:val="1011"/>
         </w:numPr>
         <w:pStyle w:val="Compact"/>
+        <w:spacing w:line="240" w:lineRule="auto" w:before="0" w:after="80"/>
+        <w:ind w:firstLine="480"/>
       </w:pPr>
       <w:r>
         <w:rPr>
           <w:bCs/>
-          <w:rFonts w:ascii="Microsoft YaHei" w:hAnsi="Microsoft YaHei" w:eastAsia="Microsoft YaHei"/>
-          <w:b/>
+          <w:rFonts w:ascii="Times New Roman" w:hAnsi="Times New Roman" w:eastAsia="SimHei"/>
+          <w:b w:val="0"/>
+          <w:i w:val="0"/>
+          <w:color w:val="000000"/>
+          <w:sz w:val="24"/>
         </w:rPr>
         <w:t xml:space="preserve">优先级判断</w:t>
       </w:r>
       <w:r>
         <w:rPr>
-          <w:rFonts w:ascii="Microsoft YaHei" w:hAnsi="Microsoft YaHei" w:eastAsia="Microsoft YaHei"/>
+          <w:rFonts w:ascii="Times New Roman" w:hAnsi="Times New Roman" w:eastAsia="SimSun"/>
+          <w:b w:val="0"/>
+          <w:color w:val="000000"/>
+          <w:sz w:val="24"/>
         </w:rPr>
         <w:t xml:space="preserve">（6分）：明确先守稳定边界，并判断调节时间要求只能部分满足。</w:t>
       </w:r>
@@ -6575,26 +8050,41 @@
           <w:numId w:val="1011"/>
         </w:numPr>
         <w:pStyle w:val="Compact"/>
+        <w:spacing w:line="240" w:lineRule="auto" w:before="0" w:after="80"/>
+        <w:ind w:firstLine="480"/>
       </w:pPr>
       <w:r>
         <w:rPr>
           <w:bCs/>
-          <w:rFonts w:ascii="Microsoft YaHei" w:hAnsi="Microsoft YaHei" w:eastAsia="Microsoft YaHei"/>
-          <w:b/>
+          <w:rFonts w:ascii="Times New Roman" w:hAnsi="Times New Roman" w:eastAsia="SimHei"/>
+          <w:b w:val="0"/>
+          <w:i w:val="0"/>
+          <w:color w:val="000000"/>
+          <w:sz w:val="24"/>
         </w:rPr>
         <w:t xml:space="preserve">理由一致性</w:t>
       </w:r>
       <w:r>
         <w:rPr>
-          <w:rFonts w:ascii="Microsoft YaHei" w:hAnsi="Microsoft YaHei" w:eastAsia="Microsoft YaHei"/>
+          <w:rFonts w:ascii="Times New Roman" w:hAnsi="Times New Roman" w:eastAsia="SimSun"/>
+          <w:b w:val="0"/>
+          <w:color w:val="000000"/>
+          <w:sz w:val="24"/>
         </w:rPr>
         <w:t xml:space="preserve">（8分）：论证只使用允许语言，且与根轨迹摘要、主导极点位置、超调量和调节时间数据一致。</w:t>
       </w:r>
     </w:p>
     <w:p>
-      <w:r>
-        <w:rPr>
-          <w:rFonts w:ascii="Microsoft YaHei" w:hAnsi="Microsoft YaHei" w:eastAsia="Microsoft YaHei"/>
+      <w:pPr>
+        <w:spacing w:line="240" w:lineRule="auto" w:before="0" w:after="80"/>
+        <w:ind w:firstLine="0"/>
+      </w:pPr>
+      <w:r>
+        <w:rPr>
+          <w:rFonts w:ascii="Times New Roman" w:hAnsi="Times New Roman" w:eastAsia="SimSun"/>
+          <w:b w:val="0"/>
+          <w:color w:val="000000"/>
+          <w:sz w:val="24"/>
         </w:rPr>
         <w:pict>
           <v:rect style="width:0;height:1.5pt" o:hralign="center" o:hrstd="t" o:hr="t"/>
@@ -6607,10 +8097,15 @@
     <w:p>
       <w:pPr>
         <w:pStyle w:val="Heading2"/>
-      </w:pPr>
-      <w:r>
-        <w:rPr>
-          <w:rFonts w:ascii="Microsoft YaHei" w:hAnsi="Microsoft YaHei" w:eastAsia="Microsoft YaHei"/>
+        <w:spacing w:line="240" w:lineRule="auto" w:before="0" w:after="80"/>
+        <w:ind w:firstLine="0"/>
+      </w:pPr>
+      <w:r>
+        <w:rPr>
+          <w:rFonts w:ascii="Times New Roman" w:hAnsi="Times New Roman" w:eastAsia="SimSun"/>
+          <w:b/>
+          <w:color w:val="000000"/>
+          <w:sz w:val="28"/>
         </w:rPr>
         <w:t xml:space="preserve">O3 结构机理诊断（40分）</w:t>
       </w:r>
@@ -6619,10 +8114,15 @@
     <w:p>
       <w:pPr>
         <w:pStyle w:val="Heading3"/>
-      </w:pPr>
-      <w:r>
-        <w:rPr>
-          <w:rFonts w:ascii="Microsoft YaHei" w:hAnsi="Microsoft YaHei" w:eastAsia="Microsoft YaHei"/>
+        <w:spacing w:line="240" w:lineRule="auto" w:before="0" w:after="80"/>
+        <w:ind w:firstLine="0"/>
+      </w:pPr>
+      <w:r>
+        <w:rPr>
+          <w:rFonts w:ascii="Times New Roman" w:hAnsi="Times New Roman" w:eastAsia="SimHei"/>
+          <w:b w:val="0"/>
+          <w:color w:val="000000"/>
+          <w:sz w:val="24"/>
         </w:rPr>
         <w:t xml:space="preserve">题干</w:t>
       </w:r>
@@ -6630,10 +8130,15 @@
     <w:p>
       <w:pPr>
         <w:pStyle w:val="FirstParagraph"/>
-      </w:pPr>
-      <w:r>
-        <w:rPr>
-          <w:rFonts w:ascii="Microsoft YaHei" w:hAnsi="Microsoft YaHei" w:eastAsia="Microsoft YaHei"/>
+        <w:spacing w:line="240" w:lineRule="auto" w:before="0" w:after="80"/>
+        <w:ind w:firstLine="480"/>
+      </w:pPr>
+      <w:r>
+        <w:rPr>
+          <w:rFonts w:ascii="Times New Roman" w:hAnsi="Times New Roman" w:eastAsia="SimSun"/>
+          <w:b w:val="0"/>
+          <w:color w:val="000000"/>
+          <w:sz w:val="24"/>
         </w:rPr>
         <w:t xml:space="preserve">请沿用你在 O2 中已经固定的同一对象、简化模型与最小三域表征，不得更换对象。围绕该对象当前的基线方案，完成一次“结构机理诊断”。</w:t>
       </w:r>
@@ -6641,10 +8146,15 @@
     <w:p>
       <w:pPr>
         <w:pStyle w:val="BodyText"/>
-      </w:pPr>
-      <w:r>
-        <w:rPr>
-          <w:rFonts w:ascii="Microsoft YaHei" w:hAnsi="Microsoft YaHei" w:eastAsia="Microsoft YaHei"/>
+        <w:spacing w:line="240" w:lineRule="auto" w:before="0" w:after="80"/>
+        <w:ind w:firstLine="480"/>
+      </w:pPr>
+      <w:r>
+        <w:rPr>
+          <w:rFonts w:ascii="Times New Roman" w:hAnsi="Times New Roman" w:eastAsia="SimSun"/>
+          <w:b w:val="0"/>
+          <w:color w:val="000000"/>
+          <w:sz w:val="24"/>
         </w:rPr>
         <w:t xml:space="preserve">请完成以下内容：</w:t>
       </w:r>
@@ -6656,35 +8166,52 @@
           <w:numId w:val="1012"/>
         </w:numPr>
         <w:pStyle w:val="Compact"/>
-      </w:pPr>
-      <w:r>
-        <w:rPr>
-          <w:rFonts w:ascii="Microsoft YaHei" w:hAnsi="Microsoft YaHei" w:eastAsia="Microsoft YaHei"/>
+        <w:spacing w:line="240" w:lineRule="auto" w:before="0" w:after="80"/>
+        <w:ind w:firstLine="480"/>
+      </w:pPr>
+      <w:r>
+        <w:rPr>
+          <w:rFonts w:ascii="Times New Roman" w:hAnsi="Times New Roman" w:eastAsia="SimSun"/>
+          <w:b w:val="0"/>
+          <w:color w:val="000000"/>
+          <w:sz w:val="24"/>
         </w:rPr>
         <w:t xml:space="preserve">先在“稳定问题 / 动态问题 / 稳态问题”中判断当前最主要的问题属于哪一类，并用 O2 中已有模型、响应或仿真结果给出</w:t>
       </w:r>
       <w:r>
         <w:rPr>
-          <w:rFonts w:ascii="Microsoft YaHei" w:hAnsi="Microsoft YaHei" w:eastAsia="Microsoft YaHei"/>
+          <w:rFonts w:ascii="Times New Roman" w:hAnsi="Times New Roman" w:eastAsia="SimSun"/>
+          <w:b w:val="0"/>
+          <w:color w:val="000000"/>
+          <w:sz w:val="24"/>
         </w:rPr>
         <w:t xml:space="preserve"> </w:t>
       </w:r>
       <w:r>
         <w:rPr>
           <w:rStyle w:val="VerbatimChar"/>
-          <w:rFonts w:ascii="Microsoft YaHei" w:hAnsi="Microsoft YaHei" w:eastAsia="Microsoft YaHei"/>
+          <w:rFonts w:ascii="Times New Roman" w:hAnsi="Times New Roman" w:eastAsia="SimSun"/>
+          <w:b w:val="0"/>
+          <w:color w:val="000000"/>
+          <w:sz w:val="24"/>
         </w:rPr>
         <w:t xml:space="preserve">1-2</w:t>
       </w:r>
       <w:r>
         <w:rPr>
-          <w:rFonts w:ascii="Microsoft YaHei" w:hAnsi="Microsoft YaHei" w:eastAsia="Microsoft YaHei"/>
-        </w:rPr>
-        <w:t xml:space="preserve"> </w:t>
-      </w:r>
-      <w:r>
-        <w:rPr>
-          <w:rFonts w:ascii="Microsoft YaHei" w:hAnsi="Microsoft YaHei" w:eastAsia="Microsoft YaHei"/>
+          <w:rFonts w:ascii="Times New Roman" w:hAnsi="Times New Roman" w:eastAsia="SimSun"/>
+          <w:b w:val="0"/>
+          <w:color w:val="000000"/>
+          <w:sz w:val="24"/>
+        </w:rPr>
+        <w:t xml:space="preserve"> </w:t>
+      </w:r>
+      <w:r>
+        <w:rPr>
+          <w:rFonts w:ascii="Times New Roman" w:hAnsi="Times New Roman" w:eastAsia="SimSun"/>
+          <w:b w:val="0"/>
+          <w:color w:val="000000"/>
+          <w:sz w:val="24"/>
         </w:rPr>
         <w:t xml:space="preserve">条直接证据。</w:t>
       </w:r>
@@ -6696,10 +8223,15 @@
           <w:numId w:val="1012"/>
         </w:numPr>
         <w:pStyle w:val="Compact"/>
-      </w:pPr>
-      <w:r>
-        <w:rPr>
-          <w:rFonts w:ascii="Microsoft YaHei" w:hAnsi="Microsoft YaHei" w:eastAsia="Microsoft YaHei"/>
+        <w:spacing w:line="240" w:lineRule="auto" w:before="0" w:after="80"/>
+        <w:ind w:firstLine="480"/>
+      </w:pPr>
+      <w:r>
+        <w:rPr>
+          <w:rFonts w:ascii="Times New Roman" w:hAnsi="Times New Roman" w:eastAsia="SimSun"/>
+          <w:b w:val="0"/>
+          <w:color w:val="000000"/>
+          <w:sz w:val="24"/>
         </w:rPr>
         <w:t xml:space="preserve">明确说明它属于哪条机理线。不能只说“响应不好”，必须说清你为什么把它判为稳定机理线、动态机理线或稳态机理线。</w:t>
       </w:r>
@@ -6711,10 +8243,15 @@
           <w:numId w:val="1012"/>
         </w:numPr>
         <w:pStyle w:val="Compact"/>
-      </w:pPr>
-      <w:r>
-        <w:rPr>
-          <w:rFonts w:ascii="Microsoft YaHei" w:hAnsi="Microsoft YaHei" w:eastAsia="Microsoft YaHei"/>
+        <w:spacing w:line="240" w:lineRule="auto" w:before="0" w:after="80"/>
+        <w:ind w:firstLine="480"/>
+      </w:pPr>
+      <w:r>
+        <w:rPr>
+          <w:rFonts w:ascii="Times New Roman" w:hAnsi="Times New Roman" w:eastAsia="SimSun"/>
+          <w:b w:val="0"/>
+          <w:color w:val="000000"/>
+          <w:sz w:val="24"/>
         </w:rPr>
         <w:t xml:space="preserve">只使用本阶段允许的语言，对主要问题给出结构机理解释。允许使用：稳定边界、极点位置、主导极点、增益变化与极点迁移、根轨迹趋势、时域响应现象。若你选择“稳态问题”，只能用 O2 中可直接观察的终值偏差或低频现象作证据，不得调用型别、积分、静态误差系数等后续语言。</w:t>
       </w:r>
@@ -6726,102 +8263,152 @@
           <w:numId w:val="1012"/>
         </w:numPr>
         <w:pStyle w:val="Compact"/>
-      </w:pPr>
-      <w:r>
-        <w:rPr>
-          <w:rFonts w:ascii="Microsoft YaHei" w:hAnsi="Microsoft YaHei" w:eastAsia="Microsoft YaHei"/>
+        <w:spacing w:line="240" w:lineRule="auto" w:before="0" w:after="80"/>
+        <w:ind w:firstLine="480"/>
+      </w:pPr>
+      <w:r>
+        <w:rPr>
+          <w:rFonts w:ascii="Times New Roman" w:hAnsi="Times New Roman" w:eastAsia="SimSun"/>
+          <w:b w:val="0"/>
+          <w:color w:val="000000"/>
+          <w:sz w:val="24"/>
         </w:rPr>
         <w:t xml:space="preserve">给出</w:t>
       </w:r>
       <w:r>
         <w:rPr>
-          <w:rFonts w:ascii="Microsoft YaHei" w:hAnsi="Microsoft YaHei" w:eastAsia="Microsoft YaHei"/>
+          <w:rFonts w:ascii="Times New Roman" w:hAnsi="Times New Roman" w:eastAsia="SimSun"/>
+          <w:b w:val="0"/>
+          <w:color w:val="000000"/>
+          <w:sz w:val="24"/>
         </w:rPr>
         <w:t xml:space="preserve"> </w:t>
       </w:r>
       <w:r>
         <w:rPr>
           <w:rStyle w:val="VerbatimChar"/>
-          <w:rFonts w:ascii="Microsoft YaHei" w:hAnsi="Microsoft YaHei" w:eastAsia="Microsoft YaHei"/>
+          <w:rFonts w:ascii="Times New Roman" w:hAnsi="Times New Roman" w:eastAsia="SimSun"/>
+          <w:b w:val="0"/>
+          <w:color w:val="000000"/>
+          <w:sz w:val="24"/>
         </w:rPr>
         <w:t xml:space="preserve">1</w:t>
       </w:r>
       <w:r>
         <w:rPr>
-          <w:rFonts w:ascii="Microsoft YaHei" w:hAnsi="Microsoft YaHei" w:eastAsia="Microsoft YaHei"/>
-        </w:rPr>
-        <w:t xml:space="preserve"> </w:t>
-      </w:r>
-      <w:r>
-        <w:rPr>
-          <w:rFonts w:ascii="Microsoft YaHei" w:hAnsi="Microsoft YaHei" w:eastAsia="Microsoft YaHei"/>
+          <w:rFonts w:ascii="Times New Roman" w:hAnsi="Times New Roman" w:eastAsia="SimSun"/>
+          <w:b w:val="0"/>
+          <w:color w:val="000000"/>
+          <w:sz w:val="24"/>
+        </w:rPr>
+        <w:t xml:space="preserve"> </w:t>
+      </w:r>
+      <w:r>
+        <w:rPr>
+          <w:rFonts w:ascii="Times New Roman" w:hAnsi="Times New Roman" w:eastAsia="SimSun"/>
+          <w:b w:val="0"/>
+          <w:color w:val="000000"/>
+          <w:sz w:val="24"/>
         </w:rPr>
         <w:t xml:space="preserve">张必要图表或对照表，并用</w:t>
       </w:r>
       <w:r>
         <w:rPr>
-          <w:rFonts w:ascii="Microsoft YaHei" w:hAnsi="Microsoft YaHei" w:eastAsia="Microsoft YaHei"/>
+          <w:rFonts w:ascii="Times New Roman" w:hAnsi="Times New Roman" w:eastAsia="SimSun"/>
+          <w:b w:val="0"/>
+          <w:color w:val="000000"/>
+          <w:sz w:val="24"/>
         </w:rPr>
         <w:t xml:space="preserve"> </w:t>
       </w:r>
       <w:r>
         <w:rPr>
           <w:rStyle w:val="VerbatimChar"/>
-          <w:rFonts w:ascii="Microsoft YaHei" w:hAnsi="Microsoft YaHei" w:eastAsia="Microsoft YaHei"/>
+          <w:rFonts w:ascii="Times New Roman" w:hAnsi="Times New Roman" w:eastAsia="SimSun"/>
+          <w:b w:val="0"/>
+          <w:color w:val="000000"/>
+          <w:sz w:val="24"/>
         </w:rPr>
         <w:t xml:space="preserve">2-3</w:t>
       </w:r>
       <w:r>
         <w:rPr>
-          <w:rFonts w:ascii="Microsoft YaHei" w:hAnsi="Microsoft YaHei" w:eastAsia="Microsoft YaHei"/>
-        </w:rPr>
-        <w:t xml:space="preserve"> </w:t>
-      </w:r>
-      <w:r>
-        <w:rPr>
-          <w:rFonts w:ascii="Microsoft YaHei" w:hAnsi="Microsoft YaHei" w:eastAsia="Microsoft YaHei"/>
+          <w:rFonts w:ascii="Times New Roman" w:hAnsi="Times New Roman" w:eastAsia="SimSun"/>
+          <w:b w:val="0"/>
+          <w:color w:val="000000"/>
+          <w:sz w:val="24"/>
+        </w:rPr>
+        <w:t xml:space="preserve"> </w:t>
+      </w:r>
+      <w:r>
+        <w:rPr>
+          <w:rFonts w:ascii="Times New Roman" w:hAnsi="Times New Roman" w:eastAsia="SimSun"/>
+          <w:b w:val="0"/>
+          <w:color w:val="000000"/>
+          <w:sz w:val="24"/>
         </w:rPr>
         <w:t xml:space="preserve">句说明该图表支持了哪条诊断。图表可采用“极点-响应对照”</w:t>
       </w:r>
       <w:r>
         <w:rPr>
-          <w:rFonts w:ascii="Microsoft YaHei" w:hAnsi="Microsoft YaHei" w:eastAsia="Microsoft YaHei"/>
+          <w:rFonts w:ascii="Times New Roman" w:hAnsi="Times New Roman" w:eastAsia="SimSun"/>
+          <w:b w:val="0"/>
+          <w:color w:val="000000"/>
+          <w:sz w:val="24"/>
         </w:rPr>
         <w:t xml:space="preserve">“</w:t>
       </w:r>
       <w:r>
         <w:rPr>
-          <w:rFonts w:ascii="Microsoft YaHei" w:hAnsi="Microsoft YaHei" w:eastAsia="Microsoft YaHei"/>
+          <w:rFonts w:ascii="Times New Roman" w:hAnsi="Times New Roman" w:eastAsia="SimSun"/>
+          <w:b w:val="0"/>
+          <w:color w:val="000000"/>
+          <w:sz w:val="24"/>
         </w:rPr>
         <w:t xml:space="preserve">增益-极点迁移对照</w:t>
       </w:r>
       <w:r>
         <w:rPr>
-          <w:rFonts w:ascii="Microsoft YaHei" w:hAnsi="Microsoft YaHei" w:eastAsia="Microsoft YaHei"/>
+          <w:rFonts w:ascii="Times New Roman" w:hAnsi="Times New Roman" w:eastAsia="SimSun"/>
+          <w:b w:val="0"/>
+          <w:color w:val="000000"/>
+          <w:sz w:val="24"/>
         </w:rPr>
         <w:t xml:space="preserve">”</w:t>
       </w:r>
       <w:r>
         <w:rPr>
-          <w:rFonts w:ascii="Microsoft YaHei" w:hAnsi="Microsoft YaHei" w:eastAsia="Microsoft YaHei"/>
+          <w:rFonts w:ascii="Times New Roman" w:hAnsi="Times New Roman" w:eastAsia="SimSun"/>
+          <w:b w:val="0"/>
+          <w:color w:val="000000"/>
+          <w:sz w:val="24"/>
         </w:rPr>
         <w:t xml:space="preserve">“</w:t>
       </w:r>
       <w:r>
         <w:rPr>
-          <w:rFonts w:ascii="Microsoft YaHei" w:hAnsi="Microsoft YaHei" w:eastAsia="Microsoft YaHei"/>
+          <w:rFonts w:ascii="Times New Roman" w:hAnsi="Times New Roman" w:eastAsia="SimSun"/>
+          <w:b w:val="0"/>
+          <w:color w:val="000000"/>
+          <w:sz w:val="24"/>
         </w:rPr>
         <w:t xml:space="preserve">模型参数-现象对照</w:t>
       </w:r>
       <w:r>
         <w:rPr>
-          <w:rFonts w:ascii="Microsoft YaHei" w:hAnsi="Microsoft YaHei" w:eastAsia="Microsoft YaHei"/>
+          <w:rFonts w:ascii="Times New Roman" w:hAnsi="Times New Roman" w:eastAsia="SimSun"/>
+          <w:b w:val="0"/>
+          <w:color w:val="000000"/>
+          <w:sz w:val="24"/>
         </w:rPr>
         <w:t xml:space="preserve">”</w:t>
       </w:r>
       <w:r>
         <w:rPr>
-          <w:rFonts w:ascii="Microsoft YaHei" w:hAnsi="Microsoft YaHei" w:eastAsia="Microsoft YaHei"/>
+          <w:rFonts w:ascii="Times New Roman" w:hAnsi="Times New Roman" w:eastAsia="SimSun"/>
+          <w:b w:val="0"/>
+          <w:color w:val="000000"/>
+          <w:sz w:val="24"/>
         </w:rPr>
         <w:t xml:space="preserve">等形式。</w:t>
       </w:r>
@@ -6833,35 +8420,52 @@
           <w:numId w:val="1012"/>
         </w:numPr>
         <w:pStyle w:val="Compact"/>
-      </w:pPr>
-      <w:r>
-        <w:rPr>
-          <w:rFonts w:ascii="Microsoft YaHei" w:hAnsi="Microsoft YaHei" w:eastAsia="Microsoft YaHei"/>
+        <w:spacing w:line="240" w:lineRule="auto" w:before="0" w:after="80"/>
+        <w:ind w:firstLine="480"/>
+      </w:pPr>
+      <w:r>
+        <w:rPr>
+          <w:rFonts w:ascii="Times New Roman" w:hAnsi="Times New Roman" w:eastAsia="SimSun"/>
+          <w:b w:val="0"/>
+          <w:color w:val="000000"/>
+          <w:sz w:val="24"/>
         </w:rPr>
         <w:t xml:space="preserve">若诊断涉及动态或稳定判断，必须附</w:t>
       </w:r>
       <w:r>
         <w:rPr>
-          <w:rFonts w:ascii="Microsoft YaHei" w:hAnsi="Microsoft YaHei" w:eastAsia="Microsoft YaHei"/>
+          <w:rFonts w:ascii="Times New Roman" w:hAnsi="Times New Roman" w:eastAsia="SimSun"/>
+          <w:b w:val="0"/>
+          <w:color w:val="000000"/>
+          <w:sz w:val="24"/>
         </w:rPr>
         <w:t xml:space="preserve"> </w:t>
       </w:r>
       <w:r>
         <w:rPr>
           <w:rStyle w:val="VerbatimChar"/>
-          <w:rFonts w:ascii="Microsoft YaHei" w:hAnsi="Microsoft YaHei" w:eastAsia="Microsoft YaHei"/>
+          <w:rFonts w:ascii="Times New Roman" w:hAnsi="Times New Roman" w:eastAsia="SimSun"/>
+          <w:b w:val="0"/>
+          <w:color w:val="000000"/>
+          <w:sz w:val="24"/>
         </w:rPr>
         <w:t xml:space="preserve">MATLAB/Octave</w:t>
       </w:r>
       <w:r>
         <w:rPr>
-          <w:rFonts w:ascii="Microsoft YaHei" w:hAnsi="Microsoft YaHei" w:eastAsia="Microsoft YaHei"/>
-        </w:rPr>
-        <w:t xml:space="preserve"> </w:t>
-      </w:r>
-      <w:r>
-        <w:rPr>
-          <w:rFonts w:ascii="Microsoft YaHei" w:hAnsi="Microsoft YaHei" w:eastAsia="Microsoft YaHei"/>
+          <w:rFonts w:ascii="Times New Roman" w:hAnsi="Times New Roman" w:eastAsia="SimSun"/>
+          <w:b w:val="0"/>
+          <w:color w:val="000000"/>
+          <w:sz w:val="24"/>
+        </w:rPr>
+        <w:t xml:space="preserve"> </w:t>
+      </w:r>
+      <w:r>
+        <w:rPr>
+          <w:rFonts w:ascii="Times New Roman" w:hAnsi="Times New Roman" w:eastAsia="SimSun"/>
+          <w:b w:val="0"/>
+          <w:color w:val="000000"/>
+          <w:sz w:val="24"/>
         </w:rPr>
         <w:t xml:space="preserve">仿真代码、结果图与最小复现实验说明。</w:t>
       </w:r>
@@ -6873,10 +8477,15 @@
           <w:numId w:val="1012"/>
         </w:numPr>
         <w:pStyle w:val="Compact"/>
-      </w:pPr>
-      <w:r>
-        <w:rPr>
-          <w:rFonts w:ascii="Microsoft YaHei" w:hAnsi="Microsoft YaHei" w:eastAsia="Microsoft YaHei"/>
+        <w:spacing w:line="240" w:lineRule="auto" w:before="0" w:after="80"/>
+        <w:ind w:firstLine="480"/>
+      </w:pPr>
+      <w:r>
+        <w:rPr>
+          <w:rFonts w:ascii="Times New Roman" w:hAnsi="Times New Roman" w:eastAsia="SimSun"/>
+          <w:b w:val="0"/>
+          <w:color w:val="000000"/>
+          <w:sz w:val="24"/>
         </w:rPr>
         <w:t xml:space="preserve">最后用“主要矛盾清单”收束：写出当前主要矛盾、一个次要矛盾，以及为什么本次不进入控制结构最终定夺。</w:t>
       </w:r>
@@ -6888,29 +8497,43 @@
           <w:numId w:val="1012"/>
         </w:numPr>
         <w:pStyle w:val="Compact"/>
-      </w:pPr>
-      <w:r>
-        <w:rPr>
-          <w:rFonts w:ascii="Microsoft YaHei" w:hAnsi="Microsoft YaHei" w:eastAsia="Microsoft YaHei"/>
+        <w:spacing w:line="240" w:lineRule="auto" w:before="0" w:after="80"/>
+        <w:ind w:firstLine="480"/>
+      </w:pPr>
+      <w:r>
+        <w:rPr>
+          <w:rFonts w:ascii="Times New Roman" w:hAnsi="Times New Roman" w:eastAsia="SimSun"/>
+          <w:b w:val="0"/>
+          <w:color w:val="000000"/>
+          <w:sz w:val="24"/>
         </w:rPr>
         <w:t xml:space="preserve">附</w:t>
       </w:r>
       <w:r>
         <w:rPr>
-          <w:rFonts w:ascii="Microsoft YaHei" w:hAnsi="Microsoft YaHei" w:eastAsia="Microsoft YaHei"/>
+          <w:rFonts w:ascii="Times New Roman" w:hAnsi="Times New Roman" w:eastAsia="SimSun"/>
+          <w:b w:val="0"/>
+          <w:color w:val="000000"/>
+          <w:sz w:val="24"/>
         </w:rPr>
         <w:t xml:space="preserve"> </w:t>
       </w:r>
       <w:r>
         <w:rPr>
           <w:rStyle w:val="VerbatimChar"/>
-          <w:rFonts w:ascii="Microsoft YaHei" w:hAnsi="Microsoft YaHei" w:eastAsia="Microsoft YaHei"/>
+          <w:rFonts w:ascii="Times New Roman" w:hAnsi="Times New Roman" w:eastAsia="SimSun"/>
+          <w:b w:val="0"/>
+          <w:color w:val="000000"/>
+          <w:sz w:val="24"/>
         </w:rPr>
         <w:t xml:space="preserve">AI 使用记录摘要</w:t>
       </w:r>
       <w:r>
         <w:rPr>
-          <w:rFonts w:ascii="Microsoft YaHei" w:hAnsi="Microsoft YaHei" w:eastAsia="Microsoft YaHei"/>
+          <w:rFonts w:ascii="Times New Roman" w:hAnsi="Times New Roman" w:eastAsia="SimSun"/>
+          <w:b w:val="0"/>
+          <w:color w:val="000000"/>
+          <w:sz w:val="24"/>
         </w:rPr>
         <w:t xml:space="preserve">，写明你如何使用 AI、如何核查和修改 AI 输出。</w:t>
       </w:r>
@@ -6918,10 +8541,15 @@
     <w:p>
       <w:pPr>
         <w:pStyle w:val="FirstParagraph"/>
-      </w:pPr>
-      <w:r>
-        <w:rPr>
-          <w:rFonts w:ascii="Microsoft YaHei" w:hAnsi="Microsoft YaHei" w:eastAsia="Microsoft YaHei"/>
+        <w:spacing w:line="240" w:lineRule="auto" w:before="0" w:after="80"/>
+        <w:ind w:firstLine="480"/>
+      </w:pPr>
+      <w:r>
+        <w:rPr>
+          <w:rFonts w:ascii="Times New Roman" w:hAnsi="Times New Roman" w:eastAsia="SimSun"/>
+          <w:b w:val="0"/>
+          <w:color w:val="000000"/>
+          <w:sz w:val="24"/>
         </w:rPr>
         <w:t xml:space="preserve">提交约束：</w:t>
       </w:r>
@@ -6933,35 +8561,52 @@
           <w:numId w:val="1013"/>
         </w:numPr>
         <w:pStyle w:val="Compact"/>
-      </w:pPr>
-      <w:r>
-        <w:rPr>
-          <w:rFonts w:ascii="Microsoft YaHei" w:hAnsi="Microsoft YaHei" w:eastAsia="Microsoft YaHei"/>
+        <w:spacing w:line="240" w:lineRule="auto" w:before="0" w:after="80"/>
+        <w:ind w:firstLine="480"/>
+      </w:pPr>
+      <w:r>
+        <w:rPr>
+          <w:rFonts w:ascii="Times New Roman" w:hAnsi="Times New Roman" w:eastAsia="SimSun"/>
+          <w:b w:val="0"/>
+          <w:color w:val="000000"/>
+          <w:sz w:val="24"/>
         </w:rPr>
         <w:t xml:space="preserve">主体正文不超过</w:t>
       </w:r>
       <w:r>
         <w:rPr>
-          <w:rFonts w:ascii="Microsoft YaHei" w:hAnsi="Microsoft YaHei" w:eastAsia="Microsoft YaHei"/>
+          <w:rFonts w:ascii="Times New Roman" w:hAnsi="Times New Roman" w:eastAsia="SimSun"/>
+          <w:b w:val="0"/>
+          <w:color w:val="000000"/>
+          <w:sz w:val="24"/>
         </w:rPr>
         <w:t xml:space="preserve"> </w:t>
       </w:r>
       <w:r>
         <w:rPr>
           <w:rStyle w:val="VerbatimChar"/>
-          <w:rFonts w:ascii="Microsoft YaHei" w:hAnsi="Microsoft YaHei" w:eastAsia="Microsoft YaHei"/>
+          <w:rFonts w:ascii="Times New Roman" w:hAnsi="Times New Roman" w:eastAsia="SimSun"/>
+          <w:b w:val="0"/>
+          <w:color w:val="000000"/>
+          <w:sz w:val="24"/>
         </w:rPr>
         <w:t xml:space="preserve">700</w:t>
       </w:r>
       <w:r>
         <w:rPr>
-          <w:rFonts w:ascii="Microsoft YaHei" w:hAnsi="Microsoft YaHei" w:eastAsia="Microsoft YaHei"/>
-        </w:rPr>
-        <w:t xml:space="preserve"> </w:t>
-      </w:r>
-      <w:r>
-        <w:rPr>
-          <w:rFonts w:ascii="Microsoft YaHei" w:hAnsi="Microsoft YaHei" w:eastAsia="Microsoft YaHei"/>
+          <w:rFonts w:ascii="Times New Roman" w:hAnsi="Times New Roman" w:eastAsia="SimSun"/>
+          <w:b w:val="0"/>
+          <w:color w:val="000000"/>
+          <w:sz w:val="24"/>
+        </w:rPr>
+        <w:t xml:space="preserve"> </w:t>
+      </w:r>
+      <w:r>
+        <w:rPr>
+          <w:rFonts w:ascii="Times New Roman" w:hAnsi="Times New Roman" w:eastAsia="SimSun"/>
+          <w:b w:val="0"/>
+          <w:color w:val="000000"/>
+          <w:sz w:val="24"/>
         </w:rPr>
         <w:t xml:space="preserve">字。</w:t>
       </w:r>
@@ -6973,35 +8618,52 @@
           <w:numId w:val="1013"/>
         </w:numPr>
         <w:pStyle w:val="Compact"/>
-      </w:pPr>
-      <w:r>
-        <w:rPr>
-          <w:rFonts w:ascii="Microsoft YaHei" w:hAnsi="Microsoft YaHei" w:eastAsia="Microsoft YaHei"/>
+        <w:spacing w:line="240" w:lineRule="auto" w:before="0" w:after="80"/>
+        <w:ind w:firstLine="480"/>
+      </w:pPr>
+      <w:r>
+        <w:rPr>
+          <w:rFonts w:ascii="Times New Roman" w:hAnsi="Times New Roman" w:eastAsia="SimSun"/>
+          <w:b w:val="0"/>
+          <w:color w:val="000000"/>
+          <w:sz w:val="24"/>
         </w:rPr>
         <w:t xml:space="preserve">允许附</w:t>
       </w:r>
       <w:r>
         <w:rPr>
-          <w:rFonts w:ascii="Microsoft YaHei" w:hAnsi="Microsoft YaHei" w:eastAsia="Microsoft YaHei"/>
+          <w:rFonts w:ascii="Times New Roman" w:hAnsi="Times New Roman" w:eastAsia="SimSun"/>
+          <w:b w:val="0"/>
+          <w:color w:val="000000"/>
+          <w:sz w:val="24"/>
         </w:rPr>
         <w:t xml:space="preserve"> </w:t>
       </w:r>
       <w:r>
         <w:rPr>
           <w:rStyle w:val="VerbatimChar"/>
-          <w:rFonts w:ascii="Microsoft YaHei" w:hAnsi="Microsoft YaHei" w:eastAsia="Microsoft YaHei"/>
+          <w:rFonts w:ascii="Times New Roman" w:hAnsi="Times New Roman" w:eastAsia="SimSun"/>
+          <w:b w:val="0"/>
+          <w:color w:val="000000"/>
+          <w:sz w:val="24"/>
         </w:rPr>
         <w:t xml:space="preserve">1-3</w:t>
       </w:r>
       <w:r>
         <w:rPr>
-          <w:rFonts w:ascii="Microsoft YaHei" w:hAnsi="Microsoft YaHei" w:eastAsia="Microsoft YaHei"/>
-        </w:rPr>
-        <w:t xml:space="preserve"> </w:t>
-      </w:r>
-      <w:r>
-        <w:rPr>
-          <w:rFonts w:ascii="Microsoft YaHei" w:hAnsi="Microsoft YaHei" w:eastAsia="Microsoft YaHei"/>
+          <w:rFonts w:ascii="Times New Roman" w:hAnsi="Times New Roman" w:eastAsia="SimSun"/>
+          <w:b w:val="0"/>
+          <w:color w:val="000000"/>
+          <w:sz w:val="24"/>
+        </w:rPr>
+        <w:t xml:space="preserve"> </w:t>
+      </w:r>
+      <w:r>
+        <w:rPr>
+          <w:rFonts w:ascii="Times New Roman" w:hAnsi="Times New Roman" w:eastAsia="SimSun"/>
+          <w:b w:val="0"/>
+          <w:color w:val="000000"/>
+          <w:sz w:val="24"/>
         </w:rPr>
         <w:t xml:space="preserve">张图、表或示意图。</w:t>
       </w:r>
@@ -7013,10 +8675,15 @@
           <w:numId w:val="1013"/>
         </w:numPr>
         <w:pStyle w:val="Compact"/>
-      </w:pPr>
-      <w:r>
-        <w:rPr>
-          <w:rFonts w:ascii="Microsoft YaHei" w:hAnsi="Microsoft YaHei" w:eastAsia="Microsoft YaHei"/>
+        <w:spacing w:line="240" w:lineRule="auto" w:before="0" w:after="80"/>
+        <w:ind w:firstLine="480"/>
+      </w:pPr>
+      <w:r>
+        <w:rPr>
+          <w:rFonts w:ascii="Times New Roman" w:hAnsi="Times New Roman" w:eastAsia="SimSun"/>
+          <w:b w:val="0"/>
+          <w:color w:val="000000"/>
+          <w:sz w:val="24"/>
         </w:rPr>
         <w:t xml:space="preserve">本题只做机理诊断，不做控制结构最终定夺，不允许写成完整设计报告。</w:t>
       </w:r>
@@ -7028,10 +8695,15 @@
           <w:numId w:val="1013"/>
         </w:numPr>
         <w:pStyle w:val="Compact"/>
-      </w:pPr>
-      <w:r>
-        <w:rPr>
-          <w:rFonts w:ascii="Microsoft YaHei" w:hAnsi="Microsoft YaHei" w:eastAsia="Microsoft YaHei"/>
+        <w:spacing w:line="240" w:lineRule="auto" w:before="0" w:after="80"/>
+        <w:ind w:firstLine="480"/>
+      </w:pPr>
+      <w:r>
+        <w:rPr>
+          <w:rFonts w:ascii="Times New Roman" w:hAnsi="Times New Roman" w:eastAsia="SimSun"/>
+          <w:b w:val="0"/>
+          <w:color w:val="000000"/>
+          <w:sz w:val="24"/>
         </w:rPr>
         <w:t xml:space="preserve">不得调用零点、型别、积分稳态改善、Nyquist 判据、Bode 判稳或完整控制器选型语言。</w:t>
       </w:r>
@@ -7041,10 +8713,15 @@
     <w:p>
       <w:pPr>
         <w:pStyle w:val="Heading3"/>
-      </w:pPr>
-      <w:r>
-        <w:rPr>
-          <w:rFonts w:ascii="Microsoft YaHei" w:hAnsi="Microsoft YaHei" w:eastAsia="Microsoft YaHei"/>
+        <w:spacing w:line="240" w:lineRule="auto" w:before="0" w:after="80"/>
+        <w:ind w:firstLine="0"/>
+      </w:pPr>
+      <w:r>
+        <w:rPr>
+          <w:rFonts w:ascii="Times New Roman" w:hAnsi="Times New Roman" w:eastAsia="SimHei"/>
+          <w:b w:val="0"/>
+          <w:color w:val="000000"/>
+          <w:sz w:val="24"/>
         </w:rPr>
         <w:t xml:space="preserve">参考答案</w:t>
       </w:r>
@@ -7052,60 +8729,89 @@
     <w:p>
       <w:pPr>
         <w:pStyle w:val="FirstParagraph"/>
-      </w:pPr>
-      <w:r>
-        <w:rPr>
-          <w:rFonts w:ascii="Microsoft YaHei" w:hAnsi="Microsoft YaHei" w:eastAsia="Microsoft YaHei"/>
+        <w:spacing w:line="240" w:lineRule="auto" w:before="0" w:after="80"/>
+        <w:ind w:firstLine="480"/>
+      </w:pPr>
+      <w:r>
+        <w:rPr>
+          <w:rFonts w:ascii="Times New Roman" w:hAnsi="Times New Roman" w:eastAsia="SimSun"/>
+          <w:b w:val="0"/>
+          <w:color w:val="000000"/>
+          <w:sz w:val="24"/>
         </w:rPr>
         <w:t xml:space="preserve">以下示例答案仅用于说明</w:t>
       </w:r>
       <w:r>
         <w:rPr>
-          <w:rFonts w:ascii="Microsoft YaHei" w:hAnsi="Microsoft YaHei" w:eastAsia="Microsoft YaHei"/>
+          <w:rFonts w:ascii="Times New Roman" w:hAnsi="Times New Roman" w:eastAsia="SimSun"/>
+          <w:b w:val="0"/>
+          <w:color w:val="000000"/>
+          <w:sz w:val="24"/>
         </w:rPr>
         <w:t xml:space="preserve"> </w:t>
       </w:r>
       <w:r>
         <w:rPr>
           <w:rStyle w:val="VerbatimChar"/>
-          <w:rFonts w:ascii="Microsoft YaHei" w:hAnsi="Microsoft YaHei" w:eastAsia="Microsoft YaHei"/>
+          <w:rFonts w:ascii="Times New Roman" w:hAnsi="Times New Roman" w:eastAsia="SimSun"/>
+          <w:b w:val="0"/>
+          <w:color w:val="000000"/>
+          <w:sz w:val="24"/>
         </w:rPr>
         <w:t xml:space="preserve">O3</w:t>
       </w:r>
       <w:r>
         <w:rPr>
-          <w:rFonts w:ascii="Microsoft YaHei" w:hAnsi="Microsoft YaHei" w:eastAsia="Microsoft YaHei"/>
-        </w:rPr>
-        <w:t xml:space="preserve"> </w:t>
-      </w:r>
-      <w:r>
-        <w:rPr>
-          <w:rFonts w:ascii="Microsoft YaHei" w:hAnsi="Microsoft YaHei" w:eastAsia="Microsoft YaHei"/>
+          <w:rFonts w:ascii="Times New Roman" w:hAnsi="Times New Roman" w:eastAsia="SimSun"/>
+          <w:b w:val="0"/>
+          <w:color w:val="000000"/>
+          <w:sz w:val="24"/>
+        </w:rPr>
+        <w:t xml:space="preserve"> </w:t>
+      </w:r>
+      <w:r>
+        <w:rPr>
+          <w:rFonts w:ascii="Times New Roman" w:hAnsi="Times New Roman" w:eastAsia="SimSun"/>
+          <w:b w:val="0"/>
+          <w:color w:val="000000"/>
+          <w:sz w:val="24"/>
         </w:rPr>
         <w:t xml:space="preserve">应如何把</w:t>
       </w:r>
       <w:r>
         <w:rPr>
-          <w:rFonts w:ascii="Microsoft YaHei" w:hAnsi="Microsoft YaHei" w:eastAsia="Microsoft YaHei"/>
+          <w:rFonts w:ascii="Times New Roman" w:hAnsi="Times New Roman" w:eastAsia="SimSun"/>
+          <w:b w:val="0"/>
+          <w:color w:val="000000"/>
+          <w:sz w:val="24"/>
         </w:rPr>
         <w:t xml:space="preserve"> </w:t>
       </w:r>
       <w:r>
         <w:rPr>
           <w:rStyle w:val="VerbatimChar"/>
-          <w:rFonts w:ascii="Microsoft YaHei" w:hAnsi="Microsoft YaHei" w:eastAsia="Microsoft YaHei"/>
+          <w:rFonts w:ascii="Times New Roman" w:hAnsi="Times New Roman" w:eastAsia="SimSun"/>
+          <w:b w:val="0"/>
+          <w:color w:val="000000"/>
+          <w:sz w:val="24"/>
         </w:rPr>
         <w:t xml:space="preserve">O2</w:t>
       </w:r>
       <w:r>
         <w:rPr>
-          <w:rFonts w:ascii="Microsoft YaHei" w:hAnsi="Microsoft YaHei" w:eastAsia="Microsoft YaHei"/>
-        </w:rPr>
-        <w:t xml:space="preserve"> </w:t>
-      </w:r>
-      <w:r>
-        <w:rPr>
-          <w:rFonts w:ascii="Microsoft YaHei" w:hAnsi="Microsoft YaHei" w:eastAsia="Microsoft YaHei"/>
+          <w:rFonts w:ascii="Times New Roman" w:hAnsi="Times New Roman" w:eastAsia="SimSun"/>
+          <w:b w:val="0"/>
+          <w:color w:val="000000"/>
+          <w:sz w:val="24"/>
+        </w:rPr>
+        <w:t xml:space="preserve"> </w:t>
+      </w:r>
+      <w:r>
+        <w:rPr>
+          <w:rFonts w:ascii="Times New Roman" w:hAnsi="Times New Roman" w:eastAsia="SimSun"/>
+          <w:b w:val="0"/>
+          <w:color w:val="000000"/>
+          <w:sz w:val="24"/>
         </w:rPr>
         <w:t xml:space="preserve">的对象与模型继续往下推进。学生可以自选其他对象，但评分看的是“是否沿用前次对象、证据链是否自洽、机理线是否判准”，不要求与示例对象完全一致。</w:t>
       </w:r>
@@ -7114,10 +8820,15 @@
     <w:p>
       <w:pPr>
         <w:pStyle w:val="Heading4"/>
-      </w:pPr>
-      <w:r>
-        <w:rPr>
-          <w:rFonts w:ascii="Microsoft YaHei" w:hAnsi="Microsoft YaHei" w:eastAsia="Microsoft YaHei"/>
+        <w:spacing w:line="240" w:lineRule="auto" w:before="0" w:after="80"/>
+        <w:ind w:firstLine="480"/>
+      </w:pPr>
+      <w:r>
+        <w:rPr>
+          <w:rFonts w:ascii="Times New Roman" w:hAnsi="Times New Roman" w:eastAsia="SimSun"/>
+          <w:b w:val="0"/>
+          <w:color w:val="000000"/>
+          <w:sz w:val="24"/>
         </w:rPr>
         <w:t xml:space="preserve">示例对象：小型直流电机转速控制</w:t>
       </w:r>
@@ -7125,12 +8836,17 @@
     <w:p>
       <w:pPr>
         <w:pStyle w:val="FirstParagraph"/>
+        <w:spacing w:line="240" w:lineRule="auto" w:before="0" w:after="80"/>
+        <w:ind w:firstLine="480"/>
       </w:pPr>
       <w:r>
         <w:rPr>
           <w:bCs/>
-          <w:rFonts w:ascii="Microsoft YaHei" w:hAnsi="Microsoft YaHei" w:eastAsia="Microsoft YaHei"/>
-          <w:b/>
+          <w:rFonts w:ascii="Times New Roman" w:hAnsi="Times New Roman" w:eastAsia="SimHei"/>
+          <w:b w:val="0"/>
+          <w:i w:val="0"/>
+          <w:color w:val="000000"/>
+          <w:sz w:val="24"/>
         </w:rPr>
         <w:t xml:space="preserve">1. 沿用 O2 的对象与模型</w:t>
       </w:r>
@@ -7138,35 +8854,52 @@
     <w:p>
       <w:pPr>
         <w:pStyle w:val="BodyText"/>
-      </w:pPr>
-      <w:r>
-        <w:rPr>
-          <w:rFonts w:ascii="Microsoft YaHei" w:hAnsi="Microsoft YaHei" w:eastAsia="Microsoft YaHei"/>
+        <w:spacing w:line="240" w:lineRule="auto" w:before="0" w:after="80"/>
+        <w:ind w:firstLine="480"/>
+      </w:pPr>
+      <w:r>
+        <w:rPr>
+          <w:rFonts w:ascii="Times New Roman" w:hAnsi="Times New Roman" w:eastAsia="SimSun"/>
+          <w:b w:val="0"/>
+          <w:color w:val="000000"/>
+          <w:sz w:val="24"/>
         </w:rPr>
         <w:t xml:space="preserve">继续沿用</w:t>
       </w:r>
       <w:r>
         <w:rPr>
-          <w:rFonts w:ascii="Microsoft YaHei" w:hAnsi="Microsoft YaHei" w:eastAsia="Microsoft YaHei"/>
+          <w:rFonts w:ascii="Times New Roman" w:hAnsi="Times New Roman" w:eastAsia="SimSun"/>
+          <w:b w:val="0"/>
+          <w:color w:val="000000"/>
+          <w:sz w:val="24"/>
         </w:rPr>
         <w:t xml:space="preserve"> </w:t>
       </w:r>
       <w:r>
         <w:rPr>
           <w:rStyle w:val="VerbatimChar"/>
-          <w:rFonts w:ascii="Microsoft YaHei" w:hAnsi="Microsoft YaHei" w:eastAsia="Microsoft YaHei"/>
+          <w:rFonts w:ascii="Times New Roman" w:hAnsi="Times New Roman" w:eastAsia="SimSun"/>
+          <w:b w:val="0"/>
+          <w:color w:val="000000"/>
+          <w:sz w:val="24"/>
         </w:rPr>
         <w:t xml:space="preserve">O2</w:t>
       </w:r>
       <w:r>
         <w:rPr>
-          <w:rFonts w:ascii="Microsoft YaHei" w:hAnsi="Microsoft YaHei" w:eastAsia="Microsoft YaHei"/>
-        </w:rPr>
-        <w:t xml:space="preserve"> </w:t>
-      </w:r>
-      <w:r>
-        <w:rPr>
-          <w:rFonts w:ascii="Microsoft YaHei" w:hAnsi="Microsoft YaHei" w:eastAsia="Microsoft YaHei"/>
+          <w:rFonts w:ascii="Times New Roman" w:hAnsi="Times New Roman" w:eastAsia="SimSun"/>
+          <w:b w:val="0"/>
+          <w:color w:val="000000"/>
+          <w:sz w:val="24"/>
+        </w:rPr>
+        <w:t xml:space="preserve"> </w:t>
+      </w:r>
+      <w:r>
+        <w:rPr>
+          <w:rFonts w:ascii="Times New Roman" w:hAnsi="Times New Roman" w:eastAsia="SimSun"/>
+          <w:b w:val="0"/>
+          <w:color w:val="000000"/>
+          <w:sz w:val="24"/>
         </w:rPr>
         <w:t xml:space="preserve">中的示例对象“小型直流电机转速控制”，简化模型仍取</w:t>
       </w:r>
@@ -7174,6 +8907,8 @@
     <w:p>
       <w:pPr>
         <w:pStyle w:val="BodyText"/>
+        <w:spacing w:line="240" w:lineRule="auto" w:before="0" w:after="80"/>
+        <w:ind w:firstLine="0"/>
       </w:pPr>
       <m:oMathPara>
         <m:oMathParaPr>
@@ -7241,67 +8976,99 @@
     <w:p>
       <w:pPr>
         <w:pStyle w:val="FirstParagraph"/>
-      </w:pPr>
-      <w:r>
-        <w:rPr>
-          <w:rFonts w:ascii="Microsoft YaHei" w:hAnsi="Microsoft YaHei" w:eastAsia="Microsoft YaHei"/>
+        <w:spacing w:line="240" w:lineRule="auto" w:before="0" w:after="80"/>
+        <w:ind w:firstLine="480"/>
+      </w:pPr>
+      <w:r>
+        <w:rPr>
+          <w:rFonts w:ascii="Times New Roman" w:hAnsi="Times New Roman" w:eastAsia="SimSun"/>
+          <w:b w:val="0"/>
+          <w:color w:val="000000"/>
+          <w:sz w:val="24"/>
         </w:rPr>
         <w:t xml:space="preserve">为便于展示当前主要矛盾，可把当前基线方案近似理解为“单位反馈下的比例基线”，示例中取</w:t>
       </w:r>
       <w:r>
         <w:rPr>
-          <w:rFonts w:ascii="Microsoft YaHei" w:hAnsi="Microsoft YaHei" w:eastAsia="Microsoft YaHei"/>
+          <w:rFonts w:ascii="Times New Roman" w:hAnsi="Times New Roman" w:eastAsia="SimSun"/>
+          <w:b w:val="0"/>
+          <w:color w:val="000000"/>
+          <w:sz w:val="24"/>
         </w:rPr>
         <w:t xml:space="preserve"> </w:t>
       </w:r>
       <w:r>
         <w:rPr>
           <w:rStyle w:val="VerbatimChar"/>
-          <w:rFonts w:ascii="Microsoft YaHei" w:hAnsi="Microsoft YaHei" w:eastAsia="Microsoft YaHei"/>
+          <w:rFonts w:ascii="Times New Roman" w:hAnsi="Times New Roman" w:eastAsia="SimSun"/>
+          <w:b w:val="0"/>
+          <w:color w:val="000000"/>
+          <w:sz w:val="24"/>
         </w:rPr>
         <w:t xml:space="preserve">K_p=2.5</w:t>
       </w:r>
       <w:r>
         <w:rPr>
-          <w:rFonts w:ascii="Microsoft YaHei" w:hAnsi="Microsoft YaHei" w:eastAsia="Microsoft YaHei"/>
+          <w:rFonts w:ascii="Times New Roman" w:hAnsi="Times New Roman" w:eastAsia="SimSun"/>
+          <w:b w:val="0"/>
+          <w:color w:val="000000"/>
+          <w:sz w:val="24"/>
         </w:rPr>
         <w:t xml:space="preserve">，并把恒定负载扰动等效为附加常值项</w:t>
       </w:r>
       <w:r>
         <w:rPr>
-          <w:rFonts w:ascii="Microsoft YaHei" w:hAnsi="Microsoft YaHei" w:eastAsia="Microsoft YaHei"/>
+          <w:rFonts w:ascii="Times New Roman" w:hAnsi="Times New Roman" w:eastAsia="SimSun"/>
+          <w:b w:val="0"/>
+          <w:color w:val="000000"/>
+          <w:sz w:val="24"/>
         </w:rPr>
         <w:t xml:space="preserve"> </w:t>
       </w:r>
       <w:r>
         <w:rPr>
           <w:rStyle w:val="VerbatimChar"/>
-          <w:rFonts w:ascii="Microsoft YaHei" w:hAnsi="Microsoft YaHei" w:eastAsia="Microsoft YaHei"/>
+          <w:rFonts w:ascii="Times New Roman" w:hAnsi="Times New Roman" w:eastAsia="SimSun"/>
+          <w:b w:val="0"/>
+          <w:color w:val="000000"/>
+          <w:sz w:val="24"/>
         </w:rPr>
         <w:t xml:space="preserve">d_0=0.4</w:t>
       </w:r>
       <w:r>
         <w:rPr>
-          <w:rFonts w:ascii="Microsoft YaHei" w:hAnsi="Microsoft YaHei" w:eastAsia="Microsoft YaHei"/>
+          <w:rFonts w:ascii="Times New Roman" w:hAnsi="Times New Roman" w:eastAsia="SimSun"/>
+          <w:b w:val="0"/>
+          <w:color w:val="000000"/>
+          <w:sz w:val="24"/>
         </w:rPr>
         <w:t xml:space="preserve">。给定归一化转速仍取</w:t>
       </w:r>
       <w:r>
         <w:rPr>
-          <w:rFonts w:ascii="Microsoft YaHei" w:hAnsi="Microsoft YaHei" w:eastAsia="Microsoft YaHei"/>
+          <w:rFonts w:ascii="Times New Roman" w:hAnsi="Times New Roman" w:eastAsia="SimSun"/>
+          <w:b w:val="0"/>
+          <w:color w:val="000000"/>
+          <w:sz w:val="24"/>
         </w:rPr>
         <w:t xml:space="preserve"> </w:t>
       </w:r>
       <w:r>
         <w:rPr>
           <w:rStyle w:val="VerbatimChar"/>
-          <w:rFonts w:ascii="Microsoft YaHei" w:hAnsi="Microsoft YaHei" w:eastAsia="Microsoft YaHei"/>
+          <w:rFonts w:ascii="Times New Roman" w:hAnsi="Times New Roman" w:eastAsia="SimSun"/>
+          <w:b w:val="0"/>
+          <w:color w:val="000000"/>
+          <w:sz w:val="24"/>
         </w:rPr>
         <w:t xml:space="preserve">1</w:t>
       </w:r>
       <w:r>
         <w:rPr>
-          <w:rFonts w:ascii="Microsoft YaHei" w:hAnsi="Microsoft YaHei" w:eastAsia="Microsoft YaHei"/>
+          <w:rFonts w:ascii="Times New Roman" w:hAnsi="Times New Roman" w:eastAsia="SimSun"/>
+          <w:b w:val="0"/>
+          <w:color w:val="000000"/>
+          <w:sz w:val="24"/>
         </w:rPr>
         <w:t xml:space="preserve">，固定工作点附近的响应继续以该一阶模型描述。</w:t>
       </w:r>
@@ -7309,12 +9076,17 @@
     <w:p>
       <w:pPr>
         <w:pStyle w:val="BodyText"/>
+        <w:spacing w:line="240" w:lineRule="auto" w:before="0" w:after="80"/>
+        <w:ind w:firstLine="480"/>
       </w:pPr>
       <w:r>
         <w:rPr>
           <w:bCs/>
-          <w:rFonts w:ascii="Microsoft YaHei" w:hAnsi="Microsoft YaHei" w:eastAsia="Microsoft YaHei"/>
-          <w:b/>
+          <w:rFonts w:ascii="Times New Roman" w:hAnsi="Times New Roman" w:eastAsia="SimHei"/>
+          <w:b w:val="0"/>
+          <w:i w:val="0"/>
+          <w:color w:val="000000"/>
+          <w:sz w:val="24"/>
         </w:rPr>
         <w:t xml:space="preserve">2. 主要问题归类与直接证据</w:t>
       </w:r>
@@ -7322,24 +9094,35 @@
     <w:p>
       <w:pPr>
         <w:pStyle w:val="BodyText"/>
-      </w:pPr>
-      <w:r>
-        <w:rPr>
-          <w:rFonts w:ascii="Microsoft YaHei" w:hAnsi="Microsoft YaHei" w:eastAsia="Microsoft YaHei"/>
+        <w:spacing w:line="240" w:lineRule="auto" w:before="0" w:after="80"/>
+        <w:ind w:firstLine="480"/>
+      </w:pPr>
+      <w:r>
+        <w:rPr>
+          <w:rFonts w:ascii="Times New Roman" w:hAnsi="Times New Roman" w:eastAsia="SimSun"/>
+          <w:b w:val="0"/>
+          <w:color w:val="000000"/>
+          <w:sz w:val="24"/>
         </w:rPr>
         <w:t xml:space="preserve">当前最主要的问题属于</w:t>
       </w:r>
       <w:r>
         <w:rPr>
           <w:bCs/>
-          <w:rFonts w:ascii="Microsoft YaHei" w:hAnsi="Microsoft YaHei" w:eastAsia="Microsoft YaHei"/>
-          <w:b/>
+          <w:rFonts w:ascii="Times New Roman" w:hAnsi="Times New Roman" w:eastAsia="SimHei"/>
+          <w:b w:val="0"/>
+          <w:i w:val="0"/>
+          <w:color w:val="000000"/>
+          <w:sz w:val="24"/>
         </w:rPr>
         <w:t xml:space="preserve">稳态机理线</w:t>
       </w:r>
       <w:r>
         <w:rPr>
-          <w:rFonts w:ascii="Microsoft YaHei" w:hAnsi="Microsoft YaHei" w:eastAsia="Microsoft YaHei"/>
+          <w:rFonts w:ascii="Times New Roman" w:hAnsi="Times New Roman" w:eastAsia="SimSun"/>
+          <w:b w:val="0"/>
+          <w:color w:val="000000"/>
+          <w:sz w:val="24"/>
         </w:rPr>
         <w:t xml:space="preserve">，而不是稳定机理线或动态机理线。直接证据有两条：</w:t>
       </w:r>
@@ -7351,48 +9134,71 @@
           <w:numId w:val="1014"/>
         </w:numPr>
         <w:pStyle w:val="Compact"/>
-      </w:pPr>
-      <w:r>
-        <w:rPr>
-          <w:rFonts w:ascii="Microsoft YaHei" w:hAnsi="Microsoft YaHei" w:eastAsia="Microsoft YaHei"/>
+        <w:spacing w:line="240" w:lineRule="auto" w:before="0" w:after="80"/>
+        <w:ind w:firstLine="480"/>
+      </w:pPr>
+      <w:r>
+        <w:rPr>
+          <w:rFonts w:ascii="Times New Roman" w:hAnsi="Times New Roman" w:eastAsia="SimSun"/>
+          <w:b w:val="0"/>
+          <w:color w:val="000000"/>
+          <w:sz w:val="24"/>
         </w:rPr>
         <w:t xml:space="preserve">无负载时，输出仍是单调收敛、无明显振荡，极点始终位于负实轴，但最终值只到约</w:t>
       </w:r>
       <w:r>
         <w:rPr>
-          <w:rFonts w:ascii="Microsoft YaHei" w:hAnsi="Microsoft YaHei" w:eastAsia="Microsoft YaHei"/>
+          <w:rFonts w:ascii="Times New Roman" w:hAnsi="Times New Roman" w:eastAsia="SimSun"/>
+          <w:b w:val="0"/>
+          <w:color w:val="000000"/>
+          <w:sz w:val="24"/>
         </w:rPr>
         <w:t xml:space="preserve"> </w:t>
       </w:r>
       <w:r>
         <w:rPr>
           <w:rStyle w:val="VerbatimChar"/>
-          <w:rFonts w:ascii="Microsoft YaHei" w:hAnsi="Microsoft YaHei" w:eastAsia="Microsoft YaHei"/>
+          <w:rFonts w:ascii="Times New Roman" w:hAnsi="Times New Roman" w:eastAsia="SimSun"/>
+          <w:b w:val="0"/>
+          <w:color w:val="000000"/>
+          <w:sz w:val="24"/>
         </w:rPr>
         <w:t xml:space="preserve">0.714</w:t>
       </w:r>
       <w:r>
         <w:rPr>
-          <w:rFonts w:ascii="Microsoft YaHei" w:hAnsi="Microsoft YaHei" w:eastAsia="Microsoft YaHei"/>
+          <w:rFonts w:ascii="Times New Roman" w:hAnsi="Times New Roman" w:eastAsia="SimSun"/>
+          <w:b w:val="0"/>
+          <w:color w:val="000000"/>
+          <w:sz w:val="24"/>
         </w:rPr>
         <w:t xml:space="preserve">，并没有回到给定值</w:t>
       </w:r>
       <w:r>
         <w:rPr>
-          <w:rFonts w:ascii="Microsoft YaHei" w:hAnsi="Microsoft YaHei" w:eastAsia="Microsoft YaHei"/>
+          <w:rFonts w:ascii="Times New Roman" w:hAnsi="Times New Roman" w:eastAsia="SimSun"/>
+          <w:b w:val="0"/>
+          <w:color w:val="000000"/>
+          <w:sz w:val="24"/>
         </w:rPr>
         <w:t xml:space="preserve"> </w:t>
       </w:r>
       <w:r>
         <w:rPr>
           <w:rStyle w:val="VerbatimChar"/>
-          <w:rFonts w:ascii="Microsoft YaHei" w:hAnsi="Microsoft YaHei" w:eastAsia="Microsoft YaHei"/>
+          <w:rFonts w:ascii="Times New Roman" w:hAnsi="Times New Roman" w:eastAsia="SimSun"/>
+          <w:b w:val="0"/>
+          <w:color w:val="000000"/>
+          <w:sz w:val="24"/>
         </w:rPr>
         <w:t xml:space="preserve">1</w:t>
       </w:r>
       <w:r>
         <w:rPr>
-          <w:rFonts w:ascii="Microsoft YaHei" w:hAnsi="Microsoft YaHei" w:eastAsia="Microsoft YaHei"/>
+          <w:rFonts w:ascii="Times New Roman" w:hAnsi="Times New Roman" w:eastAsia="SimSun"/>
+          <w:b w:val="0"/>
+          <w:color w:val="000000"/>
+          <w:sz w:val="24"/>
         </w:rPr>
         <w:t xml:space="preserve">。</w:t>
       </w:r>
@@ -7404,29 +9210,43 @@
           <w:numId w:val="1014"/>
         </w:numPr>
         <w:pStyle w:val="Compact"/>
-      </w:pPr>
-      <w:r>
-        <w:rPr>
-          <w:rFonts w:ascii="Microsoft YaHei" w:hAnsi="Microsoft YaHei" w:eastAsia="Microsoft YaHei"/>
+        <w:spacing w:line="240" w:lineRule="auto" w:before="0" w:after="80"/>
+        <w:ind w:firstLine="480"/>
+      </w:pPr>
+      <w:r>
+        <w:rPr>
+          <w:rFonts w:ascii="Times New Roman" w:hAnsi="Times New Roman" w:eastAsia="SimSun"/>
+          <w:b w:val="0"/>
+          <w:color w:val="000000"/>
+          <w:sz w:val="24"/>
         </w:rPr>
         <w:t xml:space="preserve">加入恒定负载扰动后，响应依旧稳定、依旧基本单调，但最终值进一步降到约</w:t>
       </w:r>
       <w:r>
         <w:rPr>
-          <w:rFonts w:ascii="Microsoft YaHei" w:hAnsi="Microsoft YaHei" w:eastAsia="Microsoft YaHei"/>
+          <w:rFonts w:ascii="Times New Roman" w:hAnsi="Times New Roman" w:eastAsia="SimSun"/>
+          <w:b w:val="0"/>
+          <w:color w:val="000000"/>
+          <w:sz w:val="24"/>
         </w:rPr>
         <w:t xml:space="preserve"> </w:t>
       </w:r>
       <w:r>
         <w:rPr>
           <w:rStyle w:val="VerbatimChar"/>
-          <w:rFonts w:ascii="Microsoft YaHei" w:hAnsi="Microsoft YaHei" w:eastAsia="Microsoft YaHei"/>
+          <w:rFonts w:ascii="Times New Roman" w:hAnsi="Times New Roman" w:eastAsia="SimSun"/>
+          <w:b w:val="0"/>
+          <w:color w:val="000000"/>
+          <w:sz w:val="24"/>
         </w:rPr>
         <w:t xml:space="preserve">0.600</w:t>
       </w:r>
       <w:r>
         <w:rPr>
-          <w:rFonts w:ascii="Microsoft YaHei" w:hAnsi="Microsoft YaHei" w:eastAsia="Microsoft YaHei"/>
+          <w:rFonts w:ascii="Times New Roman" w:hAnsi="Times New Roman" w:eastAsia="SimSun"/>
+          <w:b w:val="0"/>
+          <w:color w:val="000000"/>
+          <w:sz w:val="24"/>
         </w:rPr>
         <w:t xml:space="preserve">，持续速度偏差更大；也就是说，主要矛盾不在“会不会发散”或“振荡是否太强”，而在“终值差一直消不掉”。</w:t>
       </w:r>
@@ -7434,12 +9254,17 @@
     <w:p>
       <w:pPr>
         <w:pStyle w:val="FirstParagraph"/>
+        <w:spacing w:line="240" w:lineRule="auto" w:before="0" w:after="80"/>
+        <w:ind w:firstLine="480"/>
       </w:pPr>
       <w:r>
         <w:rPr>
           <w:bCs/>
-          <w:rFonts w:ascii="Microsoft YaHei" w:hAnsi="Microsoft YaHei" w:eastAsia="Microsoft YaHei"/>
-          <w:b/>
+          <w:rFonts w:ascii="Times New Roman" w:hAnsi="Times New Roman" w:eastAsia="SimHei"/>
+          <w:b w:val="0"/>
+          <w:i w:val="0"/>
+          <w:color w:val="000000"/>
+          <w:sz w:val="24"/>
         </w:rPr>
         <w:t xml:space="preserve">3. 对应机理线说明</w:t>
       </w:r>
@@ -7447,24 +9272,35 @@
     <w:p>
       <w:pPr>
         <w:pStyle w:val="BodyText"/>
-      </w:pPr>
-      <w:r>
-        <w:rPr>
-          <w:rFonts w:ascii="Microsoft YaHei" w:hAnsi="Microsoft YaHei" w:eastAsia="Microsoft YaHei"/>
+        <w:spacing w:line="240" w:lineRule="auto" w:before="0" w:after="80"/>
+        <w:ind w:firstLine="480"/>
+      </w:pPr>
+      <w:r>
+        <w:rPr>
+          <w:rFonts w:ascii="Times New Roman" w:hAnsi="Times New Roman" w:eastAsia="SimSun"/>
+          <w:b w:val="0"/>
+          <w:color w:val="000000"/>
+          <w:sz w:val="24"/>
         </w:rPr>
         <w:t xml:space="preserve">之所以判为稳态机理线，是因为当前最显眼的现象是</w:t>
       </w:r>
       <w:r>
         <w:rPr>
           <w:bCs/>
-          <w:rFonts w:ascii="Microsoft YaHei" w:hAnsi="Microsoft YaHei" w:eastAsia="Microsoft YaHei"/>
-          <w:b/>
+          <w:rFonts w:ascii="Times New Roman" w:hAnsi="Times New Roman" w:eastAsia="SimHei"/>
+          <w:b w:val="0"/>
+          <w:i w:val="0"/>
+          <w:color w:val="000000"/>
+          <w:sz w:val="24"/>
         </w:rPr>
         <w:t xml:space="preserve">终值偏差持续存在</w:t>
       </w:r>
       <w:r>
         <w:rPr>
-          <w:rFonts w:ascii="Microsoft YaHei" w:hAnsi="Microsoft YaHei" w:eastAsia="Microsoft YaHei"/>
+          <w:rFonts w:ascii="Times New Roman" w:hAnsi="Times New Roman" w:eastAsia="SimSun"/>
+          <w:b w:val="0"/>
+          <w:color w:val="000000"/>
+          <w:sz w:val="24"/>
         </w:rPr>
         <w:t xml:space="preserve">。如果主要问题属于稳定机理线，应该首先看到的是极点逼近虚轴、稳定边界变窄或失稳风险上升；如果属于动态机理线，应该首先看到的是明显振荡、超调过大或衰减过慢。这里两者都不是主矛盾，因此应把问题归到稳态机理线。</w:t>
       </w:r>
@@ -7472,12 +9308,17 @@
     <w:p>
       <w:pPr>
         <w:pStyle w:val="BodyText"/>
+        <w:spacing w:line="240" w:lineRule="auto" w:before="0" w:after="80"/>
+        <w:ind w:firstLine="480"/>
       </w:pPr>
       <w:r>
         <w:rPr>
           <w:bCs/>
-          <w:rFonts w:ascii="Microsoft YaHei" w:hAnsi="Microsoft YaHei" w:eastAsia="Microsoft YaHei"/>
-          <w:b/>
+          <w:rFonts w:ascii="Times New Roman" w:hAnsi="Times New Roman" w:eastAsia="SimHei"/>
+          <w:b w:val="0"/>
+          <w:i w:val="0"/>
+          <w:color w:val="000000"/>
+          <w:sz w:val="24"/>
         </w:rPr>
         <w:t xml:space="preserve">4. 结构机理解释</w:t>
       </w:r>
@@ -7485,24 +9326,35 @@
     <w:p>
       <w:pPr>
         <w:pStyle w:val="BodyText"/>
-      </w:pPr>
-      <w:r>
-        <w:rPr>
-          <w:rFonts w:ascii="Microsoft YaHei" w:hAnsi="Microsoft YaHei" w:eastAsia="Microsoft YaHei"/>
+        <w:spacing w:line="240" w:lineRule="auto" w:before="0" w:after="80"/>
+        <w:ind w:firstLine="480"/>
+      </w:pPr>
+      <w:r>
+        <w:rPr>
+          <w:rFonts w:ascii="Times New Roman" w:hAnsi="Times New Roman" w:eastAsia="SimSun"/>
+          <w:b w:val="0"/>
+          <w:color w:val="000000"/>
+          <w:sz w:val="24"/>
         </w:rPr>
         <w:t xml:space="preserve">在当前基线模型下，负载变化可以理解为一个慢变化或恒定扰动。无负载时系统已经表现出终值偏差；扰动加入后，系统虽仍保持稳定，极点位置也没有显示出新的失稳趋势，但输出最终值被进一步压低，长期偏差更明显。这说明当前基线方案已经能把对象稳定住，也能保持较平顺的动态过程，却</w:t>
       </w:r>
       <w:r>
         <w:rPr>
           <w:bCs/>
-          <w:rFonts w:ascii="Microsoft YaHei" w:hAnsi="Microsoft YaHei" w:eastAsia="Microsoft YaHei"/>
-          <w:b/>
+          <w:rFonts w:ascii="Times New Roman" w:hAnsi="Times New Roman" w:eastAsia="SimHei"/>
+          <w:b w:val="0"/>
+          <w:i w:val="0"/>
+          <w:color w:val="000000"/>
+          <w:sz w:val="24"/>
         </w:rPr>
         <w:t xml:space="preserve">还没有把长期跟踪偏差这个主要矛盾消掉</w:t>
       </w:r>
       <w:r>
         <w:rPr>
-          <w:rFonts w:ascii="Microsoft YaHei" w:hAnsi="Microsoft YaHei" w:eastAsia="Microsoft YaHei"/>
+          <w:rFonts w:ascii="Times New Roman" w:hAnsi="Times New Roman" w:eastAsia="SimSun"/>
+          <w:b w:val="0"/>
+          <w:color w:val="000000"/>
+          <w:sz w:val="24"/>
         </w:rPr>
         <w:t xml:space="preserve">。在本阶段，我们只需据此完成机理诊断，不提前进入后续结构定夺。</w:t>
       </w:r>
@@ -7510,12 +9362,17 @@
     <w:p>
       <w:pPr>
         <w:pStyle w:val="BodyText"/>
+        <w:spacing w:line="240" w:lineRule="auto" w:before="0" w:after="80"/>
+        <w:ind w:firstLine="480"/>
       </w:pPr>
       <w:r>
         <w:rPr>
           <w:bCs/>
-          <w:rFonts w:ascii="Microsoft YaHei" w:hAnsi="Microsoft YaHei" w:eastAsia="Microsoft YaHei"/>
-          <w:b/>
+          <w:rFonts w:ascii="Times New Roman" w:hAnsi="Times New Roman" w:eastAsia="SimHei"/>
+          <w:b w:val="0"/>
+          <w:i w:val="0"/>
+          <w:color w:val="000000"/>
+          <w:sz w:val="24"/>
         </w:rPr>
         <w:t xml:space="preserve">5. 图表与最小仿真</w:t>
       </w:r>
@@ -7523,66 +9380,98 @@
     <w:p>
       <w:pPr>
         <w:pStyle w:val="BodyText"/>
-      </w:pPr>
-      <w:r>
-        <w:rPr>
-          <w:rFonts w:ascii="Microsoft YaHei" w:hAnsi="Microsoft YaHei" w:eastAsia="Microsoft YaHei"/>
+        <w:spacing w:line="240" w:lineRule="auto" w:before="0" w:after="80"/>
+        <w:ind w:firstLine="480"/>
+      </w:pPr>
+      <w:r>
+        <w:rPr>
+          <w:rFonts w:ascii="Times New Roman" w:hAnsi="Times New Roman" w:eastAsia="SimSun"/>
+          <w:b w:val="0"/>
+          <w:color w:val="000000"/>
+          <w:sz w:val="24"/>
         </w:rPr>
         <w:t xml:space="preserve">示例</w:t>
       </w:r>
       <w:r>
         <w:rPr>
-          <w:rFonts w:ascii="Microsoft YaHei" w:hAnsi="Microsoft YaHei" w:eastAsia="Microsoft YaHei"/>
+          <w:rFonts w:ascii="Times New Roman" w:hAnsi="Times New Roman" w:eastAsia="SimSun"/>
+          <w:b w:val="0"/>
+          <w:color w:val="000000"/>
+          <w:sz w:val="24"/>
         </w:rPr>
         <w:t xml:space="preserve"> </w:t>
       </w:r>
       <w:r>
         <w:rPr>
           <w:rStyle w:val="VerbatimChar"/>
-          <w:rFonts w:ascii="Microsoft YaHei" w:hAnsi="Microsoft YaHei" w:eastAsia="Microsoft YaHei"/>
+          <w:rFonts w:ascii="Times New Roman" w:hAnsi="Times New Roman" w:eastAsia="SimSun"/>
+          <w:b w:val="0"/>
+          <w:color w:val="000000"/>
+          <w:sz w:val="24"/>
         </w:rPr>
         <w:t xml:space="preserve">MATLAB/Octave</w:t>
       </w:r>
       <w:r>
         <w:rPr>
-          <w:rFonts w:ascii="Microsoft YaHei" w:hAnsi="Microsoft YaHei" w:eastAsia="Microsoft YaHei"/>
-        </w:rPr>
-        <w:t xml:space="preserve"> </w:t>
-      </w:r>
-      <w:r>
-        <w:rPr>
-          <w:rFonts w:ascii="Microsoft YaHei" w:hAnsi="Microsoft YaHei" w:eastAsia="Microsoft YaHei"/>
+          <w:rFonts w:ascii="Times New Roman" w:hAnsi="Times New Roman" w:eastAsia="SimSun"/>
+          <w:b w:val="0"/>
+          <w:color w:val="000000"/>
+          <w:sz w:val="24"/>
+        </w:rPr>
+        <w:t xml:space="preserve"> </w:t>
+      </w:r>
+      <w:r>
+        <w:rPr>
+          <w:rFonts w:ascii="Times New Roman" w:hAnsi="Times New Roman" w:eastAsia="SimSun"/>
+          <w:b w:val="0"/>
+          <w:color w:val="000000"/>
+          <w:sz w:val="24"/>
         </w:rPr>
         <w:t xml:space="preserve">代码见</w:t>
       </w:r>
       <w:r>
         <w:rPr>
-          <w:rFonts w:ascii="Microsoft YaHei" w:hAnsi="Microsoft YaHei" w:eastAsia="Microsoft YaHei"/>
+          <w:rFonts w:ascii="Times New Roman" w:hAnsi="Times New Roman" w:eastAsia="SimSun"/>
+          <w:b w:val="0"/>
+          <w:color w:val="000000"/>
+          <w:sz w:val="24"/>
         </w:rPr>
         <w:t xml:space="preserve"> </w:t>
       </w:r>
       <w:r>
         <w:rPr>
           <w:rStyle w:val="VerbatimChar"/>
-          <w:rFonts w:ascii="Microsoft YaHei" w:hAnsi="Microsoft YaHei" w:eastAsia="Microsoft YaHei"/>
+          <w:rFonts w:ascii="Times New Roman" w:hAnsi="Times New Roman" w:eastAsia="SimSun"/>
+          <w:b w:val="0"/>
+          <w:color w:val="000000"/>
+          <w:sz w:val="24"/>
         </w:rPr>
         <w:t xml:space="preserve">assets/T3/T3-O3-dc-motor-diagnosis.m</w:t>
       </w:r>
       <w:r>
         <w:rPr>
-          <w:rFonts w:ascii="Microsoft YaHei" w:hAnsi="Microsoft YaHei" w:eastAsia="Microsoft YaHei"/>
+          <w:rFonts w:ascii="Times New Roman" w:hAnsi="Times New Roman" w:eastAsia="SimSun"/>
+          <w:b w:val="0"/>
+          <w:color w:val="000000"/>
+          <w:sz w:val="24"/>
         </w:rPr>
         <w:t xml:space="preserve">；</w:t>
       </w:r>
       <w:r>
         <w:rPr>
-          <w:rFonts w:ascii="Microsoft YaHei" w:hAnsi="Microsoft YaHei" w:eastAsia="Microsoft YaHei"/>
+          <w:rFonts w:ascii="Times New Roman" w:hAnsi="Times New Roman" w:eastAsia="SimSun"/>
+          <w:b w:val="0"/>
+          <w:color w:val="000000"/>
+          <w:sz w:val="24"/>
         </w:rPr>
         <w:br/>
       </w:r>
       <w:r>
         <w:rPr>
-          <w:rFonts w:ascii="Microsoft YaHei" w:hAnsi="Microsoft YaHei" w:eastAsia="Microsoft YaHei"/>
+          <w:rFonts w:ascii="Times New Roman" w:hAnsi="Times New Roman" w:eastAsia="SimSun"/>
+          <w:b w:val="0"/>
+          <w:color w:val="000000"/>
+          <w:sz w:val="24"/>
         </w:rPr>
         <w:t xml:space="preserve">对应结果图见：</w:t>
       </w:r>
@@ -7590,10 +9479,16 @@
     <w:p>
       <w:pPr>
         <w:pStyle w:val="CaptionedFigure"/>
-      </w:pPr>
-      <w:r>
-        <w:rPr>
-          <w:rFonts w:ascii="Microsoft YaHei" w:hAnsi="Microsoft YaHei" w:eastAsia="Microsoft YaHei"/>
+        <w:spacing w:line="240" w:lineRule="auto" w:before="0" w:after="80"/>
+        <w:ind w:firstLine="0"/>
+        <w:jc w:val="center"/>
+      </w:pPr>
+      <w:r>
+        <w:rPr>
+          <w:rFonts w:ascii="Times New Roman" w:hAnsi="Times New Roman" w:eastAsia="SimSun"/>
+          <w:b w:val="0"/>
+          <w:color w:val="000000"/>
+          <w:sz w:val="21"/>
         </w:rPr>
         <w:drawing>
           <wp:inline>
@@ -7640,10 +9535,16 @@
     <w:p>
       <w:pPr>
         <w:pStyle w:val="ImageCaption"/>
-      </w:pPr>
-      <w:r>
-        <w:rPr>
-          <w:rFonts w:ascii="Microsoft YaHei" w:hAnsi="Microsoft YaHei" w:eastAsia="Microsoft YaHei"/>
+        <w:spacing w:line="240" w:lineRule="auto" w:before="0" w:after="80"/>
+        <w:ind w:firstLine="0"/>
+        <w:jc w:val="center"/>
+      </w:pPr>
+      <w:r>
+        <w:rPr>
+          <w:rFonts w:ascii="Times New Roman" w:hAnsi="Times New Roman" w:eastAsia="SimSun"/>
+          <w:b w:val="0"/>
+          <w:color w:val="000000"/>
+          <w:sz w:val="21"/>
         </w:rPr>
         <w:t xml:space="preserve">O3 示例对象的稳态机理诊断图</w:t>
       </w:r>
@@ -7651,10 +9552,15 @@
     <w:p>
       <w:pPr>
         <w:pStyle w:val="BodyText"/>
-      </w:pPr>
-      <w:r>
-        <w:rPr>
-          <w:rFonts w:ascii="Microsoft YaHei" w:hAnsi="Microsoft YaHei" w:eastAsia="Microsoft YaHei"/>
+        <w:spacing w:line="240" w:lineRule="auto" w:before="0" w:after="80"/>
+        <w:ind w:firstLine="480"/>
+      </w:pPr>
+      <w:r>
+        <w:rPr>
+          <w:rFonts w:ascii="Times New Roman" w:hAnsi="Times New Roman" w:eastAsia="SimSun"/>
+          <w:b w:val="0"/>
+          <w:color w:val="000000"/>
+          <w:sz w:val="24"/>
         </w:rPr>
         <w:t xml:space="preserve">该图应支持以下结论：</w:t>
       </w:r>
@@ -7666,10 +9572,15 @@
           <w:numId w:val="1015"/>
         </w:numPr>
         <w:pStyle w:val="Compact"/>
-      </w:pPr>
-      <w:r>
-        <w:rPr>
-          <w:rFonts w:ascii="Microsoft YaHei" w:hAnsi="Microsoft YaHei" w:eastAsia="Microsoft YaHei"/>
+        <w:spacing w:line="240" w:lineRule="auto" w:before="0" w:after="80"/>
+        <w:ind w:firstLine="480"/>
+      </w:pPr>
+      <w:r>
+        <w:rPr>
+          <w:rFonts w:ascii="Times New Roman" w:hAnsi="Times New Roman" w:eastAsia="SimSun"/>
+          <w:b w:val="0"/>
+          <w:color w:val="000000"/>
+          <w:sz w:val="24"/>
         </w:rPr>
         <w:t xml:space="preserve">极点仍在负实轴，说明主要矛盾不是稳定性问题；</w:t>
       </w:r>
@@ -7681,10 +9592,15 @@
           <w:numId w:val="1015"/>
         </w:numPr>
         <w:pStyle w:val="Compact"/>
-      </w:pPr>
-      <w:r>
-        <w:rPr>
-          <w:rFonts w:ascii="Microsoft YaHei" w:hAnsi="Microsoft YaHei" w:eastAsia="Microsoft YaHei"/>
+        <w:spacing w:line="240" w:lineRule="auto" w:before="0" w:after="80"/>
+        <w:ind w:firstLine="480"/>
+      </w:pPr>
+      <w:r>
+        <w:rPr>
+          <w:rFonts w:ascii="Times New Roman" w:hAnsi="Times New Roman" w:eastAsia="SimSun"/>
+          <w:b w:val="0"/>
+          <w:color w:val="000000"/>
+          <w:sz w:val="24"/>
         </w:rPr>
         <w:t xml:space="preserve">有扰动与无扰动两条响应都基本单调，说明主要矛盾也不是振荡或超调；</w:t>
       </w:r>
@@ -7696,10 +9612,15 @@
           <w:numId w:val="1015"/>
         </w:numPr>
         <w:pStyle w:val="Compact"/>
-      </w:pPr>
-      <w:r>
-        <w:rPr>
-          <w:rFonts w:ascii="Microsoft YaHei" w:hAnsi="Microsoft YaHei" w:eastAsia="Microsoft YaHei"/>
+        <w:spacing w:line="240" w:lineRule="auto" w:before="0" w:after="80"/>
+        <w:ind w:firstLine="480"/>
+      </w:pPr>
+      <w:r>
+        <w:rPr>
+          <w:rFonts w:ascii="Times New Roman" w:hAnsi="Times New Roman" w:eastAsia="SimSun"/>
+          <w:b w:val="0"/>
+          <w:color w:val="000000"/>
+          <w:sz w:val="24"/>
         </w:rPr>
         <w:t xml:space="preserve">无扰动时就存在终值偏差，而有扰动时终值进一步降低，说明当前主要矛盾是稳态偏差持续存在。</w:t>
       </w:r>
@@ -7707,12 +9628,17 @@
     <w:p>
       <w:pPr>
         <w:pStyle w:val="FirstParagraph"/>
+        <w:spacing w:line="240" w:lineRule="auto" w:before="0" w:after="80"/>
+        <w:ind w:firstLine="480"/>
       </w:pPr>
       <w:r>
         <w:rPr>
           <w:bCs/>
-          <w:rFonts w:ascii="Microsoft YaHei" w:hAnsi="Microsoft YaHei" w:eastAsia="Microsoft YaHei"/>
-          <w:b/>
+          <w:rFonts w:ascii="Times New Roman" w:hAnsi="Times New Roman" w:eastAsia="SimHei"/>
+          <w:b w:val="0"/>
+          <w:i w:val="0"/>
+          <w:color w:val="000000"/>
+          <w:sz w:val="24"/>
         </w:rPr>
         <w:t xml:space="preserve">6. 主要矛盾清单</w:t>
       </w:r>
@@ -7724,10 +9650,15 @@
           <w:numId w:val="1016"/>
         </w:numPr>
         <w:pStyle w:val="Compact"/>
-      </w:pPr>
-      <w:r>
-        <w:rPr>
-          <w:rFonts w:ascii="Microsoft YaHei" w:hAnsi="Microsoft YaHei" w:eastAsia="Microsoft YaHei"/>
+        <w:spacing w:line="240" w:lineRule="auto" w:before="0" w:after="80"/>
+        <w:ind w:firstLine="480"/>
+      </w:pPr>
+      <w:r>
+        <w:rPr>
+          <w:rFonts w:ascii="Times New Roman" w:hAnsi="Times New Roman" w:eastAsia="SimSun"/>
+          <w:b w:val="0"/>
+          <w:color w:val="000000"/>
+          <w:sz w:val="24"/>
         </w:rPr>
         <w:t xml:space="preserve">主要矛盾：在当前比例基线下，转速最终值长期低于给定值；恒定负载加入后，这一偏差还会进一步扩大。</w:t>
       </w:r>
@@ -7739,10 +9670,15 @@
           <w:numId w:val="1016"/>
         </w:numPr>
         <w:pStyle w:val="Compact"/>
-      </w:pPr>
-      <w:r>
-        <w:rPr>
-          <w:rFonts w:ascii="Microsoft YaHei" w:hAnsi="Microsoft YaHei" w:eastAsia="Microsoft YaHei"/>
+        <w:spacing w:line="240" w:lineRule="auto" w:before="0" w:after="80"/>
+        <w:ind w:firstLine="480"/>
+      </w:pPr>
+      <w:r>
+        <w:rPr>
+          <w:rFonts w:ascii="Times New Roman" w:hAnsi="Times New Roman" w:eastAsia="SimSun"/>
+          <w:b w:val="0"/>
+          <w:color w:val="000000"/>
+          <w:sz w:val="24"/>
         </w:rPr>
         <w:t xml:space="preserve">次要矛盾：负载变化后建立过程略变慢，但整体仍保持单调，可视为次一级问题。</w:t>
       </w:r>
@@ -7754,54 +9690,80 @@
           <w:numId w:val="1016"/>
         </w:numPr>
         <w:pStyle w:val="Compact"/>
-      </w:pPr>
-      <w:r>
-        <w:rPr>
-          <w:rFonts w:ascii="Microsoft YaHei" w:hAnsi="Microsoft YaHei" w:eastAsia="Microsoft YaHei"/>
+        <w:spacing w:line="240" w:lineRule="auto" w:before="0" w:after="80"/>
+        <w:ind w:firstLine="480"/>
+      </w:pPr>
+      <w:r>
+        <w:rPr>
+          <w:rFonts w:ascii="Times New Roman" w:hAnsi="Times New Roman" w:eastAsia="SimSun"/>
+          <w:b w:val="0"/>
+          <w:color w:val="000000"/>
+          <w:sz w:val="24"/>
         </w:rPr>
         <w:t xml:space="preserve">为什么本次不进入控制结构最终定夺：</w:t>
       </w:r>
       <w:r>
         <w:rPr>
           <w:rStyle w:val="VerbatimChar"/>
-          <w:rFonts w:ascii="Microsoft YaHei" w:hAnsi="Microsoft YaHei" w:eastAsia="Microsoft YaHei"/>
+          <w:rFonts w:ascii="Times New Roman" w:hAnsi="Times New Roman" w:eastAsia="SimSun"/>
+          <w:b w:val="0"/>
+          <w:color w:val="000000"/>
+          <w:sz w:val="24"/>
         </w:rPr>
         <w:t xml:space="preserve">O3</w:t>
       </w:r>
       <w:r>
         <w:rPr>
-          <w:rFonts w:ascii="Microsoft YaHei" w:hAnsi="Microsoft YaHei" w:eastAsia="Microsoft YaHei"/>
-        </w:rPr>
-        <w:t xml:space="preserve"> </w:t>
-      </w:r>
-      <w:r>
-        <w:rPr>
-          <w:rFonts w:ascii="Microsoft YaHei" w:hAnsi="Microsoft YaHei" w:eastAsia="Microsoft YaHei"/>
+          <w:rFonts w:ascii="Times New Roman" w:hAnsi="Times New Roman" w:eastAsia="SimSun"/>
+          <w:b w:val="0"/>
+          <w:color w:val="000000"/>
+          <w:sz w:val="24"/>
+        </w:rPr>
+        <w:t xml:space="preserve"> </w:t>
+      </w:r>
+      <w:r>
+        <w:rPr>
+          <w:rFonts w:ascii="Times New Roman" w:hAnsi="Times New Roman" w:eastAsia="SimSun"/>
+          <w:b w:val="0"/>
+          <w:color w:val="000000"/>
+          <w:sz w:val="24"/>
         </w:rPr>
         <w:t xml:space="preserve">只要求把主要问题落到正确的机理线上，说明“问题到底出在哪里”；至于下一步采用什么结构去改，属于后续</w:t>
       </w:r>
       <w:r>
         <w:rPr>
-          <w:rFonts w:ascii="Microsoft YaHei" w:hAnsi="Microsoft YaHei" w:eastAsia="Microsoft YaHei"/>
+          <w:rFonts w:ascii="Times New Roman" w:hAnsi="Times New Roman" w:eastAsia="SimSun"/>
+          <w:b w:val="0"/>
+          <w:color w:val="000000"/>
+          <w:sz w:val="24"/>
         </w:rPr>
         <w:t xml:space="preserve"> </w:t>
       </w:r>
       <w:r>
         <w:rPr>
           <w:rStyle w:val="VerbatimChar"/>
-          <w:rFonts w:ascii="Microsoft YaHei" w:hAnsi="Microsoft YaHei" w:eastAsia="Microsoft YaHei"/>
+          <w:rFonts w:ascii="Times New Roman" w:hAnsi="Times New Roman" w:eastAsia="SimSun"/>
+          <w:b w:val="0"/>
+          <w:color w:val="000000"/>
+          <w:sz w:val="24"/>
         </w:rPr>
         <w:t xml:space="preserve">O4</w:t>
       </w:r>
       <w:r>
         <w:rPr>
-          <w:rFonts w:ascii="Microsoft YaHei" w:hAnsi="Microsoft YaHei" w:eastAsia="Microsoft YaHei"/>
-        </w:rPr>
-        <w:t xml:space="preserve"> </w:t>
-      </w:r>
-      <w:r>
-        <w:rPr>
-          <w:rFonts w:ascii="Microsoft YaHei" w:hAnsi="Microsoft YaHei" w:eastAsia="Microsoft YaHei"/>
+          <w:rFonts w:ascii="Times New Roman" w:hAnsi="Times New Roman" w:eastAsia="SimSun"/>
+          <w:b w:val="0"/>
+          <w:color w:val="000000"/>
+          <w:sz w:val="24"/>
+        </w:rPr>
+        <w:t xml:space="preserve"> </w:t>
+      </w:r>
+      <w:r>
+        <w:rPr>
+          <w:rFonts w:ascii="Times New Roman" w:hAnsi="Times New Roman" w:eastAsia="SimSun"/>
+          <w:b w:val="0"/>
+          <w:color w:val="000000"/>
+          <w:sz w:val="24"/>
         </w:rPr>
         <w:t xml:space="preserve">的任务。</w:t>
       </w:r>
@@ -7809,12 +9771,17 @@
     <w:p>
       <w:pPr>
         <w:pStyle w:val="FirstParagraph"/>
+        <w:spacing w:line="240" w:lineRule="auto" w:before="0" w:after="80"/>
+        <w:ind w:firstLine="480"/>
       </w:pPr>
       <w:r>
         <w:rPr>
           <w:bCs/>
-          <w:rFonts w:ascii="Microsoft YaHei" w:hAnsi="Microsoft YaHei" w:eastAsia="Microsoft YaHei"/>
-          <w:b/>
+          <w:rFonts w:ascii="Times New Roman" w:hAnsi="Times New Roman" w:eastAsia="SimHei"/>
+          <w:b w:val="0"/>
+          <w:i w:val="0"/>
+          <w:color w:val="000000"/>
+          <w:sz w:val="24"/>
         </w:rPr>
         <w:t xml:space="preserve">7. AI 使用记录摘要示例</w:t>
       </w:r>
@@ -7826,10 +9793,15 @@
           <w:numId w:val="1017"/>
         </w:numPr>
         <w:pStyle w:val="Compact"/>
-      </w:pPr>
-      <w:r>
-        <w:rPr>
-          <w:rFonts w:ascii="Microsoft YaHei" w:hAnsi="Microsoft YaHei" w:eastAsia="Microsoft YaHei"/>
+        <w:spacing w:line="240" w:lineRule="auto" w:before="0" w:after="80"/>
+        <w:ind w:firstLine="480"/>
+      </w:pPr>
+      <w:r>
+        <w:rPr>
+          <w:rFonts w:ascii="Times New Roman" w:hAnsi="Times New Roman" w:eastAsia="SimSun"/>
+          <w:b w:val="0"/>
+          <w:color w:val="000000"/>
+          <w:sz w:val="24"/>
         </w:rPr>
         <w:t xml:space="preserve">使用模型：ChatGPT / GPT-5.4</w:t>
       </w:r>
@@ -7841,10 +9813,15 @@
           <w:numId w:val="1017"/>
         </w:numPr>
         <w:pStyle w:val="Compact"/>
-      </w:pPr>
-      <w:r>
-        <w:rPr>
-          <w:rFonts w:ascii="Microsoft YaHei" w:hAnsi="Microsoft YaHei" w:eastAsia="Microsoft YaHei"/>
+        <w:spacing w:line="240" w:lineRule="auto" w:before="0" w:after="80"/>
+        <w:ind w:firstLine="480"/>
+      </w:pPr>
+      <w:r>
+        <w:rPr>
+          <w:rFonts w:ascii="Times New Roman" w:hAnsi="Times New Roman" w:eastAsia="SimSun"/>
+          <w:b w:val="0"/>
+          <w:color w:val="000000"/>
+          <w:sz w:val="24"/>
         </w:rPr>
         <w:t xml:space="preserve">AI 完成的工作：协助整理诊断结构、润色“主要矛盾清单”、检查示例表述是否越界</w:t>
       </w:r>
@@ -7856,60 +9833,89 @@
           <w:numId w:val="1017"/>
         </w:numPr>
         <w:pStyle w:val="Compact"/>
-      </w:pPr>
-      <w:r>
-        <w:rPr>
-          <w:rFonts w:ascii="Microsoft YaHei" w:hAnsi="Microsoft YaHei" w:eastAsia="Microsoft YaHei"/>
+        <w:spacing w:line="240" w:lineRule="auto" w:before="0" w:after="80"/>
+        <w:ind w:firstLine="480"/>
+      </w:pPr>
+      <w:r>
+        <w:rPr>
+          <w:rFonts w:ascii="Times New Roman" w:hAnsi="Times New Roman" w:eastAsia="SimSun"/>
+          <w:b w:val="0"/>
+          <w:color w:val="000000"/>
+          <w:sz w:val="24"/>
         </w:rPr>
         <w:t xml:space="preserve">学生独立完成的工作：延续</w:t>
       </w:r>
       <w:r>
         <w:rPr>
-          <w:rFonts w:ascii="Microsoft YaHei" w:hAnsi="Microsoft YaHei" w:eastAsia="Microsoft YaHei"/>
+          <w:rFonts w:ascii="Times New Roman" w:hAnsi="Times New Roman" w:eastAsia="SimSun"/>
+          <w:b w:val="0"/>
+          <w:color w:val="000000"/>
+          <w:sz w:val="24"/>
         </w:rPr>
         <w:t xml:space="preserve"> </w:t>
       </w:r>
       <w:r>
         <w:rPr>
           <w:rStyle w:val="VerbatimChar"/>
-          <w:rFonts w:ascii="Microsoft YaHei" w:hAnsi="Microsoft YaHei" w:eastAsia="Microsoft YaHei"/>
+          <w:rFonts w:ascii="Times New Roman" w:hAnsi="Times New Roman" w:eastAsia="SimSun"/>
+          <w:b w:val="0"/>
+          <w:color w:val="000000"/>
+          <w:sz w:val="24"/>
         </w:rPr>
         <w:t xml:space="preserve">O2</w:t>
       </w:r>
       <w:r>
         <w:rPr>
-          <w:rFonts w:ascii="Microsoft YaHei" w:hAnsi="Microsoft YaHei" w:eastAsia="Microsoft YaHei"/>
-        </w:rPr>
-        <w:t xml:space="preserve"> </w:t>
-      </w:r>
-      <w:r>
-        <w:rPr>
-          <w:rFonts w:ascii="Microsoft YaHei" w:hAnsi="Microsoft YaHei" w:eastAsia="Microsoft YaHei"/>
+          <w:rFonts w:ascii="Times New Roman" w:hAnsi="Times New Roman" w:eastAsia="SimSun"/>
+          <w:b w:val="0"/>
+          <w:color w:val="000000"/>
+          <w:sz w:val="24"/>
+        </w:rPr>
+        <w:t xml:space="preserve"> </w:t>
+      </w:r>
+      <w:r>
+        <w:rPr>
+          <w:rFonts w:ascii="Times New Roman" w:hAnsi="Times New Roman" w:eastAsia="SimSun"/>
+          <w:b w:val="0"/>
+          <w:color w:val="000000"/>
+          <w:sz w:val="24"/>
         </w:rPr>
         <w:t xml:space="preserve">的对象与模型、编写并运行</w:t>
       </w:r>
       <w:r>
         <w:rPr>
-          <w:rFonts w:ascii="Microsoft YaHei" w:hAnsi="Microsoft YaHei" w:eastAsia="Microsoft YaHei"/>
+          <w:rFonts w:ascii="Times New Roman" w:hAnsi="Times New Roman" w:eastAsia="SimSun"/>
+          <w:b w:val="0"/>
+          <w:color w:val="000000"/>
+          <w:sz w:val="24"/>
         </w:rPr>
         <w:t xml:space="preserve"> </w:t>
       </w:r>
       <w:r>
         <w:rPr>
           <w:rStyle w:val="VerbatimChar"/>
-          <w:rFonts w:ascii="Microsoft YaHei" w:hAnsi="Microsoft YaHei" w:eastAsia="Microsoft YaHei"/>
+          <w:rFonts w:ascii="Times New Roman" w:hAnsi="Times New Roman" w:eastAsia="SimSun"/>
+          <w:b w:val="0"/>
+          <w:color w:val="000000"/>
+          <w:sz w:val="24"/>
         </w:rPr>
         <w:t xml:space="preserve">MATLAB/Octave</w:t>
       </w:r>
       <w:r>
         <w:rPr>
-          <w:rFonts w:ascii="Microsoft YaHei" w:hAnsi="Microsoft YaHei" w:eastAsia="Microsoft YaHei"/>
-        </w:rPr>
-        <w:t xml:space="preserve"> </w:t>
-      </w:r>
-      <w:r>
-        <w:rPr>
-          <w:rFonts w:ascii="Microsoft YaHei" w:hAnsi="Microsoft YaHei" w:eastAsia="Microsoft YaHei"/>
+          <w:rFonts w:ascii="Times New Roman" w:hAnsi="Times New Roman" w:eastAsia="SimSun"/>
+          <w:b w:val="0"/>
+          <w:color w:val="000000"/>
+          <w:sz w:val="24"/>
+        </w:rPr>
+        <w:t xml:space="preserve"> </w:t>
+      </w:r>
+      <w:r>
+        <w:rPr>
+          <w:rFonts w:ascii="Times New Roman" w:hAnsi="Times New Roman" w:eastAsia="SimSun"/>
+          <w:b w:val="0"/>
+          <w:color w:val="000000"/>
+          <w:sz w:val="24"/>
         </w:rPr>
         <w:t xml:space="preserve">仿真代码、核查终值偏差与图表结论</w:t>
       </w:r>
@@ -7921,10 +9927,15 @@
           <w:numId w:val="1017"/>
         </w:numPr>
         <w:pStyle w:val="Compact"/>
-      </w:pPr>
-      <w:r>
-        <w:rPr>
-          <w:rFonts w:ascii="Microsoft YaHei" w:hAnsi="Microsoft YaHei" w:eastAsia="Microsoft YaHei"/>
+        <w:spacing w:line="240" w:lineRule="auto" w:before="0" w:after="80"/>
+        <w:ind w:firstLine="480"/>
+      </w:pPr>
+      <w:r>
+        <w:rPr>
+          <w:rFonts w:ascii="Times New Roman" w:hAnsi="Times New Roman" w:eastAsia="SimSun"/>
+          <w:b w:val="0"/>
+          <w:color w:val="000000"/>
+          <w:sz w:val="24"/>
         </w:rPr>
         <w:t xml:space="preserve">核查方式：独立运行脚本，对比无扰动与有扰动响应的终值，并手工确认结论没有使用型别、积分或静态误差系数语言</w:t>
       </w:r>
@@ -7935,10 +9946,15 @@
     <w:p>
       <w:pPr>
         <w:pStyle w:val="Heading3"/>
-      </w:pPr>
-      <w:r>
-        <w:rPr>
-          <w:rFonts w:ascii="Microsoft YaHei" w:hAnsi="Microsoft YaHei" w:eastAsia="Microsoft YaHei"/>
+        <w:spacing w:line="240" w:lineRule="auto" w:before="0" w:after="80"/>
+        <w:ind w:firstLine="0"/>
+      </w:pPr>
+      <w:r>
+        <w:rPr>
+          <w:rFonts w:ascii="Times New Roman" w:hAnsi="Times New Roman" w:eastAsia="SimHei"/>
+          <w:b w:val="0"/>
+          <w:color w:val="000000"/>
+          <w:sz w:val="24"/>
         </w:rPr>
         <w:t xml:space="preserve">评分标准</w:t>
       </w:r>
@@ -7950,43 +9966,63 @@
           <w:numId w:val="1018"/>
         </w:numPr>
         <w:pStyle w:val="Compact"/>
+        <w:spacing w:line="240" w:lineRule="auto" w:before="0" w:after="80"/>
+        <w:ind w:firstLine="480"/>
       </w:pPr>
       <w:r>
         <w:rPr>
           <w:bCs/>
-          <w:rFonts w:ascii="Microsoft YaHei" w:hAnsi="Microsoft YaHei" w:eastAsia="Microsoft YaHei"/>
-          <w:b/>
+          <w:rFonts w:ascii="Times New Roman" w:hAnsi="Times New Roman" w:eastAsia="SimHei"/>
+          <w:b w:val="0"/>
+          <w:i w:val="0"/>
+          <w:color w:val="000000"/>
+          <w:sz w:val="24"/>
         </w:rPr>
         <w:t xml:space="preserve">对象延续</w:t>
       </w:r>
       <w:r>
         <w:rPr>
-          <w:rFonts w:ascii="Microsoft YaHei" w:hAnsi="Microsoft YaHei" w:eastAsia="Microsoft YaHei"/>
+          <w:rFonts w:ascii="Times New Roman" w:hAnsi="Times New Roman" w:eastAsia="SimSun"/>
+          <w:b w:val="0"/>
+          <w:color w:val="000000"/>
+          <w:sz w:val="24"/>
         </w:rPr>
         <w:t xml:space="preserve">（4分）：明确沿用</w:t>
       </w:r>
       <w:r>
         <w:rPr>
-          <w:rFonts w:ascii="Microsoft YaHei" w:hAnsi="Microsoft YaHei" w:eastAsia="Microsoft YaHei"/>
+          <w:rFonts w:ascii="Times New Roman" w:hAnsi="Times New Roman" w:eastAsia="SimSun"/>
+          <w:b w:val="0"/>
+          <w:color w:val="000000"/>
+          <w:sz w:val="24"/>
         </w:rPr>
         <w:t xml:space="preserve"> </w:t>
       </w:r>
       <w:r>
         <w:rPr>
           <w:rStyle w:val="VerbatimChar"/>
-          <w:rFonts w:ascii="Microsoft YaHei" w:hAnsi="Microsoft YaHei" w:eastAsia="Microsoft YaHei"/>
+          <w:rFonts w:ascii="Times New Roman" w:hAnsi="Times New Roman" w:eastAsia="SimSun"/>
+          <w:b w:val="0"/>
+          <w:color w:val="000000"/>
+          <w:sz w:val="24"/>
         </w:rPr>
         <w:t xml:space="preserve">O2</w:t>
       </w:r>
       <w:r>
         <w:rPr>
-          <w:rFonts w:ascii="Microsoft YaHei" w:hAnsi="Microsoft YaHei" w:eastAsia="Microsoft YaHei"/>
-        </w:rPr>
-        <w:t xml:space="preserve"> </w:t>
-      </w:r>
-      <w:r>
-        <w:rPr>
-          <w:rFonts w:ascii="Microsoft YaHei" w:hAnsi="Microsoft YaHei" w:eastAsia="Microsoft YaHei"/>
+          <w:rFonts w:ascii="Times New Roman" w:hAnsi="Times New Roman" w:eastAsia="SimSun"/>
+          <w:b w:val="0"/>
+          <w:color w:val="000000"/>
+          <w:sz w:val="24"/>
+        </w:rPr>
+        <w:t xml:space="preserve"> </w:t>
+      </w:r>
+      <w:r>
+        <w:rPr>
+          <w:rFonts w:ascii="Times New Roman" w:hAnsi="Times New Roman" w:eastAsia="SimSun"/>
+          <w:b w:val="0"/>
+          <w:color w:val="000000"/>
+          <w:sz w:val="24"/>
         </w:rPr>
         <w:t xml:space="preserve">的同一对象、模型和三域表征，不另起炉灶。</w:t>
       </w:r>
@@ -7998,43 +10034,63 @@
           <w:numId w:val="1018"/>
         </w:numPr>
         <w:pStyle w:val="Compact"/>
+        <w:spacing w:line="240" w:lineRule="auto" w:before="0" w:after="80"/>
+        <w:ind w:firstLine="480"/>
       </w:pPr>
       <w:r>
         <w:rPr>
           <w:bCs/>
-          <w:rFonts w:ascii="Microsoft YaHei" w:hAnsi="Microsoft YaHei" w:eastAsia="Microsoft YaHei"/>
-          <w:b/>
+          <w:rFonts w:ascii="Times New Roman" w:hAnsi="Times New Roman" w:eastAsia="SimHei"/>
+          <w:b w:val="0"/>
+          <w:i w:val="0"/>
+          <w:color w:val="000000"/>
+          <w:sz w:val="24"/>
         </w:rPr>
         <w:t xml:space="preserve">主要问题归类</w:t>
       </w:r>
       <w:r>
         <w:rPr>
-          <w:rFonts w:ascii="Microsoft YaHei" w:hAnsi="Microsoft YaHei" w:eastAsia="Microsoft YaHei"/>
+          <w:rFonts w:ascii="Times New Roman" w:hAnsi="Times New Roman" w:eastAsia="SimSun"/>
+          <w:b w:val="0"/>
+          <w:color w:val="000000"/>
+          <w:sz w:val="24"/>
         </w:rPr>
         <w:t xml:space="preserve">（8分）：在稳定 / 动态 / 稳态三类中准确选出当前主要问题，并给出</w:t>
       </w:r>
       <w:r>
         <w:rPr>
-          <w:rFonts w:ascii="Microsoft YaHei" w:hAnsi="Microsoft YaHei" w:eastAsia="Microsoft YaHei"/>
+          <w:rFonts w:ascii="Times New Roman" w:hAnsi="Times New Roman" w:eastAsia="SimSun"/>
+          <w:b w:val="0"/>
+          <w:color w:val="000000"/>
+          <w:sz w:val="24"/>
         </w:rPr>
         <w:t xml:space="preserve"> </w:t>
       </w:r>
       <w:r>
         <w:rPr>
           <w:rStyle w:val="VerbatimChar"/>
-          <w:rFonts w:ascii="Microsoft YaHei" w:hAnsi="Microsoft YaHei" w:eastAsia="Microsoft YaHei"/>
+          <w:rFonts w:ascii="Times New Roman" w:hAnsi="Times New Roman" w:eastAsia="SimSun"/>
+          <w:b w:val="0"/>
+          <w:color w:val="000000"/>
+          <w:sz w:val="24"/>
         </w:rPr>
         <w:t xml:space="preserve">1-2</w:t>
       </w:r>
       <w:r>
         <w:rPr>
-          <w:rFonts w:ascii="Microsoft YaHei" w:hAnsi="Microsoft YaHei" w:eastAsia="Microsoft YaHei"/>
-        </w:rPr>
-        <w:t xml:space="preserve"> </w:t>
-      </w:r>
-      <w:r>
-        <w:rPr>
-          <w:rFonts w:ascii="Microsoft YaHei" w:hAnsi="Microsoft YaHei" w:eastAsia="Microsoft YaHei"/>
+          <w:rFonts w:ascii="Times New Roman" w:hAnsi="Times New Roman" w:eastAsia="SimSun"/>
+          <w:b w:val="0"/>
+          <w:color w:val="000000"/>
+          <w:sz w:val="24"/>
+        </w:rPr>
+        <w:t xml:space="preserve"> </w:t>
+      </w:r>
+      <w:r>
+        <w:rPr>
+          <w:rFonts w:ascii="Times New Roman" w:hAnsi="Times New Roman" w:eastAsia="SimSun"/>
+          <w:b w:val="0"/>
+          <w:color w:val="000000"/>
+          <w:sz w:val="24"/>
         </w:rPr>
         <w:t xml:space="preserve">条直接证据。</w:t>
       </w:r>
@@ -8046,18 +10102,26 @@
           <w:numId w:val="1018"/>
         </w:numPr>
         <w:pStyle w:val="Compact"/>
+        <w:spacing w:line="240" w:lineRule="auto" w:before="0" w:after="80"/>
+        <w:ind w:firstLine="480"/>
       </w:pPr>
       <w:r>
         <w:rPr>
           <w:bCs/>
-          <w:rFonts w:ascii="Microsoft YaHei" w:hAnsi="Microsoft YaHei" w:eastAsia="Microsoft YaHei"/>
-          <w:b/>
+          <w:rFonts w:ascii="Times New Roman" w:hAnsi="Times New Roman" w:eastAsia="SimHei"/>
+          <w:b w:val="0"/>
+          <w:i w:val="0"/>
+          <w:color w:val="000000"/>
+          <w:sz w:val="24"/>
         </w:rPr>
         <w:t xml:space="preserve">机理线判定</w:t>
       </w:r>
       <w:r>
         <w:rPr>
-          <w:rFonts w:ascii="Microsoft YaHei" w:hAnsi="Microsoft YaHei" w:eastAsia="Microsoft YaHei"/>
+          <w:rFonts w:ascii="Times New Roman" w:hAnsi="Times New Roman" w:eastAsia="SimSun"/>
+          <w:b w:val="0"/>
+          <w:color w:val="000000"/>
+          <w:sz w:val="24"/>
         </w:rPr>
         <w:t xml:space="preserve">（8分）：能说清楚为什么它属于对应机理线，而不是泛泛地说“响应不好”。</w:t>
       </w:r>
@@ -8069,18 +10133,26 @@
           <w:numId w:val="1018"/>
         </w:numPr>
         <w:pStyle w:val="Compact"/>
+        <w:spacing w:line="240" w:lineRule="auto" w:before="0" w:after="80"/>
+        <w:ind w:firstLine="480"/>
       </w:pPr>
       <w:r>
         <w:rPr>
           <w:bCs/>
-          <w:rFonts w:ascii="Microsoft YaHei" w:hAnsi="Microsoft YaHei" w:eastAsia="Microsoft YaHei"/>
-          <w:b/>
+          <w:rFonts w:ascii="Times New Roman" w:hAnsi="Times New Roman" w:eastAsia="SimHei"/>
+          <w:b w:val="0"/>
+          <w:i w:val="0"/>
+          <w:color w:val="000000"/>
+          <w:sz w:val="24"/>
         </w:rPr>
         <w:t xml:space="preserve">结构机理解释</w:t>
       </w:r>
       <w:r>
         <w:rPr>
-          <w:rFonts w:ascii="Microsoft YaHei" w:hAnsi="Microsoft YaHei" w:eastAsia="Microsoft YaHei"/>
+          <w:rFonts w:ascii="Times New Roman" w:hAnsi="Times New Roman" w:eastAsia="SimSun"/>
+          <w:b w:val="0"/>
+          <w:color w:val="000000"/>
+          <w:sz w:val="24"/>
         </w:rPr>
         <w:t xml:space="preserve">（10分）：解释只使用当前阶段允许的语言，不越界调用零点、型别、积分稳态改善、Nyquist 或 Bode 判稳语言。</w:t>
       </w:r>
@@ -8092,43 +10164,63 @@
           <w:numId w:val="1018"/>
         </w:numPr>
         <w:pStyle w:val="Compact"/>
+        <w:spacing w:line="240" w:lineRule="auto" w:before="0" w:after="80"/>
+        <w:ind w:firstLine="480"/>
       </w:pPr>
       <w:r>
         <w:rPr>
           <w:bCs/>
-          <w:rFonts w:ascii="Microsoft YaHei" w:hAnsi="Microsoft YaHei" w:eastAsia="Microsoft YaHei"/>
-          <w:b/>
+          <w:rFonts w:ascii="Times New Roman" w:hAnsi="Times New Roman" w:eastAsia="SimHei"/>
+          <w:b w:val="0"/>
+          <w:i w:val="0"/>
+          <w:color w:val="000000"/>
+          <w:sz w:val="24"/>
         </w:rPr>
         <w:t xml:space="preserve">图表与仿真支撑</w:t>
       </w:r>
       <w:r>
         <w:rPr>
-          <w:rFonts w:ascii="Microsoft YaHei" w:hAnsi="Microsoft YaHei" w:eastAsia="Microsoft YaHei"/>
+          <w:rFonts w:ascii="Times New Roman" w:hAnsi="Times New Roman" w:eastAsia="SimSun"/>
+          <w:b w:val="0"/>
+          <w:color w:val="000000"/>
+          <w:sz w:val="24"/>
         </w:rPr>
         <w:t xml:space="preserve">（6分）：图表或对照表直接服务于诊断；若涉及稳定 / 动态判断，需附</w:t>
       </w:r>
       <w:r>
         <w:rPr>
-          <w:rFonts w:ascii="Microsoft YaHei" w:hAnsi="Microsoft YaHei" w:eastAsia="Microsoft YaHei"/>
+          <w:rFonts w:ascii="Times New Roman" w:hAnsi="Times New Roman" w:eastAsia="SimSun"/>
+          <w:b w:val="0"/>
+          <w:color w:val="000000"/>
+          <w:sz w:val="24"/>
         </w:rPr>
         <w:t xml:space="preserve"> </w:t>
       </w:r>
       <w:r>
         <w:rPr>
           <w:rStyle w:val="VerbatimChar"/>
-          <w:rFonts w:ascii="Microsoft YaHei" w:hAnsi="Microsoft YaHei" w:eastAsia="Microsoft YaHei"/>
+          <w:rFonts w:ascii="Times New Roman" w:hAnsi="Times New Roman" w:eastAsia="SimSun"/>
+          <w:b w:val="0"/>
+          <w:color w:val="000000"/>
+          <w:sz w:val="24"/>
         </w:rPr>
         <w:t xml:space="preserve">MATLAB/Octave</w:t>
       </w:r>
       <w:r>
         <w:rPr>
-          <w:rFonts w:ascii="Microsoft YaHei" w:hAnsi="Microsoft YaHei" w:eastAsia="Microsoft YaHei"/>
-        </w:rPr>
-        <w:t xml:space="preserve"> </w:t>
-      </w:r>
-      <w:r>
-        <w:rPr>
-          <w:rFonts w:ascii="Microsoft YaHei" w:hAnsi="Microsoft YaHei" w:eastAsia="Microsoft YaHei"/>
+          <w:rFonts w:ascii="Times New Roman" w:hAnsi="Times New Roman" w:eastAsia="SimSun"/>
+          <w:b w:val="0"/>
+          <w:color w:val="000000"/>
+          <w:sz w:val="24"/>
+        </w:rPr>
+        <w:t xml:space="preserve"> </w:t>
+      </w:r>
+      <w:r>
+        <w:rPr>
+          <w:rFonts w:ascii="Times New Roman" w:hAnsi="Times New Roman" w:eastAsia="SimSun"/>
+          <w:b w:val="0"/>
+          <w:color w:val="000000"/>
+          <w:sz w:val="24"/>
         </w:rPr>
         <w:t xml:space="preserve">仿真代码、结果图与最小复现实验说明。</w:t>
       </w:r>
@@ -8140,18 +10232,26 @@
           <w:numId w:val="1018"/>
         </w:numPr>
         <w:pStyle w:val="Compact"/>
+        <w:spacing w:line="240" w:lineRule="auto" w:before="0" w:after="80"/>
+        <w:ind w:firstLine="480"/>
       </w:pPr>
       <w:r>
         <w:rPr>
           <w:bCs/>
-          <w:rFonts w:ascii="Microsoft YaHei" w:hAnsi="Microsoft YaHei" w:eastAsia="Microsoft YaHei"/>
-          <w:b/>
+          <w:rFonts w:ascii="Times New Roman" w:hAnsi="Times New Roman" w:eastAsia="SimHei"/>
+          <w:b w:val="0"/>
+          <w:i w:val="0"/>
+          <w:color w:val="000000"/>
+          <w:sz w:val="24"/>
         </w:rPr>
         <w:t xml:space="preserve">主要矛盾清单与 AI 使用记录</w:t>
       </w:r>
       <w:r>
         <w:rPr>
-          <w:rFonts w:ascii="Microsoft YaHei" w:hAnsi="Microsoft YaHei" w:eastAsia="Microsoft YaHei"/>
+          <w:rFonts w:ascii="Times New Roman" w:hAnsi="Times New Roman" w:eastAsia="SimSun"/>
+          <w:b w:val="0"/>
+          <w:color w:val="000000"/>
+          <w:sz w:val="24"/>
         </w:rPr>
         <w:t xml:space="preserve">（4分）：写出主要矛盾、次要矛盾及本次不进入结构定夺的理由，并附 AI 使用记录摘要。</w:t>
       </w:r>
@@ -8159,12 +10259,17 @@
     <w:p>
       <w:pPr>
         <w:pStyle w:val="FirstParagraph"/>
+        <w:spacing w:line="240" w:lineRule="auto" w:before="0" w:after="80"/>
+        <w:ind w:firstLine="480"/>
       </w:pPr>
       <w:r>
         <w:rPr>
           <w:bCs/>
-          <w:rFonts w:ascii="Microsoft YaHei" w:hAnsi="Microsoft YaHei" w:eastAsia="Microsoft YaHei"/>
-          <w:b/>
+          <w:rFonts w:ascii="Times New Roman" w:hAnsi="Times New Roman" w:eastAsia="SimHei"/>
+          <w:b w:val="0"/>
+          <w:i w:val="0"/>
+          <w:color w:val="000000"/>
+          <w:sz w:val="24"/>
         </w:rPr>
         <w:t xml:space="preserve">总分：40分</w:t>
       </w:r>
@@ -8174,10 +10279,15 @@
     <w:p>
       <w:pPr>
         <w:pStyle w:val="Heading3"/>
-      </w:pPr>
-      <w:r>
-        <w:rPr>
-          <w:rFonts w:ascii="Microsoft YaHei" w:hAnsi="Microsoft YaHei" w:eastAsia="Microsoft YaHei"/>
+        <w:spacing w:line="240" w:lineRule="auto" w:before="0" w:after="80"/>
+        <w:ind w:firstLine="0"/>
+      </w:pPr>
+      <w:r>
+        <w:rPr>
+          <w:rFonts w:ascii="Times New Roman" w:hAnsi="Times New Roman" w:eastAsia="SimHei"/>
+          <w:b w:val="0"/>
+          <w:color w:val="000000"/>
+          <w:sz w:val="24"/>
         </w:rPr>
         <w:t xml:space="preserve">关键提醒</w:t>
       </w:r>
@@ -8189,23 +10299,34 @@
           <w:numId w:val="1019"/>
         </w:numPr>
         <w:pStyle w:val="Compact"/>
+        <w:spacing w:line="240" w:lineRule="auto" w:before="0" w:after="80"/>
+        <w:ind w:firstLine="480"/>
       </w:pPr>
       <w:r>
         <w:rPr>
           <w:rStyle w:val="VerbatimChar"/>
-          <w:rFonts w:ascii="Microsoft YaHei" w:hAnsi="Microsoft YaHei" w:eastAsia="Microsoft YaHei"/>
+          <w:rFonts w:ascii="Times New Roman" w:hAnsi="Times New Roman" w:eastAsia="SimSun"/>
+          <w:b w:val="0"/>
+          <w:color w:val="000000"/>
+          <w:sz w:val="24"/>
         </w:rPr>
         <w:t xml:space="preserve">O3</w:t>
       </w:r>
       <w:r>
         <w:rPr>
-          <w:rFonts w:ascii="Microsoft YaHei" w:hAnsi="Microsoft YaHei" w:eastAsia="Microsoft YaHei"/>
-        </w:rPr>
-        <w:t xml:space="preserve"> </w:t>
-      </w:r>
-      <w:r>
-        <w:rPr>
-          <w:rFonts w:ascii="Microsoft YaHei" w:hAnsi="Microsoft YaHei" w:eastAsia="Microsoft YaHei"/>
+          <w:rFonts w:ascii="Times New Roman" w:hAnsi="Times New Roman" w:eastAsia="SimSun"/>
+          <w:b w:val="0"/>
+          <w:color w:val="000000"/>
+          <w:sz w:val="24"/>
+        </w:rPr>
+        <w:t xml:space="preserve"> </w:t>
+      </w:r>
+      <w:r>
+        <w:rPr>
+          <w:rFonts w:ascii="Times New Roman" w:hAnsi="Times New Roman" w:eastAsia="SimSun"/>
+          <w:b w:val="0"/>
+          <w:color w:val="000000"/>
+          <w:sz w:val="24"/>
         </w:rPr>
         <w:t xml:space="preserve">的核心不是开始设计控制器，而是判断“当前主要问题属于哪条机理线”。</w:t>
       </w:r>
@@ -8217,60 +10338,89 @@
           <w:numId w:val="1019"/>
         </w:numPr>
         <w:pStyle w:val="Compact"/>
-      </w:pPr>
-      <w:r>
-        <w:rPr>
-          <w:rFonts w:ascii="Microsoft YaHei" w:hAnsi="Microsoft YaHei" w:eastAsia="Microsoft YaHei"/>
+        <w:spacing w:line="240" w:lineRule="auto" w:before="0" w:after="80"/>
+        <w:ind w:firstLine="480"/>
+      </w:pPr>
+      <w:r>
+        <w:rPr>
+          <w:rFonts w:ascii="Times New Roman" w:hAnsi="Times New Roman" w:eastAsia="SimSun"/>
+          <w:b w:val="0"/>
+          <w:color w:val="000000"/>
+          <w:sz w:val="24"/>
         </w:rPr>
         <w:t xml:space="preserve">若沿用</w:t>
       </w:r>
       <w:r>
         <w:rPr>
-          <w:rFonts w:ascii="Microsoft YaHei" w:hAnsi="Microsoft YaHei" w:eastAsia="Microsoft YaHei"/>
+          <w:rFonts w:ascii="Times New Roman" w:hAnsi="Times New Roman" w:eastAsia="SimSun"/>
+          <w:b w:val="0"/>
+          <w:color w:val="000000"/>
+          <w:sz w:val="24"/>
         </w:rPr>
         <w:t xml:space="preserve"> </w:t>
       </w:r>
       <w:r>
         <w:rPr>
           <w:rStyle w:val="VerbatimChar"/>
-          <w:rFonts w:ascii="Microsoft YaHei" w:hAnsi="Microsoft YaHei" w:eastAsia="Microsoft YaHei"/>
+          <w:rFonts w:ascii="Times New Roman" w:hAnsi="Times New Roman" w:eastAsia="SimSun"/>
+          <w:b w:val="0"/>
+          <w:color w:val="000000"/>
+          <w:sz w:val="24"/>
         </w:rPr>
         <w:t xml:space="preserve">O2</w:t>
       </w:r>
       <w:r>
         <w:rPr>
-          <w:rFonts w:ascii="Microsoft YaHei" w:hAnsi="Microsoft YaHei" w:eastAsia="Microsoft YaHei"/>
-        </w:rPr>
-        <w:t xml:space="preserve"> </w:t>
-      </w:r>
-      <w:r>
-        <w:rPr>
-          <w:rFonts w:ascii="Microsoft YaHei" w:hAnsi="Microsoft YaHei" w:eastAsia="Microsoft YaHei"/>
+          <w:rFonts w:ascii="Times New Roman" w:hAnsi="Times New Roman" w:eastAsia="SimSun"/>
+          <w:b w:val="0"/>
+          <w:color w:val="000000"/>
+          <w:sz w:val="24"/>
+        </w:rPr>
+        <w:t xml:space="preserve"> </w:t>
+      </w:r>
+      <w:r>
+        <w:rPr>
+          <w:rFonts w:ascii="Times New Roman" w:hAnsi="Times New Roman" w:eastAsia="SimSun"/>
+          <w:b w:val="0"/>
+          <w:color w:val="000000"/>
+          <w:sz w:val="24"/>
         </w:rPr>
         <w:t xml:space="preserve">的对象，却在</w:t>
       </w:r>
       <w:r>
         <w:rPr>
-          <w:rFonts w:ascii="Microsoft YaHei" w:hAnsi="Microsoft YaHei" w:eastAsia="Microsoft YaHei"/>
+          <w:rFonts w:ascii="Times New Roman" w:hAnsi="Times New Roman" w:eastAsia="SimSun"/>
+          <w:b w:val="0"/>
+          <w:color w:val="000000"/>
+          <w:sz w:val="24"/>
         </w:rPr>
         <w:t xml:space="preserve"> </w:t>
       </w:r>
       <w:r>
         <w:rPr>
           <w:rStyle w:val="VerbatimChar"/>
-          <w:rFonts w:ascii="Microsoft YaHei" w:hAnsi="Microsoft YaHei" w:eastAsia="Microsoft YaHei"/>
+          <w:rFonts w:ascii="Times New Roman" w:hAnsi="Times New Roman" w:eastAsia="SimSun"/>
+          <w:b w:val="0"/>
+          <w:color w:val="000000"/>
+          <w:sz w:val="24"/>
         </w:rPr>
         <w:t xml:space="preserve">O3</w:t>
       </w:r>
       <w:r>
         <w:rPr>
-          <w:rFonts w:ascii="Microsoft YaHei" w:hAnsi="Microsoft YaHei" w:eastAsia="Microsoft YaHei"/>
-        </w:rPr>
-        <w:t xml:space="preserve"> </w:t>
-      </w:r>
-      <w:r>
-        <w:rPr>
-          <w:rFonts w:ascii="Microsoft YaHei" w:hAnsi="Microsoft YaHei" w:eastAsia="Microsoft YaHei"/>
+          <w:rFonts w:ascii="Times New Roman" w:hAnsi="Times New Roman" w:eastAsia="SimSun"/>
+          <w:b w:val="0"/>
+          <w:color w:val="000000"/>
+          <w:sz w:val="24"/>
+        </w:rPr>
+        <w:t xml:space="preserve"> </w:t>
+      </w:r>
+      <w:r>
+        <w:rPr>
+          <w:rFonts w:ascii="Times New Roman" w:hAnsi="Times New Roman" w:eastAsia="SimSun"/>
+          <w:b w:val="0"/>
+          <w:color w:val="000000"/>
+          <w:sz w:val="24"/>
         </w:rPr>
         <w:t xml:space="preserve">中偷偷更换模型、任务或对象，按开放题主线连续性规则扣分。</w:t>
       </w:r>
@@ -8282,10 +10432,15 @@
           <w:numId w:val="1019"/>
         </w:numPr>
         <w:pStyle w:val="Compact"/>
-      </w:pPr>
-      <w:r>
-        <w:rPr>
-          <w:rFonts w:ascii="Microsoft YaHei" w:hAnsi="Microsoft YaHei" w:eastAsia="Microsoft YaHei"/>
+        <w:spacing w:line="240" w:lineRule="auto" w:before="0" w:after="80"/>
+        <w:ind w:firstLine="480"/>
+      </w:pPr>
+      <w:r>
+        <w:rPr>
+          <w:rFonts w:ascii="Times New Roman" w:hAnsi="Times New Roman" w:eastAsia="SimSun"/>
+          <w:b w:val="0"/>
+          <w:color w:val="000000"/>
+          <w:sz w:val="24"/>
         </w:rPr>
         <w:t xml:space="preserve">若判断为稳态问题，不得提前调用型别、积分、静态误差系数等后续语言。</w:t>
       </w:r>
@@ -8297,10 +10452,15 @@
           <w:numId w:val="1019"/>
         </w:numPr>
         <w:pStyle w:val="Compact"/>
-      </w:pPr>
-      <w:r>
-        <w:rPr>
-          <w:rFonts w:ascii="Microsoft YaHei" w:hAnsi="Microsoft YaHei" w:eastAsia="Microsoft YaHei"/>
+        <w:spacing w:line="240" w:lineRule="auto" w:before="0" w:after="80"/>
+        <w:ind w:firstLine="480"/>
+      </w:pPr>
+      <w:r>
+        <w:rPr>
+          <w:rFonts w:ascii="Times New Roman" w:hAnsi="Times New Roman" w:eastAsia="SimSun"/>
+          <w:b w:val="0"/>
+          <w:color w:val="000000"/>
+          <w:sz w:val="24"/>
         </w:rPr>
         <w:t xml:space="preserve">若附图、附代码、附结果图三者彼此对不上，按开放题统一规则扣分。</w:t>
       </w:r>
@@ -8308,7 +10468,9 @@
     <w:bookmarkEnd w:id="42"/>
     <w:bookmarkEnd w:id="43"/>
     <w:bookmarkEnd w:id="44"/>
-    <w:sectPr/>
+    <w:sectPr>
+      <w:pgMar w:top="720" w:bottom="720" w:left="720" w:right="720"/>
+    </w:sectPr>
   </w:body>
 </w:document>
 </file>
@@ -8849,7 +11011,8 @@
     <w:name w:val="Normal"/>
     <w:qFormat/>
     <w:rPr>
-      <w:rFonts w:ascii="Microsoft YaHei" w:hAnsi="Microsoft YaHei" w:eastAsia="Microsoft YaHei"/>
+      <w:rFonts w:ascii="Times New Roman" w:hAnsi="Times New Roman" w:eastAsia="SimSun"/>
+      <w:color w:val="000000"/>
     </w:rPr>
   </w:style>
   <w:style w:styleId="BodyText" w:type="paragraph">
@@ -8861,7 +11024,8 @@
     </w:pPr>
     <w:qFormat/>
     <w:rPr>
-      <w:rFonts w:ascii="Microsoft YaHei" w:hAnsi="Microsoft YaHei" w:eastAsia="Microsoft YaHei"/>
+      <w:rFonts w:ascii="Times New Roman" w:hAnsi="Times New Roman" w:eastAsia="SimSun"/>
+      <w:color w:val="000000"/>
     </w:rPr>
   </w:style>
   <w:style w:customStyle="1" w:styleId="FirstParagraph" w:type="paragraph">
@@ -8870,7 +11034,8 @@
     <w:next w:val="BodyText"/>
     <w:qFormat/>
     <w:rPr>
-      <w:rFonts w:ascii="Microsoft YaHei" w:hAnsi="Microsoft YaHei" w:eastAsia="Microsoft YaHei"/>
+      <w:rFonts w:ascii="Times New Roman" w:hAnsi="Times New Roman" w:eastAsia="SimSun"/>
+      <w:color w:val="000000"/>
     </w:rPr>
   </w:style>
   <w:style w:customStyle="1" w:styleId="Compact" w:type="paragraph">
@@ -8881,7 +11046,8 @@
       <w:spacing w:after="36" w:before="36"/>
     </w:pPr>
     <w:rPr>
-      <w:rFonts w:ascii="Microsoft YaHei" w:hAnsi="Microsoft YaHei" w:eastAsia="Microsoft YaHei"/>
+      <w:rFonts w:ascii="Times New Roman" w:hAnsi="Times New Roman" w:eastAsia="SimSun"/>
+      <w:color w:val="000000"/>
     </w:rPr>
   </w:style>
   <w:style w:styleId="Title" w:type="paragraph">
@@ -8896,10 +11062,10 @@
       <w:jc w:val="center"/>
     </w:pPr>
     <w:rPr>
-      <w:rFonts w:asciiTheme="majorHAnsi" w:cstheme="majorBidi" w:eastAsiaTheme="majorEastAsia" w:hAnsiTheme="majorHAnsi" w:ascii="Microsoft YaHei" w:hAnsi="Microsoft YaHei" w:eastAsia="Microsoft YaHei"/>
+      <w:rFonts w:asciiTheme="majorHAnsi" w:cstheme="majorBidi" w:eastAsiaTheme="majorEastAsia" w:hAnsiTheme="majorHAnsi" w:ascii="Times New Roman" w:hAnsi="Times New Roman" w:eastAsia="SimSun"/>
       <w:b/>
       <w:bCs/>
-      <w:color w:themeColor="accent1" w:themeShade="B5" w:val="345A8A"/>
+      <w:color w:val="000000"/>
       <w:sz w:val="36"/>
       <w:szCs w:val="36"/>
     </w:rPr>
@@ -8916,7 +11082,8 @@
       <w:jc w:val="center"/>
     </w:pPr>
     <w:rPr>
-      <w:rFonts w:ascii="Microsoft YaHei" w:hAnsi="Microsoft YaHei" w:eastAsia="Microsoft YaHei"/>
+      <w:rFonts w:ascii="Times New Roman" w:hAnsi="Times New Roman" w:eastAsia="SimSun"/>
+      <w:color w:val="000000"/>
       <w:sz w:val="30"/>
       <w:szCs w:val="30"/>
     </w:rPr>
@@ -8931,7 +11098,8 @@
       <w:jc w:val="center"/>
     </w:pPr>
     <w:rPr>
-      <w:rFonts w:ascii="Microsoft YaHei" w:hAnsi="Microsoft YaHei" w:eastAsia="Microsoft YaHei"/>
+      <w:rFonts w:ascii="Times New Roman" w:hAnsi="Times New Roman" w:eastAsia="SimSun"/>
+      <w:color w:val="000000"/>
     </w:rPr>
   </w:style>
   <w:style w:styleId="Date" w:type="paragraph">
@@ -8944,7 +11112,8 @@
       <w:jc w:val="center"/>
     </w:pPr>
     <w:rPr>
-      <w:rFonts w:ascii="Microsoft YaHei" w:hAnsi="Microsoft YaHei" w:eastAsia="Microsoft YaHei"/>
+      <w:rFonts w:ascii="Times New Roman" w:hAnsi="Times New Roman" w:eastAsia="SimSun"/>
+      <w:color w:val="000000"/>
     </w:rPr>
   </w:style>
   <w:style w:customStyle="1" w:styleId="AbstractTitle" w:type="paragraph">
@@ -8959,12 +11128,11 @@
       <w:spacing w:after="0" w:before="300"/>
     </w:pPr>
     <w:rPr>
+      <w:color w:val="000000"/>
       <w:sz w:val="20"/>
       <w:szCs w:val="20"/>
-      <w:rFonts w:ascii="Microsoft YaHei" w:hAnsi="Microsoft YaHei" w:eastAsia="Microsoft YaHei"/>
+      <w:rFonts w:ascii="Times New Roman" w:hAnsi="Times New Roman" w:eastAsia="SimSun"/>
       <w:b/>
-      <w:color w:val="345A8A"/>
-      &gt;
     </w:rPr>
   </w:style>
   <w:style w:customStyle="1" w:styleId="Abstract" w:type="paragraph">
@@ -8978,7 +11146,8 @@
       <w:spacing w:after="300" w:before="100"/>
     </w:pPr>
     <w:rPr>
-      <w:rFonts w:ascii="Microsoft YaHei" w:hAnsi="Microsoft YaHei" w:eastAsia="Microsoft YaHei"/>
+      <w:rFonts w:ascii="Times New Roman" w:hAnsi="Times New Roman" w:eastAsia="SimSun"/>
+      <w:color w:val="000000"/>
       <w:sz w:val="20"/>
       <w:szCs w:val="20"/>
     </w:rPr>
@@ -8990,7 +11159,8 @@
     <w:qFormat/>
     <w:pPr/>
     <w:rPr>
-      <w:rFonts w:ascii="Microsoft YaHei" w:hAnsi="Microsoft YaHei" w:eastAsia="Microsoft YaHei"/>
+      <w:rFonts w:ascii="Times New Roman" w:hAnsi="Times New Roman" w:eastAsia="SimSun"/>
+      <w:color w:val="000000"/>
     </w:rPr>
   </w:style>
   <w:style w:styleId="Heading1" w:type="paragraph">
@@ -9006,10 +11176,10 @@
       <w:outlineLvl w:val="0"/>
     </w:pPr>
     <w:rPr>
-      <w:rFonts w:asciiTheme="majorHAnsi" w:cstheme="majorBidi" w:eastAsiaTheme="majorEastAsia" w:hAnsiTheme="majorHAnsi" w:ascii="Microsoft YaHei" w:hAnsi="Microsoft YaHei" w:eastAsia="Microsoft YaHei"/>
+      <w:rFonts w:asciiTheme="majorHAnsi" w:cstheme="majorBidi" w:eastAsiaTheme="majorEastAsia" w:hAnsiTheme="majorHAnsi" w:ascii="Times New Roman" w:hAnsi="Times New Roman" w:eastAsia="SimSun"/>
       <w:b/>
       <w:bCs/>
-      <w:color w:themeColor="accent1" w:val="4F81BD"/>
+      <w:color w:val="000000"/>
       <w:sz w:val="32"/>
       <w:szCs w:val="32"/>
     </w:rPr>
@@ -9028,10 +11198,10 @@
       <w:outlineLvl w:val="1"/>
     </w:pPr>
     <w:rPr>
-      <w:rFonts w:asciiTheme="majorHAnsi" w:cstheme="majorBidi" w:eastAsiaTheme="majorEastAsia" w:hAnsiTheme="majorHAnsi" w:ascii="Microsoft YaHei" w:hAnsi="Microsoft YaHei" w:eastAsia="Microsoft YaHei"/>
+      <w:rFonts w:asciiTheme="majorHAnsi" w:cstheme="majorBidi" w:eastAsiaTheme="majorEastAsia" w:hAnsiTheme="majorHAnsi" w:ascii="Times New Roman" w:hAnsi="Times New Roman" w:eastAsia="SimSun"/>
       <w:b/>
       <w:bCs/>
-      <w:color w:themeColor="accent1" w:val="4F81BD"/>
+      <w:color w:val="000000"/>
       <w:sz w:val="28"/>
       <w:szCs w:val="28"/>
     </w:rPr>
@@ -9050,10 +11220,10 @@
       <w:outlineLvl w:val="2"/>
     </w:pPr>
     <w:rPr>
-      <w:rFonts w:asciiTheme="majorHAnsi" w:cstheme="majorBidi" w:eastAsiaTheme="majorEastAsia" w:hAnsiTheme="majorHAnsi" w:ascii="Microsoft YaHei" w:hAnsi="Microsoft YaHei" w:eastAsia="Microsoft YaHei"/>
+      <w:rFonts w:asciiTheme="majorHAnsi" w:cstheme="majorBidi" w:eastAsiaTheme="majorEastAsia" w:hAnsiTheme="majorHAnsi" w:ascii="Times New Roman" w:hAnsi="Times New Roman" w:eastAsia="SimSun"/>
       <w:b/>
       <w:bCs/>
-      <w:color w:themeColor="accent1" w:val="4F81BD"/>
+      <w:color w:val="000000"/>
       <w:sz w:val="24"/>
       <w:szCs w:val="24"/>
     </w:rPr>
@@ -9072,10 +11242,10 @@
       <w:outlineLvl w:val="3"/>
     </w:pPr>
     <w:rPr>
-      <w:rFonts w:asciiTheme="majorHAnsi" w:cstheme="majorBidi" w:eastAsiaTheme="majorEastAsia" w:hAnsiTheme="majorHAnsi" w:ascii="Microsoft YaHei" w:hAnsi="Microsoft YaHei" w:eastAsia="Microsoft YaHei"/>
+      <w:rFonts w:asciiTheme="majorHAnsi" w:cstheme="majorBidi" w:eastAsiaTheme="majorEastAsia" w:hAnsiTheme="majorHAnsi" w:ascii="Times New Roman" w:hAnsi="Times New Roman" w:eastAsia="SimSun"/>
       <w:i/>
       <w:bCs/>
-      <w:color w:themeColor="accent1" w:val="4F81BD"/>
+      <w:color w:val="000000"/>
       <w:sz w:val="24"/>
       <w:szCs w:val="24"/>
     </w:rPr>
@@ -9094,9 +11264,9 @@
       <w:outlineLvl w:val="4"/>
     </w:pPr>
     <w:rPr>
-      <w:rFonts w:asciiTheme="majorHAnsi" w:cstheme="majorBidi" w:eastAsiaTheme="majorEastAsia" w:hAnsiTheme="majorHAnsi" w:ascii="Microsoft YaHei" w:hAnsi="Microsoft YaHei" w:eastAsia="Microsoft YaHei"/>
+      <w:rFonts w:asciiTheme="majorHAnsi" w:cstheme="majorBidi" w:eastAsiaTheme="majorEastAsia" w:hAnsiTheme="majorHAnsi" w:ascii="Times New Roman" w:hAnsi="Times New Roman" w:eastAsia="SimSun"/>
       <w:iCs/>
-      <w:color w:themeColor="accent1" w:val="4F81BD"/>
+      <w:color w:val="000000"/>
       <w:sz w:val="24"/>
       <w:szCs w:val="24"/>
     </w:rPr>
@@ -9115,8 +11285,8 @@
       <w:outlineLvl w:val="5"/>
     </w:pPr>
     <w:rPr>
-      <w:rFonts w:asciiTheme="majorHAnsi" w:cstheme="majorBidi" w:eastAsiaTheme="majorEastAsia" w:hAnsiTheme="majorHAnsi" w:ascii="Microsoft YaHei" w:hAnsi="Microsoft YaHei" w:eastAsia="Microsoft YaHei"/>
-      <w:color w:themeColor="accent1" w:val="4F81BD"/>
+      <w:rFonts w:asciiTheme="majorHAnsi" w:cstheme="majorBidi" w:eastAsiaTheme="majorEastAsia" w:hAnsiTheme="majorHAnsi" w:ascii="Times New Roman" w:hAnsi="Times New Roman" w:eastAsia="SimSun"/>
+      <w:color w:val="000000"/>
       <w:sz w:val="24"/>
       <w:szCs w:val="24"/>
     </w:rPr>
@@ -9135,8 +11305,8 @@
       <w:outlineLvl w:val="6"/>
     </w:pPr>
     <w:rPr>
-      <w:rFonts w:asciiTheme="majorHAnsi" w:cstheme="majorBidi" w:eastAsiaTheme="majorEastAsia" w:hAnsiTheme="majorHAnsi" w:ascii="Microsoft YaHei" w:hAnsi="Microsoft YaHei" w:eastAsia="Microsoft YaHei"/>
-      <w:color w:themeColor="accent1" w:val="4F81BD"/>
+      <w:rFonts w:asciiTheme="majorHAnsi" w:cstheme="majorBidi" w:eastAsiaTheme="majorEastAsia" w:hAnsiTheme="majorHAnsi" w:ascii="Times New Roman" w:hAnsi="Times New Roman" w:eastAsia="SimSun"/>
+      <w:color w:val="000000"/>
       <w:sz w:val="24"/>
       <w:szCs w:val="24"/>
     </w:rPr>
@@ -9155,8 +11325,8 @@
       <w:outlineLvl w:val="7"/>
     </w:pPr>
     <w:rPr>
-      <w:rFonts w:asciiTheme="majorHAnsi" w:cstheme="majorBidi" w:eastAsiaTheme="majorEastAsia" w:hAnsiTheme="majorHAnsi" w:ascii="Microsoft YaHei" w:hAnsi="Microsoft YaHei" w:eastAsia="Microsoft YaHei"/>
-      <w:color w:themeColor="accent1" w:val="4F81BD"/>
+      <w:rFonts w:asciiTheme="majorHAnsi" w:cstheme="majorBidi" w:eastAsiaTheme="majorEastAsia" w:hAnsiTheme="majorHAnsi" w:ascii="Times New Roman" w:hAnsi="Times New Roman" w:eastAsia="SimSun"/>
+      <w:color w:val="000000"/>
       <w:sz w:val="24"/>
       <w:szCs w:val="24"/>
     </w:rPr>
@@ -9175,8 +11345,8 @@
       <w:outlineLvl w:val="8"/>
     </w:pPr>
     <w:rPr>
-      <w:rFonts w:asciiTheme="majorHAnsi" w:cstheme="majorBidi" w:eastAsiaTheme="majorEastAsia" w:hAnsiTheme="majorHAnsi" w:ascii="Microsoft YaHei" w:hAnsi="Microsoft YaHei" w:eastAsia="Microsoft YaHei"/>
-      <w:color w:themeColor="accent1" w:val="4F81BD"/>
+      <w:rFonts w:asciiTheme="majorHAnsi" w:cstheme="majorBidi" w:eastAsiaTheme="majorEastAsia" w:hAnsiTheme="majorHAnsi" w:ascii="Times New Roman" w:hAnsi="Times New Roman" w:eastAsia="SimSun"/>
+      <w:color w:val="000000"/>
       <w:sz w:val="24"/>
       <w:szCs w:val="24"/>
     </w:rPr>
@@ -9193,7 +11363,8 @@
       <w:ind w:firstLine="0" w:left="480" w:right="480"/>
     </w:pPr>
     <w:rPr>
-      <w:rFonts w:ascii="Microsoft YaHei" w:hAnsi="Microsoft YaHei" w:eastAsia="Microsoft YaHei"/>
+      <w:rFonts w:ascii="Times New Roman" w:hAnsi="Times New Roman" w:eastAsia="SimSun"/>
+      <w:color w:val="000000"/>
     </w:rPr>
   </w:style>
   <w:style w:styleId="FootnoteText" w:type="paragraph">
@@ -9204,7 +11375,8 @@
     <w:unhideWhenUsed/>
     <w:qFormat/>
     <w:rPr>
-      <w:rFonts w:ascii="Microsoft YaHei" w:hAnsi="Microsoft YaHei" w:eastAsia="Microsoft YaHei"/>
+      <w:rFonts w:ascii="Times New Roman" w:hAnsi="Times New Roman" w:eastAsia="SimSun"/>
+      <w:color w:val="000000"/>
     </w:rPr>
   </w:style>
   <w:style w:default="1" w:styleId="DefaultParagraphFont" w:type="character">
@@ -9212,7 +11384,8 @@
     <w:semiHidden/>
     <w:unhideWhenUsed/>
     <w:rPr>
-      <w:rFonts w:ascii="Microsoft YaHei" w:hAnsi="Microsoft YaHei" w:eastAsia="Microsoft YaHei"/>
+      <w:rFonts w:ascii="Times New Roman" w:hAnsi="Times New Roman" w:eastAsia="SimSun"/>
+      <w:color w:val="000000"/>
     </w:rPr>
   </w:style>
   <w:style w:default="1" w:styleId="Table" w:type="table">
@@ -9222,7 +11395,8 @@
     <w:unhideWhenUsed/>
     <w:qFormat/>
     <w:rPr>
-      <w:rFonts w:ascii="Microsoft YaHei" w:hAnsi="Microsoft YaHei" w:eastAsia="Microsoft YaHei"/>
+      <w:rFonts w:ascii="Times New Roman" w:hAnsi="Times New Roman" w:eastAsia="SimSun"/>
+      <w:color w:val="000000"/>
     </w:rPr>
     <w:tblPr>
       <w:tblInd w:type="dxa" w:w="0"/>
@@ -9259,15 +11433,17 @@
       <w:spacing w:after="0"/>
     </w:pPr>
     <w:rPr>
-      <w:rFonts w:ascii="Microsoft YaHei" w:hAnsi="Microsoft YaHei" w:eastAsia="Microsoft YaHei"/>
+      <w:rFonts w:ascii="Times New Roman" w:hAnsi="Times New Roman" w:eastAsia="SimSun"/>
       <w:b/>
+      <w:color w:val="000000"/>
     </w:rPr>
   </w:style>
   <w:style w:customStyle="1" w:styleId="Definition" w:type="paragraph">
     <w:name w:val="Definition"/>
     <w:basedOn w:val="Normal"/>
     <w:rPr>
-      <w:rFonts w:ascii="Microsoft YaHei" w:hAnsi="Microsoft YaHei" w:eastAsia="Microsoft YaHei"/>
+      <w:rFonts w:ascii="Times New Roman" w:hAnsi="Times New Roman" w:eastAsia="SimSun"/>
+      <w:color w:val="000000"/>
     </w:rPr>
   </w:style>
   <w:style w:styleId="Caption" w:type="paragraph">
@@ -9278,8 +11454,9 @@
       <w:spacing w:after="120" w:before="0"/>
     </w:pPr>
     <w:rPr>
-      <w:rFonts w:ascii="Microsoft YaHei" w:hAnsi="Microsoft YaHei" w:eastAsia="Microsoft YaHei"/>
+      <w:rFonts w:ascii="Times New Roman" w:hAnsi="Times New Roman" w:eastAsia="SimSun"/>
       <w:i/>
+      <w:color w:val="000000"/>
     </w:rPr>
   </w:style>
   <w:style w:customStyle="1" w:styleId="TableCaption" w:type="paragraph">
@@ -9289,21 +11466,24 @@
       <w:keepNext/>
     </w:pPr>
     <w:rPr>
-      <w:rFonts w:ascii="Microsoft YaHei" w:hAnsi="Microsoft YaHei" w:eastAsia="Microsoft YaHei"/>
+      <w:rFonts w:ascii="Times New Roman" w:hAnsi="Times New Roman" w:eastAsia="SimSun"/>
+      <w:color w:val="000000"/>
     </w:rPr>
   </w:style>
   <w:style w:customStyle="1" w:styleId="ImageCaption" w:type="paragraph">
     <w:name w:val="Image Caption"/>
     <w:basedOn w:val="Caption"/>
     <w:rPr>
-      <w:rFonts w:ascii="Microsoft YaHei" w:hAnsi="Microsoft YaHei" w:eastAsia="Microsoft YaHei"/>
+      <w:rFonts w:ascii="Times New Roman" w:hAnsi="Times New Roman" w:eastAsia="SimSun"/>
+      <w:color w:val="000000"/>
     </w:rPr>
   </w:style>
   <w:style w:customStyle="1" w:styleId="Figure" w:type="paragraph">
     <w:name w:val="Figure"/>
     <w:basedOn w:val="Normal"/>
     <w:rPr>
-      <w:rFonts w:ascii="Microsoft YaHei" w:hAnsi="Microsoft YaHei" w:eastAsia="Microsoft YaHei"/>
+      <w:rFonts w:ascii="Times New Roman" w:hAnsi="Times New Roman" w:eastAsia="SimSun"/>
+      <w:color w:val="000000"/>
     </w:rPr>
   </w:style>
   <w:style w:customStyle="1" w:styleId="CaptionedFigure" w:type="paragraph">
@@ -9313,7 +11493,8 @@
       <w:keepNext/>
     </w:pPr>
     <w:rPr>
-      <w:rFonts w:ascii="Microsoft YaHei" w:hAnsi="Microsoft YaHei" w:eastAsia="Microsoft YaHei"/>
+      <w:rFonts w:ascii="Times New Roman" w:hAnsi="Times New Roman" w:eastAsia="SimSun"/>
+      <w:color w:val="000000"/>
     </w:rPr>
   </w:style>
   <w:style w:customStyle="1" w:styleId="BodyTextChar" w:type="character">
@@ -9321,14 +11502,16 @@
     <w:basedOn w:val="DefaultParagraphFont"/>
     <w:link w:val="BodyText"/>
     <w:rPr>
-      <w:rFonts w:ascii="Microsoft YaHei" w:hAnsi="Microsoft YaHei" w:eastAsia="Microsoft YaHei"/>
+      <w:rFonts w:ascii="Times New Roman" w:hAnsi="Times New Roman" w:eastAsia="SimSun"/>
+      <w:color w:val="000000"/>
     </w:rPr>
   </w:style>
   <w:style w:customStyle="1" w:styleId="VerbatimChar" w:type="character">
     <w:name w:val="Verbatim Char"/>
     <w:basedOn w:val="BodyTextChar"/>
     <w:rPr>
-      <w:rFonts w:ascii="Microsoft YaHei" w:hAnsi="Microsoft YaHei" w:eastAsia="Microsoft YaHei"/>
+      <w:rFonts w:ascii="Times New Roman" w:hAnsi="Times New Roman" w:eastAsia="SimSun"/>
+      <w:color w:val="000000"/>
       <w:sz w:val="22"/>
     </w:rPr>
   </w:style>
@@ -9336,14 +11519,16 @@
     <w:name w:val="Section Number"/>
     <w:basedOn w:val="BodyTextChar"/>
     <w:rPr>
-      <w:rFonts w:ascii="Microsoft YaHei" w:hAnsi="Microsoft YaHei" w:eastAsia="Microsoft YaHei"/>
+      <w:rFonts w:ascii="Times New Roman" w:hAnsi="Times New Roman" w:eastAsia="SimSun"/>
+      <w:color w:val="000000"/>
     </w:rPr>
   </w:style>
   <w:style w:styleId="FootnoteReference" w:type="character">
     <w:name w:val="Footnote Reference"/>
     <w:basedOn w:val="BodyTextChar"/>
     <w:rPr>
-      <w:rFonts w:ascii="Microsoft YaHei" w:hAnsi="Microsoft YaHei" w:eastAsia="Microsoft YaHei"/>
+      <w:rFonts w:ascii="Times New Roman" w:hAnsi="Times New Roman" w:eastAsia="SimSun"/>
+      <w:color w:val="000000"/>
       <w:vertAlign w:val="superscript"/>
     </w:rPr>
   </w:style>
@@ -9351,8 +11536,8 @@
     <w:name w:val="Hyperlink"/>
     <w:basedOn w:val="BodyTextChar"/>
     <w:rPr>
-      <w:rFonts w:ascii="Microsoft YaHei" w:hAnsi="Microsoft YaHei" w:eastAsia="Microsoft YaHei"/>
-      <w:color w:themeColor="accent1" w:val="4F81BD"/>
+      <w:rFonts w:ascii="Times New Roman" w:hAnsi="Times New Roman" w:eastAsia="SimSun"/>
+      <w:color w:val="000000"/>
     </w:rPr>
   </w:style>
   <w:style w:styleId="TOCHeading" w:type="paragraph">
@@ -9367,10 +11552,10 @@
       <w:outlineLvl w:val="9"/>
     </w:pPr>
     <w:rPr>
-      <w:rFonts w:asciiTheme="majorHAnsi" w:cstheme="majorBidi" w:eastAsiaTheme="majorEastAsia" w:hAnsiTheme="majorHAnsi" w:ascii="Microsoft YaHei" w:hAnsi="Microsoft YaHei" w:eastAsia="Microsoft YaHei"/>
+      <w:rFonts w:asciiTheme="majorHAnsi" w:cstheme="majorBidi" w:eastAsiaTheme="majorEastAsia" w:hAnsiTheme="majorHAnsi" w:ascii="Times New Roman" w:hAnsi="Times New Roman" w:eastAsia="SimSun"/>
       <w:b w:val="0"/>
       <w:bCs w:val="0"/>
-      <w:color w:themeColor="accent1" w:themeShade="BF" w:val="365F91"/>
+      <w:color w:val="000000"/>
     </w:rPr>
   </w:style>
   <w:style w:type="paragraph" w:customStyle="1" w:styleId="SourceCode">
@@ -9381,267 +11566,271 @@
       <w:wordWrap w:val="off"/>
     </w:pPr>
     <w:rPr>
-      <w:rFonts w:ascii="Microsoft YaHei" w:hAnsi="Microsoft YaHei" w:eastAsia="Microsoft YaHei"/>
+      <w:rFonts w:ascii="Times New Roman" w:hAnsi="Times New Roman" w:eastAsia="SimSun"/>
+      <w:color w:val="000000"/>
     </w:rPr>
   </w:style>
   <w:style w:type="character" w:customStyle="1" w:styleId="KeywordTok">
     <w:name w:val="KeywordTok"/>
     <w:basedOn w:val="VerbatimChar"/>
     <w:rPr>
-      <w:color w:val="007020"/>
-      <w:rFonts w:ascii="Microsoft YaHei" w:hAnsi="Microsoft YaHei" w:eastAsia="Microsoft YaHei"/>
+      <w:rFonts w:ascii="Times New Roman" w:hAnsi="Times New Roman" w:eastAsia="SimSun"/>
       <w:b/>
+      <w:color w:val="000000"/>
     </w:rPr>
   </w:style>
   <w:style w:type="character" w:customStyle="1" w:styleId="DataTypeTok">
     <w:name w:val="DataTypeTok"/>
     <w:basedOn w:val="VerbatimChar"/>
     <w:rPr>
-      <w:rFonts w:ascii="Microsoft YaHei" w:hAnsi="Microsoft YaHei" w:eastAsia="Microsoft YaHei"/>
-      <w:color w:val="902000"/>
+      <w:rFonts w:ascii="Times New Roman" w:hAnsi="Times New Roman" w:eastAsia="SimSun"/>
+      <w:color w:val="000000"/>
     </w:rPr>
   </w:style>
   <w:style w:type="character" w:customStyle="1" w:styleId="DecValTok">
     <w:name w:val="DecValTok"/>
     <w:basedOn w:val="VerbatimChar"/>
     <w:rPr>
-      <w:rFonts w:ascii="Microsoft YaHei" w:hAnsi="Microsoft YaHei" w:eastAsia="Microsoft YaHei"/>
-      <w:color w:val="40a070"/>
+      <w:rFonts w:ascii="Times New Roman" w:hAnsi="Times New Roman" w:eastAsia="SimSun"/>
+      <w:color w:val="000000"/>
     </w:rPr>
   </w:style>
   <w:style w:type="character" w:customStyle="1" w:styleId="BaseNTok">
     <w:name w:val="BaseNTok"/>
     <w:basedOn w:val="VerbatimChar"/>
     <w:rPr>
-      <w:rFonts w:ascii="Microsoft YaHei" w:hAnsi="Microsoft YaHei" w:eastAsia="Microsoft YaHei"/>
-      <w:color w:val="40a070"/>
+      <w:rFonts w:ascii="Times New Roman" w:hAnsi="Times New Roman" w:eastAsia="SimSun"/>
+      <w:color w:val="000000"/>
     </w:rPr>
   </w:style>
   <w:style w:type="character" w:customStyle="1" w:styleId="FloatTok">
     <w:name w:val="FloatTok"/>
     <w:basedOn w:val="VerbatimChar"/>
     <w:rPr>
-      <w:rFonts w:ascii="Microsoft YaHei" w:hAnsi="Microsoft YaHei" w:eastAsia="Microsoft YaHei"/>
-      <w:color w:val="40a070"/>
+      <w:rFonts w:ascii="Times New Roman" w:hAnsi="Times New Roman" w:eastAsia="SimSun"/>
+      <w:color w:val="000000"/>
     </w:rPr>
   </w:style>
   <w:style w:type="character" w:customStyle="1" w:styleId="ConstantTok">
     <w:name w:val="ConstantTok"/>
     <w:basedOn w:val="VerbatimChar"/>
     <w:rPr>
-      <w:rFonts w:ascii="Microsoft YaHei" w:hAnsi="Microsoft YaHei" w:eastAsia="Microsoft YaHei"/>
-      <w:color w:val="880000"/>
+      <w:rFonts w:ascii="Times New Roman" w:hAnsi="Times New Roman" w:eastAsia="SimSun"/>
+      <w:color w:val="000000"/>
     </w:rPr>
   </w:style>
   <w:style w:type="character" w:customStyle="1" w:styleId="CharTok">
     <w:name w:val="CharTok"/>
     <w:basedOn w:val="VerbatimChar"/>
     <w:rPr>
-      <w:rFonts w:ascii="Microsoft YaHei" w:hAnsi="Microsoft YaHei" w:eastAsia="Microsoft YaHei"/>
-      <w:color w:val="4070a0"/>
+      <w:rFonts w:ascii="Times New Roman" w:hAnsi="Times New Roman" w:eastAsia="SimSun"/>
+      <w:color w:val="000000"/>
     </w:rPr>
   </w:style>
   <w:style w:type="character" w:customStyle="1" w:styleId="SpecialCharTok">
     <w:name w:val="SpecialCharTok"/>
     <w:basedOn w:val="VerbatimChar"/>
     <w:rPr>
-      <w:rFonts w:ascii="Microsoft YaHei" w:hAnsi="Microsoft YaHei" w:eastAsia="Microsoft YaHei"/>
-      <w:color w:val="4070a0"/>
+      <w:rFonts w:ascii="Times New Roman" w:hAnsi="Times New Roman" w:eastAsia="SimSun"/>
+      <w:color w:val="000000"/>
     </w:rPr>
   </w:style>
   <w:style w:type="character" w:customStyle="1" w:styleId="StringTok">
     <w:name w:val="StringTok"/>
     <w:basedOn w:val="VerbatimChar"/>
     <w:rPr>
-      <w:rFonts w:ascii="Microsoft YaHei" w:hAnsi="Microsoft YaHei" w:eastAsia="Microsoft YaHei"/>
-      <w:color w:val="4070a0"/>
+      <w:rFonts w:ascii="Times New Roman" w:hAnsi="Times New Roman" w:eastAsia="SimSun"/>
+      <w:color w:val="000000"/>
     </w:rPr>
   </w:style>
   <w:style w:type="character" w:customStyle="1" w:styleId="VerbatimStringTok">
     <w:name w:val="VerbatimStringTok"/>
     <w:basedOn w:val="VerbatimChar"/>
     <w:rPr>
-      <w:rFonts w:ascii="Microsoft YaHei" w:hAnsi="Microsoft YaHei" w:eastAsia="Microsoft YaHei"/>
-      <w:color w:val="4070a0"/>
+      <w:rFonts w:ascii="Times New Roman" w:hAnsi="Times New Roman" w:eastAsia="SimSun"/>
+      <w:color w:val="000000"/>
     </w:rPr>
   </w:style>
   <w:style w:type="character" w:customStyle="1" w:styleId="SpecialStringTok">
     <w:name w:val="SpecialStringTok"/>
     <w:basedOn w:val="VerbatimChar"/>
     <w:rPr>
-      <w:rFonts w:ascii="Microsoft YaHei" w:hAnsi="Microsoft YaHei" w:eastAsia="Microsoft YaHei"/>
-      <w:color w:val="bb6688"/>
+      <w:rFonts w:ascii="Times New Roman" w:hAnsi="Times New Roman" w:eastAsia="SimSun"/>
+      <w:color w:val="000000"/>
     </w:rPr>
   </w:style>
   <w:style w:type="character" w:customStyle="1" w:styleId="ImportTok">
     <w:name w:val="ImportTok"/>
     <w:basedOn w:val="VerbatimChar"/>
     <w:rPr>
-      <w:color w:val="008000"/>
-      <w:rFonts w:ascii="Microsoft YaHei" w:hAnsi="Microsoft YaHei" w:eastAsia="Microsoft YaHei"/>
+      <w:rFonts w:ascii="Times New Roman" w:hAnsi="Times New Roman" w:eastAsia="SimSun"/>
       <w:b/>
+      <w:color w:val="000000"/>
     </w:rPr>
   </w:style>
   <w:style w:type="character" w:customStyle="1" w:styleId="CommentTok">
     <w:name w:val="CommentTok"/>
     <w:basedOn w:val="VerbatimChar"/>
     <w:rPr>
-      <w:color w:val="60a0b0"/>
-      <w:rFonts w:ascii="Microsoft YaHei" w:hAnsi="Microsoft YaHei" w:eastAsia="Microsoft YaHei"/>
+      <w:rFonts w:ascii="Times New Roman" w:hAnsi="Times New Roman" w:eastAsia="SimSun"/>
       <w:i/>
+      <w:color w:val="000000"/>
     </w:rPr>
   </w:style>
   <w:style w:type="character" w:customStyle="1" w:styleId="DocumentationTok">
     <w:name w:val="DocumentationTok"/>
     <w:basedOn w:val="VerbatimChar"/>
     <w:rPr>
-      <w:color w:val="ba2121"/>
-      <w:rFonts w:ascii="Microsoft YaHei" w:hAnsi="Microsoft YaHei" w:eastAsia="Microsoft YaHei"/>
+      <w:rFonts w:ascii="Times New Roman" w:hAnsi="Times New Roman" w:eastAsia="SimSun"/>
       <w:i/>
+      <w:color w:val="000000"/>
     </w:rPr>
   </w:style>
   <w:style w:type="character" w:customStyle="1" w:styleId="AnnotationTok">
     <w:name w:val="AnnotationTok"/>
     <w:basedOn w:val="VerbatimChar"/>
     <w:rPr>
-      <w:color w:val="60a0b0"/>
-      <w:rFonts w:ascii="Microsoft YaHei" w:hAnsi="Microsoft YaHei" w:eastAsia="Microsoft YaHei"/>
+      <w:rFonts w:ascii="Times New Roman" w:hAnsi="Times New Roman" w:eastAsia="SimSun"/>
       <w:b/>
       <w:i/>
+      <w:color w:val="000000"/>
     </w:rPr>
   </w:style>
   <w:style w:type="character" w:customStyle="1" w:styleId="CommentVarTok">
     <w:name w:val="CommentVarTok"/>
     <w:basedOn w:val="VerbatimChar"/>
     <w:rPr>
-      <w:color w:val="60a0b0"/>
-      <w:rFonts w:ascii="Microsoft YaHei" w:hAnsi="Microsoft YaHei" w:eastAsia="Microsoft YaHei"/>
+      <w:rFonts w:ascii="Times New Roman" w:hAnsi="Times New Roman" w:eastAsia="SimSun"/>
       <w:b/>
       <w:i/>
+      <w:color w:val="000000"/>
     </w:rPr>
   </w:style>
   <w:style w:type="character" w:customStyle="1" w:styleId="OtherTok">
     <w:name w:val="OtherTok"/>
     <w:basedOn w:val="VerbatimChar"/>
     <w:rPr>
-      <w:rFonts w:ascii="Microsoft YaHei" w:hAnsi="Microsoft YaHei" w:eastAsia="Microsoft YaHei"/>
-      <w:color w:val="007020"/>
+      <w:rFonts w:ascii="Times New Roman" w:hAnsi="Times New Roman" w:eastAsia="SimSun"/>
+      <w:color w:val="000000"/>
     </w:rPr>
   </w:style>
   <w:style w:type="character" w:customStyle="1" w:styleId="FunctionTok">
     <w:name w:val="FunctionTok"/>
     <w:basedOn w:val="VerbatimChar"/>
     <w:rPr>
-      <w:rFonts w:ascii="Microsoft YaHei" w:hAnsi="Microsoft YaHei" w:eastAsia="Microsoft YaHei"/>
-      <w:color w:val="06287e"/>
+      <w:rFonts w:ascii="Times New Roman" w:hAnsi="Times New Roman" w:eastAsia="SimSun"/>
+      <w:color w:val="000000"/>
     </w:rPr>
   </w:style>
   <w:style w:type="character" w:customStyle="1" w:styleId="VariableTok">
     <w:name w:val="VariableTok"/>
     <w:basedOn w:val="VerbatimChar"/>
     <w:rPr>
-      <w:rFonts w:ascii="Microsoft YaHei" w:hAnsi="Microsoft YaHei" w:eastAsia="Microsoft YaHei"/>
-      <w:color w:val="19177c"/>
+      <w:rFonts w:ascii="Times New Roman" w:hAnsi="Times New Roman" w:eastAsia="SimSun"/>
+      <w:color w:val="000000"/>
     </w:rPr>
   </w:style>
   <w:style w:type="character" w:customStyle="1" w:styleId="ControlFlowTok">
     <w:name w:val="ControlFlowTok"/>
     <w:basedOn w:val="VerbatimChar"/>
     <w:rPr>
-      <w:color w:val="007020"/>
-      <w:rFonts w:ascii="Microsoft YaHei" w:hAnsi="Microsoft YaHei" w:eastAsia="Microsoft YaHei"/>
+      <w:rFonts w:ascii="Times New Roman" w:hAnsi="Times New Roman" w:eastAsia="SimSun"/>
       <w:b/>
+      <w:color w:val="000000"/>
     </w:rPr>
   </w:style>
   <w:style w:type="character" w:customStyle="1" w:styleId="OperatorTok">
     <w:name w:val="OperatorTok"/>
     <w:basedOn w:val="VerbatimChar"/>
     <w:rPr>
-      <w:rFonts w:ascii="Microsoft YaHei" w:hAnsi="Microsoft YaHei" w:eastAsia="Microsoft YaHei"/>
-      <w:color w:val="666666"/>
+      <w:rFonts w:ascii="Times New Roman" w:hAnsi="Times New Roman" w:eastAsia="SimSun"/>
+      <w:color w:val="000000"/>
     </w:rPr>
   </w:style>
   <w:style w:type="character" w:customStyle="1" w:styleId="BuiltInTok">
     <w:name w:val="BuiltInTok"/>
     <w:basedOn w:val="VerbatimChar"/>
     <w:rPr>
-      <w:rFonts w:ascii="Microsoft YaHei" w:hAnsi="Microsoft YaHei" w:eastAsia="Microsoft YaHei"/>
-      <w:color w:val="008000"/>
+      <w:rFonts w:ascii="Times New Roman" w:hAnsi="Times New Roman" w:eastAsia="SimSun"/>
+      <w:color w:val="000000"/>
     </w:rPr>
   </w:style>
   <w:style w:type="character" w:customStyle="1" w:styleId="ExtensionTok">
     <w:name w:val="ExtensionTok"/>
     <w:basedOn w:val="VerbatimChar"/>
     <w:rPr>
-      <w:rFonts w:ascii="Microsoft YaHei" w:hAnsi="Microsoft YaHei" w:eastAsia="Microsoft YaHei"/>
+      <w:rFonts w:ascii="Times New Roman" w:hAnsi="Times New Roman" w:eastAsia="SimSun"/>
+      <w:color w:val="000000"/>
     </w:rPr>
   </w:style>
   <w:style w:type="character" w:customStyle="1" w:styleId="PreprocessorTok">
     <w:name w:val="PreprocessorTok"/>
     <w:basedOn w:val="VerbatimChar"/>
     <w:rPr>
-      <w:rFonts w:ascii="Microsoft YaHei" w:hAnsi="Microsoft YaHei" w:eastAsia="Microsoft YaHei"/>
-      <w:color w:val="bc7a00"/>
+      <w:rFonts w:ascii="Times New Roman" w:hAnsi="Times New Roman" w:eastAsia="SimSun"/>
+      <w:color w:val="000000"/>
     </w:rPr>
   </w:style>
   <w:style w:type="character" w:customStyle="1" w:styleId="AttributeTok">
     <w:name w:val="AttributeTok"/>
     <w:basedOn w:val="VerbatimChar"/>
     <w:rPr>
-      <w:rFonts w:ascii="Microsoft YaHei" w:hAnsi="Microsoft YaHei" w:eastAsia="Microsoft YaHei"/>
-      <w:color w:val="7d9029"/>
+      <w:rFonts w:ascii="Times New Roman" w:hAnsi="Times New Roman" w:eastAsia="SimSun"/>
+      <w:color w:val="000000"/>
     </w:rPr>
   </w:style>
   <w:style w:type="character" w:customStyle="1" w:styleId="RegionMarkerTok">
     <w:name w:val="RegionMarkerTok"/>
     <w:basedOn w:val="VerbatimChar"/>
     <w:rPr>
-      <w:rFonts w:ascii="Microsoft YaHei" w:hAnsi="Microsoft YaHei" w:eastAsia="Microsoft YaHei"/>
+      <w:rFonts w:ascii="Times New Roman" w:hAnsi="Times New Roman" w:eastAsia="SimSun"/>
+      <w:color w:val="000000"/>
     </w:rPr>
   </w:style>
   <w:style w:type="character" w:customStyle="1" w:styleId="InformationTok">
     <w:name w:val="InformationTok"/>
     <w:basedOn w:val="VerbatimChar"/>
     <w:rPr>
-      <w:color w:val="60a0b0"/>
-      <w:rFonts w:ascii="Microsoft YaHei" w:hAnsi="Microsoft YaHei" w:eastAsia="Microsoft YaHei"/>
+      <w:rFonts w:ascii="Times New Roman" w:hAnsi="Times New Roman" w:eastAsia="SimSun"/>
       <w:b/>
       <w:i/>
+      <w:color w:val="000000"/>
     </w:rPr>
   </w:style>
   <w:style w:type="character" w:customStyle="1" w:styleId="WarningTok">
     <w:name w:val="WarningTok"/>
     <w:basedOn w:val="VerbatimChar"/>
     <w:rPr>
-      <w:color w:val="60a0b0"/>
-      <w:rFonts w:ascii="Microsoft YaHei" w:hAnsi="Microsoft YaHei" w:eastAsia="Microsoft YaHei"/>
+      <w:rFonts w:ascii="Times New Roman" w:hAnsi="Times New Roman" w:eastAsia="SimSun"/>
       <w:b/>
       <w:i/>
+      <w:color w:val="000000"/>
     </w:rPr>
   </w:style>
   <w:style w:type="character" w:customStyle="1" w:styleId="AlertTok">
     <w:name w:val="AlertTok"/>
     <w:basedOn w:val="VerbatimChar"/>
     <w:rPr>
-      <w:color w:val="ff0000"/>
-      <w:rFonts w:ascii="Microsoft YaHei" w:hAnsi="Microsoft YaHei" w:eastAsia="Microsoft YaHei"/>
+      <w:rFonts w:ascii="Times New Roman" w:hAnsi="Times New Roman" w:eastAsia="SimSun"/>
       <w:b/>
+      <w:color w:val="000000"/>
     </w:rPr>
   </w:style>
   <w:style w:type="character" w:customStyle="1" w:styleId="ErrorTok">
     <w:name w:val="ErrorTok"/>
     <w:basedOn w:val="VerbatimChar"/>
     <w:rPr>
-      <w:color w:val="ff0000"/>
-      <w:rFonts w:ascii="Microsoft YaHei" w:hAnsi="Microsoft YaHei" w:eastAsia="Microsoft YaHei"/>
+      <w:rFonts w:ascii="Times New Roman" w:hAnsi="Times New Roman" w:eastAsia="SimSun"/>
       <w:b/>
+      <w:color w:val="000000"/>
     </w:rPr>
   </w:style>
   <w:style w:type="character" w:customStyle="1" w:styleId="NormalTok">
     <w:name w:val="NormalTok"/>
     <w:basedOn w:val="VerbatimChar"/>
     <w:rPr>
-      <w:rFonts w:ascii="Microsoft YaHei" w:hAnsi="Microsoft YaHei" w:eastAsia="Microsoft YaHei"/>
+      <w:rFonts w:ascii="Times New Roman" w:hAnsi="Times New Roman" w:eastAsia="SimSun"/>
+      <w:color w:val="000000"/>
     </w:rPr>
   </w:style>
 </w:styles>
